--- a/06-学生侧材料/讲义/6-有机化学/周环反应.docx
+++ b/06-学生侧材料/讲义/6-有机化学/周环反应.docx
@@ -4093,14 +4093,13 @@
     <w:tbl>
       <w:tblPr>
         <w:tblStyle w:val="Table"/>
-        <w:tblW w:type="pct" w:w="5000"/>
-        <w:tblLayout w:type="fixed"/>
+        <w:tblW w:type="auto" w:w="0"/>
         <w:tblLook w:firstRow="1" w:lastRow="0" w:firstColumn="0" w:lastColumn="0" w:noHBand="0" w:noVBand="0" w:val="0020"/>
       </w:tblPr>
       <w:tblGrid>
         <w:gridCol w:w="2640"/>
-        <w:gridCol w:w="1980"/>
-        <w:gridCol w:w="3300"/>
+        <w:gridCol w:w="2640"/>
+        <w:gridCol w:w="2640"/>
       </w:tblGrid>
       <w:tr>
         <w:trPr>
@@ -4256,9 +4255,9 @@
             </w:pPr>
             <w:r>
               <w:rPr>
-                <w:rFonts w:ascii="Times New Roman" w:hAnsi="Times New Roman" w:eastAsia="Times New Roman" w:cs="Times New Roman"/>
-              </w:rPr>
-              <w:t xml:space="preserve">⭐⭐</w:t>
+                <w:rFonts w:hint="eastAsia" w:ascii="Times New Roman" w:hAnsi="Times New Roman" w:eastAsia="FangSong" w:cs="Times New Roman"/>
+              </w:rPr>
+              <w:t xml:space="preserve">中</w:t>
             </w:r>
           </w:p>
         </w:tc>
@@ -4341,12 +4340,6 @@
             </w:pPr>
             <w:r>
               <w:rPr>
-                <w:rFonts w:ascii="Times New Roman" w:hAnsi="Times New Roman" w:eastAsia="Times New Roman" w:cs="Times New Roman"/>
-              </w:rPr>
-              <w:t xml:space="preserve">⭐ </w:t>
-            </w:r>
-            <w:r>
-              <w:rPr>
                 <w:rFonts w:hint="eastAsia" w:ascii="Times New Roman" w:hAnsi="Times New Roman" w:eastAsia="FangSong" w:cs="Times New Roman"/>
               </w:rPr>
               <w:t xml:space="preserve">了解</w:t>
@@ -4426,12 +4419,6 @@
               <w:pStyle w:val="Compact"/>
               <w:jc w:val="center"/>
             </w:pPr>
-            <w:r>
-              <w:rPr>
-                <w:rFonts w:ascii="Times New Roman" w:hAnsi="Times New Roman" w:eastAsia="Times New Roman" w:cs="Times New Roman"/>
-              </w:rPr>
-              <w:t xml:space="preserve">⭐ </w:t>
-            </w:r>
             <w:r>
               <w:rPr>
                 <w:rFonts w:hint="eastAsia" w:ascii="Times New Roman" w:hAnsi="Times New Roman" w:eastAsia="FangSong" w:cs="Times New Roman"/>

--- a/06-学生侧材料/讲义/6-有机化学/周环反应.docx
+++ b/06-学生侧材料/讲义/6-有机化学/周环反应.docx
@@ -13096,7 +13096,7 @@
         <w:rPr>
           <w:rFonts w:ascii="Times New Roman" w:hAnsi="Times New Roman" w:eastAsia="Times New Roman" w:cs="Times New Roman"/>
         </w:rPr>
-        <w:t xml:space="preserve">11.1 🌱 </w:t>
+        <w:t xml:space="preserve">11.1 </w:t>
       </w:r>
       <w:r>
         <w:rPr>
@@ -13152,11 +13152,22 @@
     </w:p>
     <w:p>
       <w:pPr>
-        <w:numPr>
-          <w:ilvl w:val="0"/>
-          <w:numId w:val="1018"/>
-        </w:numPr>
+        <w:pStyle w:val="BodyText"/>
       </w:pPr>
+      <w:r>
+        <w:rPr>
+          <w:rFonts w:ascii="Times New Roman" w:hAnsi="Times New Roman" w:eastAsia="Times New Roman" w:cs="Times New Roman"/>
+          <w:b/>
+          <w:bCs/>
+        </w:rPr>
+        <w:t xml:space="preserve">1.</w:t>
+      </w:r>
+      <w:r>
+        <w:rPr>
+          <w:rFonts w:ascii="Times New Roman" w:hAnsi="Times New Roman" w:eastAsia="Times New Roman" w:cs="Times New Roman"/>
+        </w:rPr>
+        <w:t xml:space="preserve"> </w:t>
+      </w:r>
       <w:r>
         <w:rPr>
           <w:rFonts w:hint="eastAsia" w:ascii="Times New Roman" w:hAnsi="Times New Roman" w:eastAsia="FangSong" w:cs="Times New Roman"/>
@@ -13184,11 +13195,22 @@
     </w:p>
     <w:p>
       <w:pPr>
-        <w:numPr>
-          <w:ilvl w:val="0"/>
-          <w:numId w:val="1018"/>
-        </w:numPr>
+        <w:pStyle w:val="BodyText"/>
       </w:pPr>
+      <w:r>
+        <w:rPr>
+          <w:rFonts w:ascii="Times New Roman" w:hAnsi="Times New Roman" w:eastAsia="Times New Roman" w:cs="Times New Roman"/>
+          <w:b/>
+          <w:bCs/>
+        </w:rPr>
+        <w:t xml:space="preserve">2.</w:t>
+      </w:r>
+      <w:r>
+        <w:rPr>
+          <w:rFonts w:ascii="Times New Roman" w:hAnsi="Times New Roman" w:eastAsia="Times New Roman" w:cs="Times New Roman"/>
+        </w:rPr>
+        <w:t xml:space="preserve"> </w:t>
+      </w:r>
       <w:r>
         <w:rPr>
           <w:rFonts w:hint="eastAsia" w:ascii="Times New Roman" w:hAnsi="Times New Roman" w:eastAsia="FangSong" w:cs="Times New Roman"/>
@@ -13216,7 +13238,7 @@
     </w:p>
     <w:p>
       <w:pPr>
-        <w:pStyle w:val="FirstParagraph"/>
+        <w:pStyle w:val="BodyText"/>
       </w:pPr>
       <w:r>
         <w:rPr>
@@ -13237,14 +13259,24 @@
     </w:p>
     <w:p>
       <w:pPr>
-        <w:pStyle w:val="Compact"/>
-        <w:numPr>
-          <w:ilvl w:val="0"/>
-          <w:numId w:val="1019"/>
-        </w:numPr>
+        <w:pStyle w:val="BodyText"/>
       </w:pPr>
       <w:r>
         <w:rPr>
+          <w:rFonts w:ascii="Times New Roman" w:hAnsi="Times New Roman" w:eastAsia="Times New Roman" w:cs="Times New Roman"/>
+          <w:b/>
+          <w:bCs/>
+        </w:rPr>
+        <w:t xml:space="preserve">3.</w:t>
+      </w:r>
+      <w:r>
+        <w:rPr>
+          <w:rFonts w:ascii="Times New Roman" w:hAnsi="Times New Roman" w:eastAsia="Times New Roman" w:cs="Times New Roman"/>
+        </w:rPr>
+        <w:t xml:space="preserve"> </w:t>
+      </w:r>
+      <w:r>
+        <w:rPr>
           <w:rFonts w:hint="eastAsia" w:ascii="Times New Roman" w:hAnsi="Times New Roman" w:eastAsia="FangSong" w:cs="Times New Roman"/>
         </w:rPr>
         <w:t xml:space="preserve">判断以下二烯能否发生</w:t>
@@ -13278,102 +13310,616 @@
           <w:rFonts w:hint="eastAsia" w:ascii="Times New Roman" w:hAnsi="Times New Roman" w:eastAsia="Times New Roman" w:cs="Times New Roman"/>
         </w:rPr>
         <w:t>：</w:t>
+      </w:r>
+      <w:r>
+        <w:rPr>
+          <w:rFonts w:ascii="Times New Roman" w:hAnsi="Times New Roman" w:eastAsia="Times New Roman" w:cs="Times New Roman"/>
+        </w:rPr>
+        <w:t xml:space="preserve"> </w:t>
+      </w:r>
+      <w:r>
+        <w:rPr>
+          <w:rFonts w:ascii="Times New Roman" w:hAnsi="Times New Roman" w:eastAsia="Times New Roman" w:cs="Times New Roman"/>
+        </w:rPr>
+        <w:t xml:space="preserve">(a) </w:t>
+      </w:r>
+      <w:r>
+        <w:rPr>
+          <w:rFonts w:hint="eastAsia" w:ascii="Times New Roman" w:hAnsi="Times New Roman" w:eastAsia="Times New Roman" w:cs="Times New Roman"/>
+        </w:rPr>
+        <w:t>1,3-</w:t>
+      </w:r>
+      <w:r>
+        <w:rPr>
+          <w:rFonts w:hint="eastAsia" w:ascii="Times New Roman" w:hAnsi="Times New Roman" w:eastAsia="FangSong" w:cs="Times New Roman"/>
+        </w:rPr>
+        <w:t>丁二烯</w:t>
+      </w:r>
+      <w:r>
+        <w:rPr>
+          <w:rFonts w:ascii="Times New Roman" w:hAnsi="Times New Roman" w:eastAsia="Times New Roman" w:cs="Times New Roman"/>
+        </w:rPr>
+        <w:t xml:space="preserve"> </w:t>
+      </w:r>
+      <w:r>
+        <w:rPr>
+          <w:rFonts w:ascii="Times New Roman" w:hAnsi="Times New Roman" w:eastAsia="Times New Roman" w:cs="Times New Roman"/>
+        </w:rPr>
+        <w:t xml:space="preserve">(b) </w:t>
+      </w:r>
+      <w:r>
+        <w:rPr>
+          <w:rFonts w:hint="eastAsia" w:ascii="Times New Roman" w:hAnsi="Times New Roman" w:eastAsia="Times New Roman" w:cs="Times New Roman"/>
+        </w:rPr>
+        <w:t>1,3-</w:t>
+      </w:r>
+      <w:r>
+        <w:rPr>
+          <w:rFonts w:hint="eastAsia" w:ascii="Times New Roman" w:hAnsi="Times New Roman" w:eastAsia="FangSong" w:cs="Times New Roman"/>
+        </w:rPr>
+        <w:t>环己二烯</w:t>
+      </w:r>
+      <w:r>
+        <w:rPr>
+          <w:rFonts w:ascii="Times New Roman" w:hAnsi="Times New Roman" w:eastAsia="Times New Roman" w:cs="Times New Roman"/>
+        </w:rPr>
+        <w:t xml:space="preserve"> </w:t>
+      </w:r>
+      <w:r>
+        <w:rPr>
+          <w:rFonts w:ascii="Times New Roman" w:hAnsi="Times New Roman" w:eastAsia="Times New Roman" w:cs="Times New Roman"/>
+        </w:rPr>
+        <w:t xml:space="preserve">(c) </w:t>
+      </w:r>
+      <w:r>
+        <w:rPr>
+          <w:rFonts w:hint="eastAsia" w:ascii="Times New Roman" w:hAnsi="Times New Roman" w:eastAsia="Times New Roman" w:cs="Times New Roman"/>
+        </w:rPr>
+        <w:t>1,3-</w:t>
+      </w:r>
+      <w:r>
+        <w:rPr>
+          <w:rFonts w:hint="eastAsia" w:ascii="Times New Roman" w:hAnsi="Times New Roman" w:eastAsia="FangSong" w:cs="Times New Roman"/>
+        </w:rPr>
+        <w:t>环戊二烯</w:t>
+      </w:r>
+      <w:r>
+        <w:rPr>
+          <w:rFonts w:ascii="Times New Roman" w:hAnsi="Times New Roman" w:eastAsia="Times New Roman" w:cs="Times New Roman"/>
+        </w:rPr>
+        <w:t xml:space="preserve"> </w:t>
+      </w:r>
+      <w:r>
+        <w:rPr>
+          <w:rFonts w:ascii="Times New Roman" w:hAnsi="Times New Roman" w:eastAsia="Times New Roman" w:cs="Times New Roman"/>
+        </w:rPr>
+        <w:t xml:space="preserve">(d) </w:t>
+      </w:r>
+      <w:r>
+        <w:rPr>
+          <w:rFonts w:hint="eastAsia" w:ascii="Times New Roman" w:hAnsi="Times New Roman" w:eastAsia="Times New Roman" w:cs="Times New Roman"/>
+        </w:rPr>
+        <w:t>(2E,4E)-2,4-</w:t>
+      </w:r>
+      <w:r>
+        <w:rPr>
+          <w:rFonts w:hint="eastAsia" w:ascii="Times New Roman" w:hAnsi="Times New Roman" w:eastAsia="FangSong" w:cs="Times New Roman"/>
+        </w:rPr>
+        <w:t>己二烯</w:t>
+      </w:r>
+      <w:r>
+        <w:rPr>
+          <w:rFonts w:ascii="Times New Roman" w:hAnsi="Times New Roman" w:eastAsia="Times New Roman" w:cs="Times New Roman"/>
+        </w:rPr>
+        <w:t xml:space="preserve"> </w:t>
+      </w:r>
+      <w:r>
+        <w:rPr>
+          <w:rFonts w:ascii="Times New Roman" w:hAnsi="Times New Roman" w:eastAsia="Times New Roman" w:cs="Times New Roman"/>
+        </w:rPr>
+        <w:t xml:space="preserve">(e) </w:t>
+      </w:r>
+      <w:r>
+        <w:rPr>
+          <w:rFonts w:hint="eastAsia" w:ascii="Times New Roman" w:hAnsi="Times New Roman" w:eastAsia="Times New Roman" w:cs="Times New Roman"/>
+        </w:rPr>
+        <w:t>1,3,5-</w:t>
+      </w:r>
+      <w:r>
+        <w:rPr>
+          <w:rFonts w:hint="eastAsia" w:ascii="Times New Roman" w:hAnsi="Times New Roman" w:eastAsia="FangSong" w:cs="Times New Roman"/>
+        </w:rPr>
+        <w:t>环庚三烯</w:t>
       </w:r>
     </w:p>
     <w:p>
       <w:pPr>
-        <w:pStyle w:val="Compact"/>
-        <w:numPr>
-          <w:ilvl w:val="1"/>
-          <w:numId w:val="1020"/>
-        </w:numPr>
+        <w:pStyle w:val="BodyText"/>
       </w:pPr>
       <w:r>
         <w:rPr>
-          <w:rFonts w:hint="eastAsia" w:ascii="Times New Roman" w:hAnsi="Times New Roman" w:eastAsia="Times New Roman" w:cs="Times New Roman"/>
-        </w:rPr>
-        <w:t>1,3-</w:t>
-      </w:r>
-      <w:r>
-        <w:rPr>
-          <w:rFonts w:hint="eastAsia" w:ascii="Times New Roman" w:hAnsi="Times New Roman" w:eastAsia="FangSong" w:cs="Times New Roman"/>
-        </w:rPr>
-        <w:t>丁二烯</w:t>
+          <w:rFonts w:ascii="Times New Roman" w:hAnsi="Times New Roman" w:eastAsia="Times New Roman" w:cs="Times New Roman"/>
+          <w:b/>
+          <w:bCs/>
+        </w:rPr>
+        <w:t xml:space="preserve">4.</w:t>
+      </w:r>
+      <w:r>
+        <w:rPr>
+          <w:rFonts w:ascii="Times New Roman" w:hAnsi="Times New Roman" w:eastAsia="Times New Roman" w:cs="Times New Roman"/>
+        </w:rPr>
+        <w:t xml:space="preserve"> </w:t>
+      </w:r>
+      <w:r>
+        <w:rPr>
+          <w:rFonts w:hint="eastAsia" w:ascii="Times New Roman" w:hAnsi="Times New Roman" w:eastAsia="FangSong" w:cs="Times New Roman"/>
+        </w:rPr>
+        <w:t xml:space="preserve">在</w:t>
+      </w:r>
+      <w:r>
+        <w:rPr>
+          <w:rFonts w:ascii="Times New Roman" w:hAnsi="Times New Roman" w:eastAsia="Times New Roman" w:cs="Times New Roman"/>
+        </w:rPr>
+        <w:t xml:space="preserve"> Diels-Alder </w:t>
+      </w:r>
+      <w:r>
+        <w:rPr>
+          <w:rFonts w:hint="eastAsia" w:ascii="Times New Roman" w:hAnsi="Times New Roman" w:eastAsia="FangSong" w:cs="Times New Roman"/>
+        </w:rPr>
+        <w:t>反应中</w:t>
+      </w:r>
+      <w:r>
+        <w:rPr>
+          <w:rFonts w:hint="eastAsia" w:ascii="Times New Roman" w:hAnsi="Times New Roman" w:eastAsia="Times New Roman" w:cs="Times New Roman"/>
+        </w:rPr>
+        <w:t>，endo</w:t>
+      </w:r>
+      <w:r>
+        <w:rPr>
+          <w:rFonts w:ascii="Times New Roman" w:hAnsi="Times New Roman" w:eastAsia="Times New Roman" w:cs="Times New Roman"/>
+        </w:rPr>
+        <w:t xml:space="preserve"> </w:t>
+      </w:r>
+      <w:r>
+        <w:rPr>
+          <w:rFonts w:hint="eastAsia" w:ascii="Times New Roman" w:hAnsi="Times New Roman" w:eastAsia="FangSong" w:cs="Times New Roman"/>
+        </w:rPr>
+        <w:t xml:space="preserve">产物和</w:t>
+      </w:r>
+      <w:r>
+        <w:rPr>
+          <w:rFonts w:ascii="Times New Roman" w:hAnsi="Times New Roman" w:eastAsia="Times New Roman" w:cs="Times New Roman"/>
+        </w:rPr>
+        <w:t xml:space="preserve"> exo </w:t>
+      </w:r>
+      <w:r>
+        <w:rPr>
+          <w:rFonts w:hint="eastAsia" w:ascii="Times New Roman" w:hAnsi="Times New Roman" w:eastAsia="FangSong" w:cs="Times New Roman"/>
+        </w:rPr>
+        <w:t>产物哪个是动力学产物</w:t>
+      </w:r>
+      <w:r>
+        <w:rPr>
+          <w:rFonts w:hint="eastAsia" w:ascii="Times New Roman" w:hAnsi="Times New Roman" w:eastAsia="Times New Roman" w:cs="Times New Roman"/>
+        </w:rPr>
+        <w:t>？</w:t>
+      </w:r>
+      <w:r>
+        <w:rPr>
+          <w:rFonts w:hint="eastAsia" w:ascii="Times New Roman" w:hAnsi="Times New Roman" w:eastAsia="FangSong" w:cs="Times New Roman"/>
+        </w:rPr>
+        <w:t>哪个是热力学产物</w:t>
+      </w:r>
+      <w:r>
+        <w:rPr>
+          <w:rFonts w:hint="eastAsia" w:ascii="Times New Roman" w:hAnsi="Times New Roman" w:eastAsia="Times New Roman" w:cs="Times New Roman"/>
+        </w:rPr>
+        <w:t>？</w:t>
+      </w:r>
+      <w:r>
+        <w:rPr>
+          <w:rFonts w:hint="eastAsia" w:ascii="Times New Roman" w:hAnsi="Times New Roman" w:eastAsia="FangSong" w:cs="Times New Roman"/>
+        </w:rPr>
+        <w:t>解释</w:t>
+      </w:r>
+      <w:r>
+        <w:rPr>
+          <w:rFonts w:ascii="Times New Roman" w:hAnsi="Times New Roman" w:eastAsia="Times New Roman" w:cs="Times New Roman"/>
+        </w:rPr>
+        <w:t xml:space="preserve"> endo </w:t>
+      </w:r>
+      <w:r>
+        <w:rPr>
+          <w:rFonts w:hint="eastAsia" w:ascii="Times New Roman" w:hAnsi="Times New Roman" w:eastAsia="FangSong" w:cs="Times New Roman"/>
+        </w:rPr>
+        <w:t>选择性的原因</w:t>
+      </w:r>
+      <w:r>
+        <w:rPr>
+          <w:rFonts w:hint="eastAsia" w:ascii="Times New Roman" w:hAnsi="Times New Roman" w:eastAsia="Times New Roman" w:cs="Times New Roman"/>
+        </w:rPr>
+        <w:t>。</w:t>
       </w:r>
     </w:p>
     <w:p>
       <w:pPr>
-        <w:pStyle w:val="Compact"/>
-        <w:numPr>
-          <w:ilvl w:val="1"/>
-          <w:numId w:val="1020"/>
-        </w:numPr>
+        <w:pStyle w:val="BodyText"/>
       </w:pPr>
       <w:r>
         <w:rPr>
-          <w:rFonts w:hint="eastAsia" w:ascii="Times New Roman" w:hAnsi="Times New Roman" w:eastAsia="Times New Roman" w:cs="Times New Roman"/>
-        </w:rPr>
-        <w:t>1,3-</w:t>
-      </w:r>
-      <w:r>
-        <w:rPr>
-          <w:rFonts w:hint="eastAsia" w:ascii="Times New Roman" w:hAnsi="Times New Roman" w:eastAsia="FangSong" w:cs="Times New Roman"/>
-        </w:rPr>
-        <w:t>环己二烯</w:t>
+          <w:rFonts w:ascii="Times New Roman" w:hAnsi="Times New Roman" w:eastAsia="Times New Roman" w:cs="Times New Roman"/>
+          <w:b/>
+          <w:bCs/>
+        </w:rPr>
+        <w:t xml:space="preserve">[2+2] </w:t>
+      </w:r>
+      <w:r>
+        <w:rPr>
+          <w:rFonts w:hint="eastAsia" w:ascii="Times New Roman" w:hAnsi="Times New Roman" w:eastAsia="FangSong" w:cs="Times New Roman"/>
+          <w:b/>
+          <w:bCs/>
+        </w:rPr>
+        <w:t xml:space="preserve">环加成</w:t>
       </w:r>
     </w:p>
     <w:p>
       <w:pPr>
-        <w:pStyle w:val="Compact"/>
-        <w:numPr>
-          <w:ilvl w:val="1"/>
-          <w:numId w:val="1020"/>
-        </w:numPr>
+        <w:pStyle w:val="BodyText"/>
       </w:pPr>
       <w:r>
         <w:rPr>
-          <w:rFonts w:hint="eastAsia" w:ascii="Times New Roman" w:hAnsi="Times New Roman" w:eastAsia="Times New Roman" w:cs="Times New Roman"/>
-        </w:rPr>
-        <w:t>1,3-</w:t>
-      </w:r>
-      <w:r>
-        <w:rPr>
-          <w:rFonts w:hint="eastAsia" w:ascii="Times New Roman" w:hAnsi="Times New Roman" w:eastAsia="FangSong" w:cs="Times New Roman"/>
-        </w:rPr>
-        <w:t>环戊二烯</w:t>
+          <w:rFonts w:ascii="Times New Roman" w:hAnsi="Times New Roman" w:eastAsia="Times New Roman" w:cs="Times New Roman"/>
+          <w:b/>
+          <w:bCs/>
+        </w:rPr>
+        <w:t xml:space="preserve">5.</w:t>
+      </w:r>
+      <w:r>
+        <w:rPr>
+          <w:rFonts w:ascii="Times New Roman" w:hAnsi="Times New Roman" w:eastAsia="Times New Roman" w:cs="Times New Roman"/>
+        </w:rPr>
+        <w:t xml:space="preserve"> </w:t>
+      </w:r>
+      <w:r>
+        <w:rPr>
+          <w:rFonts w:hint="eastAsia" w:ascii="Times New Roman" w:hAnsi="Times New Roman" w:eastAsia="FangSong" w:cs="Times New Roman"/>
+        </w:rPr>
+        <w:t>判断以下反应在加热条件下是否允许</w:t>
+      </w:r>
+      <w:r>
+        <w:rPr>
+          <w:rFonts w:hint="eastAsia" w:ascii="Times New Roman" w:hAnsi="Times New Roman" w:eastAsia="Times New Roman" w:cs="Times New Roman"/>
+        </w:rPr>
+        <w:t>，</w:t>
+      </w:r>
+      <w:r>
+        <w:rPr>
+          <w:rFonts w:hint="eastAsia" w:ascii="Times New Roman" w:hAnsi="Times New Roman" w:eastAsia="FangSong" w:cs="Times New Roman"/>
+        </w:rPr>
+        <w:t>并解释原因</w:t>
+      </w:r>
+      <w:r>
+        <w:rPr>
+          <w:rFonts w:hint="eastAsia" w:ascii="Times New Roman" w:hAnsi="Times New Roman" w:eastAsia="Times New Roman" w:cs="Times New Roman"/>
+        </w:rPr>
+        <w:t>：</w:t>
+      </w:r>
+      <w:r>
+        <w:rPr>
+          <w:rFonts w:ascii="Times New Roman" w:hAnsi="Times New Roman" w:eastAsia="Times New Roman" w:cs="Times New Roman"/>
+        </w:rPr>
+        <w:t xml:space="preserve"> </w:t>
+      </w:r>
+      <w:r>
+        <w:rPr>
+          <w:rFonts w:ascii="Times New Roman" w:hAnsi="Times New Roman" w:eastAsia="Times New Roman" w:cs="Times New Roman"/>
+        </w:rPr>
+        <w:t xml:space="preserve">(a) </w:t>
+      </w:r>
+      <w:r>
+        <w:rPr>
+          <w:rFonts w:hint="eastAsia" w:ascii="Times New Roman" w:hAnsi="Times New Roman" w:eastAsia="FangSong" w:cs="Times New Roman"/>
+        </w:rPr>
+        <w:t xml:space="preserve">乙烯</w:t>
+      </w:r>
+      <w:r>
+        <w:rPr>
+          <w:rFonts w:ascii="Times New Roman" w:hAnsi="Times New Roman" w:eastAsia="Times New Roman" w:cs="Times New Roman"/>
+        </w:rPr>
+        <w:t xml:space="preserve"> + </w:t>
+      </w:r>
+      <w:r>
+        <w:rPr>
+          <w:rFonts w:hint="eastAsia" w:ascii="Times New Roman" w:hAnsi="Times New Roman" w:eastAsia="FangSong" w:cs="Times New Roman"/>
+        </w:rPr>
+        <w:t xml:space="preserve">乙烯</w:t>
+      </w:r>
+      <w:r>
+        <w:rPr>
+          <w:rFonts w:ascii="Times New Roman" w:hAnsi="Times New Roman" w:eastAsia="Times New Roman" w:cs="Times New Roman"/>
+        </w:rPr>
+        <w:t xml:space="preserve"> → </w:t>
+      </w:r>
+      <w:r>
+        <w:rPr>
+          <w:rFonts w:hint="eastAsia" w:ascii="Times New Roman" w:hAnsi="Times New Roman" w:eastAsia="FangSong" w:cs="Times New Roman"/>
+        </w:rPr>
+        <w:t>环丁烷</w:t>
+      </w:r>
+      <w:r>
+        <w:rPr>
+          <w:rFonts w:hint="eastAsia" w:ascii="Times New Roman" w:hAnsi="Times New Roman" w:eastAsia="Times New Roman" w:cs="Times New Roman"/>
+        </w:rPr>
+        <w:t>（</w:t>
+      </w:r>
+      <w:r>
+        <w:rPr>
+          <w:rFonts w:hint="eastAsia" w:ascii="Times New Roman" w:hAnsi="Times New Roman" w:eastAsia="FangSong" w:cs="Times New Roman"/>
+        </w:rPr>
+        <w:t>加热</w:t>
+      </w:r>
+      <w:r>
+        <w:rPr>
+          <w:rFonts w:hint="eastAsia" w:ascii="Times New Roman" w:hAnsi="Times New Roman" w:eastAsia="Times New Roman" w:cs="Times New Roman"/>
+        </w:rPr>
+        <w:t>）</w:t>
+      </w:r>
+      <w:r>
+        <w:rPr>
+          <w:rFonts w:ascii="Times New Roman" w:hAnsi="Times New Roman" w:eastAsia="Times New Roman" w:cs="Times New Roman"/>
+        </w:rPr>
+        <w:t xml:space="preserve"> </w:t>
+      </w:r>
+      <w:r>
+        <w:rPr>
+          <w:rFonts w:ascii="Times New Roman" w:hAnsi="Times New Roman" w:eastAsia="Times New Roman" w:cs="Times New Roman"/>
+        </w:rPr>
+        <w:t xml:space="preserve">(b) </w:t>
+      </w:r>
+      <w:r>
+        <w:rPr>
+          <w:rFonts w:hint="eastAsia" w:ascii="Times New Roman" w:hAnsi="Times New Roman" w:eastAsia="FangSong" w:cs="Times New Roman"/>
+        </w:rPr>
+        <w:t xml:space="preserve">烯酮</w:t>
+      </w:r>
+      <w:r>
+        <w:rPr>
+          <w:rFonts w:ascii="Times New Roman" w:hAnsi="Times New Roman" w:eastAsia="Times New Roman" w:cs="Times New Roman"/>
+        </w:rPr>
+        <w:t xml:space="preserve"> + </w:t>
+      </w:r>
+      <w:r>
+        <w:rPr>
+          <w:rFonts w:hint="eastAsia" w:ascii="Times New Roman" w:hAnsi="Times New Roman" w:eastAsia="FangSong" w:cs="Times New Roman"/>
+        </w:rPr>
+        <w:t xml:space="preserve">乙烯</w:t>
+      </w:r>
+      <w:r>
+        <w:rPr>
+          <w:rFonts w:ascii="Times New Roman" w:hAnsi="Times New Roman" w:eastAsia="Times New Roman" w:cs="Times New Roman"/>
+        </w:rPr>
+        <w:t xml:space="preserve"> → </w:t>
+      </w:r>
+      <w:r>
+        <w:rPr>
+          <w:rFonts w:hint="eastAsia" w:ascii="Times New Roman" w:hAnsi="Times New Roman" w:eastAsia="FangSong" w:cs="Times New Roman"/>
+        </w:rPr>
+        <w:t>环丁酮</w:t>
+      </w:r>
+      <w:r>
+        <w:rPr>
+          <w:rFonts w:hint="eastAsia" w:ascii="Times New Roman" w:hAnsi="Times New Roman" w:eastAsia="Times New Roman" w:cs="Times New Roman"/>
+        </w:rPr>
+        <w:t>（</w:t>
+      </w:r>
+      <w:r>
+        <w:rPr>
+          <w:rFonts w:hint="eastAsia" w:ascii="Times New Roman" w:hAnsi="Times New Roman" w:eastAsia="FangSong" w:cs="Times New Roman"/>
+        </w:rPr>
+        <w:t>加热</w:t>
+      </w:r>
+      <w:r>
+        <w:rPr>
+          <w:rFonts w:hint="eastAsia" w:ascii="Times New Roman" w:hAnsi="Times New Roman" w:eastAsia="Times New Roman" w:cs="Times New Roman"/>
+        </w:rPr>
+        <w:t>）</w:t>
+      </w:r>
+      <w:r>
+        <w:rPr>
+          <w:rFonts w:ascii="Times New Roman" w:hAnsi="Times New Roman" w:eastAsia="Times New Roman" w:cs="Times New Roman"/>
+        </w:rPr>
+        <w:t xml:space="preserve"> </w:t>
+      </w:r>
+      <w:r>
+        <w:rPr>
+          <w:rFonts w:ascii="Times New Roman" w:hAnsi="Times New Roman" w:eastAsia="Times New Roman" w:cs="Times New Roman"/>
+        </w:rPr>
+        <w:t xml:space="preserve">(c) </w:t>
+      </w:r>
+      <w:r>
+        <w:rPr>
+          <w:rFonts w:hint="eastAsia" w:ascii="Times New Roman" w:hAnsi="Times New Roman" w:eastAsia="FangSong" w:cs="Times New Roman"/>
+        </w:rPr>
+        <w:t xml:space="preserve">乙烯</w:t>
+      </w:r>
+      <w:r>
+        <w:rPr>
+          <w:rFonts w:ascii="Times New Roman" w:hAnsi="Times New Roman" w:eastAsia="Times New Roman" w:cs="Times New Roman"/>
+        </w:rPr>
+        <w:t xml:space="preserve"> + </w:t>
+      </w:r>
+      <w:r>
+        <w:rPr>
+          <w:rFonts w:hint="eastAsia" w:ascii="Times New Roman" w:hAnsi="Times New Roman" w:eastAsia="FangSong" w:cs="Times New Roman"/>
+        </w:rPr>
+        <w:t xml:space="preserve">乙烯</w:t>
+      </w:r>
+      <w:r>
+        <w:rPr>
+          <w:rFonts w:ascii="Times New Roman" w:hAnsi="Times New Roman" w:eastAsia="Times New Roman" w:cs="Times New Roman"/>
+        </w:rPr>
+        <w:t xml:space="preserve"> → </w:t>
+      </w:r>
+      <w:r>
+        <w:rPr>
+          <w:rFonts w:hint="eastAsia" w:ascii="Times New Roman" w:hAnsi="Times New Roman" w:eastAsia="FangSong" w:cs="Times New Roman"/>
+        </w:rPr>
+        <w:t>环丁烷</w:t>
+      </w:r>
+      <w:r>
+        <w:rPr>
+          <w:rFonts w:hint="eastAsia" w:ascii="Times New Roman" w:hAnsi="Times New Roman" w:eastAsia="Times New Roman" w:cs="Times New Roman"/>
+        </w:rPr>
+        <w:t>（</w:t>
+      </w:r>
+      <w:r>
+        <w:rPr>
+          <w:rFonts w:hint="eastAsia" w:ascii="Times New Roman" w:hAnsi="Times New Roman" w:eastAsia="FangSong" w:cs="Times New Roman"/>
+        </w:rPr>
+        <w:t>光照</w:t>
+      </w:r>
+      <w:r>
+        <w:rPr>
+          <w:rFonts w:hint="eastAsia" w:ascii="Times New Roman" w:hAnsi="Times New Roman" w:eastAsia="Times New Roman" w:cs="Times New Roman"/>
+        </w:rPr>
+        <w:t>）</w:t>
       </w:r>
     </w:p>
     <w:p>
       <w:pPr>
-        <w:pStyle w:val="Compact"/>
-        <w:numPr>
-          <w:ilvl w:val="1"/>
-          <w:numId w:val="1020"/>
-        </w:numPr>
+        <w:pStyle w:val="BodyText"/>
       </w:pPr>
       <w:r>
         <w:rPr>
-          <w:rFonts w:hint="eastAsia" w:ascii="Times New Roman" w:hAnsi="Times New Roman" w:eastAsia="Times New Roman" w:cs="Times New Roman"/>
-        </w:rPr>
-        <w:t>(2E,4E)-2,4-</w:t>
-      </w:r>
-      <w:r>
-        <w:rPr>
-          <w:rFonts w:hint="eastAsia" w:ascii="Times New Roman" w:hAnsi="Times New Roman" w:eastAsia="FangSong" w:cs="Times New Roman"/>
-        </w:rPr>
-        <w:t>己二烯</w:t>
+          <w:rFonts w:hint="eastAsia" w:ascii="Times New Roman" w:hAnsi="Times New Roman" w:eastAsia="FangSong" w:cs="Times New Roman"/>
+          <w:b/>
+          <w:bCs/>
+        </w:rPr>
+        <w:t xml:space="preserve">电环化反应</w:t>
       </w:r>
     </w:p>
     <w:p>
       <w:pPr>
-        <w:pStyle w:val="Compact"/>
-        <w:numPr>
-          <w:ilvl w:val="1"/>
-          <w:numId w:val="1020"/>
-        </w:numPr>
+        <w:pStyle w:val="BodyText"/>
       </w:pPr>
       <w:r>
         <w:rPr>
+          <w:rFonts w:ascii="Times New Roman" w:hAnsi="Times New Roman" w:eastAsia="Times New Roman" w:cs="Times New Roman"/>
+          <w:b/>
+          <w:bCs/>
+        </w:rPr>
+        <w:t xml:space="preserve">6.</w:t>
+      </w:r>
+      <w:r>
+        <w:rPr>
+          <w:rFonts w:ascii="Times New Roman" w:hAnsi="Times New Roman" w:eastAsia="Times New Roman" w:cs="Times New Roman"/>
+        </w:rPr>
+        <w:t xml:space="preserve"> </w:t>
+      </w:r>
+      <w:r>
+        <w:rPr>
+          <w:rFonts w:hint="eastAsia" w:ascii="Times New Roman" w:hAnsi="Times New Roman" w:eastAsia="FangSong" w:cs="Times New Roman"/>
+        </w:rPr>
+        <w:t xml:space="preserve">根据</w:t>
+      </w:r>
+      <w:r>
+        <w:rPr>
+          <w:rFonts w:ascii="Times New Roman" w:hAnsi="Times New Roman" w:eastAsia="Times New Roman" w:cs="Times New Roman"/>
+        </w:rPr>
+        <w:t xml:space="preserve"> Woodward-Hoffmann </w:t>
+      </w:r>
+      <w:r>
+        <w:rPr>
+          <w:rFonts w:hint="eastAsia" w:ascii="Times New Roman" w:hAnsi="Times New Roman" w:eastAsia="FangSong" w:cs="Times New Roman"/>
+        </w:rPr>
+        <w:t>规则</w:t>
+      </w:r>
+      <w:r>
+        <w:rPr>
+          <w:rFonts w:hint="eastAsia" w:ascii="Times New Roman" w:hAnsi="Times New Roman" w:eastAsia="Times New Roman" w:cs="Times New Roman"/>
+        </w:rPr>
+        <w:t>，</w:t>
+      </w:r>
+      <w:r>
+        <w:rPr>
+          <w:rFonts w:hint="eastAsia" w:ascii="Times New Roman" w:hAnsi="Times New Roman" w:eastAsia="FangSong" w:cs="Times New Roman"/>
+        </w:rPr>
+        <w:t>预测以下电环化关环反应的立体化学</w:t>
+      </w:r>
+      <w:r>
+        <w:rPr>
+          <w:rFonts w:hint="eastAsia" w:ascii="Times New Roman" w:hAnsi="Times New Roman" w:eastAsia="Times New Roman" w:cs="Times New Roman"/>
+        </w:rPr>
+        <w:t>：</w:t>
+      </w:r>
+      <w:r>
+        <w:rPr>
+          <w:rFonts w:ascii="Times New Roman" w:hAnsi="Times New Roman" w:eastAsia="Times New Roman" w:cs="Times New Roman"/>
+        </w:rPr>
+        <w:t xml:space="preserve"> </w:t>
+      </w:r>
+      <w:r>
+        <w:rPr>
+          <w:rFonts w:ascii="Times New Roman" w:hAnsi="Times New Roman" w:eastAsia="Times New Roman" w:cs="Times New Roman"/>
+        </w:rPr>
+        <w:t xml:space="preserve">(a) </w:t>
+      </w:r>
+      <w:r>
+        <w:rPr>
+          <w:rFonts w:hint="eastAsia" w:ascii="Times New Roman" w:hAnsi="Times New Roman" w:eastAsia="Times New Roman" w:cs="Times New Roman"/>
+        </w:rPr>
+        <w:t>1,3-</w:t>
+      </w:r>
+      <w:r>
+        <w:rPr>
+          <w:rFonts w:hint="eastAsia" w:ascii="Times New Roman" w:hAnsi="Times New Roman" w:eastAsia="FangSong" w:cs="Times New Roman"/>
+        </w:rPr>
+        <w:t>丁二烯</w:t>
+      </w:r>
+      <w:r>
+        <w:rPr>
+          <w:rFonts w:ascii="Times New Roman" w:hAnsi="Times New Roman" w:eastAsia="Times New Roman" w:cs="Times New Roman"/>
+        </w:rPr>
+        <w:t xml:space="preserve"> → </w:t>
+      </w:r>
+      <w:r>
+        <w:rPr>
+          <w:rFonts w:hint="eastAsia" w:ascii="Times New Roman" w:hAnsi="Times New Roman" w:eastAsia="FangSong" w:cs="Times New Roman"/>
+        </w:rPr>
+        <w:t>环丁烯</w:t>
+      </w:r>
+      <w:r>
+        <w:rPr>
+          <w:rFonts w:hint="eastAsia" w:ascii="Times New Roman" w:hAnsi="Times New Roman" w:eastAsia="Times New Roman" w:cs="Times New Roman"/>
+        </w:rPr>
+        <w:t>（</w:t>
+      </w:r>
+      <w:r>
+        <w:rPr>
+          <w:rFonts w:hint="eastAsia" w:ascii="Times New Roman" w:hAnsi="Times New Roman" w:eastAsia="FangSong" w:cs="Times New Roman"/>
+        </w:rPr>
+        <w:t>加热</w:t>
+      </w:r>
+      <w:r>
+        <w:rPr>
+          <w:rFonts w:hint="eastAsia" w:ascii="Times New Roman" w:hAnsi="Times New Roman" w:eastAsia="Times New Roman" w:cs="Times New Roman"/>
+        </w:rPr>
+        <w:t>）</w:t>
+      </w:r>
+      <w:r>
+        <w:rPr>
+          <w:rFonts w:ascii="Times New Roman" w:hAnsi="Times New Roman" w:eastAsia="Times New Roman" w:cs="Times New Roman"/>
+        </w:rPr>
+        <w:t xml:space="preserve"> </w:t>
+      </w:r>
+      <w:r>
+        <w:rPr>
+          <w:rFonts w:ascii="Times New Roman" w:hAnsi="Times New Roman" w:eastAsia="Times New Roman" w:cs="Times New Roman"/>
+        </w:rPr>
+        <w:t xml:space="preserve">(b) </w:t>
+      </w:r>
+      <w:r>
+        <w:rPr>
           <w:rFonts w:hint="eastAsia" w:ascii="Times New Roman" w:hAnsi="Times New Roman" w:eastAsia="Times New Roman" w:cs="Times New Roman"/>
         </w:rPr>
         <w:t>1,3,5-</w:t>
@@ -13382,111 +13928,117 @@
         <w:rPr>
           <w:rFonts w:hint="eastAsia" w:ascii="Times New Roman" w:hAnsi="Times New Roman" w:eastAsia="FangSong" w:cs="Times New Roman"/>
         </w:rPr>
-        <w:t>环庚三烯</w:t>
+        <w:t>己三烯</w:t>
+      </w:r>
+      <w:r>
+        <w:rPr>
+          <w:rFonts w:ascii="Times New Roman" w:hAnsi="Times New Roman" w:eastAsia="Times New Roman" w:cs="Times New Roman"/>
+        </w:rPr>
+        <w:t xml:space="preserve"> → </w:t>
+      </w:r>
+      <w:r>
+        <w:rPr>
+          <w:rFonts w:hint="eastAsia" w:ascii="Times New Roman" w:hAnsi="Times New Roman" w:eastAsia="FangSong" w:cs="Times New Roman"/>
+        </w:rPr>
+        <w:t>环己二烯</w:t>
+      </w:r>
+      <w:r>
+        <w:rPr>
+          <w:rFonts w:hint="eastAsia" w:ascii="Times New Roman" w:hAnsi="Times New Roman" w:eastAsia="Times New Roman" w:cs="Times New Roman"/>
+        </w:rPr>
+        <w:t>（</w:t>
+      </w:r>
+      <w:r>
+        <w:rPr>
+          <w:rFonts w:hint="eastAsia" w:ascii="Times New Roman" w:hAnsi="Times New Roman" w:eastAsia="FangSong" w:cs="Times New Roman"/>
+        </w:rPr>
+        <w:t>加热</w:t>
+      </w:r>
+      <w:r>
+        <w:rPr>
+          <w:rFonts w:hint="eastAsia" w:ascii="Times New Roman" w:hAnsi="Times New Roman" w:eastAsia="Times New Roman" w:cs="Times New Roman"/>
+        </w:rPr>
+        <w:t>）</w:t>
+      </w:r>
+      <w:r>
+        <w:rPr>
+          <w:rFonts w:ascii="Times New Roman" w:hAnsi="Times New Roman" w:eastAsia="Times New Roman" w:cs="Times New Roman"/>
+        </w:rPr>
+        <w:t xml:space="preserve"> </w:t>
+      </w:r>
+      <w:r>
+        <w:rPr>
+          <w:rFonts w:ascii="Times New Roman" w:hAnsi="Times New Roman" w:eastAsia="Times New Roman" w:cs="Times New Roman"/>
+        </w:rPr>
+        <w:t xml:space="preserve">(c) </w:t>
+      </w:r>
+      <w:r>
+        <w:rPr>
+          <w:rFonts w:hint="eastAsia" w:ascii="Times New Roman" w:hAnsi="Times New Roman" w:eastAsia="Times New Roman" w:cs="Times New Roman"/>
+        </w:rPr>
+        <w:t>1,3-</w:t>
+      </w:r>
+      <w:r>
+        <w:rPr>
+          <w:rFonts w:hint="eastAsia" w:ascii="Times New Roman" w:hAnsi="Times New Roman" w:eastAsia="FangSong" w:cs="Times New Roman"/>
+        </w:rPr>
+        <w:t>丁二烯</w:t>
+      </w:r>
+      <w:r>
+        <w:rPr>
+          <w:rFonts w:ascii="Times New Roman" w:hAnsi="Times New Roman" w:eastAsia="Times New Roman" w:cs="Times New Roman"/>
+        </w:rPr>
+        <w:t xml:space="preserve"> → </w:t>
+      </w:r>
+      <w:r>
+        <w:rPr>
+          <w:rFonts w:hint="eastAsia" w:ascii="Times New Roman" w:hAnsi="Times New Roman" w:eastAsia="FangSong" w:cs="Times New Roman"/>
+        </w:rPr>
+        <w:t>环丁烯</w:t>
+      </w:r>
+      <w:r>
+        <w:rPr>
+          <w:rFonts w:hint="eastAsia" w:ascii="Times New Roman" w:hAnsi="Times New Roman" w:eastAsia="Times New Roman" w:cs="Times New Roman"/>
+        </w:rPr>
+        <w:t>（</w:t>
+      </w:r>
+      <w:r>
+        <w:rPr>
+          <w:rFonts w:hint="eastAsia" w:ascii="Times New Roman" w:hAnsi="Times New Roman" w:eastAsia="FangSong" w:cs="Times New Roman"/>
+        </w:rPr>
+        <w:t>光照</w:t>
+      </w:r>
+      <w:r>
+        <w:rPr>
+          <w:rFonts w:hint="eastAsia" w:ascii="Times New Roman" w:hAnsi="Times New Roman" w:eastAsia="Times New Roman" w:cs="Times New Roman"/>
+        </w:rPr>
+        <w:t>）</w:t>
       </w:r>
     </w:p>
     <w:p>
       <w:pPr>
-        <w:pStyle w:val="Compact"/>
-        <w:numPr>
-          <w:ilvl w:val="0"/>
-          <w:numId w:val="1019"/>
-        </w:numPr>
+        <w:pStyle w:val="BodyText"/>
       </w:pPr>
       <w:r>
         <w:rPr>
-          <w:rFonts w:hint="eastAsia" w:ascii="Times New Roman" w:hAnsi="Times New Roman" w:eastAsia="FangSong" w:cs="Times New Roman"/>
-        </w:rPr>
-        <w:t xml:space="preserve">在</w:t>
-      </w:r>
-      <w:r>
-        <w:rPr>
-          <w:rFonts w:ascii="Times New Roman" w:hAnsi="Times New Roman" w:eastAsia="Times New Roman" w:cs="Times New Roman"/>
-        </w:rPr>
-        <w:t xml:space="preserve"> Diels-Alder </w:t>
-      </w:r>
-      <w:r>
-        <w:rPr>
-          <w:rFonts w:hint="eastAsia" w:ascii="Times New Roman" w:hAnsi="Times New Roman" w:eastAsia="FangSong" w:cs="Times New Roman"/>
-        </w:rPr>
-        <w:t>反应中</w:t>
-      </w:r>
-      <w:r>
-        <w:rPr>
-          <w:rFonts w:hint="eastAsia" w:ascii="Times New Roman" w:hAnsi="Times New Roman" w:eastAsia="Times New Roman" w:cs="Times New Roman"/>
-        </w:rPr>
-        <w:t>，endo</w:t>
-      </w:r>
-      <w:r>
-        <w:rPr>
-          <w:rFonts w:ascii="Times New Roman" w:hAnsi="Times New Roman" w:eastAsia="Times New Roman" w:cs="Times New Roman"/>
-        </w:rPr>
-        <w:t xml:space="preserve"> </w:t>
-      </w:r>
-      <w:r>
-        <w:rPr>
-          <w:rFonts w:hint="eastAsia" w:ascii="Times New Roman" w:hAnsi="Times New Roman" w:eastAsia="FangSong" w:cs="Times New Roman"/>
-        </w:rPr>
-        <w:t xml:space="preserve">产物和</w:t>
-      </w:r>
-      <w:r>
-        <w:rPr>
-          <w:rFonts w:ascii="Times New Roman" w:hAnsi="Times New Roman" w:eastAsia="Times New Roman" w:cs="Times New Roman"/>
-        </w:rPr>
-        <w:t xml:space="preserve"> exo </w:t>
-      </w:r>
-      <w:r>
-        <w:rPr>
-          <w:rFonts w:hint="eastAsia" w:ascii="Times New Roman" w:hAnsi="Times New Roman" w:eastAsia="FangSong" w:cs="Times New Roman"/>
-        </w:rPr>
-        <w:t>产物哪个是动力学产物</w:t>
-      </w:r>
-      <w:r>
-        <w:rPr>
-          <w:rFonts w:hint="eastAsia" w:ascii="Times New Roman" w:hAnsi="Times New Roman" w:eastAsia="Times New Roman" w:cs="Times New Roman"/>
-        </w:rPr>
-        <w:t>？</w:t>
-      </w:r>
-      <w:r>
-        <w:rPr>
-          <w:rFonts w:hint="eastAsia" w:ascii="Times New Roman" w:hAnsi="Times New Roman" w:eastAsia="FangSong" w:cs="Times New Roman"/>
-        </w:rPr>
-        <w:t>哪个是热力学产物</w:t>
-      </w:r>
-      <w:r>
-        <w:rPr>
-          <w:rFonts w:hint="eastAsia" w:ascii="Times New Roman" w:hAnsi="Times New Roman" w:eastAsia="Times New Roman" w:cs="Times New Roman"/>
-        </w:rPr>
-        <w:t>？</w:t>
-      </w:r>
-      <w:r>
-        <w:rPr>
-          <w:rFonts w:hint="eastAsia" w:ascii="Times New Roman" w:hAnsi="Times New Roman" w:eastAsia="FangSong" w:cs="Times New Roman"/>
-        </w:rPr>
-        <w:t>解释</w:t>
-      </w:r>
-      <w:r>
-        <w:rPr>
-          <w:rFonts w:ascii="Times New Roman" w:hAnsi="Times New Roman" w:eastAsia="Times New Roman" w:cs="Times New Roman"/>
-        </w:rPr>
-        <w:t xml:space="preserve"> endo </w:t>
-      </w:r>
-      <w:r>
-        <w:rPr>
-          <w:rFonts w:hint="eastAsia" w:ascii="Times New Roman" w:hAnsi="Times New Roman" w:eastAsia="FangSong" w:cs="Times New Roman"/>
-        </w:rPr>
-        <w:t>选择性的原因</w:t>
-      </w:r>
-      <w:r>
-        <w:rPr>
-          <w:rFonts w:hint="eastAsia" w:ascii="Times New Roman" w:hAnsi="Times New Roman" w:eastAsia="Times New Roman" w:cs="Times New Roman"/>
-        </w:rPr>
-        <w:t>。</w:t>
+          <w:rFonts w:ascii="Times New Roman" w:hAnsi="Times New Roman" w:eastAsia="Times New Roman" w:cs="Times New Roman"/>
+          <w:b/>
+          <w:bCs/>
+        </w:rPr>
+        <w:t xml:space="preserve">σ </w:t>
+      </w:r>
+      <w:r>
+        <w:rPr>
+          <w:rFonts w:hint="eastAsia" w:ascii="Times New Roman" w:hAnsi="Times New Roman" w:eastAsia="FangSong" w:cs="Times New Roman"/>
+          <w:b/>
+          <w:bCs/>
+        </w:rPr>
+        <w:t xml:space="preserve">迁移反应</w:t>
       </w:r>
     </w:p>
     <w:p>
       <w:pPr>
-        <w:pStyle w:val="FirstParagraph"/>
+        <w:pStyle w:val="BodyText"/>
       </w:pPr>
       <w:r>
         <w:rPr>
@@ -13494,30 +14046,31 @@
           <w:b/>
           <w:bCs/>
         </w:rPr>
-        <w:t xml:space="preserve">[2+2] </w:t>
-      </w:r>
-      <w:r>
-        <w:rPr>
-          <w:rFonts w:hint="eastAsia" w:ascii="Times New Roman" w:hAnsi="Times New Roman" w:eastAsia="FangSong" w:cs="Times New Roman"/>
-          <w:b/>
-          <w:bCs/>
-        </w:rPr>
-        <w:t xml:space="preserve">环加成</w:t>
-      </w:r>
-    </w:p>
-    <w:p>
-      <w:pPr>
-        <w:pStyle w:val="Compact"/>
-        <w:numPr>
-          <w:ilvl w:val="0"/>
-          <w:numId w:val="1021"/>
-        </w:numPr>
-      </w:pPr>
-      <w:r>
-        <w:rPr>
-          <w:rFonts w:hint="eastAsia" w:ascii="Times New Roman" w:hAnsi="Times New Roman" w:eastAsia="FangSong" w:cs="Times New Roman"/>
-        </w:rPr>
-        <w:t>判断以下反应在加热条件下是否允许</w:t>
+        <w:t xml:space="preserve">7.</w:t>
+      </w:r>
+      <w:r>
+        <w:rPr>
+          <w:rFonts w:ascii="Times New Roman" w:hAnsi="Times New Roman" w:eastAsia="Times New Roman" w:cs="Times New Roman"/>
+        </w:rPr>
+        <w:t xml:space="preserve"> </w:t>
+      </w:r>
+      <w:r>
+        <w:rPr>
+          <w:rFonts w:hint="eastAsia" w:ascii="Times New Roman" w:hAnsi="Times New Roman" w:eastAsia="FangSong" w:cs="Times New Roman"/>
+        </w:rPr>
+        <w:t xml:space="preserve">判断以下</w:t>
+      </w:r>
+      <w:r>
+        <w:rPr>
+          <w:rFonts w:ascii="Times New Roman" w:hAnsi="Times New Roman" w:eastAsia="Times New Roman" w:cs="Times New Roman"/>
+        </w:rPr>
+        <w:t xml:space="preserve"> σ </w:t>
+      </w:r>
+      <w:r>
+        <w:rPr>
+          <w:rFonts w:hint="eastAsia" w:ascii="Times New Roman" w:hAnsi="Times New Roman" w:eastAsia="FangSong" w:cs="Times New Roman"/>
+        </w:rPr>
+        <w:t>迁移反应在加热条件下是否允许</w:t>
       </w:r>
       <w:r>
         <w:rPr>
@@ -13529,7 +14082,7 @@
         <w:rPr>
           <w:rFonts w:hint="eastAsia" w:ascii="Times New Roman" w:hAnsi="Times New Roman" w:eastAsia="FangSong" w:cs="Times New Roman"/>
         </w:rPr>
-        <w:t>并解释原因</w:t>
+        <w:t>并说明原因</w:t>
       </w:r>
       <w:r>
         <w:rPr>
@@ -13537,468 +14090,17 @@
         </w:rPr>
         <w:t>：</w:t>
       </w:r>
-    </w:p>
-    <w:p>
-      <w:pPr>
-        <w:pStyle w:val="Compact"/>
-        <w:numPr>
-          <w:ilvl w:val="1"/>
-          <w:numId w:val="1022"/>
-        </w:numPr>
-      </w:pPr>
-      <w:r>
-        <w:rPr>
-          <w:rFonts w:hint="eastAsia" w:ascii="Times New Roman" w:hAnsi="Times New Roman" w:eastAsia="FangSong" w:cs="Times New Roman"/>
-        </w:rPr>
-        <w:t xml:space="preserve">乙烯</w:t>
-      </w:r>
-      <w:r>
-        <w:rPr>
-          <w:rFonts w:ascii="Times New Roman" w:hAnsi="Times New Roman" w:eastAsia="Times New Roman" w:cs="Times New Roman"/>
-        </w:rPr>
-        <w:t xml:space="preserve"> + </w:t>
-      </w:r>
-      <w:r>
-        <w:rPr>
-          <w:rFonts w:hint="eastAsia" w:ascii="Times New Roman" w:hAnsi="Times New Roman" w:eastAsia="FangSong" w:cs="Times New Roman"/>
-        </w:rPr>
-        <w:t xml:space="preserve">乙烯</w:t>
-      </w:r>
-      <w:r>
-        <w:rPr>
-          <w:rFonts w:ascii="Times New Roman" w:hAnsi="Times New Roman" w:eastAsia="Times New Roman" w:cs="Times New Roman"/>
-        </w:rPr>
-        <w:t xml:space="preserve"> → </w:t>
-      </w:r>
-      <w:r>
-        <w:rPr>
-          <w:rFonts w:hint="eastAsia" w:ascii="Times New Roman" w:hAnsi="Times New Roman" w:eastAsia="FangSong" w:cs="Times New Roman"/>
-        </w:rPr>
-        <w:t>环丁烷</w:t>
-      </w:r>
-      <w:r>
-        <w:rPr>
-          <w:rFonts w:hint="eastAsia" w:ascii="Times New Roman" w:hAnsi="Times New Roman" w:eastAsia="Times New Roman" w:cs="Times New Roman"/>
-        </w:rPr>
-        <w:t>（</w:t>
-      </w:r>
-      <w:r>
-        <w:rPr>
-          <w:rFonts w:hint="eastAsia" w:ascii="Times New Roman" w:hAnsi="Times New Roman" w:eastAsia="FangSong" w:cs="Times New Roman"/>
-        </w:rPr>
-        <w:t>加热</w:t>
-      </w:r>
-      <w:r>
-        <w:rPr>
-          <w:rFonts w:hint="eastAsia" w:ascii="Times New Roman" w:hAnsi="Times New Roman" w:eastAsia="Times New Roman" w:cs="Times New Roman"/>
-        </w:rPr>
-        <w:t>）</w:t>
-      </w:r>
-    </w:p>
-    <w:p>
-      <w:pPr>
-        <w:pStyle w:val="Compact"/>
-        <w:numPr>
-          <w:ilvl w:val="1"/>
-          <w:numId w:val="1022"/>
-        </w:numPr>
-      </w:pPr>
-      <w:r>
-        <w:rPr>
-          <w:rFonts w:hint="eastAsia" w:ascii="Times New Roman" w:hAnsi="Times New Roman" w:eastAsia="FangSong" w:cs="Times New Roman"/>
-        </w:rPr>
-        <w:t xml:space="preserve">烯酮</w:t>
-      </w:r>
-      <w:r>
-        <w:rPr>
-          <w:rFonts w:ascii="Times New Roman" w:hAnsi="Times New Roman" w:eastAsia="Times New Roman" w:cs="Times New Roman"/>
-        </w:rPr>
-        <w:t xml:space="preserve"> + </w:t>
-      </w:r>
-      <w:r>
-        <w:rPr>
-          <w:rFonts w:hint="eastAsia" w:ascii="Times New Roman" w:hAnsi="Times New Roman" w:eastAsia="FangSong" w:cs="Times New Roman"/>
-        </w:rPr>
-        <w:t xml:space="preserve">乙烯</w:t>
-      </w:r>
-      <w:r>
-        <w:rPr>
-          <w:rFonts w:ascii="Times New Roman" w:hAnsi="Times New Roman" w:eastAsia="Times New Roman" w:cs="Times New Roman"/>
-        </w:rPr>
-        <w:t xml:space="preserve"> → </w:t>
-      </w:r>
-      <w:r>
-        <w:rPr>
-          <w:rFonts w:hint="eastAsia" w:ascii="Times New Roman" w:hAnsi="Times New Roman" w:eastAsia="FangSong" w:cs="Times New Roman"/>
-        </w:rPr>
-        <w:t>环丁酮</w:t>
-      </w:r>
-      <w:r>
-        <w:rPr>
-          <w:rFonts w:hint="eastAsia" w:ascii="Times New Roman" w:hAnsi="Times New Roman" w:eastAsia="Times New Roman" w:cs="Times New Roman"/>
-        </w:rPr>
-        <w:t>（</w:t>
-      </w:r>
-      <w:r>
-        <w:rPr>
-          <w:rFonts w:hint="eastAsia" w:ascii="Times New Roman" w:hAnsi="Times New Roman" w:eastAsia="FangSong" w:cs="Times New Roman"/>
-        </w:rPr>
-        <w:t>加热</w:t>
-      </w:r>
-      <w:r>
-        <w:rPr>
-          <w:rFonts w:hint="eastAsia" w:ascii="Times New Roman" w:hAnsi="Times New Roman" w:eastAsia="Times New Roman" w:cs="Times New Roman"/>
-        </w:rPr>
-        <w:t>）</w:t>
-      </w:r>
-    </w:p>
-    <w:p>
-      <w:pPr>
-        <w:pStyle w:val="Compact"/>
-        <w:numPr>
-          <w:ilvl w:val="1"/>
-          <w:numId w:val="1022"/>
-        </w:numPr>
-      </w:pPr>
-      <w:r>
-        <w:rPr>
-          <w:rFonts w:hint="eastAsia" w:ascii="Times New Roman" w:hAnsi="Times New Roman" w:eastAsia="FangSong" w:cs="Times New Roman"/>
-        </w:rPr>
-        <w:t xml:space="preserve">乙烯</w:t>
-      </w:r>
-      <w:r>
-        <w:rPr>
-          <w:rFonts w:ascii="Times New Roman" w:hAnsi="Times New Roman" w:eastAsia="Times New Roman" w:cs="Times New Roman"/>
-        </w:rPr>
-        <w:t xml:space="preserve"> + </w:t>
-      </w:r>
-      <w:r>
-        <w:rPr>
-          <w:rFonts w:hint="eastAsia" w:ascii="Times New Roman" w:hAnsi="Times New Roman" w:eastAsia="FangSong" w:cs="Times New Roman"/>
-        </w:rPr>
-        <w:t xml:space="preserve">乙烯</w:t>
-      </w:r>
-      <w:r>
-        <w:rPr>
-          <w:rFonts w:ascii="Times New Roman" w:hAnsi="Times New Roman" w:eastAsia="Times New Roman" w:cs="Times New Roman"/>
-        </w:rPr>
-        <w:t xml:space="preserve"> → </w:t>
-      </w:r>
-      <w:r>
-        <w:rPr>
-          <w:rFonts w:hint="eastAsia" w:ascii="Times New Roman" w:hAnsi="Times New Roman" w:eastAsia="FangSong" w:cs="Times New Roman"/>
-        </w:rPr>
-        <w:t>环丁烷</w:t>
-      </w:r>
-      <w:r>
-        <w:rPr>
-          <w:rFonts w:hint="eastAsia" w:ascii="Times New Roman" w:hAnsi="Times New Roman" w:eastAsia="Times New Roman" w:cs="Times New Roman"/>
-        </w:rPr>
-        <w:t>（</w:t>
-      </w:r>
-      <w:r>
-        <w:rPr>
-          <w:rFonts w:hint="eastAsia" w:ascii="Times New Roman" w:hAnsi="Times New Roman" w:eastAsia="FangSong" w:cs="Times New Roman"/>
-        </w:rPr>
-        <w:t>光照</w:t>
-      </w:r>
-      <w:r>
-        <w:rPr>
-          <w:rFonts w:hint="eastAsia" w:ascii="Times New Roman" w:hAnsi="Times New Roman" w:eastAsia="Times New Roman" w:cs="Times New Roman"/>
-        </w:rPr>
-        <w:t>）</w:t>
-      </w:r>
-    </w:p>
-    <w:p>
-      <w:pPr>
-        <w:pStyle w:val="FirstParagraph"/>
-      </w:pPr>
-      <w:r>
-        <w:rPr>
-          <w:rFonts w:hint="eastAsia" w:ascii="Times New Roman" w:hAnsi="Times New Roman" w:eastAsia="FangSong" w:cs="Times New Roman"/>
-          <w:b/>
-          <w:bCs/>
-        </w:rPr>
-        <w:t xml:space="preserve">电环化反应</w:t>
-      </w:r>
-    </w:p>
-    <w:p>
-      <w:pPr>
-        <w:pStyle w:val="Compact"/>
-        <w:numPr>
-          <w:ilvl w:val="0"/>
-          <w:numId w:val="1023"/>
-        </w:numPr>
-      </w:pPr>
-      <w:r>
-        <w:rPr>
-          <w:rFonts w:hint="eastAsia" w:ascii="Times New Roman" w:hAnsi="Times New Roman" w:eastAsia="FangSong" w:cs="Times New Roman"/>
-        </w:rPr>
-        <w:t xml:space="preserve">根据</w:t>
-      </w:r>
-      <w:r>
-        <w:rPr>
-          <w:rFonts w:ascii="Times New Roman" w:hAnsi="Times New Roman" w:eastAsia="Times New Roman" w:cs="Times New Roman"/>
-        </w:rPr>
-        <w:t xml:space="preserve"> Woodward-Hoffmann </w:t>
-      </w:r>
-      <w:r>
-        <w:rPr>
-          <w:rFonts w:hint="eastAsia" w:ascii="Times New Roman" w:hAnsi="Times New Roman" w:eastAsia="FangSong" w:cs="Times New Roman"/>
-        </w:rPr>
-        <w:t>规则</w:t>
-      </w:r>
-      <w:r>
-        <w:rPr>
-          <w:rFonts w:hint="eastAsia" w:ascii="Times New Roman" w:hAnsi="Times New Roman" w:eastAsia="Times New Roman" w:cs="Times New Roman"/>
-        </w:rPr>
-        <w:t>，</w:t>
-      </w:r>
-      <w:r>
-        <w:rPr>
-          <w:rFonts w:hint="eastAsia" w:ascii="Times New Roman" w:hAnsi="Times New Roman" w:eastAsia="FangSong" w:cs="Times New Roman"/>
-        </w:rPr>
-        <w:t>预测以下电环化关环反应的立体化学</w:t>
-      </w:r>
-      <w:r>
-        <w:rPr>
-          <w:rFonts w:hint="eastAsia" w:ascii="Times New Roman" w:hAnsi="Times New Roman" w:eastAsia="Times New Roman" w:cs="Times New Roman"/>
-        </w:rPr>
-        <w:t>：</w:t>
-      </w:r>
-    </w:p>
-    <w:p>
-      <w:pPr>
-        <w:pStyle w:val="Compact"/>
-        <w:numPr>
-          <w:ilvl w:val="1"/>
-          <w:numId w:val="1024"/>
-        </w:numPr>
-      </w:pPr>
-      <w:r>
-        <w:rPr>
-          <w:rFonts w:hint="eastAsia" w:ascii="Times New Roman" w:hAnsi="Times New Roman" w:eastAsia="Times New Roman" w:cs="Times New Roman"/>
-        </w:rPr>
-        <w:t>1,3-</w:t>
-      </w:r>
-      <w:r>
-        <w:rPr>
-          <w:rFonts w:hint="eastAsia" w:ascii="Times New Roman" w:hAnsi="Times New Roman" w:eastAsia="FangSong" w:cs="Times New Roman"/>
-        </w:rPr>
-        <w:t>丁二烯</w:t>
-      </w:r>
-      <w:r>
-        <w:rPr>
-          <w:rFonts w:ascii="Times New Roman" w:hAnsi="Times New Roman" w:eastAsia="Times New Roman" w:cs="Times New Roman"/>
-        </w:rPr>
-        <w:t xml:space="preserve"> → </w:t>
-      </w:r>
-      <w:r>
-        <w:rPr>
-          <w:rFonts w:hint="eastAsia" w:ascii="Times New Roman" w:hAnsi="Times New Roman" w:eastAsia="FangSong" w:cs="Times New Roman"/>
-        </w:rPr>
-        <w:t>环丁烯</w:t>
-      </w:r>
-      <w:r>
-        <w:rPr>
-          <w:rFonts w:hint="eastAsia" w:ascii="Times New Roman" w:hAnsi="Times New Roman" w:eastAsia="Times New Roman" w:cs="Times New Roman"/>
-        </w:rPr>
-        <w:t>（</w:t>
-      </w:r>
-      <w:r>
-        <w:rPr>
-          <w:rFonts w:hint="eastAsia" w:ascii="Times New Roman" w:hAnsi="Times New Roman" w:eastAsia="FangSong" w:cs="Times New Roman"/>
-        </w:rPr>
-        <w:t>加热</w:t>
-      </w:r>
-      <w:r>
-        <w:rPr>
-          <w:rFonts w:hint="eastAsia" w:ascii="Times New Roman" w:hAnsi="Times New Roman" w:eastAsia="Times New Roman" w:cs="Times New Roman"/>
-        </w:rPr>
-        <w:t>）</w:t>
-      </w:r>
-    </w:p>
-    <w:p>
-      <w:pPr>
-        <w:pStyle w:val="Compact"/>
-        <w:numPr>
-          <w:ilvl w:val="1"/>
-          <w:numId w:val="1024"/>
-        </w:numPr>
-      </w:pPr>
-      <w:r>
-        <w:rPr>
-          <w:rFonts w:hint="eastAsia" w:ascii="Times New Roman" w:hAnsi="Times New Roman" w:eastAsia="Times New Roman" w:cs="Times New Roman"/>
-        </w:rPr>
-        <w:t>1,3,5-</w:t>
-      </w:r>
-      <w:r>
-        <w:rPr>
-          <w:rFonts w:hint="eastAsia" w:ascii="Times New Roman" w:hAnsi="Times New Roman" w:eastAsia="FangSong" w:cs="Times New Roman"/>
-        </w:rPr>
-        <w:t>己三烯</w:t>
-      </w:r>
-      <w:r>
-        <w:rPr>
-          <w:rFonts w:ascii="Times New Roman" w:hAnsi="Times New Roman" w:eastAsia="Times New Roman" w:cs="Times New Roman"/>
-        </w:rPr>
-        <w:t xml:space="preserve"> → </w:t>
-      </w:r>
-      <w:r>
-        <w:rPr>
-          <w:rFonts w:hint="eastAsia" w:ascii="Times New Roman" w:hAnsi="Times New Roman" w:eastAsia="FangSong" w:cs="Times New Roman"/>
-        </w:rPr>
-        <w:t>环己二烯</w:t>
-      </w:r>
-      <w:r>
-        <w:rPr>
-          <w:rFonts w:hint="eastAsia" w:ascii="Times New Roman" w:hAnsi="Times New Roman" w:eastAsia="Times New Roman" w:cs="Times New Roman"/>
-        </w:rPr>
-        <w:t>（</w:t>
-      </w:r>
-      <w:r>
-        <w:rPr>
-          <w:rFonts w:hint="eastAsia" w:ascii="Times New Roman" w:hAnsi="Times New Roman" w:eastAsia="FangSong" w:cs="Times New Roman"/>
-        </w:rPr>
-        <w:t>加热</w:t>
-      </w:r>
-      <w:r>
-        <w:rPr>
-          <w:rFonts w:hint="eastAsia" w:ascii="Times New Roman" w:hAnsi="Times New Roman" w:eastAsia="Times New Roman" w:cs="Times New Roman"/>
-        </w:rPr>
-        <w:t>）</w:t>
-      </w:r>
-    </w:p>
-    <w:p>
-      <w:pPr>
-        <w:pStyle w:val="Compact"/>
-        <w:numPr>
-          <w:ilvl w:val="1"/>
-          <w:numId w:val="1024"/>
-        </w:numPr>
-      </w:pPr>
-      <w:r>
-        <w:rPr>
-          <w:rFonts w:hint="eastAsia" w:ascii="Times New Roman" w:hAnsi="Times New Roman" w:eastAsia="Times New Roman" w:cs="Times New Roman"/>
-        </w:rPr>
-        <w:t>1,3-</w:t>
-      </w:r>
-      <w:r>
-        <w:rPr>
-          <w:rFonts w:hint="eastAsia" w:ascii="Times New Roman" w:hAnsi="Times New Roman" w:eastAsia="FangSong" w:cs="Times New Roman"/>
-        </w:rPr>
-        <w:t>丁二烯</w:t>
-      </w:r>
-      <w:r>
-        <w:rPr>
-          <w:rFonts w:ascii="Times New Roman" w:hAnsi="Times New Roman" w:eastAsia="Times New Roman" w:cs="Times New Roman"/>
-        </w:rPr>
-        <w:t xml:space="preserve"> → </w:t>
-      </w:r>
-      <w:r>
-        <w:rPr>
-          <w:rFonts w:hint="eastAsia" w:ascii="Times New Roman" w:hAnsi="Times New Roman" w:eastAsia="FangSong" w:cs="Times New Roman"/>
-        </w:rPr>
-        <w:t>环丁烯</w:t>
-      </w:r>
-      <w:r>
-        <w:rPr>
-          <w:rFonts w:hint="eastAsia" w:ascii="Times New Roman" w:hAnsi="Times New Roman" w:eastAsia="Times New Roman" w:cs="Times New Roman"/>
-        </w:rPr>
-        <w:t>（</w:t>
-      </w:r>
-      <w:r>
-        <w:rPr>
-          <w:rFonts w:hint="eastAsia" w:ascii="Times New Roman" w:hAnsi="Times New Roman" w:eastAsia="FangSong" w:cs="Times New Roman"/>
-        </w:rPr>
-        <w:t>光照</w:t>
-      </w:r>
-      <w:r>
-        <w:rPr>
-          <w:rFonts w:hint="eastAsia" w:ascii="Times New Roman" w:hAnsi="Times New Roman" w:eastAsia="Times New Roman" w:cs="Times New Roman"/>
-        </w:rPr>
-        <w:t>）</w:t>
-      </w:r>
-    </w:p>
-    <w:p>
-      <w:pPr>
-        <w:pStyle w:val="FirstParagraph"/>
-      </w:pPr>
-      <w:r>
-        <w:rPr>
-          <w:rFonts w:ascii="Times New Roman" w:hAnsi="Times New Roman" w:eastAsia="Times New Roman" w:cs="Times New Roman"/>
-          <w:b/>
-          <w:bCs/>
-        </w:rPr>
-        <w:t xml:space="preserve">σ </w:t>
-      </w:r>
-      <w:r>
-        <w:rPr>
-          <w:rFonts w:hint="eastAsia" w:ascii="Times New Roman" w:hAnsi="Times New Roman" w:eastAsia="FangSong" w:cs="Times New Roman"/>
-          <w:b/>
-          <w:bCs/>
-        </w:rPr>
-        <w:t xml:space="preserve">迁移反应</w:t>
-      </w:r>
-    </w:p>
-    <w:p>
-      <w:pPr>
-        <w:pStyle w:val="Compact"/>
-        <w:numPr>
-          <w:ilvl w:val="0"/>
-          <w:numId w:val="1025"/>
-        </w:numPr>
-      </w:pPr>
-      <w:r>
-        <w:rPr>
-          <w:rFonts w:hint="eastAsia" w:ascii="Times New Roman" w:hAnsi="Times New Roman" w:eastAsia="FangSong" w:cs="Times New Roman"/>
-        </w:rPr>
-        <w:t xml:space="preserve">判断以下</w:t>
-      </w:r>
-      <w:r>
-        <w:rPr>
-          <w:rFonts w:ascii="Times New Roman" w:hAnsi="Times New Roman" w:eastAsia="Times New Roman" w:cs="Times New Roman"/>
-        </w:rPr>
-        <w:t xml:space="preserve"> σ </w:t>
-      </w:r>
-      <w:r>
-        <w:rPr>
-          <w:rFonts w:hint="eastAsia" w:ascii="Times New Roman" w:hAnsi="Times New Roman" w:eastAsia="FangSong" w:cs="Times New Roman"/>
-        </w:rPr>
-        <w:t>迁移反应在加热条件下是否允许</w:t>
-      </w:r>
-      <w:r>
-        <w:rPr>
-          <w:rFonts w:hint="eastAsia" w:ascii="Times New Roman" w:hAnsi="Times New Roman" w:eastAsia="Times New Roman" w:cs="Times New Roman"/>
-        </w:rPr>
-        <w:t>，</w:t>
-      </w:r>
-      <w:r>
-        <w:rPr>
-          <w:rFonts w:hint="eastAsia" w:ascii="Times New Roman" w:hAnsi="Times New Roman" w:eastAsia="FangSong" w:cs="Times New Roman"/>
-        </w:rPr>
-        <w:t>并说明原因</w:t>
-      </w:r>
-      <w:r>
-        <w:rPr>
-          <w:rFonts w:hint="eastAsia" w:ascii="Times New Roman" w:hAnsi="Times New Roman" w:eastAsia="Times New Roman" w:cs="Times New Roman"/>
-        </w:rPr>
-        <w:t>：</w:t>
-      </w:r>
-    </w:p>
-    <w:p>
-      <w:pPr>
-        <w:pStyle w:val="Compact"/>
-        <w:numPr>
-          <w:ilvl w:val="1"/>
-          <w:numId w:val="1026"/>
-        </w:numPr>
-      </w:pPr>
-      <w:r>
-        <w:rPr>
-          <w:rFonts w:ascii="Times New Roman" w:hAnsi="Times New Roman" w:eastAsia="Times New Roman" w:cs="Times New Roman"/>
-        </w:rPr>
-        <w:t xml:space="preserve">[1,5]-H </w:t>
+      <w:r>
+        <w:rPr>
+          <w:rFonts w:ascii="Times New Roman" w:hAnsi="Times New Roman" w:eastAsia="Times New Roman" w:cs="Times New Roman"/>
+        </w:rPr>
+        <w:t xml:space="preserve"> </w:t>
+      </w:r>
+      <w:r>
+        <w:rPr>
+          <w:rFonts w:ascii="Times New Roman" w:hAnsi="Times New Roman" w:eastAsia="Times New Roman" w:cs="Times New Roman"/>
+        </w:rPr>
+        <w:t xml:space="preserve">(a) [1,5]-H </w:t>
       </w:r>
       <w:r>
         <w:rPr>
@@ -14006,20 +14108,17 @@
         </w:rPr>
         <w:t xml:space="preserve">迁移</w:t>
       </w:r>
-    </w:p>
-    <w:p>
-      <w:pPr>
-        <w:pStyle w:val="Compact"/>
-        <w:numPr>
-          <w:ilvl w:val="1"/>
-          <w:numId w:val="1026"/>
-        </w:numPr>
-      </w:pPr>
-      <w:r>
-        <w:rPr>
-          <w:rFonts w:ascii="Times New Roman" w:hAnsi="Times New Roman" w:eastAsia="Times New Roman" w:cs="Times New Roman"/>
-        </w:rPr>
-        <w:t xml:space="preserve">[1,3]-H </w:t>
+      <w:r>
+        <w:rPr>
+          <w:rFonts w:ascii="Times New Roman" w:hAnsi="Times New Roman" w:eastAsia="Times New Roman" w:cs="Times New Roman"/>
+        </w:rPr>
+        <w:t xml:space="preserve"> </w:t>
+      </w:r>
+      <w:r>
+        <w:rPr>
+          <w:rFonts w:ascii="Times New Roman" w:hAnsi="Times New Roman" w:eastAsia="Times New Roman" w:cs="Times New Roman"/>
+        </w:rPr>
+        <w:t xml:space="preserve">(b) [1,3]-H </w:t>
       </w:r>
       <w:r>
         <w:rPr>
@@ -14027,20 +14126,17 @@
         </w:rPr>
         <w:t xml:space="preserve">迁移</w:t>
       </w:r>
-    </w:p>
-    <w:p>
-      <w:pPr>
-        <w:pStyle w:val="Compact"/>
-        <w:numPr>
-          <w:ilvl w:val="1"/>
-          <w:numId w:val="1026"/>
-        </w:numPr>
-      </w:pPr>
-      <w:r>
-        <w:rPr>
-          <w:rFonts w:ascii="Times New Roman" w:hAnsi="Times New Roman" w:eastAsia="Times New Roman" w:cs="Times New Roman"/>
-        </w:rPr>
-        <w:t xml:space="preserve">[3,3]-σ </w:t>
+      <w:r>
+        <w:rPr>
+          <w:rFonts w:ascii="Times New Roman" w:hAnsi="Times New Roman" w:eastAsia="Times New Roman" w:cs="Times New Roman"/>
+        </w:rPr>
+        <w:t xml:space="preserve"> </w:t>
+      </w:r>
+      <w:r>
+        <w:rPr>
+          <w:rFonts w:ascii="Times New Roman" w:hAnsi="Times New Roman" w:eastAsia="Times New Roman" w:cs="Times New Roman"/>
+        </w:rPr>
+        <w:t xml:space="preserve">(c) [3,3]-σ </w:t>
       </w:r>
       <w:r>
         <w:rPr>
@@ -14140,14 +14236,24 @@
     </w:p>
     <w:p>
       <w:pPr>
-        <w:pStyle w:val="Compact"/>
-        <w:numPr>
-          <w:ilvl w:val="0"/>
-          <w:numId w:val="1027"/>
-        </w:numPr>
+        <w:pStyle w:val="BodyText"/>
       </w:pPr>
       <w:r>
         <w:rPr>
+          <w:rFonts w:ascii="Times New Roman" w:hAnsi="Times New Roman" w:eastAsia="Times New Roman" w:cs="Times New Roman"/>
+          <w:b/>
+          <w:bCs/>
+        </w:rPr>
+        <w:t xml:space="preserve">8.</w:t>
+      </w:r>
+      <w:r>
+        <w:rPr>
+          <w:rFonts w:ascii="Times New Roman" w:hAnsi="Times New Roman" w:eastAsia="Times New Roman" w:cs="Times New Roman"/>
+        </w:rPr>
+        <w:t xml:space="preserve"> </w:t>
+      </w:r>
+      <w:r>
+        <w:rPr>
           <w:rFonts w:hint="eastAsia" w:ascii="Times New Roman" w:hAnsi="Times New Roman" w:eastAsia="FangSong" w:cs="Times New Roman"/>
         </w:rPr>
         <w:t xml:space="preserve">预测以下</w:t>
@@ -14187,114 +14293,286 @@
           <w:rFonts w:hint="eastAsia" w:ascii="Times New Roman" w:hAnsi="Times New Roman" w:eastAsia="Times New Roman" w:cs="Times New Roman"/>
         </w:rPr>
         <w:t xml:space="preserve">endo/exo）：</w:t>
+      </w:r>
+      <w:r>
+        <w:rPr>
+          <w:rFonts w:ascii="Times New Roman" w:hAnsi="Times New Roman" w:eastAsia="Times New Roman" w:cs="Times New Roman"/>
+        </w:rPr>
+        <w:t xml:space="preserve"> </w:t>
+      </w:r>
+      <w:r>
+        <w:rPr>
+          <w:rFonts w:ascii="Times New Roman" w:hAnsi="Times New Roman" w:eastAsia="Times New Roman" w:cs="Times New Roman"/>
+        </w:rPr>
+        <w:t xml:space="preserve">(a) </w:t>
+      </w:r>
+      <w:r>
+        <w:rPr>
+          <w:rFonts w:hint="eastAsia" w:ascii="Times New Roman" w:hAnsi="Times New Roman" w:eastAsia="Times New Roman" w:cs="Times New Roman"/>
+        </w:rPr>
+        <w:t>1-</w:t>
+      </w:r>
+      <w:r>
+        <w:rPr>
+          <w:rFonts w:hint="eastAsia" w:ascii="Times New Roman" w:hAnsi="Times New Roman" w:eastAsia="FangSong" w:cs="Times New Roman"/>
+        </w:rPr>
+        <w:t>甲氧基</w:t>
+      </w:r>
+      <w:r>
+        <w:rPr>
+          <w:rFonts w:hint="eastAsia" w:ascii="Times New Roman" w:hAnsi="Times New Roman" w:eastAsia="Times New Roman" w:cs="Times New Roman"/>
+        </w:rPr>
+        <w:t>-1,3-</w:t>
+      </w:r>
+      <w:r>
+        <w:rPr>
+          <w:rFonts w:hint="eastAsia" w:ascii="Times New Roman" w:hAnsi="Times New Roman" w:eastAsia="FangSong" w:cs="Times New Roman"/>
+        </w:rPr>
+        <w:t>丁二烯</w:t>
+      </w:r>
+      <w:r>
+        <w:rPr>
+          <w:rFonts w:ascii="Times New Roman" w:hAnsi="Times New Roman" w:eastAsia="Times New Roman" w:cs="Times New Roman"/>
+        </w:rPr>
+        <w:t xml:space="preserve"> + </w:t>
+      </w:r>
+      <w:r>
+        <w:rPr>
+          <w:rFonts w:hint="eastAsia" w:ascii="Times New Roman" w:hAnsi="Times New Roman" w:eastAsia="FangSong" w:cs="Times New Roman"/>
+        </w:rPr>
+        <w:t>丙烯醛</w:t>
+      </w:r>
+      <w:r>
+        <w:rPr>
+          <w:rFonts w:hint="eastAsia" w:ascii="Times New Roman" w:hAnsi="Times New Roman" w:eastAsia="Times New Roman" w:cs="Times New Roman"/>
+        </w:rPr>
+        <w:t>（</w:t>
+      </w:r>
+      <w:r>
+        <w:rPr>
+          <w:rFonts w:hint="eastAsia" w:ascii="Times New Roman" w:hAnsi="Times New Roman" w:eastAsia="FangSong" w:cs="Times New Roman"/>
+        </w:rPr>
+        <w:t>加热</w:t>
+      </w:r>
+      <w:r>
+        <w:rPr>
+          <w:rFonts w:hint="eastAsia" w:ascii="Times New Roman" w:hAnsi="Times New Roman" w:eastAsia="Times New Roman" w:cs="Times New Roman"/>
+        </w:rPr>
+        <w:t>）</w:t>
+      </w:r>
+      <w:r>
+        <w:rPr>
+          <w:rFonts w:ascii="Times New Roman" w:hAnsi="Times New Roman" w:eastAsia="Times New Roman" w:cs="Times New Roman"/>
+        </w:rPr>
+        <w:t xml:space="preserve"> </w:t>
+      </w:r>
+      <w:r>
+        <w:rPr>
+          <w:rFonts w:ascii="Times New Roman" w:hAnsi="Times New Roman" w:eastAsia="Times New Roman" w:cs="Times New Roman"/>
+        </w:rPr>
+        <w:t xml:space="preserve">(b) </w:t>
+      </w:r>
+      <w:r>
+        <w:rPr>
+          <w:rFonts w:hint="eastAsia" w:ascii="Times New Roman" w:hAnsi="Times New Roman" w:eastAsia="Times New Roman" w:cs="Times New Roman"/>
+        </w:rPr>
+        <w:t>2-</w:t>
+      </w:r>
+      <w:r>
+        <w:rPr>
+          <w:rFonts w:hint="eastAsia" w:ascii="Times New Roman" w:hAnsi="Times New Roman" w:eastAsia="FangSong" w:cs="Times New Roman"/>
+        </w:rPr>
+        <w:t>甲氧基</w:t>
+      </w:r>
+      <w:r>
+        <w:rPr>
+          <w:rFonts w:hint="eastAsia" w:ascii="Times New Roman" w:hAnsi="Times New Roman" w:eastAsia="Times New Roman" w:cs="Times New Roman"/>
+        </w:rPr>
+        <w:t>-1,3-</w:t>
+      </w:r>
+      <w:r>
+        <w:rPr>
+          <w:rFonts w:hint="eastAsia" w:ascii="Times New Roman" w:hAnsi="Times New Roman" w:eastAsia="FangSong" w:cs="Times New Roman"/>
+        </w:rPr>
+        <w:t>丁二烯</w:t>
+      </w:r>
+      <w:r>
+        <w:rPr>
+          <w:rFonts w:ascii="Times New Roman" w:hAnsi="Times New Roman" w:eastAsia="Times New Roman" w:cs="Times New Roman"/>
+        </w:rPr>
+        <w:t xml:space="preserve"> + </w:t>
+      </w:r>
+      <w:r>
+        <w:rPr>
+          <w:rFonts w:hint="eastAsia" w:ascii="Times New Roman" w:hAnsi="Times New Roman" w:eastAsia="FangSong" w:cs="Times New Roman"/>
+        </w:rPr>
+        <w:t>丙烯醛</w:t>
+      </w:r>
+      <w:r>
+        <w:rPr>
+          <w:rFonts w:hint="eastAsia" w:ascii="Times New Roman" w:hAnsi="Times New Roman" w:eastAsia="Times New Roman" w:cs="Times New Roman"/>
+        </w:rPr>
+        <w:t>（</w:t>
+      </w:r>
+      <w:r>
+        <w:rPr>
+          <w:rFonts w:hint="eastAsia" w:ascii="Times New Roman" w:hAnsi="Times New Roman" w:eastAsia="FangSong" w:cs="Times New Roman"/>
+        </w:rPr>
+        <w:t>加热</w:t>
+      </w:r>
+      <w:r>
+        <w:rPr>
+          <w:rFonts w:hint="eastAsia" w:ascii="Times New Roman" w:hAnsi="Times New Roman" w:eastAsia="Times New Roman" w:cs="Times New Roman"/>
+        </w:rPr>
+        <w:t>）</w:t>
+      </w:r>
+      <w:r>
+        <w:rPr>
+          <w:rFonts w:ascii="Times New Roman" w:hAnsi="Times New Roman" w:eastAsia="Times New Roman" w:cs="Times New Roman"/>
+        </w:rPr>
+        <w:t xml:space="preserve"> </w:t>
+      </w:r>
+      <w:r>
+        <w:rPr>
+          <w:rFonts w:ascii="Times New Roman" w:hAnsi="Times New Roman" w:eastAsia="Times New Roman" w:cs="Times New Roman"/>
+        </w:rPr>
+        <w:t xml:space="preserve">(c) </w:t>
+      </w:r>
+      <w:r>
+        <w:rPr>
+          <w:rFonts w:hint="eastAsia" w:ascii="Times New Roman" w:hAnsi="Times New Roman" w:eastAsia="FangSong" w:cs="Times New Roman"/>
+        </w:rPr>
+        <w:t xml:space="preserve">环戊二烯</w:t>
+      </w:r>
+      <w:r>
+        <w:rPr>
+          <w:rFonts w:ascii="Times New Roman" w:hAnsi="Times New Roman" w:eastAsia="Times New Roman" w:cs="Times New Roman"/>
+        </w:rPr>
+        <w:t xml:space="preserve"> + </w:t>
+      </w:r>
+      <w:r>
+        <w:rPr>
+          <w:rFonts w:hint="eastAsia" w:ascii="Times New Roman" w:hAnsi="Times New Roman" w:eastAsia="FangSong" w:cs="Times New Roman"/>
+        </w:rPr>
+        <w:t>马来酸酐</w:t>
+      </w:r>
+      <w:r>
+        <w:rPr>
+          <w:rFonts w:hint="eastAsia" w:ascii="Times New Roman" w:hAnsi="Times New Roman" w:eastAsia="Times New Roman" w:cs="Times New Roman"/>
+        </w:rPr>
+        <w:t>（</w:t>
+      </w:r>
+      <w:r>
+        <w:rPr>
+          <w:rFonts w:hint="eastAsia" w:ascii="Times New Roman" w:hAnsi="Times New Roman" w:eastAsia="FangSong" w:cs="Times New Roman"/>
+        </w:rPr>
+        <w:t>加热</w:t>
+      </w:r>
+      <w:r>
+        <w:rPr>
+          <w:rFonts w:hint="eastAsia" w:ascii="Times New Roman" w:hAnsi="Times New Roman" w:eastAsia="Times New Roman" w:cs="Times New Roman"/>
+        </w:rPr>
+        <w:t>）</w:t>
       </w:r>
     </w:p>
     <w:p>
       <w:pPr>
-        <w:pStyle w:val="Compact"/>
-        <w:numPr>
-          <w:ilvl w:val="1"/>
-          <w:numId w:val="1028"/>
-        </w:numPr>
+        <w:pStyle w:val="BodyText"/>
       </w:pPr>
       <w:r>
         <w:rPr>
-          <w:rFonts w:hint="eastAsia" w:ascii="Times New Roman" w:hAnsi="Times New Roman" w:eastAsia="Times New Roman" w:cs="Times New Roman"/>
-        </w:rPr>
-        <w:t>1-</w:t>
-      </w:r>
-      <w:r>
-        <w:rPr>
-          <w:rFonts w:hint="eastAsia" w:ascii="Times New Roman" w:hAnsi="Times New Roman" w:eastAsia="FangSong" w:cs="Times New Roman"/>
-        </w:rPr>
-        <w:t>甲氧基</w:t>
-      </w:r>
-      <w:r>
-        <w:rPr>
-          <w:rFonts w:hint="eastAsia" w:ascii="Times New Roman" w:hAnsi="Times New Roman" w:eastAsia="Times New Roman" w:cs="Times New Roman"/>
-        </w:rPr>
-        <w:t>-1,3-</w:t>
-      </w:r>
-      <w:r>
-        <w:rPr>
-          <w:rFonts w:hint="eastAsia" w:ascii="Times New Roman" w:hAnsi="Times New Roman" w:eastAsia="FangSong" w:cs="Times New Roman"/>
-        </w:rPr>
-        <w:t>丁二烯</w:t>
-      </w:r>
-      <w:r>
-        <w:rPr>
-          <w:rFonts w:ascii="Times New Roman" w:hAnsi="Times New Roman" w:eastAsia="Times New Roman" w:cs="Times New Roman"/>
-        </w:rPr>
-        <w:t xml:space="preserve"> + </w:t>
-      </w:r>
-      <w:r>
-        <w:rPr>
-          <w:rFonts w:hint="eastAsia" w:ascii="Times New Roman" w:hAnsi="Times New Roman" w:eastAsia="FangSong" w:cs="Times New Roman"/>
-        </w:rPr>
-        <w:t>丙烯醛</w:t>
-      </w:r>
-      <w:r>
-        <w:rPr>
-          <w:rFonts w:hint="eastAsia" w:ascii="Times New Roman" w:hAnsi="Times New Roman" w:eastAsia="Times New Roman" w:cs="Times New Roman"/>
-        </w:rPr>
-        <w:t>（</w:t>
-      </w:r>
-      <w:r>
-        <w:rPr>
-          <w:rFonts w:hint="eastAsia" w:ascii="Times New Roman" w:hAnsi="Times New Roman" w:eastAsia="FangSong" w:cs="Times New Roman"/>
-        </w:rPr>
-        <w:t>加热</w:t>
-      </w:r>
-      <w:r>
-        <w:rPr>
-          <w:rFonts w:hint="eastAsia" w:ascii="Times New Roman" w:hAnsi="Times New Roman" w:eastAsia="Times New Roman" w:cs="Times New Roman"/>
-        </w:rPr>
-        <w:t>）</w:t>
+          <w:rFonts w:ascii="Times New Roman" w:hAnsi="Times New Roman" w:eastAsia="Times New Roman" w:cs="Times New Roman"/>
+          <w:b/>
+          <w:bCs/>
+        </w:rPr>
+        <w:t xml:space="preserve">[3,3]-σ </w:t>
+      </w:r>
+      <w:r>
+        <w:rPr>
+          <w:rFonts w:hint="eastAsia" w:ascii="Times New Roman" w:hAnsi="Times New Roman" w:eastAsia="FangSong" w:cs="Times New Roman"/>
+          <w:b/>
+          <w:bCs/>
+        </w:rPr>
+        <w:t xml:space="preserve">迁移</w:t>
       </w:r>
     </w:p>
     <w:p>
       <w:pPr>
-        <w:pStyle w:val="Compact"/>
-        <w:numPr>
-          <w:ilvl w:val="1"/>
-          <w:numId w:val="1028"/>
-        </w:numPr>
+        <w:pStyle w:val="BodyText"/>
       </w:pPr>
       <w:r>
         <w:rPr>
-          <w:rFonts w:hint="eastAsia" w:ascii="Times New Roman" w:hAnsi="Times New Roman" w:eastAsia="Times New Roman" w:cs="Times New Roman"/>
-        </w:rPr>
-        <w:t>2-</w:t>
-      </w:r>
-      <w:r>
-        <w:rPr>
-          <w:rFonts w:hint="eastAsia" w:ascii="Times New Roman" w:hAnsi="Times New Roman" w:eastAsia="FangSong" w:cs="Times New Roman"/>
-        </w:rPr>
-        <w:t>甲氧基</w:t>
-      </w:r>
-      <w:r>
-        <w:rPr>
-          <w:rFonts w:hint="eastAsia" w:ascii="Times New Roman" w:hAnsi="Times New Roman" w:eastAsia="Times New Roman" w:cs="Times New Roman"/>
-        </w:rPr>
-        <w:t>-1,3-</w:t>
-      </w:r>
-      <w:r>
-        <w:rPr>
-          <w:rFonts w:hint="eastAsia" w:ascii="Times New Roman" w:hAnsi="Times New Roman" w:eastAsia="FangSong" w:cs="Times New Roman"/>
-        </w:rPr>
-        <w:t>丁二烯</w:t>
-      </w:r>
-      <w:r>
-        <w:rPr>
-          <w:rFonts w:ascii="Times New Roman" w:hAnsi="Times New Roman" w:eastAsia="Times New Roman" w:cs="Times New Roman"/>
-        </w:rPr>
-        <w:t xml:space="preserve"> + </w:t>
-      </w:r>
-      <w:r>
-        <w:rPr>
-          <w:rFonts w:hint="eastAsia" w:ascii="Times New Roman" w:hAnsi="Times New Roman" w:eastAsia="FangSong" w:cs="Times New Roman"/>
-        </w:rPr>
-        <w:t>丙烯醛</w:t>
+          <w:rFonts w:ascii="Times New Roman" w:hAnsi="Times New Roman" w:eastAsia="Times New Roman" w:cs="Times New Roman"/>
+          <w:b/>
+          <w:bCs/>
+        </w:rPr>
+        <w:t xml:space="preserve">9.</w:t>
+      </w:r>
+      <w:r>
+        <w:rPr>
+          <w:rFonts w:ascii="Times New Roman" w:hAnsi="Times New Roman" w:eastAsia="Times New Roman" w:cs="Times New Roman"/>
+        </w:rPr>
+        <w:t xml:space="preserve"> </w:t>
+      </w:r>
+      <w:r>
+        <w:rPr>
+          <w:rFonts w:hint="eastAsia" w:ascii="Times New Roman" w:hAnsi="Times New Roman" w:eastAsia="FangSong" w:cs="Times New Roman"/>
+        </w:rPr>
+        <w:t xml:space="preserve">写出以下</w:t>
+      </w:r>
+      <w:r>
+        <w:rPr>
+          <w:rFonts w:ascii="Times New Roman" w:hAnsi="Times New Roman" w:eastAsia="Times New Roman" w:cs="Times New Roman"/>
+        </w:rPr>
+        <w:t xml:space="preserve"> Claisen </w:t>
+      </w:r>
+      <w:r>
+        <w:rPr>
+          <w:rFonts w:hint="eastAsia" w:ascii="Times New Roman" w:hAnsi="Times New Roman" w:eastAsia="FangSong" w:cs="Times New Roman"/>
+        </w:rPr>
+        <w:t>重排的产物</w:t>
+      </w:r>
+      <w:r>
+        <w:rPr>
+          <w:rFonts w:hint="eastAsia" w:ascii="Times New Roman" w:hAnsi="Times New Roman" w:eastAsia="Times New Roman" w:cs="Times New Roman"/>
+        </w:rPr>
+        <w:t>：</w:t>
+      </w:r>
+      <w:r>
+        <w:rPr>
+          <w:rFonts w:ascii="Times New Roman" w:hAnsi="Times New Roman" w:eastAsia="Times New Roman" w:cs="Times New Roman"/>
+        </w:rPr>
+        <w:t xml:space="preserve"> </w:t>
+      </w:r>
+      <w:r>
+        <w:rPr>
+          <w:rFonts w:ascii="Times New Roman" w:hAnsi="Times New Roman" w:eastAsia="Times New Roman" w:cs="Times New Roman"/>
+        </w:rPr>
+        <w:t xml:space="preserve">(a) </w:t>
+      </w:r>
+      <w:r>
+        <w:rPr>
+          <w:rFonts w:hint="eastAsia" w:ascii="Times New Roman" w:hAnsi="Times New Roman" w:eastAsia="FangSong" w:cs="Times New Roman"/>
+        </w:rPr>
+        <w:t xml:space="preserve">烯丙基乙烯基醚加热</w:t>
+      </w:r>
+      <w:r>
+        <w:rPr>
+          <w:rFonts w:ascii="Times New Roman" w:hAnsi="Times New Roman" w:eastAsia="Times New Roman" w:cs="Times New Roman"/>
+        </w:rPr>
+        <w:t xml:space="preserve"> </w:t>
+      </w:r>
+      <w:r>
+        <w:rPr>
+          <w:rFonts w:ascii="Times New Roman" w:hAnsi="Times New Roman" w:eastAsia="Times New Roman" w:cs="Times New Roman"/>
+        </w:rPr>
+        <w:t xml:space="preserve">(b) </w:t>
+      </w:r>
+      <w:r>
+        <w:rPr>
+          <w:rFonts w:hint="eastAsia" w:ascii="Times New Roman" w:hAnsi="Times New Roman" w:eastAsia="FangSong" w:cs="Times New Roman"/>
+        </w:rPr>
+        <w:t>苯基烯丙基醚加热</w:t>
       </w:r>
       <w:r>
         <w:rPr>
@@ -14306,7 +14584,19 @@
         <w:rPr>
           <w:rFonts w:hint="eastAsia" w:ascii="Times New Roman" w:hAnsi="Times New Roman" w:eastAsia="FangSong" w:cs="Times New Roman"/>
         </w:rPr>
-        <w:t>加热</w:t>
+        <w:t>两步过程</w:t>
+      </w:r>
+      <w:r>
+        <w:rPr>
+          <w:rFonts w:hint="eastAsia" w:ascii="Times New Roman" w:hAnsi="Times New Roman" w:eastAsia="Times New Roman" w:cs="Times New Roman"/>
+        </w:rPr>
+        <w:t>，</w:t>
+      </w:r>
+      <w:r>
+        <w:rPr>
+          <w:rFonts w:hint="eastAsia" w:ascii="Times New Roman" w:hAnsi="Times New Roman" w:eastAsia="FangSong" w:cs="Times New Roman"/>
+        </w:rPr>
+        <w:t>写出两步产物</w:t>
       </w:r>
       <w:r>
         <w:rPr>
@@ -14317,29 +14607,39 @@
     </w:p>
     <w:p>
       <w:pPr>
-        <w:pStyle w:val="Compact"/>
-        <w:numPr>
-          <w:ilvl w:val="1"/>
-          <w:numId w:val="1028"/>
-        </w:numPr>
+        <w:pStyle w:val="BodyText"/>
       </w:pPr>
       <w:r>
         <w:rPr>
-          <w:rFonts w:hint="eastAsia" w:ascii="Times New Roman" w:hAnsi="Times New Roman" w:eastAsia="FangSong" w:cs="Times New Roman"/>
-        </w:rPr>
-        <w:t xml:space="preserve">环戊二烯</w:t>
-      </w:r>
-      <w:r>
-        <w:rPr>
-          <w:rFonts w:ascii="Times New Roman" w:hAnsi="Times New Roman" w:eastAsia="Times New Roman" w:cs="Times New Roman"/>
-        </w:rPr>
-        <w:t xml:space="preserve"> + </w:t>
-      </w:r>
-      <w:r>
-        <w:rPr>
-          <w:rFonts w:hint="eastAsia" w:ascii="Times New Roman" w:hAnsi="Times New Roman" w:eastAsia="FangSong" w:cs="Times New Roman"/>
-        </w:rPr>
-        <w:t>马来酸酐</w:t>
+          <w:rFonts w:ascii="Times New Roman" w:hAnsi="Times New Roman" w:eastAsia="Times New Roman" w:cs="Times New Roman"/>
+          <w:b/>
+          <w:bCs/>
+        </w:rPr>
+        <w:t xml:space="preserve">10.</w:t>
+      </w:r>
+      <w:r>
+        <w:rPr>
+          <w:rFonts w:ascii="Times New Roman" w:hAnsi="Times New Roman" w:eastAsia="Times New Roman" w:cs="Times New Roman"/>
+        </w:rPr>
+        <w:t xml:space="preserve"> </w:t>
+      </w:r>
+      <w:r>
+        <w:rPr>
+          <w:rFonts w:hint="eastAsia" w:ascii="Times New Roman" w:hAnsi="Times New Roman" w:eastAsia="FangSong" w:cs="Times New Roman"/>
+        </w:rPr>
+        <w:t xml:space="preserve">某化合物经</w:t>
+      </w:r>
+      <w:r>
+        <w:rPr>
+          <w:rFonts w:ascii="Times New Roman" w:hAnsi="Times New Roman" w:eastAsia="Times New Roman" w:cs="Times New Roman"/>
+        </w:rPr>
+        <w:t xml:space="preserve"> Cope </w:t>
+      </w:r>
+      <w:r>
+        <w:rPr>
+          <w:rFonts w:hint="eastAsia" w:ascii="Times New Roman" w:hAnsi="Times New Roman" w:eastAsia="FangSong" w:cs="Times New Roman"/>
+        </w:rPr>
+        <w:t>重排后得到相同结构的化合物</w:t>
       </w:r>
       <w:r>
         <w:rPr>
@@ -14351,18 +14651,66 @@
         <w:rPr>
           <w:rFonts w:hint="eastAsia" w:ascii="Times New Roman" w:hAnsi="Times New Roman" w:eastAsia="FangSong" w:cs="Times New Roman"/>
         </w:rPr>
-        <w:t>加热</w:t>
-      </w:r>
-      <w:r>
-        <w:rPr>
-          <w:rFonts w:hint="eastAsia" w:ascii="Times New Roman" w:hAnsi="Times New Roman" w:eastAsia="Times New Roman" w:cs="Times New Roman"/>
-        </w:rPr>
-        <w:t>）</w:t>
+        <w:t>起始原料</w:t>
+      </w:r>
+      <w:r>
+        <w:rPr>
+          <w:rFonts w:ascii="Times New Roman" w:hAnsi="Times New Roman" w:eastAsia="Times New Roman" w:cs="Times New Roman"/>
+        </w:rPr>
+        <w:t xml:space="preserve"> = </w:t>
+      </w:r>
+      <w:r>
+        <w:rPr>
+          <w:rFonts w:hint="eastAsia" w:ascii="Times New Roman" w:hAnsi="Times New Roman" w:eastAsia="FangSong" w:cs="Times New Roman"/>
+        </w:rPr>
+        <w:t>产物</w:t>
+      </w:r>
+      <w:r>
+        <w:rPr>
+          <w:rFonts w:hint="eastAsia" w:ascii="Times New Roman" w:hAnsi="Times New Roman" w:eastAsia="Times New Roman" w:cs="Times New Roman"/>
+        </w:rPr>
+        <w:t>）。</w:t>
+      </w:r>
+      <w:r>
+        <w:rPr>
+          <w:rFonts w:hint="eastAsia" w:ascii="Times New Roman" w:hAnsi="Times New Roman" w:eastAsia="FangSong" w:cs="Times New Roman"/>
+        </w:rPr>
+        <w:t>这种情况在什么条件下发生</w:t>
+      </w:r>
+      <w:r>
+        <w:rPr>
+          <w:rFonts w:hint="eastAsia" w:ascii="Times New Roman" w:hAnsi="Times New Roman" w:eastAsia="Times New Roman" w:cs="Times New Roman"/>
+        </w:rPr>
+        <w:t>？</w:t>
+      </w:r>
+      <w:r>
+        <w:rPr>
+          <w:rFonts w:hint="eastAsia" w:ascii="Times New Roman" w:hAnsi="Times New Roman" w:eastAsia="FangSong" w:cs="Times New Roman"/>
+        </w:rPr>
+        <w:t>如何设计底物使</w:t>
+      </w:r>
+      <w:r>
+        <w:rPr>
+          <w:rFonts w:ascii="Times New Roman" w:hAnsi="Times New Roman" w:eastAsia="Times New Roman" w:cs="Times New Roman"/>
+        </w:rPr>
+        <w:t xml:space="preserve"> Cope </w:t>
+      </w:r>
+      <w:r>
+        <w:rPr>
+          <w:rFonts w:hint="eastAsia" w:ascii="Times New Roman" w:hAnsi="Times New Roman" w:eastAsia="FangSong" w:cs="Times New Roman"/>
+        </w:rPr>
+        <w:t>重排单向进行</w:t>
+      </w:r>
+      <w:r>
+        <w:rPr>
+          <w:rFonts w:hint="eastAsia" w:ascii="Times New Roman" w:hAnsi="Times New Roman" w:eastAsia="Times New Roman" w:cs="Times New Roman"/>
+        </w:rPr>
+        <w:t>？</w:t>
       </w:r>
     </w:p>
     <w:p>
       <w:pPr>
-        <w:pStyle w:val="FirstParagraph"/>
+        <w:pStyle w:val="BodyText"/>
       </w:pPr>
       <w:r>
         <w:rPr>
@@ -14370,379 +14718,195 @@
           <w:b/>
           <w:bCs/>
         </w:rPr>
-        <w:t xml:space="preserve">[3,3]-σ </w:t>
-      </w:r>
-      <w:r>
-        <w:rPr>
-          <w:rFonts w:hint="eastAsia" w:ascii="Times New Roman" w:hAnsi="Times New Roman" w:eastAsia="FangSong" w:cs="Times New Roman"/>
-          <w:b/>
-          <w:bCs/>
-        </w:rPr>
-        <w:t xml:space="preserve">迁移</w:t>
+        <w:t xml:space="preserve">Nazarov </w:t>
+      </w:r>
+      <w:r>
+        <w:rPr>
+          <w:rFonts w:hint="eastAsia" w:ascii="Times New Roman" w:hAnsi="Times New Roman" w:eastAsia="FangSong" w:cs="Times New Roman"/>
+          <w:b/>
+          <w:bCs/>
+        </w:rPr>
+        <w:t xml:space="preserve">环化</w:t>
       </w:r>
     </w:p>
     <w:p>
       <w:pPr>
-        <w:pStyle w:val="Compact"/>
-        <w:numPr>
-          <w:ilvl w:val="0"/>
-          <w:numId w:val="1029"/>
-        </w:numPr>
+        <w:pStyle w:val="BodyText"/>
       </w:pPr>
       <w:r>
         <w:rPr>
-          <w:rFonts w:hint="eastAsia" w:ascii="Times New Roman" w:hAnsi="Times New Roman" w:eastAsia="FangSong" w:cs="Times New Roman"/>
-        </w:rPr>
-        <w:t xml:space="preserve">写出以下</w:t>
-      </w:r>
-      <w:r>
-        <w:rPr>
-          <w:rFonts w:ascii="Times New Roman" w:hAnsi="Times New Roman" w:eastAsia="Times New Roman" w:cs="Times New Roman"/>
-        </w:rPr>
-        <w:t xml:space="preserve"> Claisen </w:t>
-      </w:r>
-      <w:r>
-        <w:rPr>
-          <w:rFonts w:hint="eastAsia" w:ascii="Times New Roman" w:hAnsi="Times New Roman" w:eastAsia="FangSong" w:cs="Times New Roman"/>
-        </w:rPr>
-        <w:t>重排的产物</w:t>
-      </w:r>
-      <w:r>
-        <w:rPr>
-          <w:rFonts w:hint="eastAsia" w:ascii="Times New Roman" w:hAnsi="Times New Roman" w:eastAsia="Times New Roman" w:cs="Times New Roman"/>
-        </w:rPr>
-        <w:t>：</w:t>
+          <w:rFonts w:ascii="Times New Roman" w:hAnsi="Times New Roman" w:eastAsia="Times New Roman" w:cs="Times New Roman"/>
+          <w:b/>
+          <w:bCs/>
+        </w:rPr>
+        <w:t xml:space="preserve">11.</w:t>
+      </w:r>
+      <w:r>
+        <w:rPr>
+          <w:rFonts w:ascii="Times New Roman" w:hAnsi="Times New Roman" w:eastAsia="Times New Roman" w:cs="Times New Roman"/>
+        </w:rPr>
+        <w:t xml:space="preserve"> </w:t>
+      </w:r>
+      <w:r>
+        <w:rPr>
+          <w:rFonts w:hint="eastAsia" w:ascii="Times New Roman" w:hAnsi="Times New Roman" w:eastAsia="FangSong" w:cs="Times New Roman"/>
+        </w:rPr>
+        <w:t xml:space="preserve">二乙烯基酮在</w:t>
+      </w:r>
+      <w:r>
+        <w:rPr>
+          <w:rFonts w:ascii="Times New Roman" w:hAnsi="Times New Roman" w:eastAsia="Times New Roman" w:cs="Times New Roman"/>
+        </w:rPr>
+        <w:t xml:space="preserve"> Lewis </w:t>
+      </w:r>
+      <w:r>
+        <w:rPr>
+          <w:rFonts w:hint="eastAsia" w:ascii="Times New Roman" w:hAnsi="Times New Roman" w:eastAsia="FangSong" w:cs="Times New Roman"/>
+        </w:rPr>
+        <w:t xml:space="preserve">酸催化下发生</w:t>
+      </w:r>
+      <w:r>
+        <w:rPr>
+          <w:rFonts w:ascii="Times New Roman" w:hAnsi="Times New Roman" w:eastAsia="Times New Roman" w:cs="Times New Roman"/>
+        </w:rPr>
+        <w:t xml:space="preserve"> Nazarov </w:t>
+      </w:r>
+      <w:r>
+        <w:rPr>
+          <w:rFonts w:hint="eastAsia" w:ascii="Times New Roman" w:hAnsi="Times New Roman" w:eastAsia="FangSong" w:cs="Times New Roman"/>
+        </w:rPr>
+        <w:t>环化</w:t>
+      </w:r>
+      <w:r>
+        <w:rPr>
+          <w:rFonts w:hint="eastAsia" w:ascii="Times New Roman" w:hAnsi="Times New Roman" w:eastAsia="Times New Roman" w:cs="Times New Roman"/>
+        </w:rPr>
+        <w:t>。</w:t>
+      </w:r>
+      <w:r>
+        <w:rPr>
+          <w:rFonts w:ascii="Times New Roman" w:hAnsi="Times New Roman" w:eastAsia="Times New Roman" w:cs="Times New Roman"/>
+        </w:rPr>
+        <w:t xml:space="preserve"> </w:t>
+      </w:r>
+      <w:r>
+        <w:rPr>
+          <w:rFonts w:ascii="Times New Roman" w:hAnsi="Times New Roman" w:eastAsia="Times New Roman" w:cs="Times New Roman"/>
+        </w:rPr>
+        <w:t xml:space="preserve">(a) Nazarov </w:t>
+      </w:r>
+      <w:r>
+        <w:rPr>
+          <w:rFonts w:hint="eastAsia" w:ascii="Times New Roman" w:hAnsi="Times New Roman" w:eastAsia="FangSong" w:cs="Times New Roman"/>
+        </w:rPr>
+        <w:t xml:space="preserve">环化的本质是几</w:t>
+      </w:r>
+      <w:r>
+        <w:rPr>
+          <w:rFonts w:ascii="Times New Roman" w:hAnsi="Times New Roman" w:eastAsia="Times New Roman" w:cs="Times New Roman"/>
+        </w:rPr>
+        <w:t xml:space="preserve"> π </w:t>
+      </w:r>
+      <w:r>
+        <w:rPr>
+          <w:rFonts w:hint="eastAsia" w:ascii="Times New Roman" w:hAnsi="Times New Roman" w:eastAsia="FangSong" w:cs="Times New Roman"/>
+        </w:rPr>
+        <w:t>电子体系的电环化</w:t>
+      </w:r>
+      <w:r>
+        <w:rPr>
+          <w:rFonts w:hint="eastAsia" w:ascii="Times New Roman" w:hAnsi="Times New Roman" w:eastAsia="Times New Roman" w:cs="Times New Roman"/>
+        </w:rPr>
+        <w:t>？</w:t>
+      </w:r>
+      <w:r>
+        <w:rPr>
+          <w:rFonts w:ascii="Times New Roman" w:hAnsi="Times New Roman" w:eastAsia="Times New Roman" w:cs="Times New Roman"/>
+        </w:rPr>
+        <w:t xml:space="preserve"> </w:t>
+      </w:r>
+      <w:r>
+        <w:rPr>
+          <w:rFonts w:ascii="Times New Roman" w:hAnsi="Times New Roman" w:eastAsia="Times New Roman" w:cs="Times New Roman"/>
+        </w:rPr>
+        <w:t xml:space="preserve">(b) </w:t>
+      </w:r>
+      <w:r>
+        <w:rPr>
+          <w:rFonts w:hint="eastAsia" w:ascii="Times New Roman" w:hAnsi="Times New Roman" w:eastAsia="FangSong" w:cs="Times New Roman"/>
+        </w:rPr>
+        <w:t>关环方式是旋光还是对旋</w:t>
+      </w:r>
+      <w:r>
+        <w:rPr>
+          <w:rFonts w:hint="eastAsia" w:ascii="Times New Roman" w:hAnsi="Times New Roman" w:eastAsia="Times New Roman" w:cs="Times New Roman"/>
+        </w:rPr>
+        <w:t>？</w:t>
+      </w:r>
+      <w:r>
+        <w:rPr>
+          <w:rFonts w:ascii="Times New Roman" w:hAnsi="Times New Roman" w:eastAsia="Times New Roman" w:cs="Times New Roman"/>
+        </w:rPr>
+        <w:t xml:space="preserve"> </w:t>
+      </w:r>
+      <w:r>
+        <w:rPr>
+          <w:rFonts w:ascii="Times New Roman" w:hAnsi="Times New Roman" w:eastAsia="Times New Roman" w:cs="Times New Roman"/>
+        </w:rPr>
+        <w:t xml:space="preserve">(c) </w:t>
+      </w:r>
+      <w:r>
+        <w:rPr>
+          <w:rFonts w:hint="eastAsia" w:ascii="Times New Roman" w:hAnsi="Times New Roman" w:eastAsia="FangSong" w:cs="Times New Roman"/>
+        </w:rPr>
+        <w:t>产物是什么骨架</w:t>
+      </w:r>
+      <w:r>
+        <w:rPr>
+          <w:rFonts w:hint="eastAsia" w:ascii="Times New Roman" w:hAnsi="Times New Roman" w:eastAsia="Times New Roman" w:cs="Times New Roman"/>
+        </w:rPr>
+        <w:t>？</w:t>
       </w:r>
     </w:p>
     <w:p>
       <w:pPr>
-        <w:pStyle w:val="Compact"/>
-        <w:numPr>
-          <w:ilvl w:val="1"/>
-          <w:numId w:val="1030"/>
-        </w:numPr>
+        <w:pStyle w:val="BodyText"/>
       </w:pPr>
       <w:r>
         <w:rPr>
-          <w:rFonts w:hint="eastAsia" w:ascii="Times New Roman" w:hAnsi="Times New Roman" w:eastAsia="FangSong" w:cs="Times New Roman"/>
-        </w:rPr>
-        <w:t xml:space="preserve">烯丙基乙烯基醚加热</w:t>
+          <w:rFonts w:ascii="Times New Roman" w:hAnsi="Times New Roman" w:eastAsia="Times New Roman" w:cs="Times New Roman"/>
+          <w:b/>
+          <w:bCs/>
+        </w:rPr>
+        <w:t xml:space="preserve">Ene </w:t>
+      </w:r>
+      <w:r>
+        <w:rPr>
+          <w:rFonts w:hint="eastAsia" w:ascii="Times New Roman" w:hAnsi="Times New Roman" w:eastAsia="FangSong" w:cs="Times New Roman"/>
+          <w:b/>
+          <w:bCs/>
+        </w:rPr>
+        <w:t xml:space="preserve">反应与多步串联</w:t>
       </w:r>
     </w:p>
     <w:p>
       <w:pPr>
-        <w:pStyle w:val="Compact"/>
-        <w:numPr>
-          <w:ilvl w:val="1"/>
-          <w:numId w:val="1030"/>
-        </w:numPr>
+        <w:pStyle w:val="BodyText"/>
       </w:pPr>
       <w:r>
         <w:rPr>
-          <w:rFonts w:hint="eastAsia" w:ascii="Times New Roman" w:hAnsi="Times New Roman" w:eastAsia="FangSong" w:cs="Times New Roman"/>
-        </w:rPr>
-        <w:t>苯基烯丙基醚加热</w:t>
-      </w:r>
-      <w:r>
-        <w:rPr>
-          <w:rFonts w:hint="eastAsia" w:ascii="Times New Roman" w:hAnsi="Times New Roman" w:eastAsia="Times New Roman" w:cs="Times New Roman"/>
-        </w:rPr>
-        <w:t>（</w:t>
-      </w:r>
-      <w:r>
-        <w:rPr>
-          <w:rFonts w:hint="eastAsia" w:ascii="Times New Roman" w:hAnsi="Times New Roman" w:eastAsia="FangSong" w:cs="Times New Roman"/>
-        </w:rPr>
-        <w:t>两步过程</w:t>
-      </w:r>
-      <w:r>
-        <w:rPr>
-          <w:rFonts w:hint="eastAsia" w:ascii="Times New Roman" w:hAnsi="Times New Roman" w:eastAsia="Times New Roman" w:cs="Times New Roman"/>
-        </w:rPr>
-        <w:t>，</w:t>
-      </w:r>
-      <w:r>
-        <w:rPr>
-          <w:rFonts w:hint="eastAsia" w:ascii="Times New Roman" w:hAnsi="Times New Roman" w:eastAsia="FangSong" w:cs="Times New Roman"/>
-        </w:rPr>
-        <w:t>写出两步产物</w:t>
-      </w:r>
-      <w:r>
-        <w:rPr>
-          <w:rFonts w:hint="eastAsia" w:ascii="Times New Roman" w:hAnsi="Times New Roman" w:eastAsia="Times New Roman" w:cs="Times New Roman"/>
-        </w:rPr>
-        <w:t>）</w:t>
-      </w:r>
-    </w:p>
-    <w:p>
-      <w:pPr>
-        <w:pStyle w:val="Compact"/>
-        <w:numPr>
-          <w:ilvl w:val="0"/>
-          <w:numId w:val="1029"/>
-        </w:numPr>
-      </w:pPr>
-      <w:r>
-        <w:rPr>
-          <w:rFonts w:hint="eastAsia" w:ascii="Times New Roman" w:hAnsi="Times New Roman" w:eastAsia="FangSong" w:cs="Times New Roman"/>
-        </w:rPr>
-        <w:t xml:space="preserve">某化合物经</w:t>
-      </w:r>
-      <w:r>
-        <w:rPr>
-          <w:rFonts w:ascii="Times New Roman" w:hAnsi="Times New Roman" w:eastAsia="Times New Roman" w:cs="Times New Roman"/>
-        </w:rPr>
-        <w:t xml:space="preserve"> Cope </w:t>
-      </w:r>
-      <w:r>
-        <w:rPr>
-          <w:rFonts w:hint="eastAsia" w:ascii="Times New Roman" w:hAnsi="Times New Roman" w:eastAsia="FangSong" w:cs="Times New Roman"/>
-        </w:rPr>
-        <w:t>重排后得到相同结构的化合物</w:t>
-      </w:r>
-      <w:r>
-        <w:rPr>
-          <w:rFonts w:hint="eastAsia" w:ascii="Times New Roman" w:hAnsi="Times New Roman" w:eastAsia="Times New Roman" w:cs="Times New Roman"/>
-        </w:rPr>
-        <w:t>（</w:t>
-      </w:r>
-      <w:r>
-        <w:rPr>
-          <w:rFonts w:hint="eastAsia" w:ascii="Times New Roman" w:hAnsi="Times New Roman" w:eastAsia="FangSong" w:cs="Times New Roman"/>
-        </w:rPr>
-        <w:t>起始原料</w:t>
-      </w:r>
-      <w:r>
-        <w:rPr>
-          <w:rFonts w:ascii="Times New Roman" w:hAnsi="Times New Roman" w:eastAsia="Times New Roman" w:cs="Times New Roman"/>
-        </w:rPr>
-        <w:t xml:space="preserve"> = </w:t>
-      </w:r>
-      <w:r>
-        <w:rPr>
-          <w:rFonts w:hint="eastAsia" w:ascii="Times New Roman" w:hAnsi="Times New Roman" w:eastAsia="FangSong" w:cs="Times New Roman"/>
-        </w:rPr>
-        <w:t>产物</w:t>
-      </w:r>
-      <w:r>
-        <w:rPr>
-          <w:rFonts w:hint="eastAsia" w:ascii="Times New Roman" w:hAnsi="Times New Roman" w:eastAsia="Times New Roman" w:cs="Times New Roman"/>
-        </w:rPr>
-        <w:t>）。</w:t>
-      </w:r>
-      <w:r>
-        <w:rPr>
-          <w:rFonts w:hint="eastAsia" w:ascii="Times New Roman" w:hAnsi="Times New Roman" w:eastAsia="FangSong" w:cs="Times New Roman"/>
-        </w:rPr>
-        <w:t>这种情况在什么条件下发生</w:t>
-      </w:r>
-      <w:r>
-        <w:rPr>
-          <w:rFonts w:hint="eastAsia" w:ascii="Times New Roman" w:hAnsi="Times New Roman" w:eastAsia="Times New Roman" w:cs="Times New Roman"/>
-        </w:rPr>
-        <w:t>？</w:t>
-      </w:r>
-      <w:r>
-        <w:rPr>
-          <w:rFonts w:hint="eastAsia" w:ascii="Times New Roman" w:hAnsi="Times New Roman" w:eastAsia="FangSong" w:cs="Times New Roman"/>
-        </w:rPr>
-        <w:t>如何设计底物使</w:t>
-      </w:r>
-      <w:r>
-        <w:rPr>
-          <w:rFonts w:ascii="Times New Roman" w:hAnsi="Times New Roman" w:eastAsia="Times New Roman" w:cs="Times New Roman"/>
-        </w:rPr>
-        <w:t xml:space="preserve"> Cope </w:t>
-      </w:r>
-      <w:r>
-        <w:rPr>
-          <w:rFonts w:hint="eastAsia" w:ascii="Times New Roman" w:hAnsi="Times New Roman" w:eastAsia="FangSong" w:cs="Times New Roman"/>
-        </w:rPr>
-        <w:t>重排单向进行</w:t>
-      </w:r>
-      <w:r>
-        <w:rPr>
-          <w:rFonts w:hint="eastAsia" w:ascii="Times New Roman" w:hAnsi="Times New Roman" w:eastAsia="Times New Roman" w:cs="Times New Roman"/>
-        </w:rPr>
-        <w:t>？</w:t>
-      </w:r>
-    </w:p>
-    <w:p>
-      <w:pPr>
-        <w:pStyle w:val="FirstParagraph"/>
-      </w:pPr>
-      <w:r>
-        <w:rPr>
-          <w:rFonts w:ascii="Times New Roman" w:hAnsi="Times New Roman" w:eastAsia="Times New Roman" w:cs="Times New Roman"/>
-          <w:b/>
-          <w:bCs/>
-        </w:rPr>
-        <w:t xml:space="preserve">Nazarov </w:t>
-      </w:r>
-      <w:r>
-        <w:rPr>
-          <w:rFonts w:hint="eastAsia" w:ascii="Times New Roman" w:hAnsi="Times New Roman" w:eastAsia="FangSong" w:cs="Times New Roman"/>
-          <w:b/>
-          <w:bCs/>
-        </w:rPr>
-        <w:t xml:space="preserve">环化</w:t>
-      </w:r>
-    </w:p>
-    <w:p>
-      <w:pPr>
-        <w:pStyle w:val="Compact"/>
-        <w:numPr>
-          <w:ilvl w:val="0"/>
-          <w:numId w:val="1031"/>
-        </w:numPr>
-      </w:pPr>
-      <w:r>
-        <w:rPr>
-          <w:rFonts w:hint="eastAsia" w:ascii="Times New Roman" w:hAnsi="Times New Roman" w:eastAsia="FangSong" w:cs="Times New Roman"/>
-        </w:rPr>
-        <w:t xml:space="preserve">二乙烯基酮在</w:t>
-      </w:r>
-      <w:r>
-        <w:rPr>
-          <w:rFonts w:ascii="Times New Roman" w:hAnsi="Times New Roman" w:eastAsia="Times New Roman" w:cs="Times New Roman"/>
-        </w:rPr>
-        <w:t xml:space="preserve"> Lewis </w:t>
-      </w:r>
-      <w:r>
-        <w:rPr>
-          <w:rFonts w:hint="eastAsia" w:ascii="Times New Roman" w:hAnsi="Times New Roman" w:eastAsia="FangSong" w:cs="Times New Roman"/>
-        </w:rPr>
-        <w:t xml:space="preserve">酸催化下发生</w:t>
-      </w:r>
-      <w:r>
-        <w:rPr>
-          <w:rFonts w:ascii="Times New Roman" w:hAnsi="Times New Roman" w:eastAsia="Times New Roman" w:cs="Times New Roman"/>
-        </w:rPr>
-        <w:t xml:space="preserve"> Nazarov </w:t>
-      </w:r>
-      <w:r>
-        <w:rPr>
-          <w:rFonts w:hint="eastAsia" w:ascii="Times New Roman" w:hAnsi="Times New Roman" w:eastAsia="FangSong" w:cs="Times New Roman"/>
-        </w:rPr>
-        <w:t>环化</w:t>
-      </w:r>
-      <w:r>
-        <w:rPr>
-          <w:rFonts w:hint="eastAsia" w:ascii="Times New Roman" w:hAnsi="Times New Roman" w:eastAsia="Times New Roman" w:cs="Times New Roman"/>
-        </w:rPr>
-        <w:t>。</w:t>
-      </w:r>
-    </w:p>
-    <w:p>
-      <w:pPr>
-        <w:pStyle w:val="Compact"/>
-        <w:numPr>
-          <w:ilvl w:val="1"/>
-          <w:numId w:val="1032"/>
-        </w:numPr>
-      </w:pPr>
-      <w:r>
-        <w:rPr>
-          <w:rFonts w:ascii="Times New Roman" w:hAnsi="Times New Roman" w:eastAsia="Times New Roman" w:cs="Times New Roman"/>
-        </w:rPr>
-        <w:t xml:space="preserve">Nazarov </w:t>
-      </w:r>
-      <w:r>
-        <w:rPr>
-          <w:rFonts w:hint="eastAsia" w:ascii="Times New Roman" w:hAnsi="Times New Roman" w:eastAsia="FangSong" w:cs="Times New Roman"/>
-        </w:rPr>
-        <w:t xml:space="preserve">环化的本质是几</w:t>
-      </w:r>
-      <w:r>
-        <w:rPr>
-          <w:rFonts w:ascii="Times New Roman" w:hAnsi="Times New Roman" w:eastAsia="Times New Roman" w:cs="Times New Roman"/>
-        </w:rPr>
-        <w:t xml:space="preserve"> π </w:t>
-      </w:r>
-      <w:r>
-        <w:rPr>
-          <w:rFonts w:hint="eastAsia" w:ascii="Times New Roman" w:hAnsi="Times New Roman" w:eastAsia="FangSong" w:cs="Times New Roman"/>
-        </w:rPr>
-        <w:t>电子体系的电环化</w:t>
-      </w:r>
-      <w:r>
-        <w:rPr>
-          <w:rFonts w:hint="eastAsia" w:ascii="Times New Roman" w:hAnsi="Times New Roman" w:eastAsia="Times New Roman" w:cs="Times New Roman"/>
-        </w:rPr>
-        <w:t>？</w:t>
-      </w:r>
-    </w:p>
-    <w:p>
-      <w:pPr>
-        <w:pStyle w:val="Compact"/>
-        <w:numPr>
-          <w:ilvl w:val="1"/>
-          <w:numId w:val="1032"/>
-        </w:numPr>
-      </w:pPr>
-      <w:r>
-        <w:rPr>
-          <w:rFonts w:hint="eastAsia" w:ascii="Times New Roman" w:hAnsi="Times New Roman" w:eastAsia="FangSong" w:cs="Times New Roman"/>
-        </w:rPr>
-        <w:t>关环方式是旋光还是对旋</w:t>
-      </w:r>
-      <w:r>
-        <w:rPr>
-          <w:rFonts w:hint="eastAsia" w:ascii="Times New Roman" w:hAnsi="Times New Roman" w:eastAsia="Times New Roman" w:cs="Times New Roman"/>
-        </w:rPr>
-        <w:t>？</w:t>
-      </w:r>
-    </w:p>
-    <w:p>
-      <w:pPr>
-        <w:pStyle w:val="Compact"/>
-        <w:numPr>
-          <w:ilvl w:val="1"/>
-          <w:numId w:val="1032"/>
-        </w:numPr>
-      </w:pPr>
-      <w:r>
-        <w:rPr>
-          <w:rFonts w:hint="eastAsia" w:ascii="Times New Roman" w:hAnsi="Times New Roman" w:eastAsia="FangSong" w:cs="Times New Roman"/>
-        </w:rPr>
-        <w:t>产物是什么骨架</w:t>
-      </w:r>
-      <w:r>
-        <w:rPr>
-          <w:rFonts w:hint="eastAsia" w:ascii="Times New Roman" w:hAnsi="Times New Roman" w:eastAsia="Times New Roman" w:cs="Times New Roman"/>
-        </w:rPr>
-        <w:t>？</w:t>
-      </w:r>
-    </w:p>
-    <w:p>
-      <w:pPr>
-        <w:pStyle w:val="FirstParagraph"/>
-      </w:pPr>
-      <w:r>
-        <w:rPr>
-          <w:rFonts w:ascii="Times New Roman" w:hAnsi="Times New Roman" w:eastAsia="Times New Roman" w:cs="Times New Roman"/>
-          <w:b/>
-          <w:bCs/>
-        </w:rPr>
-        <w:t xml:space="preserve">Ene </w:t>
-      </w:r>
-      <w:r>
-        <w:rPr>
-          <w:rFonts w:hint="eastAsia" w:ascii="Times New Roman" w:hAnsi="Times New Roman" w:eastAsia="FangSong" w:cs="Times New Roman"/>
-          <w:b/>
-          <w:bCs/>
-        </w:rPr>
-        <w:t xml:space="preserve">反应与多步串联</w:t>
-      </w:r>
-    </w:p>
-    <w:p>
-      <w:pPr>
-        <w:pStyle w:val="Compact"/>
-        <w:numPr>
-          <w:ilvl w:val="0"/>
-          <w:numId w:val="1033"/>
-        </w:numPr>
-      </w:pPr>
+          <w:rFonts w:ascii="Times New Roman" w:hAnsi="Times New Roman" w:eastAsia="Times New Roman" w:cs="Times New Roman"/>
+          <w:b/>
+          <w:bCs/>
+        </w:rPr>
+        <w:t xml:space="preserve">12.</w:t>
+      </w:r>
+      <w:r>
+        <w:rPr>
+          <w:rFonts w:ascii="Times New Roman" w:hAnsi="Times New Roman" w:eastAsia="Times New Roman" w:cs="Times New Roman"/>
+        </w:rPr>
+        <w:t xml:space="preserve"> </w:t>
+      </w:r>
       <w:r>
         <w:rPr>
           <w:rFonts w:ascii="Times New Roman" w:hAnsi="Times New Roman" w:eastAsia="Times New Roman" w:cs="Times New Roman"/>
@@ -14797,7 +14961,7 @@
         <w:rPr>
           <w:rFonts w:ascii="Times New Roman" w:hAnsi="Times New Roman" w:eastAsia="Times New Roman" w:cs="Times New Roman"/>
         </w:rPr>
-        <w:t xml:space="preserve">11.3 🏆 </w:t>
+        <w:t xml:space="preserve">11.3 </w:t>
       </w:r>
       <w:r>
         <w:rPr>
@@ -14832,11 +14996,22 @@
     </w:p>
     <w:p>
       <w:pPr>
-        <w:numPr>
-          <w:ilvl w:val="0"/>
-          <w:numId w:val="1034"/>
-        </w:numPr>
+        <w:pStyle w:val="FirstParagraph"/>
       </w:pPr>
+      <w:r>
+        <w:rPr>
+          <w:rFonts w:ascii="Times New Roman" w:hAnsi="Times New Roman" w:eastAsia="Times New Roman" w:cs="Times New Roman"/>
+          <w:b/>
+          <w:bCs/>
+        </w:rPr>
+        <w:t xml:space="preserve">13.</w:t>
+      </w:r>
+      <w:r>
+        <w:rPr>
+          <w:rFonts w:ascii="Times New Roman" w:hAnsi="Times New Roman" w:eastAsia="Times New Roman" w:cs="Times New Roman"/>
+        </w:rPr>
+        <w:t xml:space="preserve"> </w:t>
+      </w:r>
       <w:r>
         <w:rPr>
           <w:rFonts w:hint="eastAsia" w:ascii="Times New Roman" w:hAnsi="Times New Roman" w:eastAsia="Times New Roman" w:cs="Times New Roman"/>
@@ -14898,193 +15073,426 @@
     </w:p>
     <w:p>
       <w:pPr>
-        <w:numPr>
-          <w:ilvl w:val="0"/>
-          <w:numId w:val="1000"/>
-        </w:numPr>
+        <w:pStyle w:val="SourceCode"/>
       </w:pPr>
       <w:r>
         <w:rPr>
-          <w:rFonts w:hint="eastAsia" w:ascii="Times New Roman" w:hAnsi="Times New Roman" w:eastAsia="FangSong" w:cs="Times New Roman"/>
+          <w:rStyle w:val="VerbatimChar"/>
+          <w:rFonts w:hint="eastAsia" w:ascii="SimSun" w:hAnsi="SimSun" w:eastAsia="SimSun" w:cs="SimSun"/>
         </w:rPr>
         <w:t xml:space="preserve">化合物</w:t>
       </w:r>
       <w:r>
         <w:rPr>
-          <w:rFonts w:ascii="Times New Roman" w:hAnsi="Times New Roman" w:eastAsia="Times New Roman" w:cs="Times New Roman"/>
+          <w:rStyle w:val="VerbatimChar"/>
+          <w:rFonts w:ascii="SimSun" w:hAnsi="SimSun" w:eastAsia="SimSun" w:cs="SimSun"/>
         </w:rPr>
         <w:t xml:space="preserve"> </w:t>
       </w:r>
       <w:r>
         <w:rPr>
-          <w:rFonts w:hint="eastAsia" w:ascii="Times New Roman" w:hAnsi="Times New Roman" w:eastAsia="Times New Roman" w:cs="Times New Roman"/>
+          <w:rStyle w:val="VerbatimChar"/>
+          <w:rFonts w:hint="eastAsia" w:ascii="SimSun" w:hAnsi="SimSun" w:eastAsia="SimSun" w:cs="SimSun"/>
         </w:rPr>
         <w:t>A（</w:t>
       </w:r>
       <w:r>
         <w:rPr>
-          <w:rFonts w:hint="eastAsia" w:ascii="Times New Roman" w:hAnsi="Times New Roman" w:eastAsia="FangSong" w:cs="Times New Roman"/>
+          <w:rStyle w:val="VerbatimChar"/>
+          <w:rFonts w:hint="eastAsia" w:ascii="SimSun" w:hAnsi="SimSun" w:eastAsia="SimSun" w:cs="SimSun"/>
         </w:rPr>
         <w:t>含共轭二烯的环己烯衍生物</w:t>
       </w:r>
       <w:r>
         <w:rPr>
-          <w:rFonts w:hint="eastAsia" w:ascii="Times New Roman" w:hAnsi="Times New Roman" w:eastAsia="Times New Roman" w:cs="Times New Roman"/>
+          <w:rStyle w:val="VerbatimChar"/>
+          <w:rFonts w:hint="eastAsia" w:ascii="SimSun" w:hAnsi="SimSun" w:eastAsia="SimSun" w:cs="SimSun"/>
         </w:rPr>
         <w:t>）</w:t>
       </w:r>
       <w:r>
         <w:rPr>
-          <w:rFonts w:hint="eastAsia" w:ascii="Times New Roman" w:hAnsi="Times New Roman" w:eastAsia="FangSong" w:cs="Times New Roman"/>
+          <w:rStyle w:val="VerbatimChar"/>
+          <w:rFonts w:hint="eastAsia" w:ascii="SimSun" w:hAnsi="SimSun" w:eastAsia="SimSun" w:cs="SimSun"/>
         </w:rPr>
         <w:t>在加热条件下生成化合物</w:t>
       </w:r>
       <w:r>
         <w:rPr>
-          <w:rFonts w:ascii="Times New Roman" w:hAnsi="Times New Roman" w:eastAsia="Times New Roman" w:cs="Times New Roman"/>
+          <w:rStyle w:val="VerbatimChar"/>
+          <w:rFonts w:ascii="SimSun" w:hAnsi="SimSun" w:eastAsia="SimSun" w:cs="SimSun"/>
         </w:rPr>
         <w:t xml:space="preserve"> </w:t>
       </w:r>
       <w:r>
         <w:rPr>
-          <w:rFonts w:hint="eastAsia" w:ascii="Times New Roman" w:hAnsi="Times New Roman" w:eastAsia="Times New Roman" w:cs="Times New Roman"/>
+          <w:rStyle w:val="VerbatimChar"/>
+          <w:rFonts w:hint="eastAsia" w:ascii="SimSun" w:hAnsi="SimSun" w:eastAsia="SimSun" w:cs="SimSun"/>
         </w:rPr>
         <w:t xml:space="preserve">B，B</w:t>
       </w:r>
       <w:r>
         <w:rPr>
-          <w:rFonts w:ascii="Times New Roman" w:hAnsi="Times New Roman" w:eastAsia="Times New Roman" w:cs="Times New Roman"/>
+          <w:rStyle w:val="VerbatimChar"/>
+          <w:rFonts w:ascii="SimSun" w:hAnsi="SimSun" w:eastAsia="SimSun" w:cs="SimSun"/>
         </w:rPr>
         <w:t xml:space="preserve"> </w:t>
       </w:r>
       <w:r>
         <w:rPr>
-          <w:rFonts w:hint="eastAsia" w:ascii="Times New Roman" w:hAnsi="Times New Roman" w:eastAsia="FangSong" w:cs="Times New Roman"/>
+          <w:rStyle w:val="VerbatimChar"/>
+          <w:rFonts w:hint="eastAsia" w:ascii="SimSun" w:hAnsi="SimSun" w:eastAsia="SimSun" w:cs="SimSun"/>
         </w:rPr>
         <w:t xml:space="preserve">再经加热生成最终产物</w:t>
       </w:r>
       <w:r>
         <w:rPr>
-          <w:rFonts w:ascii="Times New Roman" w:hAnsi="Times New Roman" w:eastAsia="Times New Roman" w:cs="Times New Roman"/>
+          <w:rStyle w:val="VerbatimChar"/>
+          <w:rFonts w:ascii="SimSun" w:hAnsi="SimSun" w:eastAsia="SimSun" w:cs="SimSun"/>
         </w:rPr>
         <w:t xml:space="preserve"> </w:t>
       </w:r>
       <w:r>
         <w:rPr>
-          <w:rFonts w:hint="eastAsia" w:ascii="Times New Roman" w:hAnsi="Times New Roman" w:eastAsia="Times New Roman" w:cs="Times New Roman"/>
+          <w:rStyle w:val="VerbatimChar"/>
+          <w:rFonts w:hint="eastAsia" w:ascii="SimSun" w:hAnsi="SimSun" w:eastAsia="SimSun" w:cs="SimSun"/>
         </w:rPr>
         <w:t>C。</w:t>
       </w:r>
       <w:r>
         <w:rPr>
-          <w:rFonts w:hint="eastAsia" w:ascii="Times New Roman" w:hAnsi="Times New Roman" w:eastAsia="FangSong" w:cs="Times New Roman"/>
+          <w:rStyle w:val="VerbatimChar"/>
+          <w:rFonts w:hint="eastAsia" w:ascii="SimSun" w:hAnsi="SimSun" w:eastAsia="SimSun" w:cs="SimSun"/>
         </w:rPr>
         <w:t>已知</w:t>
       </w:r>
       <w:r>
         <w:rPr>
-          <w:rFonts w:ascii="Times New Roman" w:hAnsi="Times New Roman" w:eastAsia="Times New Roman" w:cs="Times New Roman"/>
+          <w:rStyle w:val="VerbatimChar"/>
+          <w:rFonts w:ascii="SimSun" w:hAnsi="SimSun" w:eastAsia="SimSun" w:cs="SimSun"/>
         </w:rPr>
         <w:t xml:space="preserve"> A→B </w:t>
       </w:r>
       <w:r>
         <w:rPr>
-          <w:rFonts w:hint="eastAsia" w:ascii="Times New Roman" w:hAnsi="Times New Roman" w:eastAsia="FangSong" w:cs="Times New Roman"/>
+          <w:rStyle w:val="VerbatimChar"/>
+          <w:rFonts w:hint="eastAsia" w:ascii="SimSun" w:hAnsi="SimSun" w:eastAsia="SimSun" w:cs="SimSun"/>
         </w:rPr>
         <w:t xml:space="preserve">为</w:t>
       </w:r>
       <w:r>
         <w:rPr>
-          <w:rFonts w:ascii="Times New Roman" w:hAnsi="Times New Roman" w:eastAsia="Times New Roman" w:cs="Times New Roman"/>
+          <w:rStyle w:val="VerbatimChar"/>
+          <w:rFonts w:ascii="SimSun" w:hAnsi="SimSun" w:eastAsia="SimSun" w:cs="SimSun"/>
         </w:rPr>
         <w:t xml:space="preserve"> Diels-Alder </w:t>
       </w:r>
       <w:r>
         <w:rPr>
-          <w:rFonts w:hint="eastAsia" w:ascii="Times New Roman" w:hAnsi="Times New Roman" w:eastAsia="FangSong" w:cs="Times New Roman"/>
+          <w:rStyle w:val="VerbatimChar"/>
+          <w:rFonts w:hint="eastAsia" w:ascii="SimSun" w:hAnsi="SimSun" w:eastAsia="SimSun" w:cs="SimSun"/>
         </w:rPr>
         <w:t>反应的逆反应</w:t>
       </w:r>
       <w:r>
         <w:rPr>
-          <w:rFonts w:hint="eastAsia" w:ascii="Times New Roman" w:hAnsi="Times New Roman" w:eastAsia="Times New Roman" w:cs="Times New Roman"/>
+          <w:rStyle w:val="VerbatimChar"/>
+          <w:rFonts w:hint="eastAsia" w:ascii="SimSun" w:hAnsi="SimSun" w:eastAsia="SimSun" w:cs="SimSun"/>
         </w:rPr>
         <w:t>（Retro-D-A），B→C</w:t>
       </w:r>
       <w:r>
         <w:rPr>
-          <w:rFonts w:ascii="Times New Roman" w:hAnsi="Times New Roman" w:eastAsia="Times New Roman" w:cs="Times New Roman"/>
+          <w:rStyle w:val="VerbatimChar"/>
+          <w:rFonts w:ascii="SimSun" w:hAnsi="SimSun" w:eastAsia="SimSun" w:cs="SimSun"/>
         </w:rPr>
         <w:t xml:space="preserve"> </w:t>
       </w:r>
       <w:r>
         <w:rPr>
-          <w:rFonts w:hint="eastAsia" w:ascii="Times New Roman" w:hAnsi="Times New Roman" w:eastAsia="FangSong" w:cs="Times New Roman"/>
+          <w:rStyle w:val="VerbatimChar"/>
+          <w:rFonts w:hint="eastAsia" w:ascii="SimSun" w:hAnsi="SimSun" w:eastAsia="SimSun" w:cs="SimSun"/>
         </w:rPr>
         <w:t xml:space="preserve">为分子内</w:t>
       </w:r>
       <w:r>
         <w:rPr>
-          <w:rFonts w:ascii="Times New Roman" w:hAnsi="Times New Roman" w:eastAsia="Times New Roman" w:cs="Times New Roman"/>
+          <w:rStyle w:val="VerbatimChar"/>
+          <w:rFonts w:ascii="SimSun" w:hAnsi="SimSun" w:eastAsia="SimSun" w:cs="SimSun"/>
         </w:rPr>
         <w:t xml:space="preserve"> Diels-Alder </w:t>
       </w:r>
       <w:r>
         <w:rPr>
-          <w:rFonts w:hint="eastAsia" w:ascii="Times New Roman" w:hAnsi="Times New Roman" w:eastAsia="FangSong" w:cs="Times New Roman"/>
+          <w:rStyle w:val="VerbatimChar"/>
+          <w:rFonts w:hint="eastAsia" w:ascii="SimSun" w:hAnsi="SimSun" w:eastAsia="SimSun" w:cs="SimSun"/>
         </w:rPr>
         <w:t>反应</w:t>
       </w:r>
       <w:r>
         <w:rPr>
-          <w:rFonts w:hint="eastAsia" w:ascii="Times New Roman" w:hAnsi="Times New Roman" w:eastAsia="Times New Roman" w:cs="Times New Roman"/>
+          <w:rStyle w:val="VerbatimChar"/>
+          <w:rFonts w:hint="eastAsia" w:ascii="SimSun" w:hAnsi="SimSun" w:eastAsia="SimSun" w:cs="SimSun"/>
         </w:rPr>
         <w:t>。</w:t>
+      </w:r>
+      <w:r>
+        <w:rPr>
+          <w:rFonts w:ascii="SimSun" w:hAnsi="SimSun" w:eastAsia="SimSun" w:cs="SimSun"/>
+        </w:rPr>
+        <w:br/>
+      </w:r>
+      <w:r>
+        <w:rPr>
+          <w:rFonts w:ascii="SimSun" w:hAnsi="SimSun" w:eastAsia="SimSun" w:cs="SimSun"/>
+        </w:rPr>
+        <w:br/>
+      </w:r>
+      <w:r>
+        <w:rPr>
+          <w:rStyle w:val="VerbatimChar"/>
+          <w:rFonts w:ascii="SimSun" w:hAnsi="SimSun" w:eastAsia="SimSun" w:cs="SimSun"/>
+        </w:rPr>
+        <w:t xml:space="preserve">(a) </w:t>
+      </w:r>
+      <w:r>
+        <w:rPr>
+          <w:rStyle w:val="VerbatimChar"/>
+          <w:rFonts w:hint="eastAsia" w:ascii="SimSun" w:hAnsi="SimSun" w:eastAsia="SimSun" w:cs="SimSun"/>
+        </w:rPr>
+        <w:t xml:space="preserve">画出</w:t>
+      </w:r>
+      <w:r>
+        <w:rPr>
+          <w:rStyle w:val="VerbatimChar"/>
+          <w:rFonts w:ascii="SimSun" w:hAnsi="SimSun" w:eastAsia="SimSun" w:cs="SimSun"/>
+        </w:rPr>
+        <w:t xml:space="preserve"> A </w:t>
+      </w:r>
+      <w:r>
+        <w:rPr>
+          <w:rStyle w:val="VerbatimChar"/>
+          <w:rFonts w:hint="eastAsia" w:ascii="SimSun" w:hAnsi="SimSun" w:eastAsia="SimSun" w:cs="SimSun"/>
+        </w:rPr>
+        <w:t>的合理结构</w:t>
+      </w:r>
+      <w:r>
+        <w:rPr>
+          <w:rStyle w:val="VerbatimChar"/>
+          <w:rFonts w:hint="eastAsia" w:ascii="SimSun" w:hAnsi="SimSun" w:eastAsia="SimSun" w:cs="SimSun"/>
+        </w:rPr>
+        <w:t>（</w:t>
+      </w:r>
+      <w:r>
+        <w:rPr>
+          <w:rStyle w:val="VerbatimChar"/>
+          <w:rFonts w:hint="eastAsia" w:ascii="SimSun" w:hAnsi="SimSun" w:eastAsia="SimSun" w:cs="SimSun"/>
+        </w:rPr>
+        <w:t>提示</w:t>
+      </w:r>
+      <w:r>
+        <w:rPr>
+          <w:rStyle w:val="VerbatimChar"/>
+          <w:rFonts w:hint="eastAsia" w:ascii="SimSun" w:hAnsi="SimSun" w:eastAsia="SimSun" w:cs="SimSun"/>
+        </w:rPr>
+        <w:t>：A</w:t>
+      </w:r>
+      <w:r>
+        <w:rPr>
+          <w:rStyle w:val="VerbatimChar"/>
+          <w:rFonts w:ascii="SimSun" w:hAnsi="SimSun" w:eastAsia="SimSun" w:cs="SimSun"/>
+        </w:rPr>
+        <w:t xml:space="preserve"> </w:t>
+      </w:r>
+      <w:r>
+        <w:rPr>
+          <w:rStyle w:val="VerbatimChar"/>
+          <w:rFonts w:hint="eastAsia" w:ascii="SimSun" w:hAnsi="SimSun" w:eastAsia="SimSun" w:cs="SimSun"/>
+        </w:rPr>
+        <w:t>含一个六元环和一个侧链二烯</w:t>
+      </w:r>
+      <w:r>
+        <w:rPr>
+          <w:rStyle w:val="VerbatimChar"/>
+          <w:rFonts w:hint="eastAsia" w:ascii="SimSun" w:hAnsi="SimSun" w:eastAsia="SimSun" w:cs="SimSun"/>
+        </w:rPr>
+        <w:t>）。</w:t>
+      </w:r>
+      <w:r>
+        <w:rPr>
+          <w:rFonts w:ascii="SimSun" w:hAnsi="SimSun" w:eastAsia="SimSun" w:cs="SimSun"/>
+        </w:rPr>
+        <w:br/>
+      </w:r>
+      <w:r>
+        <w:rPr>
+          <w:rStyle w:val="VerbatimChar"/>
+          <w:rFonts w:ascii="SimSun" w:hAnsi="SimSun" w:eastAsia="SimSun" w:cs="SimSun"/>
+        </w:rPr>
+        <w:t xml:space="preserve">(b) </w:t>
+      </w:r>
+      <w:r>
+        <w:rPr>
+          <w:rStyle w:val="VerbatimChar"/>
+          <w:rFonts w:hint="eastAsia" w:ascii="SimSun" w:hAnsi="SimSun" w:eastAsia="SimSun" w:cs="SimSun"/>
+        </w:rPr>
+        <w:t xml:space="preserve">解释为什么</w:t>
+      </w:r>
+      <w:r>
+        <w:rPr>
+          <w:rStyle w:val="VerbatimChar"/>
+          <w:rFonts w:ascii="SimSun" w:hAnsi="SimSun" w:eastAsia="SimSun" w:cs="SimSun"/>
+        </w:rPr>
+        <w:t xml:space="preserve"> Retro-D-A </w:t>
+      </w:r>
+      <w:r>
+        <w:rPr>
+          <w:rStyle w:val="VerbatimChar"/>
+          <w:rFonts w:hint="eastAsia" w:ascii="SimSun" w:hAnsi="SimSun" w:eastAsia="SimSun" w:cs="SimSun"/>
+        </w:rPr>
+        <w:t>需要高温条件</w:t>
+      </w:r>
+      <w:r>
+        <w:rPr>
+          <w:rStyle w:val="VerbatimChar"/>
+          <w:rFonts w:hint="eastAsia" w:ascii="SimSun" w:hAnsi="SimSun" w:eastAsia="SimSun" w:cs="SimSun"/>
+        </w:rPr>
+        <w:t>。</w:t>
+      </w:r>
+      <w:r>
+        <w:rPr>
+          <w:rFonts w:ascii="SimSun" w:hAnsi="SimSun" w:eastAsia="SimSun" w:cs="SimSun"/>
+        </w:rPr>
+        <w:br/>
+      </w:r>
+      <w:r>
+        <w:rPr>
+          <w:rStyle w:val="VerbatimChar"/>
+          <w:rFonts w:ascii="SimSun" w:hAnsi="SimSun" w:eastAsia="SimSun" w:cs="SimSun"/>
+        </w:rPr>
+        <w:t xml:space="preserve">(c) </w:t>
+      </w:r>
+      <w:r>
+        <w:rPr>
+          <w:rStyle w:val="VerbatimChar"/>
+          <w:rFonts w:hint="eastAsia" w:ascii="SimSun" w:hAnsi="SimSun" w:eastAsia="SimSun" w:cs="SimSun"/>
+        </w:rPr>
+        <w:t xml:space="preserve">如果</w:t>
+      </w:r>
+      <w:r>
+        <w:rPr>
+          <w:rStyle w:val="VerbatimChar"/>
+          <w:rFonts w:ascii="SimSun" w:hAnsi="SimSun" w:eastAsia="SimSun" w:cs="SimSun"/>
+        </w:rPr>
+        <w:t xml:space="preserve"> B→C </w:t>
+      </w:r>
+      <w:r>
+        <w:rPr>
+          <w:rStyle w:val="VerbatimChar"/>
+          <w:rFonts w:hint="eastAsia" w:ascii="SimSun" w:hAnsi="SimSun" w:eastAsia="SimSun" w:cs="SimSun"/>
+        </w:rPr>
+        <w:t xml:space="preserve">是分子内</w:t>
+      </w:r>
+      <w:r>
+        <w:rPr>
+          <w:rStyle w:val="VerbatimChar"/>
+          <w:rFonts w:ascii="SimSun" w:hAnsi="SimSun" w:eastAsia="SimSun" w:cs="SimSun"/>
+        </w:rPr>
+        <w:t xml:space="preserve"> </w:t>
+      </w:r>
+      <w:r>
+        <w:rPr>
+          <w:rStyle w:val="VerbatimChar"/>
+          <w:rFonts w:hint="eastAsia" w:ascii="SimSun" w:hAnsi="SimSun" w:eastAsia="SimSun" w:cs="SimSun"/>
+        </w:rPr>
+        <w:t>D-A，</w:t>
+      </w:r>
+      <w:r>
+        <w:rPr>
+          <w:rStyle w:val="VerbatimChar"/>
+          <w:rFonts w:hint="eastAsia" w:ascii="SimSun" w:hAnsi="SimSun" w:eastAsia="SimSun" w:cs="SimSun"/>
+        </w:rPr>
+        <w:t>预测</w:t>
+      </w:r>
+      <w:r>
+        <w:rPr>
+          <w:rStyle w:val="VerbatimChar"/>
+          <w:rFonts w:ascii="SimSun" w:hAnsi="SimSun" w:eastAsia="SimSun" w:cs="SimSun"/>
+        </w:rPr>
+        <w:t xml:space="preserve"> C </w:t>
+      </w:r>
+      <w:r>
+        <w:rPr>
+          <w:rStyle w:val="VerbatimChar"/>
+          <w:rFonts w:hint="eastAsia" w:ascii="SimSun" w:hAnsi="SimSun" w:eastAsia="SimSun" w:cs="SimSun"/>
+        </w:rPr>
+        <w:t>的立体化学</w:t>
+      </w:r>
+      <w:r>
+        <w:rPr>
+          <w:rStyle w:val="VerbatimChar"/>
+          <w:rFonts w:hint="eastAsia" w:ascii="SimSun" w:hAnsi="SimSun" w:eastAsia="SimSun" w:cs="SimSun"/>
+        </w:rPr>
+        <w:t>（endo/exo）。</w:t>
       </w:r>
     </w:p>
     <w:p>
       <w:pPr>
-        <w:pStyle w:val="Compact"/>
-        <w:numPr>
-          <w:ilvl w:val="1"/>
-          <w:numId w:val="1035"/>
-        </w:numPr>
+        <w:pStyle w:val="FirstParagraph"/>
       </w:pPr>
       <w:r>
         <w:rPr>
-          <w:rFonts w:hint="eastAsia" w:ascii="Times New Roman" w:hAnsi="Times New Roman" w:eastAsia="FangSong" w:cs="Times New Roman"/>
-        </w:rPr>
-        <w:t xml:space="preserve">画出</w:t>
-      </w:r>
-      <w:r>
-        <w:rPr>
-          <w:rFonts w:ascii="Times New Roman" w:hAnsi="Times New Roman" w:eastAsia="Times New Roman" w:cs="Times New Roman"/>
-        </w:rPr>
-        <w:t xml:space="preserve"> A </w:t>
-      </w:r>
-      <w:r>
-        <w:rPr>
-          <w:rFonts w:hint="eastAsia" w:ascii="Times New Roman" w:hAnsi="Times New Roman" w:eastAsia="FangSong" w:cs="Times New Roman"/>
-        </w:rPr>
-        <w:t>的合理结构</w:t>
-      </w:r>
-      <w:r>
-        <w:rPr>
-          <w:rFonts w:hint="eastAsia" w:ascii="Times New Roman" w:hAnsi="Times New Roman" w:eastAsia="Times New Roman" w:cs="Times New Roman"/>
+          <w:rFonts w:ascii="Times New Roman" w:hAnsi="Times New Roman" w:eastAsia="Times New Roman" w:cs="Times New Roman"/>
+          <w:b/>
+          <w:bCs/>
+        </w:rPr>
+        <w:t xml:space="preserve">14.</w:t>
+      </w:r>
+      <w:r>
+        <w:rPr>
+          <w:rFonts w:ascii="Times New Roman" w:hAnsi="Times New Roman" w:eastAsia="Times New Roman" w:cs="Times New Roman"/>
+        </w:rPr>
+        <w:t xml:space="preserve"> </w:t>
+      </w:r>
+      <w:r>
+        <w:rPr>
+          <w:rFonts w:hint="eastAsia" w:ascii="Times New Roman" w:hAnsi="Times New Roman" w:eastAsia="Times New Roman" w:cs="Times New Roman"/>
+          <w:b/>
+          <w:bCs/>
         </w:rPr>
         <w:t>（</w:t>
       </w:r>
       <w:r>
         <w:rPr>
           <w:rFonts w:hint="eastAsia" w:ascii="Times New Roman" w:hAnsi="Times New Roman" w:eastAsia="FangSong" w:cs="Times New Roman"/>
-        </w:rPr>
-        <w:t>提示</w:t>
-      </w:r>
-      <w:r>
-        <w:rPr>
-          <w:rFonts w:hint="eastAsia" w:ascii="Times New Roman" w:hAnsi="Times New Roman" w:eastAsia="Times New Roman" w:cs="Times New Roman"/>
-        </w:rPr>
-        <w:t>：A</w:t>
+          <w:b/>
+          <w:bCs/>
+        </w:rPr>
+        <w:t>改编自第</w:t>
+      </w:r>
+      <w:r>
+        <w:rPr>
+          <w:rFonts w:ascii="Times New Roman" w:hAnsi="Times New Roman" w:eastAsia="Times New Roman" w:cs="Times New Roman"/>
+          <w:b/>
+          <w:bCs/>
+        </w:rPr>
+        <w:t xml:space="preserve"> 33 </w:t>
+      </w:r>
+      <w:r>
+        <w:rPr>
+          <w:rFonts w:hint="eastAsia" w:ascii="Times New Roman" w:hAnsi="Times New Roman" w:eastAsia="FangSong" w:cs="Times New Roman"/>
+          <w:b/>
+          <w:bCs/>
+        </w:rPr>
+        <w:t>届初赛</w:t>
+      </w:r>
+      <w:r>
+        <w:rPr>
+          <w:rFonts w:hint="eastAsia" w:ascii="Times New Roman" w:hAnsi="Times New Roman" w:eastAsia="Times New Roman" w:cs="Times New Roman"/>
+          <w:b/>
+          <w:bCs/>
+        </w:rPr>
+        <w:t>）</w:t>
       </w:r>
       <w:r>
         <w:rPr>
@@ -15096,73 +15504,236 @@
         <w:rPr>
           <w:rFonts w:hint="eastAsia" w:ascii="Times New Roman" w:hAnsi="Times New Roman" w:eastAsia="FangSong" w:cs="Times New Roman"/>
         </w:rPr>
-        <w:t>含一个六元环和一个侧链二烯</w:t>
-      </w:r>
-      <w:r>
-        <w:rPr>
-          <w:rFonts w:hint="eastAsia" w:ascii="Times New Roman" w:hAnsi="Times New Roman" w:eastAsia="Times New Roman" w:cs="Times New Roman"/>
-        </w:rPr>
-        <w:t>）。</w:t>
+        <w:t>以下化合物在加热条件下发生周环反应</w:t>
+      </w:r>
+      <w:r>
+        <w:rPr>
+          <w:rFonts w:hint="eastAsia" w:ascii="Times New Roman" w:hAnsi="Times New Roman" w:eastAsia="Times New Roman" w:cs="Times New Roman"/>
+        </w:rPr>
+        <w:t>，</w:t>
+      </w:r>
+      <w:r>
+        <w:rPr>
+          <w:rFonts w:hint="eastAsia" w:ascii="Times New Roman" w:hAnsi="Times New Roman" w:eastAsia="FangSong" w:cs="Times New Roman"/>
+        </w:rPr>
+        <w:t>请判断反应类型并预测产物</w:t>
+      </w:r>
+      <w:r>
+        <w:rPr>
+          <w:rFonts w:hint="eastAsia" w:ascii="Times New Roman" w:hAnsi="Times New Roman" w:eastAsia="Times New Roman" w:cs="Times New Roman"/>
+        </w:rPr>
+        <w:t>：</w:t>
       </w:r>
     </w:p>
     <w:p>
       <w:pPr>
-        <w:pStyle w:val="Compact"/>
-        <w:numPr>
-          <w:ilvl w:val="1"/>
-          <w:numId w:val="1035"/>
-        </w:numPr>
+        <w:pStyle w:val="SourceCode"/>
       </w:pPr>
       <w:r>
         <w:rPr>
-          <w:rFonts w:hint="eastAsia" w:ascii="Times New Roman" w:hAnsi="Times New Roman" w:eastAsia="FangSong" w:cs="Times New Roman"/>
-        </w:rPr>
-        <w:t xml:space="preserve">解释为什么</w:t>
-      </w:r>
-      <w:r>
-        <w:rPr>
-          <w:rFonts w:ascii="Times New Roman" w:hAnsi="Times New Roman" w:eastAsia="Times New Roman" w:cs="Times New Roman"/>
-        </w:rPr>
-        <w:t xml:space="preserve"> Retro-D-A </w:t>
-      </w:r>
-      <w:r>
-        <w:rPr>
-          <w:rFonts w:hint="eastAsia" w:ascii="Times New Roman" w:hAnsi="Times New Roman" w:eastAsia="FangSong" w:cs="Times New Roman"/>
-        </w:rPr>
-        <w:t>需要高温条件</w:t>
-      </w:r>
-      <w:r>
-        <w:rPr>
-          <w:rFonts w:hint="eastAsia" w:ascii="Times New Roman" w:hAnsi="Times New Roman" w:eastAsia="Times New Roman" w:cs="Times New Roman"/>
-        </w:rPr>
-        <w:t>。</w:t>
+          <w:rStyle w:val="VerbatimChar"/>
+          <w:rFonts w:hint="eastAsia" w:ascii="SimSun" w:hAnsi="SimSun" w:eastAsia="SimSun" w:cs="SimSun"/>
+        </w:rPr>
+        <w:t xml:space="preserve">化合物</w:t>
+      </w:r>
+      <w:r>
+        <w:rPr>
+          <w:rStyle w:val="VerbatimChar"/>
+          <w:rFonts w:ascii="SimSun" w:hAnsi="SimSun" w:eastAsia="SimSun" w:cs="SimSun"/>
+        </w:rPr>
+        <w:t xml:space="preserve"> </w:t>
+      </w:r>
+      <w:r>
+        <w:rPr>
+          <w:rStyle w:val="VerbatimChar"/>
+          <w:rFonts w:hint="eastAsia" w:ascii="SimSun" w:hAnsi="SimSun" w:eastAsia="SimSun" w:cs="SimSun"/>
+        </w:rPr>
+        <w:t>D：1,3,5-</w:t>
+      </w:r>
+      <w:r>
+        <w:rPr>
+          <w:rStyle w:val="VerbatimChar"/>
+          <w:rFonts w:hint="eastAsia" w:ascii="SimSun" w:hAnsi="SimSun" w:eastAsia="SimSun" w:cs="SimSun"/>
+        </w:rPr>
+        <w:t>环庚三烯</w:t>
+      </w:r>
+      <w:r>
+        <w:rPr>
+          <w:rStyle w:val="VerbatimChar"/>
+          <w:rFonts w:hint="eastAsia" w:ascii="SimSun" w:hAnsi="SimSun" w:eastAsia="SimSun" w:cs="SimSun"/>
+        </w:rPr>
+        <w:t>（</w:t>
+      </w:r>
+      <w:r>
+        <w:rPr>
+          <w:rStyle w:val="VerbatimChar"/>
+          <w:rFonts w:hint="eastAsia" w:ascii="SimSun" w:hAnsi="SimSun" w:eastAsia="SimSun" w:cs="SimSun"/>
+        </w:rPr>
+        <w:t>含有三个共轭双键的七元环</w:t>
+      </w:r>
+      <w:r>
+        <w:rPr>
+          <w:rStyle w:val="VerbatimChar"/>
+          <w:rFonts w:hint="eastAsia" w:ascii="SimSun" w:hAnsi="SimSun" w:eastAsia="SimSun" w:cs="SimSun"/>
+        </w:rPr>
+        <w:t>）</w:t>
+      </w:r>
+      <w:r>
+        <w:rPr>
+          <w:rFonts w:ascii="SimSun" w:hAnsi="SimSun" w:eastAsia="SimSun" w:cs="SimSun"/>
+        </w:rPr>
+        <w:br/>
+      </w:r>
+      <w:r>
+        <w:rPr>
+          <w:rFonts w:ascii="SimSun" w:hAnsi="SimSun" w:eastAsia="SimSun" w:cs="SimSun"/>
+        </w:rPr>
+        <w:br/>
+      </w:r>
+      <w:r>
+        <w:rPr>
+          <w:rStyle w:val="VerbatimChar"/>
+          <w:rFonts w:ascii="SimSun" w:hAnsi="SimSun" w:eastAsia="SimSun" w:cs="SimSun"/>
+        </w:rPr>
+        <w:t xml:space="preserve">(a) </w:t>
+      </w:r>
+      <w:r>
+        <w:rPr>
+          <w:rStyle w:val="VerbatimChar"/>
+          <w:rFonts w:hint="eastAsia" w:ascii="SimSun" w:hAnsi="SimSun" w:eastAsia="SimSun" w:cs="SimSun"/>
+        </w:rPr>
+        <w:t xml:space="preserve">判断</w:t>
+      </w:r>
+      <w:r>
+        <w:rPr>
+          <w:rStyle w:val="VerbatimChar"/>
+          <w:rFonts w:ascii="SimSun" w:hAnsi="SimSun" w:eastAsia="SimSun" w:cs="SimSun"/>
+        </w:rPr>
+        <w:t xml:space="preserve"> D </w:t>
+      </w:r>
+      <w:r>
+        <w:rPr>
+          <w:rStyle w:val="VerbatimChar"/>
+          <w:rFonts w:hint="eastAsia" w:ascii="SimSun" w:hAnsi="SimSun" w:eastAsia="SimSun" w:cs="SimSun"/>
+        </w:rPr>
+        <w:t>在加热条件下是否能发生电环化关环</w:t>
+      </w:r>
+      <w:r>
+        <w:rPr>
+          <w:rStyle w:val="VerbatimChar"/>
+          <w:rFonts w:hint="eastAsia" w:ascii="SimSun" w:hAnsi="SimSun" w:eastAsia="SimSun" w:cs="SimSun"/>
+        </w:rPr>
+        <w:t>？</w:t>
+      </w:r>
+      <w:r>
+        <w:rPr>
+          <w:rStyle w:val="VerbatimChar"/>
+          <w:rFonts w:hint="eastAsia" w:ascii="SimSun" w:hAnsi="SimSun" w:eastAsia="SimSun" w:cs="SimSun"/>
+        </w:rPr>
+        <w:t>若能</w:t>
+      </w:r>
+      <w:r>
+        <w:rPr>
+          <w:rStyle w:val="VerbatimChar"/>
+          <w:rFonts w:hint="eastAsia" w:ascii="SimSun" w:hAnsi="SimSun" w:eastAsia="SimSun" w:cs="SimSun"/>
+        </w:rPr>
+        <w:t>，</w:t>
+      </w:r>
+      <w:r>
+        <w:rPr>
+          <w:rStyle w:val="VerbatimChar"/>
+          <w:rFonts w:hint="eastAsia" w:ascii="SimSun" w:hAnsi="SimSun" w:eastAsia="SimSun" w:cs="SimSun"/>
+        </w:rPr>
+        <w:t>关环方式是什么</w:t>
+      </w:r>
+      <w:r>
+        <w:rPr>
+          <w:rStyle w:val="VerbatimChar"/>
+          <w:rFonts w:hint="eastAsia" w:ascii="SimSun" w:hAnsi="SimSun" w:eastAsia="SimSun" w:cs="SimSun"/>
+        </w:rPr>
+        <w:t>？</w:t>
+      </w:r>
+      <w:r>
+        <w:rPr>
+          <w:rFonts w:ascii="SimSun" w:hAnsi="SimSun" w:eastAsia="SimSun" w:cs="SimSun"/>
+        </w:rPr>
+        <w:br/>
+      </w:r>
+      <w:r>
+        <w:rPr>
+          <w:rStyle w:val="VerbatimChar"/>
+          <w:rFonts w:ascii="SimSun" w:hAnsi="SimSun" w:eastAsia="SimSun" w:cs="SimSun"/>
+        </w:rPr>
+        <w:t xml:space="preserve">(b) </w:t>
+      </w:r>
+      <w:r>
+        <w:rPr>
+          <w:rStyle w:val="VerbatimChar"/>
+          <w:rFonts w:hint="eastAsia" w:ascii="SimSun" w:hAnsi="SimSun" w:eastAsia="SimSun" w:cs="SimSun"/>
+        </w:rPr>
+        <w:t xml:space="preserve">如果</w:t>
+      </w:r>
+      <w:r>
+        <w:rPr>
+          <w:rStyle w:val="VerbatimChar"/>
+          <w:rFonts w:ascii="SimSun" w:hAnsi="SimSun" w:eastAsia="SimSun" w:cs="SimSun"/>
+        </w:rPr>
+        <w:t xml:space="preserve"> D </w:t>
+      </w:r>
+      <w:r>
+        <w:rPr>
+          <w:rStyle w:val="VerbatimChar"/>
+          <w:rFonts w:hint="eastAsia" w:ascii="SimSun" w:hAnsi="SimSun" w:eastAsia="SimSun" w:cs="SimSun"/>
+        </w:rPr>
+        <w:t>先经光照开环</w:t>
+      </w:r>
+      <w:r>
+        <w:rPr>
+          <w:rStyle w:val="VerbatimChar"/>
+          <w:rFonts w:hint="eastAsia" w:ascii="SimSun" w:hAnsi="SimSun" w:eastAsia="SimSun" w:cs="SimSun"/>
+        </w:rPr>
+        <w:t>，</w:t>
+      </w:r>
+      <w:r>
+        <w:rPr>
+          <w:rStyle w:val="VerbatimChar"/>
+          <w:rFonts w:hint="eastAsia" w:ascii="SimSun" w:hAnsi="SimSun" w:eastAsia="SimSun" w:cs="SimSun"/>
+        </w:rPr>
+        <w:t>再加热关环</w:t>
+      </w:r>
+      <w:r>
+        <w:rPr>
+          <w:rStyle w:val="VerbatimChar"/>
+          <w:rFonts w:hint="eastAsia" w:ascii="SimSun" w:hAnsi="SimSun" w:eastAsia="SimSun" w:cs="SimSun"/>
+        </w:rPr>
+        <w:t>，</w:t>
+      </w:r>
+      <w:r>
+        <w:rPr>
+          <w:rStyle w:val="VerbatimChar"/>
+          <w:rFonts w:hint="eastAsia" w:ascii="SimSun" w:hAnsi="SimSun" w:eastAsia="SimSun" w:cs="SimSun"/>
+        </w:rPr>
+        <w:t>最终产物是什么</w:t>
+      </w:r>
+      <w:r>
+        <w:rPr>
+          <w:rStyle w:val="VerbatimChar"/>
+          <w:rFonts w:hint="eastAsia" w:ascii="SimSun" w:hAnsi="SimSun" w:eastAsia="SimSun" w:cs="SimSun"/>
+        </w:rPr>
+        <w:t>？</w:t>
       </w:r>
     </w:p>
     <w:p>
       <w:pPr>
-        <w:pStyle w:val="Compact"/>
-        <w:numPr>
-          <w:ilvl w:val="1"/>
-          <w:numId w:val="1035"/>
-        </w:numPr>
+        <w:pStyle w:val="FirstParagraph"/>
       </w:pPr>
       <w:r>
         <w:rPr>
-          <w:rFonts w:hint="eastAsia" w:ascii="Times New Roman" w:hAnsi="Times New Roman" w:eastAsia="FangSong" w:cs="Times New Roman"/>
-        </w:rPr>
-        <w:t xml:space="preserve">如果</w:t>
-      </w:r>
-      <w:r>
-        <w:rPr>
-          <w:rFonts w:ascii="Times New Roman" w:hAnsi="Times New Roman" w:eastAsia="Times New Roman" w:cs="Times New Roman"/>
-        </w:rPr>
-        <w:t xml:space="preserve"> B→C </w:t>
-      </w:r>
-      <w:r>
-        <w:rPr>
-          <w:rFonts w:hint="eastAsia" w:ascii="Times New Roman" w:hAnsi="Times New Roman" w:eastAsia="FangSong" w:cs="Times New Roman"/>
-        </w:rPr>
-        <w:t xml:space="preserve">是分子内</w:t>
+          <w:rFonts w:ascii="Times New Roman" w:hAnsi="Times New Roman" w:eastAsia="Times New Roman" w:cs="Times New Roman"/>
+          <w:b/>
+          <w:bCs/>
+        </w:rPr>
+        <w:t xml:space="preserve">15.</w:t>
       </w:r>
       <w:r>
         <w:rPr>
@@ -15173,687 +15744,476 @@
       <w:r>
         <w:rPr>
           <w:rFonts w:hint="eastAsia" w:ascii="Times New Roman" w:hAnsi="Times New Roman" w:eastAsia="Times New Roman" w:cs="Times New Roman"/>
-        </w:rPr>
-        <w:t>D-A，</w:t>
-      </w:r>
-      <w:r>
-        <w:rPr>
-          <w:rFonts w:hint="eastAsia" w:ascii="Times New Roman" w:hAnsi="Times New Roman" w:eastAsia="FangSong" w:cs="Times New Roman"/>
-        </w:rPr>
-        <w:t>预测</w:t>
-      </w:r>
-      <w:r>
-        <w:rPr>
-          <w:rFonts w:ascii="Times New Roman" w:hAnsi="Times New Roman" w:eastAsia="Times New Roman" w:cs="Times New Roman"/>
-        </w:rPr>
-        <w:t xml:space="preserve"> C </w:t>
-      </w:r>
-      <w:r>
-        <w:rPr>
-          <w:rFonts w:hint="eastAsia" w:ascii="Times New Roman" w:hAnsi="Times New Roman" w:eastAsia="FangSong" w:cs="Times New Roman"/>
-        </w:rPr>
-        <w:t>的立体化学</w:t>
-      </w:r>
-      <w:r>
-        <w:rPr>
-          <w:rFonts w:hint="eastAsia" w:ascii="Times New Roman" w:hAnsi="Times New Roman" w:eastAsia="Times New Roman" w:cs="Times New Roman"/>
-        </w:rPr>
-        <w:t>（endo/exo）。</w:t>
+          <w:b/>
+          <w:bCs/>
+        </w:rPr>
+        <w:t>（</w:t>
+      </w:r>
+      <w:r>
+        <w:rPr>
+          <w:rFonts w:hint="eastAsia" w:ascii="Times New Roman" w:hAnsi="Times New Roman" w:eastAsia="FangSong" w:cs="Times New Roman"/>
+          <w:b/>
+          <w:bCs/>
+        </w:rPr>
+        <w:t>综合推理题</w:t>
+      </w:r>
+      <w:r>
+        <w:rPr>
+          <w:rFonts w:hint="eastAsia" w:ascii="Times New Roman" w:hAnsi="Times New Roman" w:eastAsia="Times New Roman" w:cs="Times New Roman"/>
+          <w:b/>
+          <w:bCs/>
+        </w:rPr>
+        <w:t>）</w:t>
+      </w:r>
+      <w:r>
+        <w:rPr>
+          <w:rFonts w:ascii="Times New Roman" w:hAnsi="Times New Roman" w:eastAsia="Times New Roman" w:cs="Times New Roman"/>
+        </w:rPr>
+        <w:t xml:space="preserve"> </w:t>
+      </w:r>
+      <w:r>
+        <w:rPr>
+          <w:rFonts w:hint="eastAsia" w:ascii="Times New Roman" w:hAnsi="Times New Roman" w:eastAsia="FangSong" w:cs="Times New Roman"/>
+        </w:rPr>
+        <w:t>某实验室设计了以下多步串联反应</w:t>
+      </w:r>
+      <w:r>
+        <w:rPr>
+          <w:rFonts w:hint="eastAsia" w:ascii="Times New Roman" w:hAnsi="Times New Roman" w:eastAsia="Times New Roman" w:cs="Times New Roman"/>
+        </w:rPr>
+        <w:t>：</w:t>
       </w:r>
     </w:p>
     <w:p>
       <w:pPr>
-        <w:numPr>
-          <w:ilvl w:val="0"/>
-          <w:numId w:val="1034"/>
-        </w:numPr>
+        <w:pStyle w:val="SourceCode"/>
       </w:pPr>
       <w:r>
         <w:rPr>
-          <w:rFonts w:hint="eastAsia" w:ascii="Times New Roman" w:hAnsi="Times New Roman" w:eastAsia="Times New Roman" w:cs="Times New Roman"/>
-          <w:b/>
-          <w:bCs/>
+          <w:rStyle w:val="VerbatimChar"/>
+          <w:rFonts w:hint="eastAsia" w:ascii="SimSun" w:hAnsi="SimSun" w:eastAsia="SimSun" w:cs="SimSun"/>
+        </w:rPr>
+        <w:t xml:space="preserve">步骤</w:t>
+      </w:r>
+      <w:r>
+        <w:rPr>
+          <w:rStyle w:val="VerbatimChar"/>
+          <w:rFonts w:ascii="SimSun" w:hAnsi="SimSun" w:eastAsia="SimSun" w:cs="SimSun"/>
+        </w:rPr>
+        <w:t xml:space="preserve"> </w:t>
+      </w:r>
+      <w:r>
+        <w:rPr>
+          <w:rStyle w:val="VerbatimChar"/>
+          <w:rFonts w:hint="eastAsia" w:ascii="SimSun" w:hAnsi="SimSun" w:eastAsia="SimSun" w:cs="SimSun"/>
+        </w:rPr>
+        <w:t>1：</w:t>
+      </w:r>
+      <w:r>
+        <w:rPr>
+          <w:rStyle w:val="VerbatimChar"/>
+          <w:rFonts w:hint="eastAsia" w:ascii="SimSun" w:hAnsi="SimSun" w:eastAsia="SimSun" w:cs="SimSun"/>
+        </w:rPr>
+        <w:t>化合物</w:t>
+      </w:r>
+      <w:r>
+        <w:rPr>
+          <w:rStyle w:val="VerbatimChar"/>
+          <w:rFonts w:ascii="SimSun" w:hAnsi="SimSun" w:eastAsia="SimSun" w:cs="SimSun"/>
+        </w:rPr>
+        <w:t xml:space="preserve"> </w:t>
+      </w:r>
+      <w:r>
+        <w:rPr>
+          <w:rStyle w:val="VerbatimChar"/>
+          <w:rFonts w:hint="eastAsia" w:ascii="SimSun" w:hAnsi="SimSun" w:eastAsia="SimSun" w:cs="SimSun"/>
+        </w:rPr>
+        <w:t>E（</w:t>
+      </w:r>
+      <w:r>
+        <w:rPr>
+          <w:rStyle w:val="VerbatimChar"/>
+          <w:rFonts w:hint="eastAsia" w:ascii="SimSun" w:hAnsi="SimSun" w:eastAsia="SimSun" w:cs="SimSun"/>
+        </w:rPr>
+        <w:t>含二烯和亲双烯体的同一分子</w:t>
+      </w:r>
+      <w:r>
+        <w:rPr>
+          <w:rStyle w:val="VerbatimChar"/>
+          <w:rFonts w:hint="eastAsia" w:ascii="SimSun" w:hAnsi="SimSun" w:eastAsia="SimSun" w:cs="SimSun"/>
+        </w:rPr>
+        <w:t>）</w:t>
+      </w:r>
+      <w:r>
+        <w:rPr>
+          <w:rStyle w:val="VerbatimChar"/>
+          <w:rFonts w:hint="eastAsia" w:ascii="SimSun" w:hAnsi="SimSun" w:eastAsia="SimSun" w:cs="SimSun"/>
+        </w:rPr>
+        <w:t>在加热下发生分子内</w:t>
+      </w:r>
+      <w:r>
+        <w:rPr>
+          <w:rStyle w:val="VerbatimChar"/>
+          <w:rFonts w:ascii="SimSun" w:hAnsi="SimSun" w:eastAsia="SimSun" w:cs="SimSun"/>
+        </w:rPr>
+        <w:t xml:space="preserve"> D-A → </w:t>
+      </w:r>
+      <w:r>
+        <w:rPr>
+          <w:rStyle w:val="VerbatimChar"/>
+          <w:rFonts w:hint="eastAsia" w:ascii="SimSun" w:hAnsi="SimSun" w:eastAsia="SimSun" w:cs="SimSun"/>
+        </w:rPr>
+        <w:t xml:space="preserve">产物</w:t>
+      </w:r>
+      <w:r>
+        <w:rPr>
+          <w:rStyle w:val="VerbatimChar"/>
+          <w:rFonts w:ascii="SimSun" w:hAnsi="SimSun" w:eastAsia="SimSun" w:cs="SimSun"/>
+        </w:rPr>
+        <w:t xml:space="preserve"> </w:t>
+      </w:r>
+      <w:r>
+        <w:rPr>
+          <w:rStyle w:val="VerbatimChar"/>
+          <w:rFonts w:hint="eastAsia" w:ascii="SimSun" w:hAnsi="SimSun" w:eastAsia="SimSun" w:cs="SimSun"/>
+        </w:rPr>
+        <w:t>F（</w:t>
+      </w:r>
+      <w:r>
+        <w:rPr>
+          <w:rStyle w:val="VerbatimChar"/>
+          <w:rFonts w:hint="eastAsia" w:ascii="SimSun" w:hAnsi="SimSun" w:eastAsia="SimSun" w:cs="SimSun"/>
+        </w:rPr>
+        <w:t>三环化合物</w:t>
+      </w:r>
+      <w:r>
+        <w:rPr>
+          <w:rStyle w:val="VerbatimChar"/>
+          <w:rFonts w:hint="eastAsia" w:ascii="SimSun" w:hAnsi="SimSun" w:eastAsia="SimSun" w:cs="SimSun"/>
+        </w:rPr>
+        <w:t>）</w:t>
+      </w:r>
+      <w:r>
+        <w:rPr>
+          <w:rFonts w:ascii="SimSun" w:hAnsi="SimSun" w:eastAsia="SimSun" w:cs="SimSun"/>
+        </w:rPr>
+        <w:br/>
+      </w:r>
+      <w:r>
+        <w:rPr>
+          <w:rStyle w:val="VerbatimChar"/>
+          <w:rFonts w:hint="eastAsia" w:ascii="SimSun" w:hAnsi="SimSun" w:eastAsia="SimSun" w:cs="SimSun"/>
+        </w:rPr>
+        <w:t xml:space="preserve">步骤</w:t>
+      </w:r>
+      <w:r>
+        <w:rPr>
+          <w:rStyle w:val="VerbatimChar"/>
+          <w:rFonts w:ascii="SimSun" w:hAnsi="SimSun" w:eastAsia="SimSun" w:cs="SimSun"/>
+        </w:rPr>
+        <w:t xml:space="preserve"> </w:t>
+      </w:r>
+      <w:r>
+        <w:rPr>
+          <w:rStyle w:val="VerbatimChar"/>
+          <w:rFonts w:hint="eastAsia" w:ascii="SimSun" w:hAnsi="SimSun" w:eastAsia="SimSun" w:cs="SimSun"/>
+        </w:rPr>
+        <w:t xml:space="preserve">2：F</w:t>
+      </w:r>
+      <w:r>
+        <w:rPr>
+          <w:rStyle w:val="VerbatimChar"/>
+          <w:rFonts w:ascii="SimSun" w:hAnsi="SimSun" w:eastAsia="SimSun" w:cs="SimSun"/>
+        </w:rPr>
+        <w:t xml:space="preserve"> </w:t>
+      </w:r>
+      <w:r>
+        <w:rPr>
+          <w:rStyle w:val="VerbatimChar"/>
+          <w:rFonts w:hint="eastAsia" w:ascii="SimSun" w:hAnsi="SimSun" w:eastAsia="SimSun" w:cs="SimSun"/>
+        </w:rPr>
+        <w:t xml:space="preserve">在光照下发生</w:t>
+      </w:r>
+      <w:r>
+        <w:rPr>
+          <w:rStyle w:val="VerbatimChar"/>
+          <w:rFonts w:ascii="SimSun" w:hAnsi="SimSun" w:eastAsia="SimSun" w:cs="SimSun"/>
+        </w:rPr>
+        <w:t xml:space="preserve"> [2+2] </w:t>
+      </w:r>
+      <w:r>
+        <w:rPr>
+          <w:rStyle w:val="VerbatimChar"/>
+          <w:rFonts w:hint="eastAsia" w:ascii="SimSun" w:hAnsi="SimSun" w:eastAsia="SimSun" w:cs="SimSun"/>
+        </w:rPr>
+        <w:t xml:space="preserve">环加成</w:t>
+      </w:r>
+      <w:r>
+        <w:rPr>
+          <w:rStyle w:val="VerbatimChar"/>
+          <w:rFonts w:ascii="SimSun" w:hAnsi="SimSun" w:eastAsia="SimSun" w:cs="SimSun"/>
+        </w:rPr>
+        <w:t xml:space="preserve"> → </w:t>
+      </w:r>
+      <w:r>
+        <w:rPr>
+          <w:rStyle w:val="VerbatimChar"/>
+          <w:rFonts w:hint="eastAsia" w:ascii="SimSun" w:hAnsi="SimSun" w:eastAsia="SimSun" w:cs="SimSun"/>
+        </w:rPr>
+        <w:t xml:space="preserve">产物</w:t>
+      </w:r>
+      <w:r>
+        <w:rPr>
+          <w:rStyle w:val="VerbatimChar"/>
+          <w:rFonts w:ascii="SimSun" w:hAnsi="SimSun" w:eastAsia="SimSun" w:cs="SimSun"/>
+        </w:rPr>
+        <w:t xml:space="preserve"> </w:t>
+      </w:r>
+      <w:r>
+        <w:rPr>
+          <w:rStyle w:val="VerbatimChar"/>
+          <w:rFonts w:hint="eastAsia" w:ascii="SimSun" w:hAnsi="SimSun" w:eastAsia="SimSun" w:cs="SimSun"/>
+        </w:rPr>
+        <w:t>G（</w:t>
+      </w:r>
+      <w:r>
+        <w:rPr>
+          <w:rStyle w:val="VerbatimChar"/>
+          <w:rFonts w:hint="eastAsia" w:ascii="SimSun" w:hAnsi="SimSun" w:eastAsia="SimSun" w:cs="SimSun"/>
+        </w:rPr>
+        <w:t>四环化合物</w:t>
+      </w:r>
+      <w:r>
+        <w:rPr>
+          <w:rStyle w:val="VerbatimChar"/>
+          <w:rFonts w:hint="eastAsia" w:ascii="SimSun" w:hAnsi="SimSun" w:eastAsia="SimSun" w:cs="SimSun"/>
+        </w:rPr>
+        <w:t>）</w:t>
+      </w:r>
+      <w:r>
+        <w:rPr>
+          <w:rFonts w:ascii="SimSun" w:hAnsi="SimSun" w:eastAsia="SimSun" w:cs="SimSun"/>
+        </w:rPr>
+        <w:br/>
+      </w:r>
+      <w:r>
+        <w:rPr>
+          <w:rFonts w:ascii="SimSun" w:hAnsi="SimSun" w:eastAsia="SimSun" w:cs="SimSun"/>
+        </w:rPr>
+        <w:br/>
+      </w:r>
+      <w:r>
+        <w:rPr>
+          <w:rStyle w:val="VerbatimChar"/>
+          <w:rFonts w:ascii="SimSun" w:hAnsi="SimSun" w:eastAsia="SimSun" w:cs="SimSun"/>
+        </w:rPr>
+        <w:t xml:space="preserve">(a) </w:t>
+      </w:r>
+      <w:r>
+        <w:rPr>
+          <w:rStyle w:val="VerbatimChar"/>
+          <w:rFonts w:hint="eastAsia" w:ascii="SimSun" w:hAnsi="SimSun" w:eastAsia="SimSun" w:cs="SimSun"/>
+        </w:rPr>
+        <w:t xml:space="preserve">步骤</w:t>
+      </w:r>
+      <w:r>
+        <w:rPr>
+          <w:rStyle w:val="VerbatimChar"/>
+          <w:rFonts w:ascii="SimSun" w:hAnsi="SimSun" w:eastAsia="SimSun" w:cs="SimSun"/>
+        </w:rPr>
+        <w:t xml:space="preserve"> 1 </w:t>
+      </w:r>
+      <w:r>
+        <w:rPr>
+          <w:rStyle w:val="VerbatimChar"/>
+          <w:rFonts w:hint="eastAsia" w:ascii="SimSun" w:hAnsi="SimSun" w:eastAsia="SimSun" w:cs="SimSun"/>
+        </w:rPr>
+        <w:t xml:space="preserve">中</w:t>
+      </w:r>
+      <w:r>
+        <w:rPr>
+          <w:rStyle w:val="VerbatimChar"/>
+          <w:rFonts w:ascii="SimSun" w:hAnsi="SimSun" w:eastAsia="SimSun" w:cs="SimSun"/>
+        </w:rPr>
+        <w:t xml:space="preserve"> E </w:t>
+      </w:r>
+      <w:r>
+        <w:rPr>
+          <w:rStyle w:val="VerbatimChar"/>
+          <w:rFonts w:hint="eastAsia" w:ascii="SimSun" w:hAnsi="SimSun" w:eastAsia="SimSun" w:cs="SimSun"/>
+        </w:rPr>
+        <w:t xml:space="preserve">需要满足什么构象要求才能发生分子内</w:t>
+      </w:r>
+      <w:r>
+        <w:rPr>
+          <w:rStyle w:val="VerbatimChar"/>
+          <w:rFonts w:ascii="SimSun" w:hAnsi="SimSun" w:eastAsia="SimSun" w:cs="SimSun"/>
+        </w:rPr>
+        <w:t xml:space="preserve"> </w:t>
+      </w:r>
+      <w:r>
+        <w:rPr>
+          <w:rStyle w:val="VerbatimChar"/>
+          <w:rFonts w:hint="eastAsia" w:ascii="SimSun" w:hAnsi="SimSun" w:eastAsia="SimSun" w:cs="SimSun"/>
+        </w:rPr>
+        <w:t xml:space="preserve">D-A？</w:t>
+      </w:r>
+      <w:r>
+        <w:rPr>
+          <w:rFonts w:ascii="SimSun" w:hAnsi="SimSun" w:eastAsia="SimSun" w:cs="SimSun"/>
+        </w:rPr>
+        <w:br/>
+      </w:r>
+      <w:r>
+        <w:rPr>
+          <w:rStyle w:val="VerbatimChar"/>
+          <w:rFonts w:ascii="SimSun" w:hAnsi="SimSun" w:eastAsia="SimSun" w:cs="SimSun"/>
+        </w:rPr>
+        <w:t xml:space="preserve">(b) </w:t>
+      </w:r>
+      <w:r>
+        <w:rPr>
+          <w:rStyle w:val="VerbatimChar"/>
+          <w:rFonts w:hint="eastAsia" w:ascii="SimSun" w:hAnsi="SimSun" w:eastAsia="SimSun" w:cs="SimSun"/>
+        </w:rPr>
+        <w:t xml:space="preserve">如果</w:t>
+      </w:r>
+      <w:r>
+        <w:rPr>
+          <w:rStyle w:val="VerbatimChar"/>
+          <w:rFonts w:ascii="SimSun" w:hAnsi="SimSun" w:eastAsia="SimSun" w:cs="SimSun"/>
+        </w:rPr>
+        <w:t xml:space="preserve"> F </w:t>
+      </w:r>
+      <w:r>
+        <w:rPr>
+          <w:rStyle w:val="VerbatimChar"/>
+          <w:rFonts w:hint="eastAsia" w:ascii="SimSun" w:hAnsi="SimSun" w:eastAsia="SimSun" w:cs="SimSun"/>
+        </w:rPr>
+        <w:t xml:space="preserve">中新形成的双键在</w:t>
+      </w:r>
+      <w:r>
+        <w:rPr>
+          <w:rStyle w:val="VerbatimChar"/>
+          <w:rFonts w:ascii="SimSun" w:hAnsi="SimSun" w:eastAsia="SimSun" w:cs="SimSun"/>
+        </w:rPr>
+        <w:t xml:space="preserve"> [2+2] </w:t>
+      </w:r>
+      <w:r>
+        <w:rPr>
+          <w:rStyle w:val="VerbatimChar"/>
+          <w:rFonts w:hint="eastAsia" w:ascii="SimSun" w:hAnsi="SimSun" w:eastAsia="SimSun" w:cs="SimSun"/>
+        </w:rPr>
+        <w:t>环加成中作为烯烃组分</w:t>
+      </w:r>
+      <w:r>
+        <w:rPr>
+          <w:rStyle w:val="VerbatimChar"/>
+          <w:rFonts w:hint="eastAsia" w:ascii="SimSun" w:hAnsi="SimSun" w:eastAsia="SimSun" w:cs="SimSun"/>
+        </w:rPr>
+        <w:t>，</w:t>
+      </w:r>
+      <w:r>
+        <w:rPr>
+          <w:rStyle w:val="VerbatimChar"/>
+          <w:rFonts w:hint="eastAsia" w:ascii="SimSun" w:hAnsi="SimSun" w:eastAsia="SimSun" w:cs="SimSun"/>
+        </w:rPr>
+        <w:t>光照下的</w:t>
+      </w:r>
+      <w:r>
+        <w:rPr>
+          <w:rStyle w:val="VerbatimChar"/>
+          <w:rFonts w:ascii="SimSun" w:hAnsi="SimSun" w:eastAsia="SimSun" w:cs="SimSun"/>
+        </w:rPr>
+        <w:t xml:space="preserve"> [2+2] </w:t>
+      </w:r>
+      <w:r>
+        <w:rPr>
+          <w:rStyle w:val="VerbatimChar"/>
+          <w:rFonts w:hint="eastAsia" w:ascii="SimSun" w:hAnsi="SimSun" w:eastAsia="SimSun" w:cs="SimSun"/>
+        </w:rPr>
+        <w:t>是否允许</w:t>
+      </w:r>
+      <w:r>
+        <w:rPr>
+          <w:rStyle w:val="VerbatimChar"/>
+          <w:rFonts w:hint="eastAsia" w:ascii="SimSun" w:hAnsi="SimSun" w:eastAsia="SimSun" w:cs="SimSun"/>
+        </w:rPr>
+        <w:t>？</w:t>
+      </w:r>
+      <w:r>
+        <w:rPr>
+          <w:rFonts w:ascii="SimSun" w:hAnsi="SimSun" w:eastAsia="SimSun" w:cs="SimSun"/>
+        </w:rPr>
+        <w:br/>
+      </w:r>
+      <w:r>
+        <w:rPr>
+          <w:rStyle w:val="VerbatimChar"/>
+          <w:rFonts w:ascii="SimSun" w:hAnsi="SimSun" w:eastAsia="SimSun" w:cs="SimSun"/>
+        </w:rPr>
+        <w:t xml:space="preserve">(c) </w:t>
+      </w:r>
+      <w:r>
+        <w:rPr>
+          <w:rStyle w:val="VerbatimChar"/>
+          <w:rFonts w:hint="eastAsia" w:ascii="SimSun" w:hAnsi="SimSun" w:eastAsia="SimSun" w:cs="SimSun"/>
+        </w:rPr>
+        <w:t xml:space="preserve">画出</w:t>
+      </w:r>
+      <w:r>
+        <w:rPr>
+          <w:rStyle w:val="VerbatimChar"/>
+          <w:rFonts w:ascii="SimSun" w:hAnsi="SimSun" w:eastAsia="SimSun" w:cs="SimSun"/>
+        </w:rPr>
+        <w:t xml:space="preserve"> E </w:t>
+      </w:r>
+      <w:r>
+        <w:rPr>
+          <w:rStyle w:val="VerbatimChar"/>
+          <w:rFonts w:hint="eastAsia" w:ascii="SimSun" w:hAnsi="SimSun" w:eastAsia="SimSun" w:cs="SimSun"/>
+        </w:rPr>
+        <w:t>的合理结构草图</w:t>
+      </w:r>
+      <w:r>
+        <w:rPr>
+          <w:rStyle w:val="VerbatimChar"/>
+          <w:rFonts w:hint="eastAsia" w:ascii="SimSun" w:hAnsi="SimSun" w:eastAsia="SimSun" w:cs="SimSun"/>
         </w:rPr>
         <w:t>（</w:t>
       </w:r>
       <w:r>
         <w:rPr>
-          <w:rFonts w:hint="eastAsia" w:ascii="Times New Roman" w:hAnsi="Times New Roman" w:eastAsia="FangSong" w:cs="Times New Roman"/>
-          <w:b/>
-          <w:bCs/>
-        </w:rPr>
-        <w:t>改编自第</w:t>
-      </w:r>
-      <w:r>
-        <w:rPr>
-          <w:rFonts w:ascii="Times New Roman" w:hAnsi="Times New Roman" w:eastAsia="Times New Roman" w:cs="Times New Roman"/>
-          <w:b/>
-          <w:bCs/>
-        </w:rPr>
-        <w:t xml:space="preserve"> 33 </w:t>
-      </w:r>
-      <w:r>
-        <w:rPr>
-          <w:rFonts w:hint="eastAsia" w:ascii="Times New Roman" w:hAnsi="Times New Roman" w:eastAsia="FangSong" w:cs="Times New Roman"/>
-          <w:b/>
-          <w:bCs/>
-        </w:rPr>
-        <w:t>届初赛</w:t>
-      </w:r>
-      <w:r>
-        <w:rPr>
-          <w:rFonts w:hint="eastAsia" w:ascii="Times New Roman" w:hAnsi="Times New Roman" w:eastAsia="Times New Roman" w:cs="Times New Roman"/>
-          <w:b/>
-          <w:bCs/>
-        </w:rPr>
-        <w:t>）</w:t>
-      </w:r>
-      <w:r>
-        <w:rPr>
-          <w:rFonts w:ascii="Times New Roman" w:hAnsi="Times New Roman" w:eastAsia="Times New Roman" w:cs="Times New Roman"/>
+          <w:rStyle w:val="VerbatimChar"/>
+          <w:rFonts w:hint="eastAsia" w:ascii="SimSun" w:hAnsi="SimSun" w:eastAsia="SimSun" w:cs="SimSun"/>
+        </w:rPr>
+        <w:t>提示</w:t>
+      </w:r>
+      <w:r>
+        <w:rPr>
+          <w:rStyle w:val="VerbatimChar"/>
+          <w:rFonts w:hint="eastAsia" w:ascii="SimSun" w:hAnsi="SimSun" w:eastAsia="SimSun" w:cs="SimSun"/>
+        </w:rPr>
+        <w:t>：E</w:t>
+      </w:r>
+      <w:r>
+        <w:rPr>
+          <w:rStyle w:val="VerbatimChar"/>
+          <w:rFonts w:ascii="SimSun" w:hAnsi="SimSun" w:eastAsia="SimSun" w:cs="SimSun"/>
         </w:rPr>
         <w:t xml:space="preserve"> </w:t>
       </w:r>
       <w:r>
         <w:rPr>
-          <w:rFonts w:hint="eastAsia" w:ascii="Times New Roman" w:hAnsi="Times New Roman" w:eastAsia="FangSong" w:cs="Times New Roman"/>
-        </w:rPr>
-        <w:t>以下化合物在加热条件下发生周环反应</w:t>
-      </w:r>
-      <w:r>
-        <w:rPr>
-          <w:rFonts w:hint="eastAsia" w:ascii="Times New Roman" w:hAnsi="Times New Roman" w:eastAsia="Times New Roman" w:cs="Times New Roman"/>
-        </w:rPr>
-        <w:t>，</w:t>
-      </w:r>
-      <w:r>
-        <w:rPr>
-          <w:rFonts w:hint="eastAsia" w:ascii="Times New Roman" w:hAnsi="Times New Roman" w:eastAsia="FangSong" w:cs="Times New Roman"/>
-        </w:rPr>
-        <w:t>请判断反应类型并预测产物</w:t>
-      </w:r>
-      <w:r>
-        <w:rPr>
-          <w:rFonts w:hint="eastAsia" w:ascii="Times New Roman" w:hAnsi="Times New Roman" w:eastAsia="Times New Roman" w:cs="Times New Roman"/>
-        </w:rPr>
-        <w:t>：</w:t>
-      </w:r>
-    </w:p>
-    <w:p>
-      <w:pPr>
-        <w:numPr>
-          <w:ilvl w:val="0"/>
-          <w:numId w:val="1000"/>
-        </w:numPr>
-      </w:pPr>
-      <w:r>
-        <w:rPr>
-          <w:rFonts w:hint="eastAsia" w:ascii="Times New Roman" w:hAnsi="Times New Roman" w:eastAsia="FangSong" w:cs="Times New Roman"/>
-        </w:rPr>
-        <w:t xml:space="preserve">化合物</w:t>
-      </w:r>
-      <w:r>
-        <w:rPr>
-          <w:rFonts w:ascii="Times New Roman" w:hAnsi="Times New Roman" w:eastAsia="Times New Roman" w:cs="Times New Roman"/>
-        </w:rPr>
-        <w:t xml:space="preserve"> </w:t>
-      </w:r>
-      <w:r>
-        <w:rPr>
-          <w:rFonts w:hint="eastAsia" w:ascii="Times New Roman" w:hAnsi="Times New Roman" w:eastAsia="Times New Roman" w:cs="Times New Roman"/>
-        </w:rPr>
-        <w:t>D：1,3,5-</w:t>
-      </w:r>
-      <w:r>
-        <w:rPr>
-          <w:rFonts w:hint="eastAsia" w:ascii="Times New Roman" w:hAnsi="Times New Roman" w:eastAsia="FangSong" w:cs="Times New Roman"/>
-        </w:rPr>
-        <w:t>环庚三烯</w:t>
-      </w:r>
-      <w:r>
-        <w:rPr>
-          <w:rFonts w:hint="eastAsia" w:ascii="Times New Roman" w:hAnsi="Times New Roman" w:eastAsia="Times New Roman" w:cs="Times New Roman"/>
-        </w:rPr>
-        <w:t>（</w:t>
-      </w:r>
-      <w:r>
-        <w:rPr>
-          <w:rFonts w:hint="eastAsia" w:ascii="Times New Roman" w:hAnsi="Times New Roman" w:eastAsia="FangSong" w:cs="Times New Roman"/>
-        </w:rPr>
-        <w:t>含有三个共轭双键的七元环</w:t>
-      </w:r>
-      <w:r>
-        <w:rPr>
-          <w:rFonts w:hint="eastAsia" w:ascii="Times New Roman" w:hAnsi="Times New Roman" w:eastAsia="Times New Roman" w:cs="Times New Roman"/>
-        </w:rPr>
-        <w:t>）</w:t>
-      </w:r>
-    </w:p>
-    <w:p>
-      <w:pPr>
-        <w:pStyle w:val="Compact"/>
-        <w:numPr>
-          <w:ilvl w:val="1"/>
-          <w:numId w:val="1036"/>
-        </w:numPr>
-      </w:pPr>
-      <w:r>
-        <w:rPr>
-          <w:rFonts w:hint="eastAsia" w:ascii="Times New Roman" w:hAnsi="Times New Roman" w:eastAsia="FangSong" w:cs="Times New Roman"/>
-        </w:rPr>
-        <w:t xml:space="preserve">判断</w:t>
-      </w:r>
-      <w:r>
-        <w:rPr>
-          <w:rFonts w:ascii="Times New Roman" w:hAnsi="Times New Roman" w:eastAsia="Times New Roman" w:cs="Times New Roman"/>
-        </w:rPr>
-        <w:t xml:space="preserve"> D </w:t>
-      </w:r>
-      <w:r>
-        <w:rPr>
-          <w:rFonts w:hint="eastAsia" w:ascii="Times New Roman" w:hAnsi="Times New Roman" w:eastAsia="FangSong" w:cs="Times New Roman"/>
-        </w:rPr>
-        <w:t>在加热条件下是否能发生电环化关环</w:t>
-      </w:r>
-      <w:r>
-        <w:rPr>
-          <w:rFonts w:hint="eastAsia" w:ascii="Times New Roman" w:hAnsi="Times New Roman" w:eastAsia="Times New Roman" w:cs="Times New Roman"/>
-        </w:rPr>
-        <w:t>？</w:t>
-      </w:r>
-      <w:r>
-        <w:rPr>
-          <w:rFonts w:hint="eastAsia" w:ascii="Times New Roman" w:hAnsi="Times New Roman" w:eastAsia="FangSong" w:cs="Times New Roman"/>
-        </w:rPr>
-        <w:t>若能</w:t>
-      </w:r>
-      <w:r>
-        <w:rPr>
-          <w:rFonts w:hint="eastAsia" w:ascii="Times New Roman" w:hAnsi="Times New Roman" w:eastAsia="Times New Roman" w:cs="Times New Roman"/>
-        </w:rPr>
-        <w:t>，</w:t>
-      </w:r>
-      <w:r>
-        <w:rPr>
-          <w:rFonts w:hint="eastAsia" w:ascii="Times New Roman" w:hAnsi="Times New Roman" w:eastAsia="FangSong" w:cs="Times New Roman"/>
-        </w:rPr>
-        <w:t>关环方式是什么</w:t>
-      </w:r>
-      <w:r>
-        <w:rPr>
-          <w:rFonts w:hint="eastAsia" w:ascii="Times New Roman" w:hAnsi="Times New Roman" w:eastAsia="Times New Roman" w:cs="Times New Roman"/>
-        </w:rPr>
-        <w:t>？</w:t>
-      </w:r>
-    </w:p>
-    <w:p>
-      <w:pPr>
-        <w:pStyle w:val="Compact"/>
-        <w:numPr>
-          <w:ilvl w:val="1"/>
-          <w:numId w:val="1036"/>
-        </w:numPr>
-      </w:pPr>
-      <w:r>
-        <w:rPr>
-          <w:rFonts w:hint="eastAsia" w:ascii="Times New Roman" w:hAnsi="Times New Roman" w:eastAsia="FangSong" w:cs="Times New Roman"/>
-        </w:rPr>
-        <w:t xml:space="preserve">如果</w:t>
-      </w:r>
-      <w:r>
-        <w:rPr>
-          <w:rFonts w:ascii="Times New Roman" w:hAnsi="Times New Roman" w:eastAsia="Times New Roman" w:cs="Times New Roman"/>
-        </w:rPr>
-        <w:t xml:space="preserve"> D </w:t>
-      </w:r>
-      <w:r>
-        <w:rPr>
-          <w:rFonts w:hint="eastAsia" w:ascii="Times New Roman" w:hAnsi="Times New Roman" w:eastAsia="FangSong" w:cs="Times New Roman"/>
-        </w:rPr>
-        <w:t>先经光照开环</w:t>
-      </w:r>
-      <w:r>
-        <w:rPr>
-          <w:rFonts w:hint="eastAsia" w:ascii="Times New Roman" w:hAnsi="Times New Roman" w:eastAsia="Times New Roman" w:cs="Times New Roman"/>
-        </w:rPr>
-        <w:t>，</w:t>
-      </w:r>
-      <w:r>
-        <w:rPr>
-          <w:rFonts w:hint="eastAsia" w:ascii="Times New Roman" w:hAnsi="Times New Roman" w:eastAsia="FangSong" w:cs="Times New Roman"/>
-        </w:rPr>
-        <w:t>再加热关环</w:t>
-      </w:r>
-      <w:r>
-        <w:rPr>
-          <w:rFonts w:hint="eastAsia" w:ascii="Times New Roman" w:hAnsi="Times New Roman" w:eastAsia="Times New Roman" w:cs="Times New Roman"/>
-        </w:rPr>
-        <w:t>，</w:t>
-      </w:r>
-      <w:r>
-        <w:rPr>
-          <w:rFonts w:hint="eastAsia" w:ascii="Times New Roman" w:hAnsi="Times New Roman" w:eastAsia="FangSong" w:cs="Times New Roman"/>
-        </w:rPr>
-        <w:t>最终产物是什么</w:t>
-      </w:r>
-      <w:r>
-        <w:rPr>
-          <w:rFonts w:hint="eastAsia" w:ascii="Times New Roman" w:hAnsi="Times New Roman" w:eastAsia="Times New Roman" w:cs="Times New Roman"/>
-        </w:rPr>
-        <w:t>？</w:t>
-      </w:r>
-    </w:p>
-    <w:p>
-      <w:pPr>
-        <w:numPr>
-          <w:ilvl w:val="0"/>
-          <w:numId w:val="1034"/>
-        </w:numPr>
-      </w:pPr>
-      <w:r>
-        <w:rPr>
-          <w:rFonts w:hint="eastAsia" w:ascii="Times New Roman" w:hAnsi="Times New Roman" w:eastAsia="Times New Roman" w:cs="Times New Roman"/>
-          <w:b/>
-          <w:bCs/>
-        </w:rPr>
-        <w:t>（</w:t>
-      </w:r>
-      <w:r>
-        <w:rPr>
-          <w:rFonts w:hint="eastAsia" w:ascii="Times New Roman" w:hAnsi="Times New Roman" w:eastAsia="FangSong" w:cs="Times New Roman"/>
-          <w:b/>
-          <w:bCs/>
-        </w:rPr>
-        <w:t>综合推理题</w:t>
-      </w:r>
-      <w:r>
-        <w:rPr>
-          <w:rFonts w:hint="eastAsia" w:ascii="Times New Roman" w:hAnsi="Times New Roman" w:eastAsia="Times New Roman" w:cs="Times New Roman"/>
-          <w:b/>
-          <w:bCs/>
-        </w:rPr>
-        <w:t>）</w:t>
-      </w:r>
-      <w:r>
-        <w:rPr>
-          <w:rFonts w:ascii="Times New Roman" w:hAnsi="Times New Roman" w:eastAsia="Times New Roman" w:cs="Times New Roman"/>
-        </w:rPr>
-        <w:t xml:space="preserve"> </w:t>
-      </w:r>
-      <w:r>
-        <w:rPr>
-          <w:rFonts w:hint="eastAsia" w:ascii="Times New Roman" w:hAnsi="Times New Roman" w:eastAsia="FangSong" w:cs="Times New Roman"/>
-        </w:rPr>
-        <w:t>某实验室设计了以下多步串联反应</w:t>
-      </w:r>
-      <w:r>
-        <w:rPr>
-          <w:rFonts w:hint="eastAsia" w:ascii="Times New Roman" w:hAnsi="Times New Roman" w:eastAsia="Times New Roman" w:cs="Times New Roman"/>
-        </w:rPr>
-        <w:t>：</w:t>
-      </w:r>
-    </w:p>
-    <w:p>
-      <w:pPr>
-        <w:numPr>
-          <w:ilvl w:val="0"/>
-          <w:numId w:val="1000"/>
-        </w:numPr>
-      </w:pPr>
-      <w:r>
-        <w:rPr>
-          <w:rFonts w:hint="eastAsia" w:ascii="Times New Roman" w:hAnsi="Times New Roman" w:eastAsia="FangSong" w:cs="Times New Roman"/>
-        </w:rPr>
-        <w:t xml:space="preserve">步骤</w:t>
-      </w:r>
-      <w:r>
-        <w:rPr>
-          <w:rFonts w:ascii="Times New Roman" w:hAnsi="Times New Roman" w:eastAsia="Times New Roman" w:cs="Times New Roman"/>
-        </w:rPr>
-        <w:t xml:space="preserve"> </w:t>
-      </w:r>
-      <w:r>
-        <w:rPr>
-          <w:rFonts w:hint="eastAsia" w:ascii="Times New Roman" w:hAnsi="Times New Roman" w:eastAsia="Times New Roman" w:cs="Times New Roman"/>
-        </w:rPr>
-        <w:t>1：</w:t>
-      </w:r>
-      <w:r>
-        <w:rPr>
-          <w:rFonts w:hint="eastAsia" w:ascii="Times New Roman" w:hAnsi="Times New Roman" w:eastAsia="FangSong" w:cs="Times New Roman"/>
-        </w:rPr>
-        <w:t>化合物</w:t>
-      </w:r>
-      <w:r>
-        <w:rPr>
-          <w:rFonts w:ascii="Times New Roman" w:hAnsi="Times New Roman" w:eastAsia="Times New Roman" w:cs="Times New Roman"/>
-        </w:rPr>
-        <w:t xml:space="preserve"> </w:t>
-      </w:r>
-      <w:r>
-        <w:rPr>
-          <w:rFonts w:hint="eastAsia" w:ascii="Times New Roman" w:hAnsi="Times New Roman" w:eastAsia="Times New Roman" w:cs="Times New Roman"/>
-        </w:rPr>
-        <w:t>E（</w:t>
-      </w:r>
-      <w:r>
-        <w:rPr>
-          <w:rFonts w:hint="eastAsia" w:ascii="Times New Roman" w:hAnsi="Times New Roman" w:eastAsia="FangSong" w:cs="Times New Roman"/>
-        </w:rPr>
-        <w:t>含二烯和亲双烯体的同一分子</w:t>
-      </w:r>
-      <w:r>
-        <w:rPr>
-          <w:rFonts w:hint="eastAsia" w:ascii="Times New Roman" w:hAnsi="Times New Roman" w:eastAsia="Times New Roman" w:cs="Times New Roman"/>
-        </w:rPr>
-        <w:t>）</w:t>
-      </w:r>
-      <w:r>
-        <w:rPr>
-          <w:rFonts w:hint="eastAsia" w:ascii="Times New Roman" w:hAnsi="Times New Roman" w:eastAsia="FangSong" w:cs="Times New Roman"/>
-        </w:rPr>
-        <w:t>在加热下发生分子内</w:t>
-      </w:r>
-      <w:r>
-        <w:rPr>
-          <w:rFonts w:ascii="Times New Roman" w:hAnsi="Times New Roman" w:eastAsia="Times New Roman" w:cs="Times New Roman"/>
-        </w:rPr>
-        <w:t xml:space="preserve"> D-A → </w:t>
-      </w:r>
-      <w:r>
-        <w:rPr>
-          <w:rFonts w:hint="eastAsia" w:ascii="Times New Roman" w:hAnsi="Times New Roman" w:eastAsia="FangSong" w:cs="Times New Roman"/>
-        </w:rPr>
-        <w:t xml:space="preserve">产物</w:t>
-      </w:r>
-      <w:r>
-        <w:rPr>
-          <w:rFonts w:ascii="Times New Roman" w:hAnsi="Times New Roman" w:eastAsia="Times New Roman" w:cs="Times New Roman"/>
-        </w:rPr>
-        <w:t xml:space="preserve"> </w:t>
-      </w:r>
-      <w:r>
-        <w:rPr>
-          <w:rFonts w:hint="eastAsia" w:ascii="Times New Roman" w:hAnsi="Times New Roman" w:eastAsia="Times New Roman" w:cs="Times New Roman"/>
-        </w:rPr>
-        <w:t>F（</w:t>
-      </w:r>
-      <w:r>
-        <w:rPr>
-          <w:rFonts w:hint="eastAsia" w:ascii="Times New Roman" w:hAnsi="Times New Roman" w:eastAsia="FangSong" w:cs="Times New Roman"/>
-        </w:rPr>
-        <w:t>三环化合物</w:t>
-      </w:r>
-      <w:r>
-        <w:rPr>
-          <w:rFonts w:hint="eastAsia" w:ascii="Times New Roman" w:hAnsi="Times New Roman" w:eastAsia="Times New Roman" w:cs="Times New Roman"/>
-        </w:rPr>
-        <w:t>）</w:t>
-      </w:r>
-      <w:r>
-        <w:rPr>
-          <w:rFonts w:ascii="Times New Roman" w:hAnsi="Times New Roman" w:eastAsia="Times New Roman" w:cs="Times New Roman"/>
-        </w:rPr>
-        <w:t xml:space="preserve"> </w:t>
-      </w:r>
-      <w:r>
-        <w:rPr>
-          <w:rFonts w:hint="eastAsia" w:ascii="Times New Roman" w:hAnsi="Times New Roman" w:eastAsia="FangSong" w:cs="Times New Roman"/>
-        </w:rPr>
-        <w:t xml:space="preserve">步骤</w:t>
-      </w:r>
-      <w:r>
-        <w:rPr>
-          <w:rFonts w:ascii="Times New Roman" w:hAnsi="Times New Roman" w:eastAsia="Times New Roman" w:cs="Times New Roman"/>
-        </w:rPr>
-        <w:t xml:space="preserve"> </w:t>
-      </w:r>
-      <w:r>
-        <w:rPr>
-          <w:rFonts w:hint="eastAsia" w:ascii="Times New Roman" w:hAnsi="Times New Roman" w:eastAsia="Times New Roman" w:cs="Times New Roman"/>
-        </w:rPr>
-        <w:t xml:space="preserve">2：F</w:t>
-      </w:r>
-      <w:r>
-        <w:rPr>
-          <w:rFonts w:ascii="Times New Roman" w:hAnsi="Times New Roman" w:eastAsia="Times New Roman" w:cs="Times New Roman"/>
-        </w:rPr>
-        <w:t xml:space="preserve"> </w:t>
-      </w:r>
-      <w:r>
-        <w:rPr>
-          <w:rFonts w:hint="eastAsia" w:ascii="Times New Roman" w:hAnsi="Times New Roman" w:eastAsia="FangSong" w:cs="Times New Roman"/>
-        </w:rPr>
-        <w:t xml:space="preserve">在光照下发生</w:t>
-      </w:r>
-      <w:r>
-        <w:rPr>
-          <w:rFonts w:ascii="Times New Roman" w:hAnsi="Times New Roman" w:eastAsia="Times New Roman" w:cs="Times New Roman"/>
-        </w:rPr>
-        <w:t xml:space="preserve"> [2+2] </w:t>
-      </w:r>
-      <w:r>
-        <w:rPr>
-          <w:rFonts w:hint="eastAsia" w:ascii="Times New Roman" w:hAnsi="Times New Roman" w:eastAsia="FangSong" w:cs="Times New Roman"/>
-        </w:rPr>
-        <w:t xml:space="preserve">环加成</w:t>
-      </w:r>
-      <w:r>
-        <w:rPr>
-          <w:rFonts w:ascii="Times New Roman" w:hAnsi="Times New Roman" w:eastAsia="Times New Roman" w:cs="Times New Roman"/>
-        </w:rPr>
-        <w:t xml:space="preserve"> → </w:t>
-      </w:r>
-      <w:r>
-        <w:rPr>
-          <w:rFonts w:hint="eastAsia" w:ascii="Times New Roman" w:hAnsi="Times New Roman" w:eastAsia="FangSong" w:cs="Times New Roman"/>
-        </w:rPr>
-        <w:t xml:space="preserve">产物</w:t>
-      </w:r>
-      <w:r>
-        <w:rPr>
-          <w:rFonts w:ascii="Times New Roman" w:hAnsi="Times New Roman" w:eastAsia="Times New Roman" w:cs="Times New Roman"/>
-        </w:rPr>
-        <w:t xml:space="preserve"> </w:t>
-      </w:r>
-      <w:r>
-        <w:rPr>
-          <w:rFonts w:hint="eastAsia" w:ascii="Times New Roman" w:hAnsi="Times New Roman" w:eastAsia="Times New Roman" w:cs="Times New Roman"/>
-        </w:rPr>
-        <w:t>G（</w:t>
-      </w:r>
-      <w:r>
-        <w:rPr>
-          <w:rFonts w:hint="eastAsia" w:ascii="Times New Roman" w:hAnsi="Times New Roman" w:eastAsia="FangSong" w:cs="Times New Roman"/>
-        </w:rPr>
-        <w:t>四环化合物</w:t>
-      </w:r>
-      <w:r>
-        <w:rPr>
-          <w:rFonts w:hint="eastAsia" w:ascii="Times New Roman" w:hAnsi="Times New Roman" w:eastAsia="Times New Roman" w:cs="Times New Roman"/>
-        </w:rPr>
-        <w:t>）</w:t>
-      </w:r>
-    </w:p>
-    <w:p>
-      <w:pPr>
-        <w:pStyle w:val="Compact"/>
-        <w:numPr>
-          <w:ilvl w:val="1"/>
-          <w:numId w:val="1037"/>
-        </w:numPr>
-      </w:pPr>
-      <w:r>
-        <w:rPr>
-          <w:rFonts w:hint="eastAsia" w:ascii="Times New Roman" w:hAnsi="Times New Roman" w:eastAsia="FangSong" w:cs="Times New Roman"/>
-        </w:rPr>
-        <w:t xml:space="preserve">步骤</w:t>
-      </w:r>
-      <w:r>
-        <w:rPr>
-          <w:rFonts w:ascii="Times New Roman" w:hAnsi="Times New Roman" w:eastAsia="Times New Roman" w:cs="Times New Roman"/>
-        </w:rPr>
-        <w:t xml:space="preserve"> 1 </w:t>
-      </w:r>
-      <w:r>
-        <w:rPr>
-          <w:rFonts w:hint="eastAsia" w:ascii="Times New Roman" w:hAnsi="Times New Roman" w:eastAsia="FangSong" w:cs="Times New Roman"/>
-        </w:rPr>
-        <w:t xml:space="preserve">中</w:t>
-      </w:r>
-      <w:r>
-        <w:rPr>
-          <w:rFonts w:ascii="Times New Roman" w:hAnsi="Times New Roman" w:eastAsia="Times New Roman" w:cs="Times New Roman"/>
-        </w:rPr>
-        <w:t xml:space="preserve"> E </w:t>
-      </w:r>
-      <w:r>
-        <w:rPr>
-          <w:rFonts w:hint="eastAsia" w:ascii="Times New Roman" w:hAnsi="Times New Roman" w:eastAsia="FangSong" w:cs="Times New Roman"/>
-        </w:rPr>
-        <w:t xml:space="preserve">需要满足什么构象要求才能发生分子内</w:t>
-      </w:r>
-      <w:r>
-        <w:rPr>
-          <w:rFonts w:ascii="Times New Roman" w:hAnsi="Times New Roman" w:eastAsia="Times New Roman" w:cs="Times New Roman"/>
-        </w:rPr>
-        <w:t xml:space="preserve"> </w:t>
-      </w:r>
-      <w:r>
-        <w:rPr>
-          <w:rFonts w:hint="eastAsia" w:ascii="Times New Roman" w:hAnsi="Times New Roman" w:eastAsia="Times New Roman" w:cs="Times New Roman"/>
-        </w:rPr>
-        <w:t xml:space="preserve">D-A？</w:t>
-      </w:r>
-    </w:p>
-    <w:p>
-      <w:pPr>
-        <w:pStyle w:val="Compact"/>
-        <w:numPr>
-          <w:ilvl w:val="1"/>
-          <w:numId w:val="1037"/>
-        </w:numPr>
-      </w:pPr>
-      <w:r>
-        <w:rPr>
-          <w:rFonts w:hint="eastAsia" w:ascii="Times New Roman" w:hAnsi="Times New Roman" w:eastAsia="FangSong" w:cs="Times New Roman"/>
-        </w:rPr>
-        <w:t xml:space="preserve">如果</w:t>
-      </w:r>
-      <w:r>
-        <w:rPr>
-          <w:rFonts w:ascii="Times New Roman" w:hAnsi="Times New Roman" w:eastAsia="Times New Roman" w:cs="Times New Roman"/>
-        </w:rPr>
-        <w:t xml:space="preserve"> F </w:t>
-      </w:r>
-      <w:r>
-        <w:rPr>
-          <w:rFonts w:hint="eastAsia" w:ascii="Times New Roman" w:hAnsi="Times New Roman" w:eastAsia="FangSong" w:cs="Times New Roman"/>
-        </w:rPr>
-        <w:t xml:space="preserve">中新形成的双键在</w:t>
-      </w:r>
-      <w:r>
-        <w:rPr>
-          <w:rFonts w:ascii="Times New Roman" w:hAnsi="Times New Roman" w:eastAsia="Times New Roman" w:cs="Times New Roman"/>
-        </w:rPr>
-        <w:t xml:space="preserve"> [2+2] </w:t>
-      </w:r>
-      <w:r>
-        <w:rPr>
-          <w:rFonts w:hint="eastAsia" w:ascii="Times New Roman" w:hAnsi="Times New Roman" w:eastAsia="FangSong" w:cs="Times New Roman"/>
-        </w:rPr>
-        <w:t>环加成中作为烯烃组分</w:t>
-      </w:r>
-      <w:r>
-        <w:rPr>
-          <w:rFonts w:hint="eastAsia" w:ascii="Times New Roman" w:hAnsi="Times New Roman" w:eastAsia="Times New Roman" w:cs="Times New Roman"/>
-        </w:rPr>
-        <w:t>，</w:t>
-      </w:r>
-      <w:r>
-        <w:rPr>
-          <w:rFonts w:hint="eastAsia" w:ascii="Times New Roman" w:hAnsi="Times New Roman" w:eastAsia="FangSong" w:cs="Times New Roman"/>
-        </w:rPr>
-        <w:t>光照下的</w:t>
-      </w:r>
-      <w:r>
-        <w:rPr>
-          <w:rFonts w:ascii="Times New Roman" w:hAnsi="Times New Roman" w:eastAsia="Times New Roman" w:cs="Times New Roman"/>
-        </w:rPr>
-        <w:t xml:space="preserve"> [2+2] </w:t>
-      </w:r>
-      <w:r>
-        <w:rPr>
-          <w:rFonts w:hint="eastAsia" w:ascii="Times New Roman" w:hAnsi="Times New Roman" w:eastAsia="FangSong" w:cs="Times New Roman"/>
-        </w:rPr>
-        <w:t>是否允许</w:t>
-      </w:r>
-      <w:r>
-        <w:rPr>
-          <w:rFonts w:hint="eastAsia" w:ascii="Times New Roman" w:hAnsi="Times New Roman" w:eastAsia="Times New Roman" w:cs="Times New Roman"/>
-        </w:rPr>
-        <w:t>？</w:t>
-      </w:r>
-    </w:p>
-    <w:p>
-      <w:pPr>
-        <w:pStyle w:val="Compact"/>
-        <w:numPr>
-          <w:ilvl w:val="1"/>
-          <w:numId w:val="1037"/>
-        </w:numPr>
-      </w:pPr>
-      <w:r>
-        <w:rPr>
-          <w:rFonts w:hint="eastAsia" w:ascii="Times New Roman" w:hAnsi="Times New Roman" w:eastAsia="FangSong" w:cs="Times New Roman"/>
-        </w:rPr>
-        <w:t xml:space="preserve">画出</w:t>
-      </w:r>
-      <w:r>
-        <w:rPr>
-          <w:rFonts w:ascii="Times New Roman" w:hAnsi="Times New Roman" w:eastAsia="Times New Roman" w:cs="Times New Roman"/>
-        </w:rPr>
-        <w:t xml:space="preserve"> E </w:t>
-      </w:r>
-      <w:r>
-        <w:rPr>
-          <w:rFonts w:hint="eastAsia" w:ascii="Times New Roman" w:hAnsi="Times New Roman" w:eastAsia="FangSong" w:cs="Times New Roman"/>
-        </w:rPr>
-        <w:t>的合理结构草图</w:t>
-      </w:r>
-      <w:r>
-        <w:rPr>
-          <w:rFonts w:hint="eastAsia" w:ascii="Times New Roman" w:hAnsi="Times New Roman" w:eastAsia="Times New Roman" w:cs="Times New Roman"/>
-        </w:rPr>
-        <w:t>（</w:t>
-      </w:r>
-      <w:r>
-        <w:rPr>
-          <w:rFonts w:hint="eastAsia" w:ascii="Times New Roman" w:hAnsi="Times New Roman" w:eastAsia="FangSong" w:cs="Times New Roman"/>
-        </w:rPr>
-        <w:t>提示</w:t>
-      </w:r>
-      <w:r>
-        <w:rPr>
-          <w:rFonts w:hint="eastAsia" w:ascii="Times New Roman" w:hAnsi="Times New Roman" w:eastAsia="Times New Roman" w:cs="Times New Roman"/>
-        </w:rPr>
-        <w:t>：E</w:t>
-      </w:r>
-      <w:r>
-        <w:rPr>
-          <w:rFonts w:ascii="Times New Roman" w:hAnsi="Times New Roman" w:eastAsia="Times New Roman" w:cs="Times New Roman"/>
-        </w:rPr>
-        <w:t xml:space="preserve"> </w:t>
-      </w:r>
-      <w:r>
-        <w:rPr>
-          <w:rFonts w:hint="eastAsia" w:ascii="Times New Roman" w:hAnsi="Times New Roman" w:eastAsia="FangSong" w:cs="Times New Roman"/>
+          <w:rStyle w:val="VerbatimChar"/>
+          <w:rFonts w:hint="eastAsia" w:ascii="SimSun" w:hAnsi="SimSun" w:eastAsia="SimSun" w:cs="SimSun"/>
         </w:rPr>
         <w:t>可以是一个含二烯和丙烯酸酯侧链的环己烯衍生物</w:t>
       </w:r>
       <w:r>
         <w:rPr>
-          <w:rFonts w:hint="eastAsia" w:ascii="Times New Roman" w:hAnsi="Times New Roman" w:eastAsia="Times New Roman" w:cs="Times New Roman"/>
+          <w:rStyle w:val="VerbatimChar"/>
+          <w:rFonts w:hint="eastAsia" w:ascii="SimSun" w:hAnsi="SimSun" w:eastAsia="SimSun" w:cs="SimSun"/>
         </w:rPr>
         <w:t>）。</w:t>
       </w:r>
@@ -15895,7 +16255,7 @@
         <w:rPr>
           <w:rFonts w:ascii="Times New Roman" w:hAnsi="Times New Roman" w:eastAsia="Times New Roman" w:cs="Times New Roman"/>
         </w:rPr>
-        <w:t xml:space="preserve">🌱 11.1 </w:t>
+        <w:t xml:space="preserve">11.1 </w:t>
       </w:r>
       <w:r>
         <w:rPr>
@@ -19712,7 +20072,7 @@
         <w:rPr>
           <w:rFonts w:ascii="Times New Roman" w:hAnsi="Times New Roman" w:eastAsia="Times New Roman" w:cs="Times New Roman"/>
         </w:rPr>
-        <w:t xml:space="preserve">🏆 11.3 </w:t>
+        <w:t xml:space="preserve">11.3 </w:t>
       </w:r>
       <w:r>
         <w:rPr>
@@ -21599,856 +21959,6 @@
       </w:pPr>
     </w:lvl>
   </w:abstractNum>
-  <w:abstractNum w:abstractNumId="99413">
-    <w:nsid w:val="00A99413"/>
-    <w:multiLevelType w:val="multilevel"/>
-    <w:lvl w:ilvl="0">
-      <w:start w:val="3"/>
-      <w:numFmt w:val="decimal"/>
-      <w:lvlText w:val="%1."/>
-      <w:lvlJc w:val="left"/>
-      <w:pPr>
-        <w:ind w:left="720" w:hanging="360"/>
-      </w:pPr>
-    </w:lvl>
-    <w:lvl w:ilvl="1">
-      <w:start w:val="3"/>
-      <w:numFmt w:val="decimal"/>
-      <w:lvlText w:val="%2."/>
-      <w:lvlJc w:val="left"/>
-      <w:pPr>
-        <w:ind w:left="1440" w:hanging="360"/>
-      </w:pPr>
-    </w:lvl>
-    <w:lvl w:ilvl="2">
-      <w:start w:val="3"/>
-      <w:numFmt w:val="decimal"/>
-      <w:lvlText w:val="%3."/>
-      <w:lvlJc w:val="left"/>
-      <w:pPr>
-        <w:ind w:left="2160" w:hanging="360"/>
-      </w:pPr>
-    </w:lvl>
-    <w:lvl w:ilvl="3">
-      <w:start w:val="3"/>
-      <w:numFmt w:val="decimal"/>
-      <w:lvlText w:val="%4."/>
-      <w:lvlJc w:val="left"/>
-      <w:pPr>
-        <w:ind w:left="2880" w:hanging="360"/>
-      </w:pPr>
-    </w:lvl>
-    <w:lvl w:ilvl="4">
-      <w:start w:val="3"/>
-      <w:numFmt w:val="decimal"/>
-      <w:lvlText w:val="%5."/>
-      <w:lvlJc w:val="left"/>
-      <w:pPr>
-        <w:ind w:left="3600" w:hanging="360"/>
-      </w:pPr>
-    </w:lvl>
-    <w:lvl w:ilvl="5">
-      <w:start w:val="3"/>
-      <w:numFmt w:val="decimal"/>
-      <w:lvlText w:val="%6."/>
-      <w:lvlJc w:val="left"/>
-      <w:pPr>
-        <w:ind w:left="4320" w:hanging="360"/>
-      </w:pPr>
-    </w:lvl>
-    <w:lvl w:ilvl="6">
-      <w:start w:val="3"/>
-      <w:numFmt w:val="decimal"/>
-      <w:lvlText w:val="%7."/>
-      <w:lvlJc w:val="left"/>
-      <w:pPr>
-        <w:ind w:left="5040" w:hanging="360"/>
-      </w:pPr>
-    </w:lvl>
-    <w:lvl w:ilvl="7">
-      <w:start w:val="3"/>
-      <w:numFmt w:val="decimal"/>
-      <w:lvlText w:val="%8."/>
-      <w:lvlJc w:val="left"/>
-      <w:pPr>
-        <w:ind w:left="5760" w:hanging="360"/>
-      </w:pPr>
-    </w:lvl>
-    <w:lvl w:ilvl="8">
-      <w:start w:val="3"/>
-      <w:numFmt w:val="decimal"/>
-      <w:lvlText w:val="%9."/>
-      <w:lvlJc w:val="left"/>
-      <w:pPr>
-        <w:ind w:left="6480" w:hanging="360"/>
-      </w:pPr>
-    </w:lvl>
-  </w:abstractNum>
-  <w:abstractNum w:abstractNumId="99731">
-    <w:nsid w:val="00A99731"/>
-    <w:multiLevelType w:val="multilevel"/>
-    <w:lvl w:ilvl="0">
-      <w:start w:val="1"/>
-      <w:numFmt w:val="lowerLetter"/>
-      <w:lvlText w:val="(%1)"/>
-      <w:lvlJc w:val="left"/>
-      <w:pPr>
-        <w:ind w:left="720" w:hanging="360"/>
-      </w:pPr>
-    </w:lvl>
-    <w:lvl w:ilvl="1">
-      <w:start w:val="1"/>
-      <w:numFmt w:val="lowerLetter"/>
-      <w:lvlText w:val="(%2)"/>
-      <w:lvlJc w:val="left"/>
-      <w:pPr>
-        <w:ind w:left="1440" w:hanging="360"/>
-      </w:pPr>
-    </w:lvl>
-    <w:lvl w:ilvl="2">
-      <w:start w:val="1"/>
-      <w:numFmt w:val="lowerLetter"/>
-      <w:lvlText w:val="(%3)"/>
-      <w:lvlJc w:val="left"/>
-      <w:pPr>
-        <w:ind w:left="2160" w:hanging="360"/>
-      </w:pPr>
-    </w:lvl>
-    <w:lvl w:ilvl="3">
-      <w:start w:val="1"/>
-      <w:numFmt w:val="lowerLetter"/>
-      <w:lvlText w:val="(%4)"/>
-      <w:lvlJc w:val="left"/>
-      <w:pPr>
-        <w:ind w:left="2880" w:hanging="360"/>
-      </w:pPr>
-    </w:lvl>
-    <w:lvl w:ilvl="4">
-      <w:start w:val="1"/>
-      <w:numFmt w:val="lowerLetter"/>
-      <w:lvlText w:val="(%5)"/>
-      <w:lvlJc w:val="left"/>
-      <w:pPr>
-        <w:ind w:left="3600" w:hanging="360"/>
-      </w:pPr>
-    </w:lvl>
-    <w:lvl w:ilvl="5">
-      <w:start w:val="1"/>
-      <w:numFmt w:val="lowerLetter"/>
-      <w:lvlText w:val="(%6)"/>
-      <w:lvlJc w:val="left"/>
-      <w:pPr>
-        <w:ind w:left="4320" w:hanging="360"/>
-      </w:pPr>
-    </w:lvl>
-    <w:lvl w:ilvl="6">
-      <w:start w:val="1"/>
-      <w:numFmt w:val="lowerLetter"/>
-      <w:lvlText w:val="(%7)"/>
-      <w:lvlJc w:val="left"/>
-      <w:pPr>
-        <w:ind w:left="5040" w:hanging="360"/>
-      </w:pPr>
-    </w:lvl>
-    <w:lvl w:ilvl="7">
-      <w:start w:val="1"/>
-      <w:numFmt w:val="lowerLetter"/>
-      <w:lvlText w:val="(%8)"/>
-      <w:lvlJc w:val="left"/>
-      <w:pPr>
-        <w:ind w:left="5760" w:hanging="360"/>
-      </w:pPr>
-    </w:lvl>
-    <w:lvl w:ilvl="8">
-      <w:start w:val="1"/>
-      <w:numFmt w:val="lowerLetter"/>
-      <w:lvlText w:val="(%9)"/>
-      <w:lvlJc w:val="left"/>
-      <w:pPr>
-        <w:ind w:left="6480" w:hanging="360"/>
-      </w:pPr>
-    </w:lvl>
-  </w:abstractNum>
-  <w:abstractNum w:abstractNumId="99415">
-    <w:nsid w:val="00A99415"/>
-    <w:multiLevelType w:val="multilevel"/>
-    <w:lvl w:ilvl="0">
-      <w:start w:val="5"/>
-      <w:numFmt w:val="decimal"/>
-      <w:lvlText w:val="%1."/>
-      <w:lvlJc w:val="left"/>
-      <w:pPr>
-        <w:ind w:left="720" w:hanging="360"/>
-      </w:pPr>
-    </w:lvl>
-    <w:lvl w:ilvl="1">
-      <w:start w:val="5"/>
-      <w:numFmt w:val="decimal"/>
-      <w:lvlText w:val="%2."/>
-      <w:lvlJc w:val="left"/>
-      <w:pPr>
-        <w:ind w:left="1440" w:hanging="360"/>
-      </w:pPr>
-    </w:lvl>
-    <w:lvl w:ilvl="2">
-      <w:start w:val="5"/>
-      <w:numFmt w:val="decimal"/>
-      <w:lvlText w:val="%3."/>
-      <w:lvlJc w:val="left"/>
-      <w:pPr>
-        <w:ind w:left="2160" w:hanging="360"/>
-      </w:pPr>
-    </w:lvl>
-    <w:lvl w:ilvl="3">
-      <w:start w:val="5"/>
-      <w:numFmt w:val="decimal"/>
-      <w:lvlText w:val="%4."/>
-      <w:lvlJc w:val="left"/>
-      <w:pPr>
-        <w:ind w:left="2880" w:hanging="360"/>
-      </w:pPr>
-    </w:lvl>
-    <w:lvl w:ilvl="4">
-      <w:start w:val="5"/>
-      <w:numFmt w:val="decimal"/>
-      <w:lvlText w:val="%5."/>
-      <w:lvlJc w:val="left"/>
-      <w:pPr>
-        <w:ind w:left="3600" w:hanging="360"/>
-      </w:pPr>
-    </w:lvl>
-    <w:lvl w:ilvl="5">
-      <w:start w:val="5"/>
-      <w:numFmt w:val="decimal"/>
-      <w:lvlText w:val="%6."/>
-      <w:lvlJc w:val="left"/>
-      <w:pPr>
-        <w:ind w:left="4320" w:hanging="360"/>
-      </w:pPr>
-    </w:lvl>
-    <w:lvl w:ilvl="6">
-      <w:start w:val="5"/>
-      <w:numFmt w:val="decimal"/>
-      <w:lvlText w:val="%7."/>
-      <w:lvlJc w:val="left"/>
-      <w:pPr>
-        <w:ind w:left="5040" w:hanging="360"/>
-      </w:pPr>
-    </w:lvl>
-    <w:lvl w:ilvl="7">
-      <w:start w:val="5"/>
-      <w:numFmt w:val="decimal"/>
-      <w:lvlText w:val="%8."/>
-      <w:lvlJc w:val="left"/>
-      <w:pPr>
-        <w:ind w:left="5760" w:hanging="360"/>
-      </w:pPr>
-    </w:lvl>
-    <w:lvl w:ilvl="8">
-      <w:start w:val="5"/>
-      <w:numFmt w:val="decimal"/>
-      <w:lvlText w:val="%9."/>
-      <w:lvlJc w:val="left"/>
-      <w:pPr>
-        <w:ind w:left="6480" w:hanging="360"/>
-      </w:pPr>
-    </w:lvl>
-  </w:abstractNum>
-  <w:abstractNum w:abstractNumId="99416">
-    <w:nsid w:val="00A99416"/>
-    <w:multiLevelType w:val="multilevel"/>
-    <w:lvl w:ilvl="0">
-      <w:start w:val="6"/>
-      <w:numFmt w:val="decimal"/>
-      <w:lvlText w:val="%1."/>
-      <w:lvlJc w:val="left"/>
-      <w:pPr>
-        <w:ind w:left="720" w:hanging="360"/>
-      </w:pPr>
-    </w:lvl>
-    <w:lvl w:ilvl="1">
-      <w:start w:val="6"/>
-      <w:numFmt w:val="decimal"/>
-      <w:lvlText w:val="%2."/>
-      <w:lvlJc w:val="left"/>
-      <w:pPr>
-        <w:ind w:left="1440" w:hanging="360"/>
-      </w:pPr>
-    </w:lvl>
-    <w:lvl w:ilvl="2">
-      <w:start w:val="6"/>
-      <w:numFmt w:val="decimal"/>
-      <w:lvlText w:val="%3."/>
-      <w:lvlJc w:val="left"/>
-      <w:pPr>
-        <w:ind w:left="2160" w:hanging="360"/>
-      </w:pPr>
-    </w:lvl>
-    <w:lvl w:ilvl="3">
-      <w:start w:val="6"/>
-      <w:numFmt w:val="decimal"/>
-      <w:lvlText w:val="%4."/>
-      <w:lvlJc w:val="left"/>
-      <w:pPr>
-        <w:ind w:left="2880" w:hanging="360"/>
-      </w:pPr>
-    </w:lvl>
-    <w:lvl w:ilvl="4">
-      <w:start w:val="6"/>
-      <w:numFmt w:val="decimal"/>
-      <w:lvlText w:val="%5."/>
-      <w:lvlJc w:val="left"/>
-      <w:pPr>
-        <w:ind w:left="3600" w:hanging="360"/>
-      </w:pPr>
-    </w:lvl>
-    <w:lvl w:ilvl="5">
-      <w:start w:val="6"/>
-      <w:numFmt w:val="decimal"/>
-      <w:lvlText w:val="%6."/>
-      <w:lvlJc w:val="left"/>
-      <w:pPr>
-        <w:ind w:left="4320" w:hanging="360"/>
-      </w:pPr>
-    </w:lvl>
-    <w:lvl w:ilvl="6">
-      <w:start w:val="6"/>
-      <w:numFmt w:val="decimal"/>
-      <w:lvlText w:val="%7."/>
-      <w:lvlJc w:val="left"/>
-      <w:pPr>
-        <w:ind w:left="5040" w:hanging="360"/>
-      </w:pPr>
-    </w:lvl>
-    <w:lvl w:ilvl="7">
-      <w:start w:val="6"/>
-      <w:numFmt w:val="decimal"/>
-      <w:lvlText w:val="%8."/>
-      <w:lvlJc w:val="left"/>
-      <w:pPr>
-        <w:ind w:left="5760" w:hanging="360"/>
-      </w:pPr>
-    </w:lvl>
-    <w:lvl w:ilvl="8">
-      <w:start w:val="6"/>
-      <w:numFmt w:val="decimal"/>
-      <w:lvlText w:val="%9."/>
-      <w:lvlJc w:val="left"/>
-      <w:pPr>
-        <w:ind w:left="6480" w:hanging="360"/>
-      </w:pPr>
-    </w:lvl>
-  </w:abstractNum>
-  <w:abstractNum w:abstractNumId="99417">
-    <w:nsid w:val="00A99417"/>
-    <w:multiLevelType w:val="multilevel"/>
-    <w:lvl w:ilvl="0">
-      <w:start w:val="7"/>
-      <w:numFmt w:val="decimal"/>
-      <w:lvlText w:val="%1."/>
-      <w:lvlJc w:val="left"/>
-      <w:pPr>
-        <w:ind w:left="720" w:hanging="360"/>
-      </w:pPr>
-    </w:lvl>
-    <w:lvl w:ilvl="1">
-      <w:start w:val="7"/>
-      <w:numFmt w:val="decimal"/>
-      <w:lvlText w:val="%2."/>
-      <w:lvlJc w:val="left"/>
-      <w:pPr>
-        <w:ind w:left="1440" w:hanging="360"/>
-      </w:pPr>
-    </w:lvl>
-    <w:lvl w:ilvl="2">
-      <w:start w:val="7"/>
-      <w:numFmt w:val="decimal"/>
-      <w:lvlText w:val="%3."/>
-      <w:lvlJc w:val="left"/>
-      <w:pPr>
-        <w:ind w:left="2160" w:hanging="360"/>
-      </w:pPr>
-    </w:lvl>
-    <w:lvl w:ilvl="3">
-      <w:start w:val="7"/>
-      <w:numFmt w:val="decimal"/>
-      <w:lvlText w:val="%4."/>
-      <w:lvlJc w:val="left"/>
-      <w:pPr>
-        <w:ind w:left="2880" w:hanging="360"/>
-      </w:pPr>
-    </w:lvl>
-    <w:lvl w:ilvl="4">
-      <w:start w:val="7"/>
-      <w:numFmt w:val="decimal"/>
-      <w:lvlText w:val="%5."/>
-      <w:lvlJc w:val="left"/>
-      <w:pPr>
-        <w:ind w:left="3600" w:hanging="360"/>
-      </w:pPr>
-    </w:lvl>
-    <w:lvl w:ilvl="5">
-      <w:start w:val="7"/>
-      <w:numFmt w:val="decimal"/>
-      <w:lvlText w:val="%6."/>
-      <w:lvlJc w:val="left"/>
-      <w:pPr>
-        <w:ind w:left="4320" w:hanging="360"/>
-      </w:pPr>
-    </w:lvl>
-    <w:lvl w:ilvl="6">
-      <w:start w:val="7"/>
-      <w:numFmt w:val="decimal"/>
-      <w:lvlText w:val="%7."/>
-      <w:lvlJc w:val="left"/>
-      <w:pPr>
-        <w:ind w:left="5040" w:hanging="360"/>
-      </w:pPr>
-    </w:lvl>
-    <w:lvl w:ilvl="7">
-      <w:start w:val="7"/>
-      <w:numFmt w:val="decimal"/>
-      <w:lvlText w:val="%8."/>
-      <w:lvlJc w:val="left"/>
-      <w:pPr>
-        <w:ind w:left="5760" w:hanging="360"/>
-      </w:pPr>
-    </w:lvl>
-    <w:lvl w:ilvl="8">
-      <w:start w:val="7"/>
-      <w:numFmt w:val="decimal"/>
-      <w:lvlText w:val="%9."/>
-      <w:lvlJc w:val="left"/>
-      <w:pPr>
-        <w:ind w:left="6480" w:hanging="360"/>
-      </w:pPr>
-    </w:lvl>
-  </w:abstractNum>
-  <w:abstractNum w:abstractNumId="99418">
-    <w:nsid w:val="00A99418"/>
-    <w:multiLevelType w:val="multilevel"/>
-    <w:lvl w:ilvl="0">
-      <w:start w:val="8"/>
-      <w:numFmt w:val="decimal"/>
-      <w:lvlText w:val="%1."/>
-      <w:lvlJc w:val="left"/>
-      <w:pPr>
-        <w:ind w:left="720" w:hanging="360"/>
-      </w:pPr>
-    </w:lvl>
-    <w:lvl w:ilvl="1">
-      <w:start w:val="8"/>
-      <w:numFmt w:val="decimal"/>
-      <w:lvlText w:val="%2."/>
-      <w:lvlJc w:val="left"/>
-      <w:pPr>
-        <w:ind w:left="1440" w:hanging="360"/>
-      </w:pPr>
-    </w:lvl>
-    <w:lvl w:ilvl="2">
-      <w:start w:val="8"/>
-      <w:numFmt w:val="decimal"/>
-      <w:lvlText w:val="%3."/>
-      <w:lvlJc w:val="left"/>
-      <w:pPr>
-        <w:ind w:left="2160" w:hanging="360"/>
-      </w:pPr>
-    </w:lvl>
-    <w:lvl w:ilvl="3">
-      <w:start w:val="8"/>
-      <w:numFmt w:val="decimal"/>
-      <w:lvlText w:val="%4."/>
-      <w:lvlJc w:val="left"/>
-      <w:pPr>
-        <w:ind w:left="2880" w:hanging="360"/>
-      </w:pPr>
-    </w:lvl>
-    <w:lvl w:ilvl="4">
-      <w:start w:val="8"/>
-      <w:numFmt w:val="decimal"/>
-      <w:lvlText w:val="%5."/>
-      <w:lvlJc w:val="left"/>
-      <w:pPr>
-        <w:ind w:left="3600" w:hanging="360"/>
-      </w:pPr>
-    </w:lvl>
-    <w:lvl w:ilvl="5">
-      <w:start w:val="8"/>
-      <w:numFmt w:val="decimal"/>
-      <w:lvlText w:val="%6."/>
-      <w:lvlJc w:val="left"/>
-      <w:pPr>
-        <w:ind w:left="4320" w:hanging="360"/>
-      </w:pPr>
-    </w:lvl>
-    <w:lvl w:ilvl="6">
-      <w:start w:val="8"/>
-      <w:numFmt w:val="decimal"/>
-      <w:lvlText w:val="%7."/>
-      <w:lvlJc w:val="left"/>
-      <w:pPr>
-        <w:ind w:left="5040" w:hanging="360"/>
-      </w:pPr>
-    </w:lvl>
-    <w:lvl w:ilvl="7">
-      <w:start w:val="8"/>
-      <w:numFmt w:val="decimal"/>
-      <w:lvlText w:val="%8."/>
-      <w:lvlJc w:val="left"/>
-      <w:pPr>
-        <w:ind w:left="5760" w:hanging="360"/>
-      </w:pPr>
-    </w:lvl>
-    <w:lvl w:ilvl="8">
-      <w:start w:val="8"/>
-      <w:numFmt w:val="decimal"/>
-      <w:lvlText w:val="%9."/>
-      <w:lvlJc w:val="left"/>
-      <w:pPr>
-        <w:ind w:left="6480" w:hanging="360"/>
-      </w:pPr>
-    </w:lvl>
-  </w:abstractNum>
-  <w:abstractNum w:abstractNumId="99419">
-    <w:nsid w:val="00A99419"/>
-    <w:multiLevelType w:val="multilevel"/>
-    <w:lvl w:ilvl="0">
-      <w:start w:val="9"/>
-      <w:numFmt w:val="decimal"/>
-      <w:lvlText w:val="%1."/>
-      <w:lvlJc w:val="left"/>
-      <w:pPr>
-        <w:ind w:left="720" w:hanging="360"/>
-      </w:pPr>
-    </w:lvl>
-    <w:lvl w:ilvl="1">
-      <w:start w:val="9"/>
-      <w:numFmt w:val="decimal"/>
-      <w:lvlText w:val="%2."/>
-      <w:lvlJc w:val="left"/>
-      <w:pPr>
-        <w:ind w:left="1440" w:hanging="360"/>
-      </w:pPr>
-    </w:lvl>
-    <w:lvl w:ilvl="2">
-      <w:start w:val="9"/>
-      <w:numFmt w:val="decimal"/>
-      <w:lvlText w:val="%3."/>
-      <w:lvlJc w:val="left"/>
-      <w:pPr>
-        <w:ind w:left="2160" w:hanging="360"/>
-      </w:pPr>
-    </w:lvl>
-    <w:lvl w:ilvl="3">
-      <w:start w:val="9"/>
-      <w:numFmt w:val="decimal"/>
-      <w:lvlText w:val="%4."/>
-      <w:lvlJc w:val="left"/>
-      <w:pPr>
-        <w:ind w:left="2880" w:hanging="360"/>
-      </w:pPr>
-    </w:lvl>
-    <w:lvl w:ilvl="4">
-      <w:start w:val="9"/>
-      <w:numFmt w:val="decimal"/>
-      <w:lvlText w:val="%5."/>
-      <w:lvlJc w:val="left"/>
-      <w:pPr>
-        <w:ind w:left="3600" w:hanging="360"/>
-      </w:pPr>
-    </w:lvl>
-    <w:lvl w:ilvl="5">
-      <w:start w:val="9"/>
-      <w:numFmt w:val="decimal"/>
-      <w:lvlText w:val="%6."/>
-      <w:lvlJc w:val="left"/>
-      <w:pPr>
-        <w:ind w:left="4320" w:hanging="360"/>
-      </w:pPr>
-    </w:lvl>
-    <w:lvl w:ilvl="6">
-      <w:start w:val="9"/>
-      <w:numFmt w:val="decimal"/>
-      <w:lvlText w:val="%7."/>
-      <w:lvlJc w:val="left"/>
-      <w:pPr>
-        <w:ind w:left="5040" w:hanging="360"/>
-      </w:pPr>
-    </w:lvl>
-    <w:lvl w:ilvl="7">
-      <w:start w:val="9"/>
-      <w:numFmt w:val="decimal"/>
-      <w:lvlText w:val="%8."/>
-      <w:lvlJc w:val="left"/>
-      <w:pPr>
-        <w:ind w:left="5760" w:hanging="360"/>
-      </w:pPr>
-    </w:lvl>
-    <w:lvl w:ilvl="8">
-      <w:start w:val="9"/>
-      <w:numFmt w:val="decimal"/>
-      <w:lvlText w:val="%9."/>
-      <w:lvlJc w:val="left"/>
-      <w:pPr>
-        <w:ind w:left="6480" w:hanging="360"/>
-      </w:pPr>
-    </w:lvl>
-  </w:abstractNum>
-  <w:abstractNum w:abstractNumId="994111">
-    <w:nsid w:val="0A994111"/>
-    <w:multiLevelType w:val="multilevel"/>
-    <w:lvl w:ilvl="0">
-      <w:start w:val="11"/>
-      <w:numFmt w:val="decimal"/>
-      <w:lvlText w:val="%1."/>
-      <w:lvlJc w:val="left"/>
-      <w:pPr>
-        <w:ind w:left="720" w:hanging="360"/>
-      </w:pPr>
-    </w:lvl>
-    <w:lvl w:ilvl="1">
-      <w:start w:val="11"/>
-      <w:numFmt w:val="decimal"/>
-      <w:lvlText w:val="%2."/>
-      <w:lvlJc w:val="left"/>
-      <w:pPr>
-        <w:ind w:left="1440" w:hanging="360"/>
-      </w:pPr>
-    </w:lvl>
-    <w:lvl w:ilvl="2">
-      <w:start w:val="11"/>
-      <w:numFmt w:val="decimal"/>
-      <w:lvlText w:val="%3."/>
-      <w:lvlJc w:val="left"/>
-      <w:pPr>
-        <w:ind w:left="2160" w:hanging="360"/>
-      </w:pPr>
-    </w:lvl>
-    <w:lvl w:ilvl="3">
-      <w:start w:val="11"/>
-      <w:numFmt w:val="decimal"/>
-      <w:lvlText w:val="%4."/>
-      <w:lvlJc w:val="left"/>
-      <w:pPr>
-        <w:ind w:left="2880" w:hanging="360"/>
-      </w:pPr>
-    </w:lvl>
-    <w:lvl w:ilvl="4">
-      <w:start w:val="11"/>
-      <w:numFmt w:val="decimal"/>
-      <w:lvlText w:val="%5."/>
-      <w:lvlJc w:val="left"/>
-      <w:pPr>
-        <w:ind w:left="3600" w:hanging="360"/>
-      </w:pPr>
-    </w:lvl>
-    <w:lvl w:ilvl="5">
-      <w:start w:val="11"/>
-      <w:numFmt w:val="decimal"/>
-      <w:lvlText w:val="%6."/>
-      <w:lvlJc w:val="left"/>
-      <w:pPr>
-        <w:ind w:left="4320" w:hanging="360"/>
-      </w:pPr>
-    </w:lvl>
-    <w:lvl w:ilvl="6">
-      <w:start w:val="11"/>
-      <w:numFmt w:val="decimal"/>
-      <w:lvlText w:val="%7."/>
-      <w:lvlJc w:val="left"/>
-      <w:pPr>
-        <w:ind w:left="5040" w:hanging="360"/>
-      </w:pPr>
-    </w:lvl>
-    <w:lvl w:ilvl="7">
-      <w:start w:val="11"/>
-      <w:numFmt w:val="decimal"/>
-      <w:lvlText w:val="%8."/>
-      <w:lvlJc w:val="left"/>
-      <w:pPr>
-        <w:ind w:left="5760" w:hanging="360"/>
-      </w:pPr>
-    </w:lvl>
-    <w:lvl w:ilvl="8">
-      <w:start w:val="11"/>
-      <w:numFmt w:val="decimal"/>
-      <w:lvlText w:val="%9."/>
-      <w:lvlJc w:val="left"/>
-      <w:pPr>
-        <w:ind w:left="6480" w:hanging="360"/>
-      </w:pPr>
-    </w:lvl>
-  </w:abstractNum>
-  <w:abstractNum w:abstractNumId="994112">
-    <w:nsid w:val="0A994112"/>
-    <w:multiLevelType w:val="multilevel"/>
-    <w:lvl w:ilvl="0">
-      <w:start w:val="12"/>
-      <w:numFmt w:val="decimal"/>
-      <w:lvlText w:val="%1."/>
-      <w:lvlJc w:val="left"/>
-      <w:pPr>
-        <w:ind w:left="720" w:hanging="360"/>
-      </w:pPr>
-    </w:lvl>
-    <w:lvl w:ilvl="1">
-      <w:start w:val="12"/>
-      <w:numFmt w:val="decimal"/>
-      <w:lvlText w:val="%2."/>
-      <w:lvlJc w:val="left"/>
-      <w:pPr>
-        <w:ind w:left="1440" w:hanging="360"/>
-      </w:pPr>
-    </w:lvl>
-    <w:lvl w:ilvl="2">
-      <w:start w:val="12"/>
-      <w:numFmt w:val="decimal"/>
-      <w:lvlText w:val="%3."/>
-      <w:lvlJc w:val="left"/>
-      <w:pPr>
-        <w:ind w:left="2160" w:hanging="360"/>
-      </w:pPr>
-    </w:lvl>
-    <w:lvl w:ilvl="3">
-      <w:start w:val="12"/>
-      <w:numFmt w:val="decimal"/>
-      <w:lvlText w:val="%4."/>
-      <w:lvlJc w:val="left"/>
-      <w:pPr>
-        <w:ind w:left="2880" w:hanging="360"/>
-      </w:pPr>
-    </w:lvl>
-    <w:lvl w:ilvl="4">
-      <w:start w:val="12"/>
-      <w:numFmt w:val="decimal"/>
-      <w:lvlText w:val="%5."/>
-      <w:lvlJc w:val="left"/>
-      <w:pPr>
-        <w:ind w:left="3600" w:hanging="360"/>
-      </w:pPr>
-    </w:lvl>
-    <w:lvl w:ilvl="5">
-      <w:start w:val="12"/>
-      <w:numFmt w:val="decimal"/>
-      <w:lvlText w:val="%6."/>
-      <w:lvlJc w:val="left"/>
-      <w:pPr>
-        <w:ind w:left="4320" w:hanging="360"/>
-      </w:pPr>
-    </w:lvl>
-    <w:lvl w:ilvl="6">
-      <w:start w:val="12"/>
-      <w:numFmt w:val="decimal"/>
-      <w:lvlText w:val="%7."/>
-      <w:lvlJc w:val="left"/>
-      <w:pPr>
-        <w:ind w:left="5040" w:hanging="360"/>
-      </w:pPr>
-    </w:lvl>
-    <w:lvl w:ilvl="7">
-      <w:start w:val="12"/>
-      <w:numFmt w:val="decimal"/>
-      <w:lvlText w:val="%8."/>
-      <w:lvlJc w:val="left"/>
-      <w:pPr>
-        <w:ind w:left="5760" w:hanging="360"/>
-      </w:pPr>
-    </w:lvl>
-    <w:lvl w:ilvl="8">
-      <w:start w:val="12"/>
-      <w:numFmt w:val="decimal"/>
-      <w:lvlText w:val="%9."/>
-      <w:lvlJc w:val="left"/>
-      <w:pPr>
-        <w:ind w:left="6480" w:hanging="360"/>
-      </w:pPr>
-    </w:lvl>
-  </w:abstractNum>
-  <w:abstractNum w:abstractNumId="994113">
-    <w:nsid w:val="0A994113"/>
-    <w:multiLevelType w:val="multilevel"/>
-    <w:lvl w:ilvl="0">
-      <w:start w:val="13"/>
-      <w:numFmt w:val="decimal"/>
-      <w:lvlText w:val="%1."/>
-      <w:lvlJc w:val="left"/>
-      <w:pPr>
-        <w:ind w:left="720" w:hanging="360"/>
-      </w:pPr>
-    </w:lvl>
-    <w:lvl w:ilvl="1">
-      <w:start w:val="13"/>
-      <w:numFmt w:val="decimal"/>
-      <w:lvlText w:val="%2."/>
-      <w:lvlJc w:val="left"/>
-      <w:pPr>
-        <w:ind w:left="1440" w:hanging="360"/>
-      </w:pPr>
-    </w:lvl>
-    <w:lvl w:ilvl="2">
-      <w:start w:val="13"/>
-      <w:numFmt w:val="decimal"/>
-      <w:lvlText w:val="%3."/>
-      <w:lvlJc w:val="left"/>
-      <w:pPr>
-        <w:ind w:left="2160" w:hanging="360"/>
-      </w:pPr>
-    </w:lvl>
-    <w:lvl w:ilvl="3">
-      <w:start w:val="13"/>
-      <w:numFmt w:val="decimal"/>
-      <w:lvlText w:val="%4."/>
-      <w:lvlJc w:val="left"/>
-      <w:pPr>
-        <w:ind w:left="2880" w:hanging="360"/>
-      </w:pPr>
-    </w:lvl>
-    <w:lvl w:ilvl="4">
-      <w:start w:val="13"/>
-      <w:numFmt w:val="decimal"/>
-      <w:lvlText w:val="%5."/>
-      <w:lvlJc w:val="left"/>
-      <w:pPr>
-        <w:ind w:left="3600" w:hanging="360"/>
-      </w:pPr>
-    </w:lvl>
-    <w:lvl w:ilvl="5">
-      <w:start w:val="13"/>
-      <w:numFmt w:val="decimal"/>
-      <w:lvlText w:val="%6."/>
-      <w:lvlJc w:val="left"/>
-      <w:pPr>
-        <w:ind w:left="4320" w:hanging="360"/>
-      </w:pPr>
-    </w:lvl>
-    <w:lvl w:ilvl="6">
-      <w:start w:val="13"/>
-      <w:numFmt w:val="decimal"/>
-      <w:lvlText w:val="%7."/>
-      <w:lvlJc w:val="left"/>
-      <w:pPr>
-        <w:ind w:left="5040" w:hanging="360"/>
-      </w:pPr>
-    </w:lvl>
-    <w:lvl w:ilvl="7">
-      <w:start w:val="13"/>
-      <w:numFmt w:val="decimal"/>
-      <w:lvlText w:val="%8."/>
-      <w:lvlJc w:val="left"/>
-      <w:pPr>
-        <w:ind w:left="5760" w:hanging="360"/>
-      </w:pPr>
-    </w:lvl>
-    <w:lvl w:ilvl="8">
-      <w:start w:val="13"/>
-      <w:numFmt w:val="decimal"/>
-      <w:lvlText w:val="%9."/>
-      <w:lvlJc w:val="left"/>
-      <w:pPr>
-        <w:ind w:left="6480" w:hanging="360"/>
-      </w:pPr>
-    </w:lvl>
-  </w:abstractNum>
   <w:num w:numId="1000">
     <w:abstractNumId w:val="990"/>
   </w:num>
@@ -22556,606 +22066,6 @@
   </w:num>
   <w:num w:numId="1017">
     <w:abstractNumId w:val="991"/>
-  </w:num>
-  <w:num w:numId="1018">
-    <w:abstractNumId w:val="99411"/>
-    <w:lvlOverride w:ilvl="0">
-      <w:startOverride w:val="1"/>
-    </w:lvlOverride>
-    <w:lvlOverride w:ilvl="1">
-      <w:startOverride w:val="1"/>
-    </w:lvlOverride>
-    <w:lvlOverride w:ilvl="2">
-      <w:startOverride w:val="1"/>
-    </w:lvlOverride>
-    <w:lvlOverride w:ilvl="3">
-      <w:startOverride w:val="1"/>
-    </w:lvlOverride>
-    <w:lvlOverride w:ilvl="4">
-      <w:startOverride w:val="1"/>
-    </w:lvlOverride>
-    <w:lvlOverride w:ilvl="5">
-      <w:startOverride w:val="1"/>
-    </w:lvlOverride>
-    <w:lvlOverride w:ilvl="6">
-      <w:startOverride w:val="1"/>
-    </w:lvlOverride>
-    <w:lvlOverride w:ilvl="7">
-      <w:startOverride w:val="1"/>
-    </w:lvlOverride>
-    <w:lvlOverride w:ilvl="8">
-      <w:startOverride w:val="1"/>
-    </w:lvlOverride>
-  </w:num>
-  <w:num w:numId="1019">
-    <w:abstractNumId w:val="99413"/>
-    <w:lvlOverride w:ilvl="0">
-      <w:startOverride w:val="3"/>
-    </w:lvlOverride>
-    <w:lvlOverride w:ilvl="1">
-      <w:startOverride w:val="3"/>
-    </w:lvlOverride>
-    <w:lvlOverride w:ilvl="2">
-      <w:startOverride w:val="3"/>
-    </w:lvlOverride>
-    <w:lvlOverride w:ilvl="3">
-      <w:startOverride w:val="3"/>
-    </w:lvlOverride>
-    <w:lvlOverride w:ilvl="4">
-      <w:startOverride w:val="3"/>
-    </w:lvlOverride>
-    <w:lvlOverride w:ilvl="5">
-      <w:startOverride w:val="3"/>
-    </w:lvlOverride>
-    <w:lvlOverride w:ilvl="6">
-      <w:startOverride w:val="3"/>
-    </w:lvlOverride>
-    <w:lvlOverride w:ilvl="7">
-      <w:startOverride w:val="3"/>
-    </w:lvlOverride>
-    <w:lvlOverride w:ilvl="8">
-      <w:startOverride w:val="3"/>
-    </w:lvlOverride>
-  </w:num>
-  <w:num w:numId="1020">
-    <w:abstractNumId w:val="99731"/>
-    <w:lvlOverride w:ilvl="0">
-      <w:startOverride w:val="1"/>
-    </w:lvlOverride>
-    <w:lvlOverride w:ilvl="1">
-      <w:startOverride w:val="1"/>
-    </w:lvlOverride>
-    <w:lvlOverride w:ilvl="2">
-      <w:startOverride w:val="1"/>
-    </w:lvlOverride>
-    <w:lvlOverride w:ilvl="3">
-      <w:startOverride w:val="1"/>
-    </w:lvlOverride>
-    <w:lvlOverride w:ilvl="4">
-      <w:startOverride w:val="1"/>
-    </w:lvlOverride>
-    <w:lvlOverride w:ilvl="5">
-      <w:startOverride w:val="1"/>
-    </w:lvlOverride>
-    <w:lvlOverride w:ilvl="6">
-      <w:startOverride w:val="1"/>
-    </w:lvlOverride>
-    <w:lvlOverride w:ilvl="7">
-      <w:startOverride w:val="1"/>
-    </w:lvlOverride>
-    <w:lvlOverride w:ilvl="8">
-      <w:startOverride w:val="1"/>
-    </w:lvlOverride>
-  </w:num>
-  <w:num w:numId="1021">
-    <w:abstractNumId w:val="99415"/>
-    <w:lvlOverride w:ilvl="0">
-      <w:startOverride w:val="5"/>
-    </w:lvlOverride>
-    <w:lvlOverride w:ilvl="1">
-      <w:startOverride w:val="5"/>
-    </w:lvlOverride>
-    <w:lvlOverride w:ilvl="2">
-      <w:startOverride w:val="5"/>
-    </w:lvlOverride>
-    <w:lvlOverride w:ilvl="3">
-      <w:startOverride w:val="5"/>
-    </w:lvlOverride>
-    <w:lvlOverride w:ilvl="4">
-      <w:startOverride w:val="5"/>
-    </w:lvlOverride>
-    <w:lvlOverride w:ilvl="5">
-      <w:startOverride w:val="5"/>
-    </w:lvlOverride>
-    <w:lvlOverride w:ilvl="6">
-      <w:startOverride w:val="5"/>
-    </w:lvlOverride>
-    <w:lvlOverride w:ilvl="7">
-      <w:startOverride w:val="5"/>
-    </w:lvlOverride>
-    <w:lvlOverride w:ilvl="8">
-      <w:startOverride w:val="5"/>
-    </w:lvlOverride>
-  </w:num>
-  <w:num w:numId="1022">
-    <w:abstractNumId w:val="99731"/>
-    <w:lvlOverride w:ilvl="0">
-      <w:startOverride w:val="1"/>
-    </w:lvlOverride>
-    <w:lvlOverride w:ilvl="1">
-      <w:startOverride w:val="1"/>
-    </w:lvlOverride>
-    <w:lvlOverride w:ilvl="2">
-      <w:startOverride w:val="1"/>
-    </w:lvlOverride>
-    <w:lvlOverride w:ilvl="3">
-      <w:startOverride w:val="1"/>
-    </w:lvlOverride>
-    <w:lvlOverride w:ilvl="4">
-      <w:startOverride w:val="1"/>
-    </w:lvlOverride>
-    <w:lvlOverride w:ilvl="5">
-      <w:startOverride w:val="1"/>
-    </w:lvlOverride>
-    <w:lvlOverride w:ilvl="6">
-      <w:startOverride w:val="1"/>
-    </w:lvlOverride>
-    <w:lvlOverride w:ilvl="7">
-      <w:startOverride w:val="1"/>
-    </w:lvlOverride>
-    <w:lvlOverride w:ilvl="8">
-      <w:startOverride w:val="1"/>
-    </w:lvlOverride>
-  </w:num>
-  <w:num w:numId="1023">
-    <w:abstractNumId w:val="99416"/>
-    <w:lvlOverride w:ilvl="0">
-      <w:startOverride w:val="6"/>
-    </w:lvlOverride>
-    <w:lvlOverride w:ilvl="1">
-      <w:startOverride w:val="6"/>
-    </w:lvlOverride>
-    <w:lvlOverride w:ilvl="2">
-      <w:startOverride w:val="6"/>
-    </w:lvlOverride>
-    <w:lvlOverride w:ilvl="3">
-      <w:startOverride w:val="6"/>
-    </w:lvlOverride>
-    <w:lvlOverride w:ilvl="4">
-      <w:startOverride w:val="6"/>
-    </w:lvlOverride>
-    <w:lvlOverride w:ilvl="5">
-      <w:startOverride w:val="6"/>
-    </w:lvlOverride>
-    <w:lvlOverride w:ilvl="6">
-      <w:startOverride w:val="6"/>
-    </w:lvlOverride>
-    <w:lvlOverride w:ilvl="7">
-      <w:startOverride w:val="6"/>
-    </w:lvlOverride>
-    <w:lvlOverride w:ilvl="8">
-      <w:startOverride w:val="6"/>
-    </w:lvlOverride>
-  </w:num>
-  <w:num w:numId="1024">
-    <w:abstractNumId w:val="99731"/>
-    <w:lvlOverride w:ilvl="0">
-      <w:startOverride w:val="1"/>
-    </w:lvlOverride>
-    <w:lvlOverride w:ilvl="1">
-      <w:startOverride w:val="1"/>
-    </w:lvlOverride>
-    <w:lvlOverride w:ilvl="2">
-      <w:startOverride w:val="1"/>
-    </w:lvlOverride>
-    <w:lvlOverride w:ilvl="3">
-      <w:startOverride w:val="1"/>
-    </w:lvlOverride>
-    <w:lvlOverride w:ilvl="4">
-      <w:startOverride w:val="1"/>
-    </w:lvlOverride>
-    <w:lvlOverride w:ilvl="5">
-      <w:startOverride w:val="1"/>
-    </w:lvlOverride>
-    <w:lvlOverride w:ilvl="6">
-      <w:startOverride w:val="1"/>
-    </w:lvlOverride>
-    <w:lvlOverride w:ilvl="7">
-      <w:startOverride w:val="1"/>
-    </w:lvlOverride>
-    <w:lvlOverride w:ilvl="8">
-      <w:startOverride w:val="1"/>
-    </w:lvlOverride>
-  </w:num>
-  <w:num w:numId="1025">
-    <w:abstractNumId w:val="99417"/>
-    <w:lvlOverride w:ilvl="0">
-      <w:startOverride w:val="7"/>
-    </w:lvlOverride>
-    <w:lvlOverride w:ilvl="1">
-      <w:startOverride w:val="7"/>
-    </w:lvlOverride>
-    <w:lvlOverride w:ilvl="2">
-      <w:startOverride w:val="7"/>
-    </w:lvlOverride>
-    <w:lvlOverride w:ilvl="3">
-      <w:startOverride w:val="7"/>
-    </w:lvlOverride>
-    <w:lvlOverride w:ilvl="4">
-      <w:startOverride w:val="7"/>
-    </w:lvlOverride>
-    <w:lvlOverride w:ilvl="5">
-      <w:startOverride w:val="7"/>
-    </w:lvlOverride>
-    <w:lvlOverride w:ilvl="6">
-      <w:startOverride w:val="7"/>
-    </w:lvlOverride>
-    <w:lvlOverride w:ilvl="7">
-      <w:startOverride w:val="7"/>
-    </w:lvlOverride>
-    <w:lvlOverride w:ilvl="8">
-      <w:startOverride w:val="7"/>
-    </w:lvlOverride>
-  </w:num>
-  <w:num w:numId="1026">
-    <w:abstractNumId w:val="99731"/>
-    <w:lvlOverride w:ilvl="0">
-      <w:startOverride w:val="1"/>
-    </w:lvlOverride>
-    <w:lvlOverride w:ilvl="1">
-      <w:startOverride w:val="1"/>
-    </w:lvlOverride>
-    <w:lvlOverride w:ilvl="2">
-      <w:startOverride w:val="1"/>
-    </w:lvlOverride>
-    <w:lvlOverride w:ilvl="3">
-      <w:startOverride w:val="1"/>
-    </w:lvlOverride>
-    <w:lvlOverride w:ilvl="4">
-      <w:startOverride w:val="1"/>
-    </w:lvlOverride>
-    <w:lvlOverride w:ilvl="5">
-      <w:startOverride w:val="1"/>
-    </w:lvlOverride>
-    <w:lvlOverride w:ilvl="6">
-      <w:startOverride w:val="1"/>
-    </w:lvlOverride>
-    <w:lvlOverride w:ilvl="7">
-      <w:startOverride w:val="1"/>
-    </w:lvlOverride>
-    <w:lvlOverride w:ilvl="8">
-      <w:startOverride w:val="1"/>
-    </w:lvlOverride>
-  </w:num>
-  <w:num w:numId="1027">
-    <w:abstractNumId w:val="99418"/>
-    <w:lvlOverride w:ilvl="0">
-      <w:startOverride w:val="8"/>
-    </w:lvlOverride>
-    <w:lvlOverride w:ilvl="1">
-      <w:startOverride w:val="8"/>
-    </w:lvlOverride>
-    <w:lvlOverride w:ilvl="2">
-      <w:startOverride w:val="8"/>
-    </w:lvlOverride>
-    <w:lvlOverride w:ilvl="3">
-      <w:startOverride w:val="8"/>
-    </w:lvlOverride>
-    <w:lvlOverride w:ilvl="4">
-      <w:startOverride w:val="8"/>
-    </w:lvlOverride>
-    <w:lvlOverride w:ilvl="5">
-      <w:startOverride w:val="8"/>
-    </w:lvlOverride>
-    <w:lvlOverride w:ilvl="6">
-      <w:startOverride w:val="8"/>
-    </w:lvlOverride>
-    <w:lvlOverride w:ilvl="7">
-      <w:startOverride w:val="8"/>
-    </w:lvlOverride>
-    <w:lvlOverride w:ilvl="8">
-      <w:startOverride w:val="8"/>
-    </w:lvlOverride>
-  </w:num>
-  <w:num w:numId="1028">
-    <w:abstractNumId w:val="99731"/>
-    <w:lvlOverride w:ilvl="0">
-      <w:startOverride w:val="1"/>
-    </w:lvlOverride>
-    <w:lvlOverride w:ilvl="1">
-      <w:startOverride w:val="1"/>
-    </w:lvlOverride>
-    <w:lvlOverride w:ilvl="2">
-      <w:startOverride w:val="1"/>
-    </w:lvlOverride>
-    <w:lvlOverride w:ilvl="3">
-      <w:startOverride w:val="1"/>
-    </w:lvlOverride>
-    <w:lvlOverride w:ilvl="4">
-      <w:startOverride w:val="1"/>
-    </w:lvlOverride>
-    <w:lvlOverride w:ilvl="5">
-      <w:startOverride w:val="1"/>
-    </w:lvlOverride>
-    <w:lvlOverride w:ilvl="6">
-      <w:startOverride w:val="1"/>
-    </w:lvlOverride>
-    <w:lvlOverride w:ilvl="7">
-      <w:startOverride w:val="1"/>
-    </w:lvlOverride>
-    <w:lvlOverride w:ilvl="8">
-      <w:startOverride w:val="1"/>
-    </w:lvlOverride>
-  </w:num>
-  <w:num w:numId="1029">
-    <w:abstractNumId w:val="99419"/>
-    <w:lvlOverride w:ilvl="0">
-      <w:startOverride w:val="9"/>
-    </w:lvlOverride>
-    <w:lvlOverride w:ilvl="1">
-      <w:startOverride w:val="9"/>
-    </w:lvlOverride>
-    <w:lvlOverride w:ilvl="2">
-      <w:startOverride w:val="9"/>
-    </w:lvlOverride>
-    <w:lvlOverride w:ilvl="3">
-      <w:startOverride w:val="9"/>
-    </w:lvlOverride>
-    <w:lvlOverride w:ilvl="4">
-      <w:startOverride w:val="9"/>
-    </w:lvlOverride>
-    <w:lvlOverride w:ilvl="5">
-      <w:startOverride w:val="9"/>
-    </w:lvlOverride>
-    <w:lvlOverride w:ilvl="6">
-      <w:startOverride w:val="9"/>
-    </w:lvlOverride>
-    <w:lvlOverride w:ilvl="7">
-      <w:startOverride w:val="9"/>
-    </w:lvlOverride>
-    <w:lvlOverride w:ilvl="8">
-      <w:startOverride w:val="9"/>
-    </w:lvlOverride>
-  </w:num>
-  <w:num w:numId="1030">
-    <w:abstractNumId w:val="99731"/>
-    <w:lvlOverride w:ilvl="0">
-      <w:startOverride w:val="1"/>
-    </w:lvlOverride>
-    <w:lvlOverride w:ilvl="1">
-      <w:startOverride w:val="1"/>
-    </w:lvlOverride>
-    <w:lvlOverride w:ilvl="2">
-      <w:startOverride w:val="1"/>
-    </w:lvlOverride>
-    <w:lvlOverride w:ilvl="3">
-      <w:startOverride w:val="1"/>
-    </w:lvlOverride>
-    <w:lvlOverride w:ilvl="4">
-      <w:startOverride w:val="1"/>
-    </w:lvlOverride>
-    <w:lvlOverride w:ilvl="5">
-      <w:startOverride w:val="1"/>
-    </w:lvlOverride>
-    <w:lvlOverride w:ilvl="6">
-      <w:startOverride w:val="1"/>
-    </w:lvlOverride>
-    <w:lvlOverride w:ilvl="7">
-      <w:startOverride w:val="1"/>
-    </w:lvlOverride>
-    <w:lvlOverride w:ilvl="8">
-      <w:startOverride w:val="1"/>
-    </w:lvlOverride>
-  </w:num>
-  <w:num w:numId="1031">
-    <w:abstractNumId w:val="994111"/>
-    <w:lvlOverride w:ilvl="0">
-      <w:startOverride w:val="11"/>
-    </w:lvlOverride>
-    <w:lvlOverride w:ilvl="1">
-      <w:startOverride w:val="11"/>
-    </w:lvlOverride>
-    <w:lvlOverride w:ilvl="2">
-      <w:startOverride w:val="11"/>
-    </w:lvlOverride>
-    <w:lvlOverride w:ilvl="3">
-      <w:startOverride w:val="11"/>
-    </w:lvlOverride>
-    <w:lvlOverride w:ilvl="4">
-      <w:startOverride w:val="11"/>
-    </w:lvlOverride>
-    <w:lvlOverride w:ilvl="5">
-      <w:startOverride w:val="11"/>
-    </w:lvlOverride>
-    <w:lvlOverride w:ilvl="6">
-      <w:startOverride w:val="11"/>
-    </w:lvlOverride>
-    <w:lvlOverride w:ilvl="7">
-      <w:startOverride w:val="11"/>
-    </w:lvlOverride>
-    <w:lvlOverride w:ilvl="8">
-      <w:startOverride w:val="11"/>
-    </w:lvlOverride>
-  </w:num>
-  <w:num w:numId="1032">
-    <w:abstractNumId w:val="99731"/>
-    <w:lvlOverride w:ilvl="0">
-      <w:startOverride w:val="1"/>
-    </w:lvlOverride>
-    <w:lvlOverride w:ilvl="1">
-      <w:startOverride w:val="1"/>
-    </w:lvlOverride>
-    <w:lvlOverride w:ilvl="2">
-      <w:startOverride w:val="1"/>
-    </w:lvlOverride>
-    <w:lvlOverride w:ilvl="3">
-      <w:startOverride w:val="1"/>
-    </w:lvlOverride>
-    <w:lvlOverride w:ilvl="4">
-      <w:startOverride w:val="1"/>
-    </w:lvlOverride>
-    <w:lvlOverride w:ilvl="5">
-      <w:startOverride w:val="1"/>
-    </w:lvlOverride>
-    <w:lvlOverride w:ilvl="6">
-      <w:startOverride w:val="1"/>
-    </w:lvlOverride>
-    <w:lvlOverride w:ilvl="7">
-      <w:startOverride w:val="1"/>
-    </w:lvlOverride>
-    <w:lvlOverride w:ilvl="8">
-      <w:startOverride w:val="1"/>
-    </w:lvlOverride>
-  </w:num>
-  <w:num w:numId="1033">
-    <w:abstractNumId w:val="994112"/>
-    <w:lvlOverride w:ilvl="0">
-      <w:startOverride w:val="12"/>
-    </w:lvlOverride>
-    <w:lvlOverride w:ilvl="1">
-      <w:startOverride w:val="12"/>
-    </w:lvlOverride>
-    <w:lvlOverride w:ilvl="2">
-      <w:startOverride w:val="12"/>
-    </w:lvlOverride>
-    <w:lvlOverride w:ilvl="3">
-      <w:startOverride w:val="12"/>
-    </w:lvlOverride>
-    <w:lvlOverride w:ilvl="4">
-      <w:startOverride w:val="12"/>
-    </w:lvlOverride>
-    <w:lvlOverride w:ilvl="5">
-      <w:startOverride w:val="12"/>
-    </w:lvlOverride>
-    <w:lvlOverride w:ilvl="6">
-      <w:startOverride w:val="12"/>
-    </w:lvlOverride>
-    <w:lvlOverride w:ilvl="7">
-      <w:startOverride w:val="12"/>
-    </w:lvlOverride>
-    <w:lvlOverride w:ilvl="8">
-      <w:startOverride w:val="12"/>
-    </w:lvlOverride>
-  </w:num>
-  <w:num w:numId="1034">
-    <w:abstractNumId w:val="994113"/>
-    <w:lvlOverride w:ilvl="0">
-      <w:startOverride w:val="13"/>
-    </w:lvlOverride>
-    <w:lvlOverride w:ilvl="1">
-      <w:startOverride w:val="13"/>
-    </w:lvlOverride>
-    <w:lvlOverride w:ilvl="2">
-      <w:startOverride w:val="13"/>
-    </w:lvlOverride>
-    <w:lvlOverride w:ilvl="3">
-      <w:startOverride w:val="13"/>
-    </w:lvlOverride>
-    <w:lvlOverride w:ilvl="4">
-      <w:startOverride w:val="13"/>
-    </w:lvlOverride>
-    <w:lvlOverride w:ilvl="5">
-      <w:startOverride w:val="13"/>
-    </w:lvlOverride>
-    <w:lvlOverride w:ilvl="6">
-      <w:startOverride w:val="13"/>
-    </w:lvlOverride>
-    <w:lvlOverride w:ilvl="7">
-      <w:startOverride w:val="13"/>
-    </w:lvlOverride>
-    <w:lvlOverride w:ilvl="8">
-      <w:startOverride w:val="13"/>
-    </w:lvlOverride>
-  </w:num>
-  <w:num w:numId="1035">
-    <w:abstractNumId w:val="99731"/>
-    <w:lvlOverride w:ilvl="0">
-      <w:startOverride w:val="1"/>
-    </w:lvlOverride>
-    <w:lvlOverride w:ilvl="1">
-      <w:startOverride w:val="1"/>
-    </w:lvlOverride>
-    <w:lvlOverride w:ilvl="2">
-      <w:startOverride w:val="1"/>
-    </w:lvlOverride>
-    <w:lvlOverride w:ilvl="3">
-      <w:startOverride w:val="1"/>
-    </w:lvlOverride>
-    <w:lvlOverride w:ilvl="4">
-      <w:startOverride w:val="1"/>
-    </w:lvlOverride>
-    <w:lvlOverride w:ilvl="5">
-      <w:startOverride w:val="1"/>
-    </w:lvlOverride>
-    <w:lvlOverride w:ilvl="6">
-      <w:startOverride w:val="1"/>
-    </w:lvlOverride>
-    <w:lvlOverride w:ilvl="7">
-      <w:startOverride w:val="1"/>
-    </w:lvlOverride>
-    <w:lvlOverride w:ilvl="8">
-      <w:startOverride w:val="1"/>
-    </w:lvlOverride>
-  </w:num>
-  <w:num w:numId="1036">
-    <w:abstractNumId w:val="99731"/>
-    <w:lvlOverride w:ilvl="0">
-      <w:startOverride w:val="1"/>
-    </w:lvlOverride>
-    <w:lvlOverride w:ilvl="1">
-      <w:startOverride w:val="1"/>
-    </w:lvlOverride>
-    <w:lvlOverride w:ilvl="2">
-      <w:startOverride w:val="1"/>
-    </w:lvlOverride>
-    <w:lvlOverride w:ilvl="3">
-      <w:startOverride w:val="1"/>
-    </w:lvlOverride>
-    <w:lvlOverride w:ilvl="4">
-      <w:startOverride w:val="1"/>
-    </w:lvlOverride>
-    <w:lvlOverride w:ilvl="5">
-      <w:startOverride w:val="1"/>
-    </w:lvlOverride>
-    <w:lvlOverride w:ilvl="6">
-      <w:startOverride w:val="1"/>
-    </w:lvlOverride>
-    <w:lvlOverride w:ilvl="7">
-      <w:startOverride w:val="1"/>
-    </w:lvlOverride>
-    <w:lvlOverride w:ilvl="8">
-      <w:startOverride w:val="1"/>
-    </w:lvlOverride>
-  </w:num>
-  <w:num w:numId="1037">
-    <w:abstractNumId w:val="99731"/>
-    <w:lvlOverride w:ilvl="0">
-      <w:startOverride w:val="1"/>
-    </w:lvlOverride>
-    <w:lvlOverride w:ilvl="1">
-      <w:startOverride w:val="1"/>
-    </w:lvlOverride>
-    <w:lvlOverride w:ilvl="2">
-      <w:startOverride w:val="1"/>
-    </w:lvlOverride>
-    <w:lvlOverride w:ilvl="3">
-      <w:startOverride w:val="1"/>
-    </w:lvlOverride>
-    <w:lvlOverride w:ilvl="4">
-      <w:startOverride w:val="1"/>
-    </w:lvlOverride>
-    <w:lvlOverride w:ilvl="5">
-      <w:startOverride w:val="1"/>
-    </w:lvlOverride>
-    <w:lvlOverride w:ilvl="6">
-      <w:startOverride w:val="1"/>
-    </w:lvlOverride>
-    <w:lvlOverride w:ilvl="7">
-      <w:startOverride w:val="1"/>
-    </w:lvlOverride>
-    <w:lvlOverride w:ilvl="8">
-      <w:startOverride w:val="1"/>
-    </w:lvlOverride>
   </w:num>
 </w:numbering>
 </file>

--- a/06-学生侧材料/讲义/6-有机化学/周环反应.docx
+++ b/06-学生侧材料/讲义/6-有机化学/周环反应.docx
@@ -257,262 +257,563 @@
     </w:p>
     <w:p>
       <w:pPr>
-        <w:pStyle w:val="Compact"/>
-        <w:numPr>
-          <w:ilvl w:val="0"/>
-          <w:numId w:val="1001"/>
-        </w:numPr>
+        <w:pStyle w:val="BlockText"/>
+        <w:spacing w:after="80"/>
       </w:pPr>
       <w:r>
         <w:rPr>
           <w:rFonts w:hint="eastAsia" w:ascii="Times New Roman" w:hAnsi="Times New Roman" w:eastAsia="FangSong" w:cs="Times New Roman"/>
         </w:rPr>
-        <w:t>能用前线轨道理论</w:t>
-      </w:r>
-      <w:r>
-        <w:rPr>
-          <w:rFonts w:hint="eastAsia" w:ascii="Times New Roman" w:hAnsi="Times New Roman" w:eastAsia="Times New Roman" w:cs="Times New Roman"/>
-        </w:rPr>
-        <w:t>（FMO）</w:t>
-      </w:r>
-      <w:r>
-        <w:rPr>
-          <w:rFonts w:hint="eastAsia" w:ascii="Times New Roman" w:hAnsi="Times New Roman" w:eastAsia="FangSong" w:cs="Times New Roman"/>
-        </w:rPr>
-        <w:t>判断周环反应的热</w:t>
-      </w:r>
-      <w:r>
-        <w:rPr>
-          <w:rFonts w:hint="eastAsia" w:ascii="Times New Roman" w:hAnsi="Times New Roman" w:eastAsia="Times New Roman" w:cs="Times New Roman"/>
-        </w:rPr>
-        <w:t>/</w:t>
-      </w:r>
-      <w:r>
-        <w:rPr>
-          <w:rFonts w:hint="eastAsia" w:ascii="Times New Roman" w:hAnsi="Times New Roman" w:eastAsia="FangSong" w:cs="Times New Roman"/>
-        </w:rPr>
-        <w:t>光允许性</w:t>
+        <w:t>对齐考纲</w:t>
+      </w:r>
+      <w:r>
+        <w:rPr>
+          <w:rFonts w:hint="eastAsia" w:ascii="Times New Roman" w:hAnsi="Times New Roman" w:eastAsia="Times New Roman" w:cs="Times New Roman"/>
+        </w:rPr>
+        <w:t>：§49</w:t>
+      </w:r>
+      <w:r>
+        <w:rPr>
+          <w:rFonts w:ascii="Times New Roman" w:hAnsi="Times New Roman" w:eastAsia="Times New Roman" w:cs="Times New Roman"/>
+        </w:rPr>
+        <w:t xml:space="preserve"> </w:t>
+      </w:r>
+      <w:r>
+        <w:rPr>
+          <w:rFonts w:hint="eastAsia" w:ascii="Times New Roman" w:hAnsi="Times New Roman" w:eastAsia="FangSong" w:cs="Times New Roman"/>
+        </w:rPr>
+        <w:t xml:space="preserve">周环反应</w:t>
       </w:r>
     </w:p>
-    <w:p>
-      <w:pPr>
-        <w:pStyle w:val="Compact"/>
-        <w:numPr>
-          <w:ilvl w:val="0"/>
-          <w:numId w:val="1001"/>
-        </w:numPr>
-      </w:pPr>
-      <w:r>
-        <w:rPr>
-          <w:rFonts w:hint="eastAsia" w:ascii="Times New Roman" w:hAnsi="Times New Roman" w:eastAsia="FangSong" w:cs="Times New Roman"/>
-        </w:rPr>
-        <w:t xml:space="preserve">能预测</w:t>
-      </w:r>
-      <w:r>
-        <w:rPr>
-          <w:rFonts w:ascii="Times New Roman" w:hAnsi="Times New Roman" w:eastAsia="Times New Roman" w:cs="Times New Roman"/>
-        </w:rPr>
-        <w:t xml:space="preserve"> Diels-Alder </w:t>
-      </w:r>
-      <w:r>
-        <w:rPr>
-          <w:rFonts w:hint="eastAsia" w:ascii="Times New Roman" w:hAnsi="Times New Roman" w:eastAsia="FangSong" w:cs="Times New Roman"/>
-        </w:rPr>
-        <w:t xml:space="preserve">反应的区域选择性和</w:t>
-      </w:r>
-      <w:r>
-        <w:rPr>
-          <w:rFonts w:ascii="Times New Roman" w:hAnsi="Times New Roman" w:eastAsia="Times New Roman" w:cs="Times New Roman"/>
-        </w:rPr>
-        <w:t xml:space="preserve"> endo/exo </w:t>
-      </w:r>
-      <w:r>
-        <w:rPr>
-          <w:rFonts w:hint="eastAsia" w:ascii="Times New Roman" w:hAnsi="Times New Roman" w:eastAsia="FangSong" w:cs="Times New Roman"/>
-        </w:rPr>
-        <w:t xml:space="preserve">立体化学</w:t>
-      </w:r>
-    </w:p>
-    <w:p>
-      <w:pPr>
-        <w:pStyle w:val="Compact"/>
-        <w:numPr>
-          <w:ilvl w:val="0"/>
-          <w:numId w:val="1001"/>
-        </w:numPr>
-      </w:pPr>
-      <w:r>
-        <w:rPr>
-          <w:rFonts w:hint="eastAsia" w:ascii="Times New Roman" w:hAnsi="Times New Roman" w:eastAsia="FangSong" w:cs="Times New Roman"/>
-        </w:rPr>
-        <w:t>能用电环化规则</w:t>
-      </w:r>
-      <w:r>
-        <w:rPr>
-          <w:rFonts w:hint="eastAsia" w:ascii="Times New Roman" w:hAnsi="Times New Roman" w:eastAsia="Times New Roman" w:cs="Times New Roman"/>
-        </w:rPr>
-        <w:t>（4n</w:t>
-      </w:r>
-      <w:r>
-        <w:rPr>
-          <w:rFonts w:ascii="Times New Roman" w:hAnsi="Times New Roman" w:eastAsia="Times New Roman" w:cs="Times New Roman"/>
-        </w:rPr>
-        <w:t xml:space="preserve"> </w:t>
-      </w:r>
-      <w:r>
-        <w:rPr>
-          <w:rFonts w:hint="eastAsia" w:ascii="Times New Roman" w:hAnsi="Times New Roman" w:eastAsia="FangSong" w:cs="Times New Roman"/>
-        </w:rPr>
-        <w:t xml:space="preserve">热顺旋</w:t>
-      </w:r>
-      <w:r>
-        <w:rPr>
-          <w:rFonts w:ascii="Times New Roman" w:hAnsi="Times New Roman" w:eastAsia="Times New Roman" w:cs="Times New Roman"/>
-        </w:rPr>
-        <w:t xml:space="preserve"> vs 4n+2 </w:t>
-      </w:r>
-      <w:r>
-        <w:rPr>
-          <w:rFonts w:hint="eastAsia" w:ascii="Times New Roman" w:hAnsi="Times New Roman" w:eastAsia="FangSong" w:cs="Times New Roman"/>
-        </w:rPr>
-        <w:t>热对旋</w:t>
-      </w:r>
-      <w:r>
-        <w:rPr>
-          <w:rFonts w:hint="eastAsia" w:ascii="Times New Roman" w:hAnsi="Times New Roman" w:eastAsia="Times New Roman" w:cs="Times New Roman"/>
-        </w:rPr>
-        <w:t>）</w:t>
-      </w:r>
-      <w:r>
-        <w:rPr>
-          <w:rFonts w:hint="eastAsia" w:ascii="Times New Roman" w:hAnsi="Times New Roman" w:eastAsia="FangSong" w:cs="Times New Roman"/>
-        </w:rPr>
-        <w:t>预测产物</w:t>
-      </w:r>
-    </w:p>
-    <w:p>
-      <w:pPr>
-        <w:pStyle w:val="Compact"/>
-        <w:numPr>
-          <w:ilvl w:val="0"/>
-          <w:numId w:val="1001"/>
-        </w:numPr>
-      </w:pPr>
-      <w:r>
-        <w:rPr>
-          <w:rFonts w:hint="eastAsia" w:ascii="Times New Roman" w:hAnsi="Times New Roman" w:eastAsia="FangSong" w:cs="Times New Roman"/>
-        </w:rPr>
-        <w:t xml:space="preserve">能识别</w:t>
-      </w:r>
-      <w:r>
-        <w:rPr>
-          <w:rFonts w:ascii="Times New Roman" w:hAnsi="Times New Roman" w:eastAsia="Times New Roman" w:cs="Times New Roman"/>
-        </w:rPr>
-        <w:t xml:space="preserve"> [1,5]-H </w:t>
-      </w:r>
-      <w:r>
-        <w:rPr>
-          <w:rFonts w:hint="eastAsia" w:ascii="Times New Roman" w:hAnsi="Times New Roman" w:eastAsia="FangSong" w:cs="Times New Roman"/>
-        </w:rPr>
-        <w:t>迁移</w:t>
-      </w:r>
-      <w:r>
-        <w:rPr>
-          <w:rFonts w:hint="eastAsia" w:ascii="Times New Roman" w:hAnsi="Times New Roman" w:eastAsia="Times New Roman" w:cs="Times New Roman"/>
-        </w:rPr>
-        <w:t>、[3,3]-σ</w:t>
-      </w:r>
-      <w:r>
-        <w:rPr>
-          <w:rFonts w:ascii="Times New Roman" w:hAnsi="Times New Roman" w:eastAsia="Times New Roman" w:cs="Times New Roman"/>
-        </w:rPr>
-        <w:t xml:space="preserve"> </w:t>
-      </w:r>
-      <w:r>
-        <w:rPr>
-          <w:rFonts w:hint="eastAsia" w:ascii="Times New Roman" w:hAnsi="Times New Roman" w:eastAsia="FangSong" w:cs="Times New Roman"/>
-        </w:rPr>
-        <w:t>迁移</w:t>
-      </w:r>
-      <w:r>
-        <w:rPr>
-          <w:rFonts w:hint="eastAsia" w:ascii="Times New Roman" w:hAnsi="Times New Roman" w:eastAsia="Times New Roman" w:cs="Times New Roman"/>
-        </w:rPr>
-        <w:t>（Cope/Claisen）</w:t>
-      </w:r>
-      <w:r>
-        <w:rPr>
-          <w:rFonts w:hint="eastAsia" w:ascii="Times New Roman" w:hAnsi="Times New Roman" w:eastAsia="FangSong" w:cs="Times New Roman"/>
-        </w:rPr>
-        <w:t>并判断可行性</w:t>
-      </w:r>
-    </w:p>
-    <w:p>
-      <w:pPr>
-        <w:pStyle w:val="Compact"/>
-        <w:numPr>
-          <w:ilvl w:val="0"/>
-          <w:numId w:val="1001"/>
-        </w:numPr>
-      </w:pPr>
-      <w:r>
-        <w:rPr>
-          <w:rFonts w:hint="eastAsia" w:ascii="Times New Roman" w:hAnsi="Times New Roman" w:eastAsia="FangSong" w:cs="Times New Roman"/>
-        </w:rPr>
-        <w:t xml:space="preserve">能区分</w:t>
-      </w:r>
-      <w:r>
-        <w:rPr>
-          <w:rFonts w:ascii="Times New Roman" w:hAnsi="Times New Roman" w:eastAsia="Times New Roman" w:cs="Times New Roman"/>
-        </w:rPr>
-        <w:t xml:space="preserve"> [2+2] </w:t>
-      </w:r>
-      <w:r>
-        <w:rPr>
-          <w:rFonts w:hint="eastAsia" w:ascii="Times New Roman" w:hAnsi="Times New Roman" w:eastAsia="FangSong" w:cs="Times New Roman"/>
-        </w:rPr>
-        <w:t xml:space="preserve">和</w:t>
-      </w:r>
-      <w:r>
-        <w:rPr>
-          <w:rFonts w:ascii="Times New Roman" w:hAnsi="Times New Roman" w:eastAsia="Times New Roman" w:cs="Times New Roman"/>
-        </w:rPr>
-        <w:t xml:space="preserve"> [4+2] </w:t>
-      </w:r>
-      <w:r>
-        <w:rPr>
-          <w:rFonts w:hint="eastAsia" w:ascii="Times New Roman" w:hAnsi="Times New Roman" w:eastAsia="FangSong" w:cs="Times New Roman"/>
-        </w:rPr>
-        <w:t>环加成的热</w:t>
-      </w:r>
-      <w:r>
-        <w:rPr>
-          <w:rFonts w:hint="eastAsia" w:ascii="Times New Roman" w:hAnsi="Times New Roman" w:eastAsia="Times New Roman" w:cs="Times New Roman"/>
-        </w:rPr>
-        <w:t>/</w:t>
-      </w:r>
-      <w:r>
-        <w:rPr>
-          <w:rFonts w:hint="eastAsia" w:ascii="Times New Roman" w:hAnsi="Times New Roman" w:eastAsia="FangSong" w:cs="Times New Roman"/>
-        </w:rPr>
-        <w:t>光条件差异</w:t>
-      </w:r>
-    </w:p>
-    <w:p>
-      <w:pPr>
-        <w:pStyle w:val="Compact"/>
-        <w:numPr>
-          <w:ilvl w:val="0"/>
-          <w:numId w:val="1001"/>
-        </w:numPr>
-      </w:pPr>
-      <w:r>
-        <w:rPr>
-          <w:rFonts w:hint="eastAsia" w:ascii="Times New Roman" w:hAnsi="Times New Roman" w:eastAsia="FangSong" w:cs="Times New Roman"/>
-        </w:rPr>
-        <w:t xml:space="preserve">能将复杂多步反应拆解为若干独立的周环步骤</w:t>
-      </w:r>
-    </w:p>
+    <w:tbl>
+      <w:tblPr>
+        <w:tblStyle w:val="Table"/>
+        <w:tblW w:type="pct" w:w="5000"/>
+        <w:tblLayout w:type="fixed"/>
+        <w:tblLook w:firstRow="1" w:lastRow="0" w:firstColumn="0" w:lastColumn="0" w:noHBand="0" w:noVBand="0" w:val="0020"/>
+      </w:tblPr>
+      <w:tblGrid>
+        <w:gridCol w:w="3960"/>
+        <w:gridCol w:w="3960"/>
+      </w:tblGrid>
+      <w:tr>
+        <w:trPr>
+          <w:tblHeader w:val="on"/>
+        </w:trPr>
+        <w:tc>
+          <w:tcPr/>
+          <w:p>
+            <w:pPr>
+              <w:pStyle w:val="Compact"/>
+              <w:jc w:val="center"/>
+            </w:pPr>
+            <w:r>
+              <w:rPr>
+                <w:rFonts w:hint="eastAsia" w:ascii="Times New Roman" w:hAnsi="Times New Roman" w:eastAsia="SimHei" w:cs="Times New Roman"/>
+                <w:b/>
+              </w:rPr>
+              <w:t xml:space="preserve">考纲条目</w:t>
+            </w:r>
+          </w:p>
+        </w:tc>
+        <w:tc>
+          <w:tcPr/>
+          <w:p>
+            <w:pPr>
+              <w:pStyle w:val="Compact"/>
+              <w:jc w:val="center"/>
+            </w:pPr>
+            <w:r>
+              <w:rPr>
+                <w:rFonts w:hint="eastAsia" w:ascii="Times New Roman" w:hAnsi="Times New Roman" w:eastAsia="SimHei" w:cs="Times New Roman"/>
+                <w:b/>
+              </w:rPr>
+              <w:t xml:space="preserve">学完本讲你应能</w:t>
+            </w:r>
+          </w:p>
+        </w:tc>
+      </w:tr>
+      <w:tr>
+        <w:tc>
+          <w:tcPr/>
+          <w:p>
+            <w:pPr>
+              <w:pStyle w:val="Compact"/>
+              <w:jc w:val="center"/>
+            </w:pPr>
+            <w:r>
+              <w:rPr>
+                <w:rFonts w:ascii="Times New Roman" w:hAnsi="Times New Roman" w:eastAsia="Times New Roman" w:cs="Times New Roman"/>
+              </w:rPr>
+              <w:t xml:space="preserve">§49 </w:t>
+            </w:r>
+            <w:r>
+              <w:rPr>
+                <w:rFonts w:hint="eastAsia" w:ascii="Times New Roman" w:hAnsi="Times New Roman" w:eastAsia="FangSong" w:cs="Times New Roman"/>
+              </w:rPr>
+              <w:t xml:space="preserve">周环反应</w:t>
+            </w:r>
+            <w:r>
+              <w:rPr>
+                <w:rFonts w:ascii="Times New Roman" w:hAnsi="Times New Roman" w:eastAsia="Times New Roman" w:cs="Times New Roman"/>
+              </w:rPr>
+              <w:t xml:space="preserve"> · </w:t>
+            </w:r>
+            <w:r>
+              <w:rPr>
+                <w:rFonts w:hint="eastAsia" w:ascii="Times New Roman" w:hAnsi="Times New Roman" w:eastAsia="FangSong" w:cs="Times New Roman"/>
+              </w:rPr>
+              <w:t xml:space="preserve">前线轨道理论</w:t>
+            </w:r>
+          </w:p>
+        </w:tc>
+        <w:tc>
+          <w:tcPr/>
+          <w:p>
+            <w:pPr>
+              <w:pStyle w:val="Compact"/>
+              <w:jc w:val="center"/>
+            </w:pPr>
+            <w:r>
+              <w:rPr>
+                <w:rFonts w:hint="eastAsia" w:ascii="Times New Roman" w:hAnsi="Times New Roman" w:eastAsia="FangSong" w:cs="Times New Roman"/>
+              </w:rPr>
+              <w:t>能用前线轨道理论</w:t>
+            </w:r>
+            <w:r>
+              <w:rPr>
+                <w:rFonts w:hint="eastAsia" w:ascii="Times New Roman" w:hAnsi="Times New Roman" w:eastAsia="Times New Roman" w:cs="Times New Roman"/>
+              </w:rPr>
+              <w:t>（FMO）</w:t>
+            </w:r>
+            <w:r>
+              <w:rPr>
+                <w:rFonts w:hint="eastAsia" w:ascii="Times New Roman" w:hAnsi="Times New Roman" w:eastAsia="FangSong" w:cs="Times New Roman"/>
+              </w:rPr>
+              <w:t>判断周环反应的热</w:t>
+            </w:r>
+            <w:r>
+              <w:rPr>
+                <w:rFonts w:hint="eastAsia" w:ascii="Times New Roman" w:hAnsi="Times New Roman" w:eastAsia="Times New Roman" w:cs="Times New Roman"/>
+              </w:rPr>
+              <w:t>/</w:t>
+            </w:r>
+            <w:r>
+              <w:rPr>
+                <w:rFonts w:hint="eastAsia" w:ascii="Times New Roman" w:hAnsi="Times New Roman" w:eastAsia="FangSong" w:cs="Times New Roman"/>
+              </w:rPr>
+              <w:t>光允许性</w:t>
+            </w:r>
+          </w:p>
+        </w:tc>
+      </w:tr>
+      <w:tr>
+        <w:tc>
+          <w:tcPr/>
+          <w:p>
+            <w:pPr>
+              <w:pStyle w:val="Compact"/>
+              <w:jc w:val="center"/>
+            </w:pPr>
+            <w:r>
+              <w:rPr>
+                <w:rFonts w:ascii="Times New Roman" w:hAnsi="Times New Roman" w:eastAsia="Times New Roman" w:cs="Times New Roman"/>
+              </w:rPr>
+              <w:t xml:space="preserve">§49 </w:t>
+            </w:r>
+            <w:r>
+              <w:rPr>
+                <w:rFonts w:hint="eastAsia" w:ascii="Times New Roman" w:hAnsi="Times New Roman" w:eastAsia="FangSong" w:cs="Times New Roman"/>
+              </w:rPr>
+              <w:t xml:space="preserve">周环反应</w:t>
+            </w:r>
+            <w:r>
+              <w:rPr>
+                <w:rFonts w:ascii="Times New Roman" w:hAnsi="Times New Roman" w:eastAsia="Times New Roman" w:cs="Times New Roman"/>
+              </w:rPr>
+              <w:t xml:space="preserve"> · Diels-Alder </w:t>
+            </w:r>
+            <w:r>
+              <w:rPr>
+                <w:rFonts w:hint="eastAsia" w:ascii="Times New Roman" w:hAnsi="Times New Roman" w:eastAsia="FangSong" w:cs="Times New Roman"/>
+              </w:rPr>
+              <w:t xml:space="preserve">的区域与立体</w:t>
+            </w:r>
+          </w:p>
+        </w:tc>
+        <w:tc>
+          <w:tcPr/>
+          <w:p>
+            <w:pPr>
+              <w:pStyle w:val="Compact"/>
+              <w:jc w:val="center"/>
+            </w:pPr>
+            <w:r>
+              <w:rPr>
+                <w:rFonts w:hint="eastAsia" w:ascii="Times New Roman" w:hAnsi="Times New Roman" w:eastAsia="FangSong" w:cs="Times New Roman"/>
+              </w:rPr>
+              <w:t xml:space="preserve">能预测</w:t>
+            </w:r>
+            <w:r>
+              <w:rPr>
+                <w:rFonts w:ascii="Times New Roman" w:hAnsi="Times New Roman" w:eastAsia="Times New Roman" w:cs="Times New Roman"/>
+              </w:rPr>
+              <w:t xml:space="preserve"> Diels-Alder </w:t>
+            </w:r>
+            <w:r>
+              <w:rPr>
+                <w:rFonts w:hint="eastAsia" w:ascii="Times New Roman" w:hAnsi="Times New Roman" w:eastAsia="FangSong" w:cs="Times New Roman"/>
+              </w:rPr>
+              <w:t xml:space="preserve">反应的区域选择性和</w:t>
+            </w:r>
+            <w:r>
+              <w:rPr>
+                <w:rFonts w:ascii="Times New Roman" w:hAnsi="Times New Roman" w:eastAsia="Times New Roman" w:cs="Times New Roman"/>
+              </w:rPr>
+              <w:t xml:space="preserve"> endo/exo </w:t>
+            </w:r>
+            <w:r>
+              <w:rPr>
+                <w:rFonts w:hint="eastAsia" w:ascii="Times New Roman" w:hAnsi="Times New Roman" w:eastAsia="FangSong" w:cs="Times New Roman"/>
+              </w:rPr>
+              <w:t xml:space="preserve">立体化学</w:t>
+            </w:r>
+          </w:p>
+        </w:tc>
+      </w:tr>
+      <w:tr>
+        <w:tc>
+          <w:tcPr/>
+          <w:p>
+            <w:pPr>
+              <w:pStyle w:val="Compact"/>
+              <w:jc w:val="center"/>
+            </w:pPr>
+            <w:r>
+              <w:rPr>
+                <w:rFonts w:ascii="Times New Roman" w:hAnsi="Times New Roman" w:eastAsia="Times New Roman" w:cs="Times New Roman"/>
+              </w:rPr>
+              <w:t xml:space="preserve">§49 </w:t>
+            </w:r>
+            <w:r>
+              <w:rPr>
+                <w:rFonts w:hint="eastAsia" w:ascii="Times New Roman" w:hAnsi="Times New Roman" w:eastAsia="FangSong" w:cs="Times New Roman"/>
+              </w:rPr>
+              <w:t xml:space="preserve">周环反应</w:t>
+            </w:r>
+            <w:r>
+              <w:rPr>
+                <w:rFonts w:ascii="Times New Roman" w:hAnsi="Times New Roman" w:eastAsia="Times New Roman" w:cs="Times New Roman"/>
+              </w:rPr>
+              <w:t xml:space="preserve"> · </w:t>
+            </w:r>
+            <w:r>
+              <w:rPr>
+                <w:rFonts w:hint="eastAsia" w:ascii="Times New Roman" w:hAnsi="Times New Roman" w:eastAsia="FangSong" w:cs="Times New Roman"/>
+              </w:rPr>
+              <w:t xml:space="preserve">电环化规则</w:t>
+            </w:r>
+          </w:p>
+        </w:tc>
+        <w:tc>
+          <w:tcPr/>
+          <w:p>
+            <w:pPr>
+              <w:pStyle w:val="Compact"/>
+              <w:jc w:val="center"/>
+            </w:pPr>
+            <w:r>
+              <w:rPr>
+                <w:rFonts w:hint="eastAsia" w:ascii="Times New Roman" w:hAnsi="Times New Roman" w:eastAsia="FangSong" w:cs="Times New Roman"/>
+              </w:rPr>
+              <w:t>能用电环化规则</w:t>
+            </w:r>
+            <w:r>
+              <w:rPr>
+                <w:rFonts w:hint="eastAsia" w:ascii="Times New Roman" w:hAnsi="Times New Roman" w:eastAsia="Times New Roman" w:cs="Times New Roman"/>
+              </w:rPr>
+              <w:t>（4n</w:t>
+            </w:r>
+            <w:r>
+              <w:rPr>
+                <w:rFonts w:ascii="Times New Roman" w:hAnsi="Times New Roman" w:eastAsia="Times New Roman" w:cs="Times New Roman"/>
+              </w:rPr>
+              <w:t xml:space="preserve"> </w:t>
+            </w:r>
+            <w:r>
+              <w:rPr>
+                <w:rFonts w:hint="eastAsia" w:ascii="Times New Roman" w:hAnsi="Times New Roman" w:eastAsia="FangSong" w:cs="Times New Roman"/>
+              </w:rPr>
+              <w:t xml:space="preserve">热顺旋</w:t>
+            </w:r>
+            <w:r>
+              <w:rPr>
+                <w:rFonts w:ascii="Times New Roman" w:hAnsi="Times New Roman" w:eastAsia="Times New Roman" w:cs="Times New Roman"/>
+              </w:rPr>
+              <w:t xml:space="preserve"> vs 4n+2 </w:t>
+            </w:r>
+            <w:r>
+              <w:rPr>
+                <w:rFonts w:hint="eastAsia" w:ascii="Times New Roman" w:hAnsi="Times New Roman" w:eastAsia="FangSong" w:cs="Times New Roman"/>
+              </w:rPr>
+              <w:t>热对旋</w:t>
+            </w:r>
+            <w:r>
+              <w:rPr>
+                <w:rFonts w:hint="eastAsia" w:ascii="Times New Roman" w:hAnsi="Times New Roman" w:eastAsia="Times New Roman" w:cs="Times New Roman"/>
+              </w:rPr>
+              <w:t>）</w:t>
+            </w:r>
+            <w:r>
+              <w:rPr>
+                <w:rFonts w:hint="eastAsia" w:ascii="Times New Roman" w:hAnsi="Times New Roman" w:eastAsia="FangSong" w:cs="Times New Roman"/>
+              </w:rPr>
+              <w:t>预测产物</w:t>
+            </w:r>
+          </w:p>
+        </w:tc>
+      </w:tr>
+      <w:tr>
+        <w:tc>
+          <w:tcPr/>
+          <w:p>
+            <w:pPr>
+              <w:pStyle w:val="Compact"/>
+              <w:jc w:val="center"/>
+            </w:pPr>
+            <w:r>
+              <w:rPr>
+                <w:rFonts w:ascii="Times New Roman" w:hAnsi="Times New Roman" w:eastAsia="Times New Roman" w:cs="Times New Roman"/>
+              </w:rPr>
+              <w:t xml:space="preserve">§49 </w:t>
+            </w:r>
+            <w:r>
+              <w:rPr>
+                <w:rFonts w:hint="eastAsia" w:ascii="Times New Roman" w:hAnsi="Times New Roman" w:eastAsia="FangSong" w:cs="Times New Roman"/>
+              </w:rPr>
+              <w:t xml:space="preserve">周环反应</w:t>
+            </w:r>
+            <w:r>
+              <w:rPr>
+                <w:rFonts w:ascii="Times New Roman" w:hAnsi="Times New Roman" w:eastAsia="Times New Roman" w:cs="Times New Roman"/>
+              </w:rPr>
+              <w:t xml:space="preserve"> · σ </w:t>
+            </w:r>
+            <w:r>
+              <w:rPr>
+                <w:rFonts w:hint="eastAsia" w:ascii="Times New Roman" w:hAnsi="Times New Roman" w:eastAsia="FangSong" w:cs="Times New Roman"/>
+              </w:rPr>
+              <w:t xml:space="preserve">迁移反应</w:t>
+            </w:r>
+          </w:p>
+        </w:tc>
+        <w:tc>
+          <w:tcPr/>
+          <w:p>
+            <w:pPr>
+              <w:pStyle w:val="Compact"/>
+              <w:jc w:val="center"/>
+            </w:pPr>
+            <w:r>
+              <w:rPr>
+                <w:rFonts w:hint="eastAsia" w:ascii="Times New Roman" w:hAnsi="Times New Roman" w:eastAsia="FangSong" w:cs="Times New Roman"/>
+              </w:rPr>
+              <w:t xml:space="preserve">能识别</w:t>
+            </w:r>
+            <w:r>
+              <w:rPr>
+                <w:rFonts w:ascii="Times New Roman" w:hAnsi="Times New Roman" w:eastAsia="Times New Roman" w:cs="Times New Roman"/>
+              </w:rPr>
+              <w:t xml:space="preserve"> [1,5]-H </w:t>
+            </w:r>
+            <w:r>
+              <w:rPr>
+                <w:rFonts w:hint="eastAsia" w:ascii="Times New Roman" w:hAnsi="Times New Roman" w:eastAsia="FangSong" w:cs="Times New Roman"/>
+              </w:rPr>
+              <w:t>迁移</w:t>
+            </w:r>
+            <w:r>
+              <w:rPr>
+                <w:rFonts w:hint="eastAsia" w:ascii="Times New Roman" w:hAnsi="Times New Roman" w:eastAsia="Times New Roman" w:cs="Times New Roman"/>
+              </w:rPr>
+              <w:t>、[3,3]-σ</w:t>
+            </w:r>
+            <w:r>
+              <w:rPr>
+                <w:rFonts w:ascii="Times New Roman" w:hAnsi="Times New Roman" w:eastAsia="Times New Roman" w:cs="Times New Roman"/>
+              </w:rPr>
+              <w:t xml:space="preserve"> </w:t>
+            </w:r>
+            <w:r>
+              <w:rPr>
+                <w:rFonts w:hint="eastAsia" w:ascii="Times New Roman" w:hAnsi="Times New Roman" w:eastAsia="FangSong" w:cs="Times New Roman"/>
+              </w:rPr>
+              <w:t>迁移</w:t>
+            </w:r>
+            <w:r>
+              <w:rPr>
+                <w:rFonts w:hint="eastAsia" w:ascii="Times New Roman" w:hAnsi="Times New Roman" w:eastAsia="Times New Roman" w:cs="Times New Roman"/>
+              </w:rPr>
+              <w:t>（Cope/Claisen）</w:t>
+            </w:r>
+            <w:r>
+              <w:rPr>
+                <w:rFonts w:hint="eastAsia" w:ascii="Times New Roman" w:hAnsi="Times New Roman" w:eastAsia="FangSong" w:cs="Times New Roman"/>
+              </w:rPr>
+              <w:t>并判断可行性</w:t>
+            </w:r>
+          </w:p>
+        </w:tc>
+      </w:tr>
+      <w:tr>
+        <w:tc>
+          <w:tcPr/>
+          <w:p>
+            <w:pPr>
+              <w:pStyle w:val="Compact"/>
+              <w:jc w:val="center"/>
+            </w:pPr>
+            <w:r>
+              <w:rPr>
+                <w:rFonts w:ascii="Times New Roman" w:hAnsi="Times New Roman" w:eastAsia="Times New Roman" w:cs="Times New Roman"/>
+              </w:rPr>
+              <w:t xml:space="preserve">§49 </w:t>
+            </w:r>
+            <w:r>
+              <w:rPr>
+                <w:rFonts w:hint="eastAsia" w:ascii="Times New Roman" w:hAnsi="Times New Roman" w:eastAsia="FangSong" w:cs="Times New Roman"/>
+              </w:rPr>
+              <w:t xml:space="preserve">周环反应</w:t>
+            </w:r>
+            <w:r>
+              <w:rPr>
+                <w:rFonts w:ascii="Times New Roman" w:hAnsi="Times New Roman" w:eastAsia="Times New Roman" w:cs="Times New Roman"/>
+              </w:rPr>
+              <w:t xml:space="preserve"> · </w:t>
+            </w:r>
+            <w:r>
+              <w:rPr>
+                <w:rFonts w:hint="eastAsia" w:ascii="Times New Roman" w:hAnsi="Times New Roman" w:eastAsia="FangSong" w:cs="Times New Roman"/>
+              </w:rPr>
+              <w:t>环加成的热</w:t>
+            </w:r>
+            <w:r>
+              <w:rPr>
+                <w:rFonts w:hint="eastAsia" w:ascii="Times New Roman" w:hAnsi="Times New Roman" w:eastAsia="Times New Roman" w:cs="Times New Roman"/>
+              </w:rPr>
+              <w:t>/</w:t>
+            </w:r>
+            <w:r>
+              <w:rPr>
+                <w:rFonts w:hint="eastAsia" w:ascii="Times New Roman" w:hAnsi="Times New Roman" w:eastAsia="FangSong" w:cs="Times New Roman"/>
+              </w:rPr>
+              <w:t>光条件</w:t>
+            </w:r>
+          </w:p>
+        </w:tc>
+        <w:tc>
+          <w:tcPr/>
+          <w:p>
+            <w:pPr>
+              <w:pStyle w:val="Compact"/>
+              <w:jc w:val="center"/>
+            </w:pPr>
+            <w:r>
+              <w:rPr>
+                <w:rFonts w:hint="eastAsia" w:ascii="Times New Roman" w:hAnsi="Times New Roman" w:eastAsia="FangSong" w:cs="Times New Roman"/>
+              </w:rPr>
+              <w:t xml:space="preserve">能区分</w:t>
+            </w:r>
+            <w:r>
+              <w:rPr>
+                <w:rFonts w:ascii="Times New Roman" w:hAnsi="Times New Roman" w:eastAsia="Times New Roman" w:cs="Times New Roman"/>
+              </w:rPr>
+              <w:t xml:space="preserve"> [2+2] </w:t>
+            </w:r>
+            <w:r>
+              <w:rPr>
+                <w:rFonts w:hint="eastAsia" w:ascii="Times New Roman" w:hAnsi="Times New Roman" w:eastAsia="FangSong" w:cs="Times New Roman"/>
+              </w:rPr>
+              <w:t xml:space="preserve">和</w:t>
+            </w:r>
+            <w:r>
+              <w:rPr>
+                <w:rFonts w:ascii="Times New Roman" w:hAnsi="Times New Roman" w:eastAsia="Times New Roman" w:cs="Times New Roman"/>
+              </w:rPr>
+              <w:t xml:space="preserve"> [4+2] </w:t>
+            </w:r>
+            <w:r>
+              <w:rPr>
+                <w:rFonts w:hint="eastAsia" w:ascii="Times New Roman" w:hAnsi="Times New Roman" w:eastAsia="FangSong" w:cs="Times New Roman"/>
+              </w:rPr>
+              <w:t>环加成的热</w:t>
+            </w:r>
+            <w:r>
+              <w:rPr>
+                <w:rFonts w:hint="eastAsia" w:ascii="Times New Roman" w:hAnsi="Times New Roman" w:eastAsia="Times New Roman" w:cs="Times New Roman"/>
+              </w:rPr>
+              <w:t>/</w:t>
+            </w:r>
+            <w:r>
+              <w:rPr>
+                <w:rFonts w:hint="eastAsia" w:ascii="Times New Roman" w:hAnsi="Times New Roman" w:eastAsia="FangSong" w:cs="Times New Roman"/>
+              </w:rPr>
+              <w:t>光条件差异</w:t>
+            </w:r>
+          </w:p>
+        </w:tc>
+      </w:tr>
+      <w:tr>
+        <w:tc>
+          <w:tcPr/>
+          <w:p>
+            <w:pPr>
+              <w:pStyle w:val="Compact"/>
+              <w:jc w:val="center"/>
+            </w:pPr>
+            <w:r>
+              <w:rPr>
+                <w:rFonts w:ascii="Times New Roman" w:hAnsi="Times New Roman" w:eastAsia="Times New Roman" w:cs="Times New Roman"/>
+              </w:rPr>
+              <w:t xml:space="preserve">§49 </w:t>
+            </w:r>
+            <w:r>
+              <w:rPr>
+                <w:rFonts w:hint="eastAsia" w:ascii="Times New Roman" w:hAnsi="Times New Roman" w:eastAsia="FangSong" w:cs="Times New Roman"/>
+              </w:rPr>
+              <w:t xml:space="preserve">周环反应</w:t>
+            </w:r>
+            <w:r>
+              <w:rPr>
+                <w:rFonts w:ascii="Times New Roman" w:hAnsi="Times New Roman" w:eastAsia="Times New Roman" w:cs="Times New Roman"/>
+              </w:rPr>
+              <w:t xml:space="preserve"> · </w:t>
+            </w:r>
+            <w:r>
+              <w:rPr>
+                <w:rFonts w:hint="eastAsia" w:ascii="Times New Roman" w:hAnsi="Times New Roman" w:eastAsia="FangSong" w:cs="Times New Roman"/>
+              </w:rPr>
+              <w:t xml:space="preserve">多步反应的周环拆解</w:t>
+            </w:r>
+          </w:p>
+        </w:tc>
+        <w:tc>
+          <w:tcPr/>
+          <w:p>
+            <w:pPr>
+              <w:pStyle w:val="Compact"/>
+              <w:jc w:val="center"/>
+            </w:pPr>
+            <w:r>
+              <w:rPr>
+                <w:rFonts w:hint="eastAsia" w:ascii="Times New Roman" w:hAnsi="Times New Roman" w:eastAsia="FangSong" w:cs="Times New Roman"/>
+              </w:rPr>
+              <w:t xml:space="preserve">能将复杂多步反应拆解为若干独立的周环步骤</w:t>
+            </w:r>
+          </w:p>
+        </w:tc>
+      </w:tr>
+    </w:tbl>
     <w:p>
       <w:pPr>
         <w:spacing w:before="160" w:after="80"/>
@@ -1771,7 +2072,7 @@
         <w:pStyle w:val="Compact"/>
         <w:numPr>
           <w:ilvl w:val="0"/>
-          <w:numId w:val="1002"/>
+          <w:numId w:val="1001"/>
         </w:numPr>
       </w:pPr>
       <w:r>
@@ -1798,7 +2099,7 @@
         <w:pStyle w:val="Compact"/>
         <w:numPr>
           <w:ilvl w:val="0"/>
-          <w:numId w:val="1002"/>
+          <w:numId w:val="1001"/>
         </w:numPr>
       </w:pPr>
       <w:r>
@@ -1813,7 +2114,7 @@
         <w:pStyle w:val="Compact"/>
         <w:numPr>
           <w:ilvl w:val="0"/>
-          <w:numId w:val="1002"/>
+          <w:numId w:val="1001"/>
         </w:numPr>
       </w:pPr>
       <w:r>
@@ -1840,7 +2141,7 @@
         <w:pStyle w:val="Compact"/>
         <w:numPr>
           <w:ilvl w:val="0"/>
-          <w:numId w:val="1002"/>
+          <w:numId w:val="1001"/>
         </w:numPr>
       </w:pPr>
       <w:r>
@@ -2443,7 +2744,7 @@
         <w:pStyle w:val="Compact"/>
         <w:numPr>
           <w:ilvl w:val="0"/>
-          <w:numId w:val="1003"/>
+          <w:numId w:val="1002"/>
         </w:numPr>
       </w:pPr>
       <w:r>
@@ -2498,7 +2799,7 @@
         <w:pStyle w:val="Compact"/>
         <w:numPr>
           <w:ilvl w:val="0"/>
-          <w:numId w:val="1003"/>
+          <w:numId w:val="1002"/>
         </w:numPr>
       </w:pPr>
       <w:r>
@@ -2557,7 +2858,7 @@
         <w:pStyle w:val="Compact"/>
         <w:numPr>
           <w:ilvl w:val="0"/>
-          <w:numId w:val="1003"/>
+          <w:numId w:val="1002"/>
         </w:numPr>
       </w:pPr>
       <w:r>
@@ -5143,7 +5444,7 @@
         <w:pStyle w:val="Compact"/>
         <w:numPr>
           <w:ilvl w:val="0"/>
-          <w:numId w:val="1004"/>
+          <w:numId w:val="1003"/>
         </w:numPr>
       </w:pPr>
       <w:r>
@@ -5182,7 +5483,7 @@
         <w:pStyle w:val="Compact"/>
         <w:numPr>
           <w:ilvl w:val="0"/>
-          <w:numId w:val="1004"/>
+          <w:numId w:val="1003"/>
         </w:numPr>
       </w:pPr>
       <w:r>
@@ -5642,14 +5943,179 @@
         <w:pStyle w:val="Compact"/>
         <w:numPr>
           <w:ilvl w:val="0"/>
+          <w:numId w:val="1004"/>
+        </w:numPr>
+      </w:pPr>
+      <w:r>
+        <w:rPr>
+          <w:rFonts w:ascii="Times New Roman" w:hAnsi="Times New Roman" w:eastAsia="Times New Roman" w:cs="Times New Roman"/>
+        </w:rPr>
+        <w:t xml:space="preserve">4n </w:t>
+      </w:r>
+      <w:r>
+        <w:rPr>
+          <w:rFonts w:hint="eastAsia" w:ascii="Times New Roman" w:hAnsi="Times New Roman" w:eastAsia="FangSong" w:cs="Times New Roman"/>
+        </w:rPr>
+        <w:t>体系</w:t>
+      </w:r>
+      <w:r>
+        <w:rPr>
+          <w:rFonts w:hint="eastAsia" w:ascii="Times New Roman" w:hAnsi="Times New Roman" w:eastAsia="Times New Roman" w:cs="Times New Roman"/>
+        </w:rPr>
+        <w:t>（</w:t>
+      </w:r>
+      <w:r>
+        <w:rPr>
+          <w:rFonts w:hint="eastAsia" w:ascii="Times New Roman" w:hAnsi="Times New Roman" w:eastAsia="FangSong" w:cs="Times New Roman"/>
+        </w:rPr>
+        <w:t>如</w:t>
+      </w:r>
+      <w:r>
+        <w:rPr>
+          <w:rFonts w:ascii="Times New Roman" w:hAnsi="Times New Roman" w:eastAsia="Times New Roman" w:cs="Times New Roman"/>
+        </w:rPr>
+        <w:t xml:space="preserve"> 4π </w:t>
+      </w:r>
+      <w:r>
+        <w:rPr>
+          <w:rFonts w:hint="eastAsia" w:ascii="Times New Roman" w:hAnsi="Times New Roman" w:eastAsia="FangSong" w:cs="Times New Roman"/>
+        </w:rPr>
+        <w:t>丁二烯</w:t>
+      </w:r>
+      <w:r>
+        <w:rPr>
+          <w:rFonts w:hint="eastAsia" w:ascii="Times New Roman" w:hAnsi="Times New Roman" w:eastAsia="Times New Roman" w:cs="Times New Roman"/>
+        </w:rPr>
+        <w:t>）：</w:t>
+      </w:r>
+    </w:p>
+    <w:p>
+      <w:pPr>
+        <w:pStyle w:val="Compact"/>
+        <w:numPr>
+          <w:ilvl w:val="1"/>
           <w:numId w:val="1005"/>
         </w:numPr>
       </w:pPr>
       <w:r>
         <w:rPr>
-          <w:rFonts w:ascii="Times New Roman" w:hAnsi="Times New Roman" w:eastAsia="Times New Roman" w:cs="Times New Roman"/>
-        </w:rPr>
-        <w:t xml:space="preserve">4n </w:t>
+          <w:rFonts w:hint="eastAsia" w:ascii="Times New Roman" w:hAnsi="Times New Roman" w:eastAsia="FangSong" w:cs="Times New Roman"/>
+        </w:rPr>
+        <w:t>热</w:t>
+      </w:r>
+      <w:r>
+        <w:rPr>
+          <w:rFonts w:hint="eastAsia" w:ascii="Times New Roman" w:hAnsi="Times New Roman" w:eastAsia="Times New Roman" w:cs="Times New Roman"/>
+        </w:rPr>
+        <w:t>：</w:t>
+      </w:r>
+      <w:r>
+        <w:rPr>
+          <w:rFonts w:hint="eastAsia" w:ascii="Times New Roman" w:hAnsi="Times New Roman" w:eastAsia="FangSong" w:cs="Times New Roman"/>
+        </w:rPr>
+        <w:t>两个末端向相同方向旋转</w:t>
+      </w:r>
+      <w:r>
+        <w:rPr>
+          <w:rFonts w:hint="eastAsia" w:ascii="Times New Roman" w:hAnsi="Times New Roman" w:eastAsia="Times New Roman" w:cs="Times New Roman"/>
+        </w:rPr>
+        <w:t>（</w:t>
+      </w:r>
+      <w:r>
+        <w:rPr>
+          <w:rFonts w:hint="eastAsia" w:ascii="Times New Roman" w:hAnsi="Times New Roman" w:eastAsia="FangSong" w:cs="Times New Roman"/>
+        </w:rPr>
+        <w:t>顺旋</w:t>
+      </w:r>
+      <w:r>
+        <w:rPr>
+          <w:rFonts w:hint="eastAsia" w:ascii="Times New Roman" w:hAnsi="Times New Roman" w:eastAsia="Times New Roman" w:cs="Times New Roman"/>
+        </w:rPr>
+        <w:t>）→</w:t>
+      </w:r>
+      <w:r>
+        <w:rPr>
+          <w:rFonts w:ascii="Times New Roman" w:hAnsi="Times New Roman" w:eastAsia="Times New Roman" w:cs="Times New Roman"/>
+        </w:rPr>
+        <w:t xml:space="preserve"> </w:t>
+      </w:r>
+      <w:r>
+        <w:rPr>
+          <w:rFonts w:hint="eastAsia" w:ascii="Times New Roman" w:hAnsi="Times New Roman" w:eastAsia="FangSong" w:cs="Times New Roman"/>
+        </w:rPr>
+        <w:t xml:space="preserve">反式产物</w:t>
+      </w:r>
+    </w:p>
+    <w:p>
+      <w:pPr>
+        <w:pStyle w:val="Compact"/>
+        <w:numPr>
+          <w:ilvl w:val="1"/>
+          <w:numId w:val="1005"/>
+        </w:numPr>
+      </w:pPr>
+      <w:r>
+        <w:rPr>
+          <w:rFonts w:hint="eastAsia" w:ascii="Times New Roman" w:hAnsi="Times New Roman" w:eastAsia="FangSong" w:cs="Times New Roman"/>
+        </w:rPr>
+        <w:t>光</w:t>
+      </w:r>
+      <w:r>
+        <w:rPr>
+          <w:rFonts w:hint="eastAsia" w:ascii="Times New Roman" w:hAnsi="Times New Roman" w:eastAsia="Times New Roman" w:cs="Times New Roman"/>
+        </w:rPr>
+        <w:t>：</w:t>
+      </w:r>
+      <w:r>
+        <w:rPr>
+          <w:rFonts w:hint="eastAsia" w:ascii="Times New Roman" w:hAnsi="Times New Roman" w:eastAsia="FangSong" w:cs="Times New Roman"/>
+        </w:rPr>
+        <w:t>两个末端向相反方向旋转</w:t>
+      </w:r>
+      <w:r>
+        <w:rPr>
+          <w:rFonts w:hint="eastAsia" w:ascii="Times New Roman" w:hAnsi="Times New Roman" w:eastAsia="Times New Roman" w:cs="Times New Roman"/>
+        </w:rPr>
+        <w:t>（</w:t>
+      </w:r>
+      <w:r>
+        <w:rPr>
+          <w:rFonts w:hint="eastAsia" w:ascii="Times New Roman" w:hAnsi="Times New Roman" w:eastAsia="FangSong" w:cs="Times New Roman"/>
+        </w:rPr>
+        <w:t>对旋</w:t>
+      </w:r>
+      <w:r>
+        <w:rPr>
+          <w:rFonts w:hint="eastAsia" w:ascii="Times New Roman" w:hAnsi="Times New Roman" w:eastAsia="Times New Roman" w:cs="Times New Roman"/>
+        </w:rPr>
+        <w:t>）→</w:t>
+      </w:r>
+      <w:r>
+        <w:rPr>
+          <w:rFonts w:ascii="Times New Roman" w:hAnsi="Times New Roman" w:eastAsia="Times New Roman" w:cs="Times New Roman"/>
+        </w:rPr>
+        <w:t xml:space="preserve"> </w:t>
+      </w:r>
+      <w:r>
+        <w:rPr>
+          <w:rFonts w:hint="eastAsia" w:ascii="Times New Roman" w:hAnsi="Times New Roman" w:eastAsia="FangSong" w:cs="Times New Roman"/>
+        </w:rPr>
+        <w:t xml:space="preserve">顺式产物</w:t>
+      </w:r>
+    </w:p>
+    <w:p>
+      <w:pPr>
+        <w:pStyle w:val="Compact"/>
+        <w:numPr>
+          <w:ilvl w:val="0"/>
+          <w:numId w:val="1004"/>
+        </w:numPr>
+      </w:pPr>
+      <w:r>
+        <w:rPr>
+          <w:rFonts w:ascii="Times New Roman" w:hAnsi="Times New Roman" w:eastAsia="Times New Roman" w:cs="Times New Roman"/>
+        </w:rPr>
+        <w:t xml:space="preserve">4n+2 </w:t>
       </w:r>
       <w:r>
         <w:rPr>
@@ -5673,13 +6139,13 @@
         <w:rPr>
           <w:rFonts w:ascii="Times New Roman" w:hAnsi="Times New Roman" w:eastAsia="Times New Roman" w:cs="Times New Roman"/>
         </w:rPr>
-        <w:t xml:space="preserve"> 4π </w:t>
-      </w:r>
-      <w:r>
-        <w:rPr>
-          <w:rFonts w:hint="eastAsia" w:ascii="Times New Roman" w:hAnsi="Times New Roman" w:eastAsia="FangSong" w:cs="Times New Roman"/>
-        </w:rPr>
-        <w:t>丁二烯</w:t>
+        <w:t xml:space="preserve"> 6π </w:t>
+      </w:r>
+      <w:r>
+        <w:rPr>
+          <w:rFonts w:hint="eastAsia" w:ascii="Times New Roman" w:hAnsi="Times New Roman" w:eastAsia="FangSong" w:cs="Times New Roman"/>
+        </w:rPr>
+        <w:t>己三烯</w:t>
       </w:r>
       <w:r>
         <w:rPr>
@@ -5712,7 +6178,7 @@
         <w:rPr>
           <w:rFonts w:hint="eastAsia" w:ascii="Times New Roman" w:hAnsi="Times New Roman" w:eastAsia="FangSong" w:cs="Times New Roman"/>
         </w:rPr>
-        <w:t>两个末端向相同方向旋转</w:t>
+        <w:t>两个末端向相反方向旋转</w:t>
       </w:r>
       <w:r>
         <w:rPr>
@@ -5724,7 +6190,7 @@
         <w:rPr>
           <w:rFonts w:hint="eastAsia" w:ascii="Times New Roman" w:hAnsi="Times New Roman" w:eastAsia="FangSong" w:cs="Times New Roman"/>
         </w:rPr>
-        <w:t>顺旋</w:t>
+        <w:t>对旋</w:t>
       </w:r>
       <w:r>
         <w:rPr>
@@ -5742,7 +6208,7 @@
         <w:rPr>
           <w:rFonts w:hint="eastAsia" w:ascii="Times New Roman" w:hAnsi="Times New Roman" w:eastAsia="FangSong" w:cs="Times New Roman"/>
         </w:rPr>
-        <w:t xml:space="preserve">反式产物</w:t>
+        <w:t xml:space="preserve">顺式产物</w:t>
       </w:r>
     </w:p>
     <w:p>
@@ -5751,171 +6217,6 @@
         <w:numPr>
           <w:ilvl w:val="1"/>
           <w:numId w:val="1006"/>
-        </w:numPr>
-      </w:pPr>
-      <w:r>
-        <w:rPr>
-          <w:rFonts w:hint="eastAsia" w:ascii="Times New Roman" w:hAnsi="Times New Roman" w:eastAsia="FangSong" w:cs="Times New Roman"/>
-        </w:rPr>
-        <w:t>光</w:t>
-      </w:r>
-      <w:r>
-        <w:rPr>
-          <w:rFonts w:hint="eastAsia" w:ascii="Times New Roman" w:hAnsi="Times New Roman" w:eastAsia="Times New Roman" w:cs="Times New Roman"/>
-        </w:rPr>
-        <w:t>：</w:t>
-      </w:r>
-      <w:r>
-        <w:rPr>
-          <w:rFonts w:hint="eastAsia" w:ascii="Times New Roman" w:hAnsi="Times New Roman" w:eastAsia="FangSong" w:cs="Times New Roman"/>
-        </w:rPr>
-        <w:t>两个末端向相反方向旋转</w:t>
-      </w:r>
-      <w:r>
-        <w:rPr>
-          <w:rFonts w:hint="eastAsia" w:ascii="Times New Roman" w:hAnsi="Times New Roman" w:eastAsia="Times New Roman" w:cs="Times New Roman"/>
-        </w:rPr>
-        <w:t>（</w:t>
-      </w:r>
-      <w:r>
-        <w:rPr>
-          <w:rFonts w:hint="eastAsia" w:ascii="Times New Roman" w:hAnsi="Times New Roman" w:eastAsia="FangSong" w:cs="Times New Roman"/>
-        </w:rPr>
-        <w:t>对旋</w:t>
-      </w:r>
-      <w:r>
-        <w:rPr>
-          <w:rFonts w:hint="eastAsia" w:ascii="Times New Roman" w:hAnsi="Times New Roman" w:eastAsia="Times New Roman" w:cs="Times New Roman"/>
-        </w:rPr>
-        <w:t>）→</w:t>
-      </w:r>
-      <w:r>
-        <w:rPr>
-          <w:rFonts w:ascii="Times New Roman" w:hAnsi="Times New Roman" w:eastAsia="Times New Roman" w:cs="Times New Roman"/>
-        </w:rPr>
-        <w:t xml:space="preserve"> </w:t>
-      </w:r>
-      <w:r>
-        <w:rPr>
-          <w:rFonts w:hint="eastAsia" w:ascii="Times New Roman" w:hAnsi="Times New Roman" w:eastAsia="FangSong" w:cs="Times New Roman"/>
-        </w:rPr>
-        <w:t xml:space="preserve">顺式产物</w:t>
-      </w:r>
-    </w:p>
-    <w:p>
-      <w:pPr>
-        <w:pStyle w:val="Compact"/>
-        <w:numPr>
-          <w:ilvl w:val="0"/>
-          <w:numId w:val="1005"/>
-        </w:numPr>
-      </w:pPr>
-      <w:r>
-        <w:rPr>
-          <w:rFonts w:ascii="Times New Roman" w:hAnsi="Times New Roman" w:eastAsia="Times New Roman" w:cs="Times New Roman"/>
-        </w:rPr>
-        <w:t xml:space="preserve">4n+2 </w:t>
-      </w:r>
-      <w:r>
-        <w:rPr>
-          <w:rFonts w:hint="eastAsia" w:ascii="Times New Roman" w:hAnsi="Times New Roman" w:eastAsia="FangSong" w:cs="Times New Roman"/>
-        </w:rPr>
-        <w:t>体系</w:t>
-      </w:r>
-      <w:r>
-        <w:rPr>
-          <w:rFonts w:hint="eastAsia" w:ascii="Times New Roman" w:hAnsi="Times New Roman" w:eastAsia="Times New Roman" w:cs="Times New Roman"/>
-        </w:rPr>
-        <w:t>（</w:t>
-      </w:r>
-      <w:r>
-        <w:rPr>
-          <w:rFonts w:hint="eastAsia" w:ascii="Times New Roman" w:hAnsi="Times New Roman" w:eastAsia="FangSong" w:cs="Times New Roman"/>
-        </w:rPr>
-        <w:t>如</w:t>
-      </w:r>
-      <w:r>
-        <w:rPr>
-          <w:rFonts w:ascii="Times New Roman" w:hAnsi="Times New Roman" w:eastAsia="Times New Roman" w:cs="Times New Roman"/>
-        </w:rPr>
-        <w:t xml:space="preserve"> 6π </w:t>
-      </w:r>
-      <w:r>
-        <w:rPr>
-          <w:rFonts w:hint="eastAsia" w:ascii="Times New Roman" w:hAnsi="Times New Roman" w:eastAsia="FangSong" w:cs="Times New Roman"/>
-        </w:rPr>
-        <w:t>己三烯</w:t>
-      </w:r>
-      <w:r>
-        <w:rPr>
-          <w:rFonts w:hint="eastAsia" w:ascii="Times New Roman" w:hAnsi="Times New Roman" w:eastAsia="Times New Roman" w:cs="Times New Roman"/>
-        </w:rPr>
-        <w:t>）：</w:t>
-      </w:r>
-    </w:p>
-    <w:p>
-      <w:pPr>
-        <w:pStyle w:val="Compact"/>
-        <w:numPr>
-          <w:ilvl w:val="1"/>
-          <w:numId w:val="1007"/>
-        </w:numPr>
-      </w:pPr>
-      <w:r>
-        <w:rPr>
-          <w:rFonts w:hint="eastAsia" w:ascii="Times New Roman" w:hAnsi="Times New Roman" w:eastAsia="FangSong" w:cs="Times New Roman"/>
-        </w:rPr>
-        <w:t>热</w:t>
-      </w:r>
-      <w:r>
-        <w:rPr>
-          <w:rFonts w:hint="eastAsia" w:ascii="Times New Roman" w:hAnsi="Times New Roman" w:eastAsia="Times New Roman" w:cs="Times New Roman"/>
-        </w:rPr>
-        <w:t>：</w:t>
-      </w:r>
-      <w:r>
-        <w:rPr>
-          <w:rFonts w:hint="eastAsia" w:ascii="Times New Roman" w:hAnsi="Times New Roman" w:eastAsia="FangSong" w:cs="Times New Roman"/>
-        </w:rPr>
-        <w:t>两个末端向相反方向旋转</w:t>
-      </w:r>
-      <w:r>
-        <w:rPr>
-          <w:rFonts w:hint="eastAsia" w:ascii="Times New Roman" w:hAnsi="Times New Roman" w:eastAsia="Times New Roman" w:cs="Times New Roman"/>
-        </w:rPr>
-        <w:t>（</w:t>
-      </w:r>
-      <w:r>
-        <w:rPr>
-          <w:rFonts w:hint="eastAsia" w:ascii="Times New Roman" w:hAnsi="Times New Roman" w:eastAsia="FangSong" w:cs="Times New Roman"/>
-        </w:rPr>
-        <w:t>对旋</w:t>
-      </w:r>
-      <w:r>
-        <w:rPr>
-          <w:rFonts w:hint="eastAsia" w:ascii="Times New Roman" w:hAnsi="Times New Roman" w:eastAsia="Times New Roman" w:cs="Times New Roman"/>
-        </w:rPr>
-        <w:t>）→</w:t>
-      </w:r>
-      <w:r>
-        <w:rPr>
-          <w:rFonts w:ascii="Times New Roman" w:hAnsi="Times New Roman" w:eastAsia="Times New Roman" w:cs="Times New Roman"/>
-        </w:rPr>
-        <w:t xml:space="preserve"> </w:t>
-      </w:r>
-      <w:r>
-        <w:rPr>
-          <w:rFonts w:hint="eastAsia" w:ascii="Times New Roman" w:hAnsi="Times New Roman" w:eastAsia="FangSong" w:cs="Times New Roman"/>
-        </w:rPr>
-        <w:t xml:space="preserve">顺式产物</w:t>
-      </w:r>
-    </w:p>
-    <w:p>
-      <w:pPr>
-        <w:pStyle w:val="Compact"/>
-        <w:numPr>
-          <w:ilvl w:val="1"/>
-          <w:numId w:val="1007"/>
         </w:numPr>
       </w:pPr>
       <w:r>
@@ -6325,7 +6626,7 @@
         <w:pStyle w:val="Compact"/>
         <w:numPr>
           <w:ilvl w:val="0"/>
-          <w:numId w:val="1008"/>
+          <w:numId w:val="1007"/>
         </w:numPr>
       </w:pPr>
       <w:r>
@@ -6400,7 +6701,7 @@
         <w:pStyle w:val="Compact"/>
         <w:numPr>
           <w:ilvl w:val="0"/>
-          <w:numId w:val="1008"/>
+          <w:numId w:val="1007"/>
         </w:numPr>
       </w:pPr>
       <w:r>
@@ -6429,7 +6730,7 @@
         <w:pStyle w:val="Compact"/>
         <w:numPr>
           <w:ilvl w:val="0"/>
-          <w:numId w:val="1008"/>
+          <w:numId w:val="1007"/>
         </w:numPr>
       </w:pPr>
       <w:r>
@@ -6981,7 +7282,7 @@
         <w:pStyle w:val="Compact"/>
         <w:numPr>
           <w:ilvl w:val="0"/>
-          <w:numId w:val="1009"/>
+          <w:numId w:val="1008"/>
         </w:numPr>
       </w:pPr>
       <w:r>
@@ -7016,7 +7317,7 @@
         <w:pStyle w:val="Compact"/>
         <w:numPr>
           <w:ilvl w:val="0"/>
-          <w:numId w:val="1009"/>
+          <w:numId w:val="1008"/>
         </w:numPr>
       </w:pPr>
       <w:r>
@@ -7061,7 +7362,7 @@
         <w:pStyle w:val="Compact"/>
         <w:numPr>
           <w:ilvl w:val="0"/>
-          <w:numId w:val="1009"/>
+          <w:numId w:val="1008"/>
         </w:numPr>
       </w:pPr>
       <w:r>
@@ -7441,7 +7742,7 @@
         <w:pStyle w:val="Compact"/>
         <w:numPr>
           <w:ilvl w:val="0"/>
-          <w:numId w:val="1010"/>
+          <w:numId w:val="1009"/>
         </w:numPr>
       </w:pPr>
       <w:r>
@@ -7486,7 +7787,7 @@
         <w:pStyle w:val="Compact"/>
         <w:numPr>
           <w:ilvl w:val="0"/>
-          <w:numId w:val="1010"/>
+          <w:numId w:val="1009"/>
         </w:numPr>
       </w:pPr>
       <w:r>
@@ -7513,7 +7814,7 @@
         <w:pStyle w:val="Compact"/>
         <w:numPr>
           <w:ilvl w:val="0"/>
-          <w:numId w:val="1010"/>
+          <w:numId w:val="1009"/>
         </w:numPr>
       </w:pPr>
       <w:r>
@@ -9091,7 +9392,7 @@
         <w:pStyle w:val="Compact"/>
         <w:numPr>
           <w:ilvl w:val="0"/>
-          <w:numId w:val="1011"/>
+          <w:numId w:val="1010"/>
         </w:numPr>
       </w:pPr>
       <w:r>
@@ -9172,7 +9473,7 @@
         <w:pStyle w:val="Compact"/>
         <w:numPr>
           <w:ilvl w:val="0"/>
-          <w:numId w:val="1011"/>
+          <w:numId w:val="1010"/>
         </w:numPr>
       </w:pPr>
       <w:r>
@@ -9199,7 +9500,7 @@
         <w:pStyle w:val="Compact"/>
         <w:numPr>
           <w:ilvl w:val="0"/>
-          <w:numId w:val="1011"/>
+          <w:numId w:val="1010"/>
         </w:numPr>
       </w:pPr>
       <w:r>
@@ -9490,7 +9791,7 @@
         <w:pStyle w:val="Compact"/>
         <w:numPr>
           <w:ilvl w:val="0"/>
-          <w:numId w:val="1012"/>
+          <w:numId w:val="1011"/>
         </w:numPr>
       </w:pPr>
       <w:r>
@@ -9630,7 +9931,7 @@
         <w:pStyle w:val="Compact"/>
         <w:numPr>
           <w:ilvl w:val="0"/>
-          <w:numId w:val="1012"/>
+          <w:numId w:val="1011"/>
         </w:numPr>
       </w:pPr>
       <w:r>
@@ -9739,7 +10040,7 @@
         <w:pStyle w:val="Compact"/>
         <w:numPr>
           <w:ilvl w:val="0"/>
-          <w:numId w:val="1012"/>
+          <w:numId w:val="1011"/>
         </w:numPr>
       </w:pPr>
       <w:r>
@@ -11462,7 +11763,7 @@
         <w:pStyle w:val="Compact"/>
         <w:numPr>
           <w:ilvl w:val="0"/>
-          <w:numId w:val="1013"/>
+          <w:numId w:val="1012"/>
         </w:numPr>
       </w:pPr>
       <w:r>
@@ -11483,7 +11784,7 @@
         <w:pStyle w:val="Compact"/>
         <w:numPr>
           <w:ilvl w:val="1"/>
-          <w:numId w:val="1014"/>
+          <w:numId w:val="1013"/>
         </w:numPr>
       </w:pPr>
       <w:r>
@@ -11546,7 +11847,7 @@
         <w:pStyle w:val="Compact"/>
         <w:numPr>
           <w:ilvl w:val="1"/>
-          <w:numId w:val="1014"/>
+          <w:numId w:val="1013"/>
         </w:numPr>
       </w:pPr>
       <w:r>
@@ -11597,7 +11898,7 @@
         <w:pStyle w:val="Compact"/>
         <w:numPr>
           <w:ilvl w:val="2"/>
-          <w:numId w:val="1015"/>
+          <w:numId w:val="1014"/>
         </w:numPr>
       </w:pPr>
       <w:r>
@@ -11642,7 +11943,7 @@
         <w:pStyle w:val="Compact"/>
         <w:numPr>
           <w:ilvl w:val="2"/>
-          <w:numId w:val="1015"/>
+          <w:numId w:val="1014"/>
         </w:numPr>
       </w:pPr>
       <w:r>
@@ -11681,7 +11982,7 @@
         <w:pStyle w:val="Compact"/>
         <w:numPr>
           <w:ilvl w:val="0"/>
-          <w:numId w:val="1013"/>
+          <w:numId w:val="1012"/>
         </w:numPr>
       </w:pPr>
       <w:r>
@@ -11695,6 +11996,177 @@
           <w:rFonts w:hint="eastAsia" w:ascii="Times New Roman" w:hAnsi="Times New Roman" w:eastAsia="Times New Roman" w:cs="Times New Roman"/>
         </w:rPr>
         <w:t>：</w:t>
+      </w:r>
+    </w:p>
+    <w:p>
+      <w:pPr>
+        <w:pStyle w:val="Compact"/>
+        <w:numPr>
+          <w:ilvl w:val="1"/>
+          <w:numId w:val="1015"/>
+        </w:numPr>
+      </w:pPr>
+      <w:r>
+        <w:rPr>
+          <w:rFonts w:hint="eastAsia" w:ascii="Times New Roman" w:hAnsi="Times New Roman" w:eastAsia="FangSong" w:cs="Times New Roman"/>
+        </w:rPr>
+        <w:t xml:space="preserve">加热</w:t>
+      </w:r>
+      <w:r>
+        <w:rPr>
+          <w:rFonts w:ascii="Times New Roman" w:hAnsi="Times New Roman" w:eastAsia="Times New Roman" w:cs="Times New Roman"/>
+        </w:rPr>
+        <w:t xml:space="preserve"> → </w:t>
+      </w:r>
+      <w:r>
+        <w:rPr>
+          <w:rFonts w:hint="eastAsia" w:ascii="Times New Roman" w:hAnsi="Times New Roman" w:eastAsia="FangSong" w:cs="Times New Roman"/>
+        </w:rPr>
+        <w:t>热允许</w:t>
+      </w:r>
+      <w:r>
+        <w:rPr>
+          <w:rFonts w:hint="eastAsia" w:ascii="Times New Roman" w:hAnsi="Times New Roman" w:eastAsia="Times New Roman" w:cs="Times New Roman"/>
+        </w:rPr>
+        <w:t>（D-A,</w:t>
+      </w:r>
+      <w:r>
+        <w:rPr>
+          <w:rFonts w:ascii="Times New Roman" w:hAnsi="Times New Roman" w:eastAsia="Times New Roman" w:cs="Times New Roman"/>
+        </w:rPr>
+        <w:t xml:space="preserve"> [3,3]-σ </w:t>
+      </w:r>
+      <w:r>
+        <w:rPr>
+          <w:rFonts w:hint="eastAsia" w:ascii="Times New Roman" w:hAnsi="Times New Roman" w:eastAsia="FangSong" w:cs="Times New Roman"/>
+        </w:rPr>
+        <w:t>迁移</w:t>
+      </w:r>
+      <w:r>
+        <w:rPr>
+          <w:rFonts w:hint="eastAsia" w:ascii="Times New Roman" w:hAnsi="Times New Roman" w:eastAsia="Times New Roman" w:cs="Times New Roman"/>
+        </w:rPr>
+        <w:t>,</w:t>
+      </w:r>
+      <w:r>
+        <w:rPr>
+          <w:rFonts w:ascii="Times New Roman" w:hAnsi="Times New Roman" w:eastAsia="Times New Roman" w:cs="Times New Roman"/>
+        </w:rPr>
+        <w:t xml:space="preserve"> </w:t>
+      </w:r>
+      <w:r>
+        <w:rPr>
+          <w:rFonts w:hint="eastAsia" w:ascii="Times New Roman" w:hAnsi="Times New Roman" w:eastAsia="FangSong" w:cs="Times New Roman"/>
+        </w:rPr>
+        <w:t xml:space="preserve">电环化</w:t>
+      </w:r>
+      <w:r>
+        <w:rPr>
+          <w:rFonts w:ascii="Times New Roman" w:hAnsi="Times New Roman" w:eastAsia="Times New Roman" w:cs="Times New Roman"/>
+        </w:rPr>
+        <w:t xml:space="preserve"> </w:t>
+      </w:r>
+      <w:r>
+        <w:rPr>
+          <w:rFonts w:hint="eastAsia" w:ascii="Times New Roman" w:hAnsi="Times New Roman" w:eastAsia="Times New Roman" w:cs="Times New Roman"/>
+        </w:rPr>
+        <w:t xml:space="preserve">4n+2）</w:t>
+      </w:r>
+    </w:p>
+    <w:p>
+      <w:pPr>
+        <w:pStyle w:val="Compact"/>
+        <w:numPr>
+          <w:ilvl w:val="1"/>
+          <w:numId w:val="1015"/>
+        </w:numPr>
+      </w:pPr>
+      <w:r>
+        <w:rPr>
+          <w:rFonts w:hint="eastAsia" w:ascii="Times New Roman" w:hAnsi="Times New Roman" w:eastAsia="FangSong" w:cs="Times New Roman"/>
+        </w:rPr>
+        <w:t xml:space="preserve">光照</w:t>
+      </w:r>
+      <w:r>
+        <w:rPr>
+          <w:rFonts w:ascii="Times New Roman" w:hAnsi="Times New Roman" w:eastAsia="Times New Roman" w:cs="Times New Roman"/>
+        </w:rPr>
+        <w:t xml:space="preserve"> → </w:t>
+      </w:r>
+      <w:r>
+        <w:rPr>
+          <w:rFonts w:hint="eastAsia" w:ascii="Times New Roman" w:hAnsi="Times New Roman" w:eastAsia="FangSong" w:cs="Times New Roman"/>
+        </w:rPr>
+        <w:t>光允许</w:t>
+      </w:r>
+      <w:r>
+        <w:rPr>
+          <w:rFonts w:hint="eastAsia" w:ascii="Times New Roman" w:hAnsi="Times New Roman" w:eastAsia="Times New Roman" w:cs="Times New Roman"/>
+        </w:rPr>
+        <w:t>（[2+2],</w:t>
+      </w:r>
+      <w:r>
+        <w:rPr>
+          <w:rFonts w:ascii="Times New Roman" w:hAnsi="Times New Roman" w:eastAsia="Times New Roman" w:cs="Times New Roman"/>
+        </w:rPr>
+        <w:t xml:space="preserve"> </w:t>
+      </w:r>
+      <w:r>
+        <w:rPr>
+          <w:rFonts w:hint="eastAsia" w:ascii="Times New Roman" w:hAnsi="Times New Roman" w:eastAsia="FangSong" w:cs="Times New Roman"/>
+        </w:rPr>
+        <w:t xml:space="preserve">电环化</w:t>
+      </w:r>
+      <w:r>
+        <w:rPr>
+          <w:rFonts w:ascii="Times New Roman" w:hAnsi="Times New Roman" w:eastAsia="Times New Roman" w:cs="Times New Roman"/>
+        </w:rPr>
+        <w:t xml:space="preserve"> </w:t>
+      </w:r>
+      <w:r>
+        <w:rPr>
+          <w:rFonts w:hint="eastAsia" w:ascii="Times New Roman" w:hAnsi="Times New Roman" w:eastAsia="Times New Roman" w:cs="Times New Roman"/>
+        </w:rPr>
+        <w:t xml:space="preserve">4n）</w:t>
+      </w:r>
+    </w:p>
+    <w:p>
+      <w:pPr>
+        <w:pStyle w:val="Compact"/>
+        <w:numPr>
+          <w:ilvl w:val="0"/>
+          <w:numId w:val="1012"/>
+        </w:numPr>
+      </w:pPr>
+      <w:r>
+        <w:rPr>
+          <w:rFonts w:ascii="Times New Roman" w:hAnsi="Times New Roman" w:eastAsia="Times New Roman" w:cs="Times New Roman"/>
+        </w:rPr>
+        <w:t xml:space="preserve">π </w:t>
+      </w:r>
+      <w:r>
+        <w:rPr>
+          <w:rFonts w:hint="eastAsia" w:ascii="Times New Roman" w:hAnsi="Times New Roman" w:eastAsia="FangSong" w:cs="Times New Roman"/>
+        </w:rPr>
+        <w:t>电子数</w:t>
+      </w:r>
+      <w:r>
+        <w:rPr>
+          <w:rFonts w:hint="eastAsia" w:ascii="Times New Roman" w:hAnsi="Times New Roman" w:eastAsia="Times New Roman" w:cs="Times New Roman"/>
+        </w:rPr>
+        <w:t>（</w:t>
+      </w:r>
+      <w:r>
+        <w:rPr>
+          <w:rFonts w:hint="eastAsia" w:ascii="Times New Roman" w:hAnsi="Times New Roman" w:eastAsia="FangSong" w:cs="Times New Roman"/>
+        </w:rPr>
+        <w:t>电环化用</w:t>
+      </w:r>
+      <w:r>
+        <w:rPr>
+          <w:rFonts w:hint="eastAsia" w:ascii="Times New Roman" w:hAnsi="Times New Roman" w:eastAsia="Times New Roman" w:cs="Times New Roman"/>
+        </w:rPr>
+        <w:t>）：</w:t>
       </w:r>
     </w:p>
     <w:p>
@@ -11707,69 +12179,27 @@
       </w:pPr>
       <w:r>
         <w:rPr>
-          <w:rFonts w:hint="eastAsia" w:ascii="Times New Roman" w:hAnsi="Times New Roman" w:eastAsia="FangSong" w:cs="Times New Roman"/>
-        </w:rPr>
-        <w:t xml:space="preserve">加热</w:t>
-      </w:r>
-      <w:r>
-        <w:rPr>
-          <w:rFonts w:ascii="Times New Roman" w:hAnsi="Times New Roman" w:eastAsia="Times New Roman" w:cs="Times New Roman"/>
-        </w:rPr>
-        <w:t xml:space="preserve"> → </w:t>
-      </w:r>
-      <w:r>
-        <w:rPr>
-          <w:rFonts w:hint="eastAsia" w:ascii="Times New Roman" w:hAnsi="Times New Roman" w:eastAsia="FangSong" w:cs="Times New Roman"/>
-        </w:rPr>
-        <w:t>热允许</w:t>
-      </w:r>
-      <w:r>
-        <w:rPr>
-          <w:rFonts w:hint="eastAsia" w:ascii="Times New Roman" w:hAnsi="Times New Roman" w:eastAsia="Times New Roman" w:cs="Times New Roman"/>
-        </w:rPr>
-        <w:t>（D-A,</w:t>
-      </w:r>
-      <w:r>
-        <w:rPr>
-          <w:rFonts w:ascii="Times New Roman" w:hAnsi="Times New Roman" w:eastAsia="Times New Roman" w:cs="Times New Roman"/>
-        </w:rPr>
-        <w:t xml:space="preserve"> [3,3]-σ </w:t>
-      </w:r>
-      <w:r>
-        <w:rPr>
-          <w:rFonts w:hint="eastAsia" w:ascii="Times New Roman" w:hAnsi="Times New Roman" w:eastAsia="FangSong" w:cs="Times New Roman"/>
-        </w:rPr>
-        <w:t>迁移</w:t>
-      </w:r>
-      <w:r>
-        <w:rPr>
-          <w:rFonts w:hint="eastAsia" w:ascii="Times New Roman" w:hAnsi="Times New Roman" w:eastAsia="Times New Roman" w:cs="Times New Roman"/>
-        </w:rPr>
-        <w:t>,</w:t>
-      </w:r>
-      <w:r>
-        <w:rPr>
-          <w:rFonts w:ascii="Times New Roman" w:hAnsi="Times New Roman" w:eastAsia="Times New Roman" w:cs="Times New Roman"/>
-        </w:rPr>
-        <w:t xml:space="preserve"> </w:t>
-      </w:r>
-      <w:r>
-        <w:rPr>
-          <w:rFonts w:hint="eastAsia" w:ascii="Times New Roman" w:hAnsi="Times New Roman" w:eastAsia="FangSong" w:cs="Times New Roman"/>
-        </w:rPr>
-        <w:t xml:space="preserve">电环化</w:t>
-      </w:r>
-      <w:r>
-        <w:rPr>
-          <w:rFonts w:ascii="Times New Roman" w:hAnsi="Times New Roman" w:eastAsia="Times New Roman" w:cs="Times New Roman"/>
-        </w:rPr>
-        <w:t xml:space="preserve"> </w:t>
-      </w:r>
-      <w:r>
-        <w:rPr>
-          <w:rFonts w:hint="eastAsia" w:ascii="Times New Roman" w:hAnsi="Times New Roman" w:eastAsia="Times New Roman" w:cs="Times New Roman"/>
-        </w:rPr>
-        <w:t xml:space="preserve">4n+2）</w:t>
+          <w:rFonts w:ascii="Times New Roman" w:hAnsi="Times New Roman" w:eastAsia="Times New Roman" w:cs="Times New Roman"/>
+        </w:rPr>
+        <w:t xml:space="preserve">4n → </w:t>
+      </w:r>
+      <w:r>
+        <w:rPr>
+          <w:rFonts w:hint="eastAsia" w:ascii="Times New Roman" w:hAnsi="Times New Roman" w:eastAsia="FangSong" w:cs="Times New Roman"/>
+        </w:rPr>
+        <w:t>热顺旋</w:t>
+      </w:r>
+      <w:r>
+        <w:rPr>
+          <w:rFonts w:hint="eastAsia" w:ascii="Times New Roman" w:hAnsi="Times New Roman" w:eastAsia="Times New Roman" w:cs="Times New Roman"/>
+        </w:rPr>
+        <w:t>，</w:t>
+      </w:r>
+      <w:r>
+        <w:rPr>
+          <w:rFonts w:hint="eastAsia" w:ascii="Times New Roman" w:hAnsi="Times New Roman" w:eastAsia="FangSong" w:cs="Times New Roman"/>
+        </w:rPr>
+        <w:t>光对旋</w:t>
       </w:r>
     </w:p>
     <w:p>
@@ -11778,135 +12208,6 @@
         <w:numPr>
           <w:ilvl w:val="1"/>
           <w:numId w:val="1016"/>
-        </w:numPr>
-      </w:pPr>
-      <w:r>
-        <w:rPr>
-          <w:rFonts w:hint="eastAsia" w:ascii="Times New Roman" w:hAnsi="Times New Roman" w:eastAsia="FangSong" w:cs="Times New Roman"/>
-        </w:rPr>
-        <w:t xml:space="preserve">光照</w:t>
-      </w:r>
-      <w:r>
-        <w:rPr>
-          <w:rFonts w:ascii="Times New Roman" w:hAnsi="Times New Roman" w:eastAsia="Times New Roman" w:cs="Times New Roman"/>
-        </w:rPr>
-        <w:t xml:space="preserve"> → </w:t>
-      </w:r>
-      <w:r>
-        <w:rPr>
-          <w:rFonts w:hint="eastAsia" w:ascii="Times New Roman" w:hAnsi="Times New Roman" w:eastAsia="FangSong" w:cs="Times New Roman"/>
-        </w:rPr>
-        <w:t>光允许</w:t>
-      </w:r>
-      <w:r>
-        <w:rPr>
-          <w:rFonts w:hint="eastAsia" w:ascii="Times New Roman" w:hAnsi="Times New Roman" w:eastAsia="Times New Roman" w:cs="Times New Roman"/>
-        </w:rPr>
-        <w:t>（[2+2],</w:t>
-      </w:r>
-      <w:r>
-        <w:rPr>
-          <w:rFonts w:ascii="Times New Roman" w:hAnsi="Times New Roman" w:eastAsia="Times New Roman" w:cs="Times New Roman"/>
-        </w:rPr>
-        <w:t xml:space="preserve"> </w:t>
-      </w:r>
-      <w:r>
-        <w:rPr>
-          <w:rFonts w:hint="eastAsia" w:ascii="Times New Roman" w:hAnsi="Times New Roman" w:eastAsia="FangSong" w:cs="Times New Roman"/>
-        </w:rPr>
-        <w:t xml:space="preserve">电环化</w:t>
-      </w:r>
-      <w:r>
-        <w:rPr>
-          <w:rFonts w:ascii="Times New Roman" w:hAnsi="Times New Roman" w:eastAsia="Times New Roman" w:cs="Times New Roman"/>
-        </w:rPr>
-        <w:t xml:space="preserve"> </w:t>
-      </w:r>
-      <w:r>
-        <w:rPr>
-          <w:rFonts w:hint="eastAsia" w:ascii="Times New Roman" w:hAnsi="Times New Roman" w:eastAsia="Times New Roman" w:cs="Times New Roman"/>
-        </w:rPr>
-        <w:t xml:space="preserve">4n）</w:t>
-      </w:r>
-    </w:p>
-    <w:p>
-      <w:pPr>
-        <w:pStyle w:val="Compact"/>
-        <w:numPr>
-          <w:ilvl w:val="0"/>
-          <w:numId w:val="1013"/>
-        </w:numPr>
-      </w:pPr>
-      <w:r>
-        <w:rPr>
-          <w:rFonts w:ascii="Times New Roman" w:hAnsi="Times New Roman" w:eastAsia="Times New Roman" w:cs="Times New Roman"/>
-        </w:rPr>
-        <w:t xml:space="preserve">π </w:t>
-      </w:r>
-      <w:r>
-        <w:rPr>
-          <w:rFonts w:hint="eastAsia" w:ascii="Times New Roman" w:hAnsi="Times New Roman" w:eastAsia="FangSong" w:cs="Times New Roman"/>
-        </w:rPr>
-        <w:t>电子数</w:t>
-      </w:r>
-      <w:r>
-        <w:rPr>
-          <w:rFonts w:hint="eastAsia" w:ascii="Times New Roman" w:hAnsi="Times New Roman" w:eastAsia="Times New Roman" w:cs="Times New Roman"/>
-        </w:rPr>
-        <w:t>（</w:t>
-      </w:r>
-      <w:r>
-        <w:rPr>
-          <w:rFonts w:hint="eastAsia" w:ascii="Times New Roman" w:hAnsi="Times New Roman" w:eastAsia="FangSong" w:cs="Times New Roman"/>
-        </w:rPr>
-        <w:t>电环化用</w:t>
-      </w:r>
-      <w:r>
-        <w:rPr>
-          <w:rFonts w:hint="eastAsia" w:ascii="Times New Roman" w:hAnsi="Times New Roman" w:eastAsia="Times New Roman" w:cs="Times New Roman"/>
-        </w:rPr>
-        <w:t>）：</w:t>
-      </w:r>
-    </w:p>
-    <w:p>
-      <w:pPr>
-        <w:pStyle w:val="Compact"/>
-        <w:numPr>
-          <w:ilvl w:val="1"/>
-          <w:numId w:val="1017"/>
-        </w:numPr>
-      </w:pPr>
-      <w:r>
-        <w:rPr>
-          <w:rFonts w:ascii="Times New Roman" w:hAnsi="Times New Roman" w:eastAsia="Times New Roman" w:cs="Times New Roman"/>
-        </w:rPr>
-        <w:t xml:space="preserve">4n → </w:t>
-      </w:r>
-      <w:r>
-        <w:rPr>
-          <w:rFonts w:hint="eastAsia" w:ascii="Times New Roman" w:hAnsi="Times New Roman" w:eastAsia="FangSong" w:cs="Times New Roman"/>
-        </w:rPr>
-        <w:t>热顺旋</w:t>
-      </w:r>
-      <w:r>
-        <w:rPr>
-          <w:rFonts w:hint="eastAsia" w:ascii="Times New Roman" w:hAnsi="Times New Roman" w:eastAsia="Times New Roman" w:cs="Times New Roman"/>
-        </w:rPr>
-        <w:t>，</w:t>
-      </w:r>
-      <w:r>
-        <w:rPr>
-          <w:rFonts w:hint="eastAsia" w:ascii="Times New Roman" w:hAnsi="Times New Roman" w:eastAsia="FangSong" w:cs="Times New Roman"/>
-        </w:rPr>
-        <w:t>光对旋</w:t>
-      </w:r>
-    </w:p>
-    <w:p>
-      <w:pPr>
-        <w:pStyle w:val="Compact"/>
-        <w:numPr>
-          <w:ilvl w:val="1"/>
-          <w:numId w:val="1017"/>
         </w:numPr>
       </w:pPr>
       <w:r>
@@ -21771,6 +22072,91 @@
       </w:pPr>
     </w:lvl>
   </w:abstractNum>
+  <w:abstractNum w:abstractNumId="99411">
+    <w:nsid w:val="00A99411"/>
+    <w:multiLevelType w:val="multilevel"/>
+    <w:lvl w:ilvl="0">
+      <w:start w:val="1"/>
+      <w:numFmt w:val="decimal"/>
+      <w:lvlText w:val="%1."/>
+      <w:lvlJc w:val="left"/>
+      <w:pPr>
+        <w:ind w:left="720" w:hanging="360"/>
+      </w:pPr>
+    </w:lvl>
+    <w:lvl w:ilvl="1">
+      <w:start w:val="1"/>
+      <w:numFmt w:val="decimal"/>
+      <w:lvlText w:val="%2."/>
+      <w:lvlJc w:val="left"/>
+      <w:pPr>
+        <w:ind w:left="1440" w:hanging="360"/>
+      </w:pPr>
+    </w:lvl>
+    <w:lvl w:ilvl="2">
+      <w:start w:val="1"/>
+      <w:numFmt w:val="decimal"/>
+      <w:lvlText w:val="%3."/>
+      <w:lvlJc w:val="left"/>
+      <w:pPr>
+        <w:ind w:left="2160" w:hanging="360"/>
+      </w:pPr>
+    </w:lvl>
+    <w:lvl w:ilvl="3">
+      <w:start w:val="1"/>
+      <w:numFmt w:val="decimal"/>
+      <w:lvlText w:val="%4."/>
+      <w:lvlJc w:val="left"/>
+      <w:pPr>
+        <w:ind w:left="2880" w:hanging="360"/>
+      </w:pPr>
+    </w:lvl>
+    <w:lvl w:ilvl="4">
+      <w:start w:val="1"/>
+      <w:numFmt w:val="decimal"/>
+      <w:lvlText w:val="%5."/>
+      <w:lvlJc w:val="left"/>
+      <w:pPr>
+        <w:ind w:left="3600" w:hanging="360"/>
+      </w:pPr>
+    </w:lvl>
+    <w:lvl w:ilvl="5">
+      <w:start w:val="1"/>
+      <w:numFmt w:val="decimal"/>
+      <w:lvlText w:val="%6."/>
+      <w:lvlJc w:val="left"/>
+      <w:pPr>
+        <w:ind w:left="4320" w:hanging="360"/>
+      </w:pPr>
+    </w:lvl>
+    <w:lvl w:ilvl="6">
+      <w:start w:val="1"/>
+      <w:numFmt w:val="decimal"/>
+      <w:lvlText w:val="%7."/>
+      <w:lvlJc w:val="left"/>
+      <w:pPr>
+        <w:ind w:left="5040" w:hanging="360"/>
+      </w:pPr>
+    </w:lvl>
+    <w:lvl w:ilvl="7">
+      <w:start w:val="1"/>
+      <w:numFmt w:val="decimal"/>
+      <w:lvlText w:val="%8."/>
+      <w:lvlJc w:val="left"/>
+      <w:pPr>
+        <w:ind w:left="5760" w:hanging="360"/>
+      </w:pPr>
+    </w:lvl>
+    <w:lvl w:ilvl="8">
+      <w:start w:val="1"/>
+      <w:numFmt w:val="decimal"/>
+      <w:lvlText w:val="%9."/>
+      <w:lvlJc w:val="left"/>
+      <w:pPr>
+        <w:ind w:left="6480" w:hanging="360"/>
+      </w:pPr>
+    </w:lvl>
+  </w:abstractNum>
   <w:abstractNum w:abstractNumId="991">
     <w:nsid w:val="0000A991"/>
     <w:multiLevelType w:val="multilevel"/>
@@ -21874,98 +22260,10 @@
       </w:rPr>
     </w:lvl>
   </w:abstractNum>
-  <w:abstractNum w:abstractNumId="99411">
-    <w:nsid w:val="00A99411"/>
-    <w:multiLevelType w:val="multilevel"/>
-    <w:lvl w:ilvl="0">
-      <w:start w:val="1"/>
-      <w:numFmt w:val="decimal"/>
-      <w:lvlText w:val="%1."/>
-      <w:lvlJc w:val="left"/>
-      <w:pPr>
-        <w:ind w:left="720" w:hanging="360"/>
-      </w:pPr>
-    </w:lvl>
-    <w:lvl w:ilvl="1">
-      <w:start w:val="1"/>
-      <w:numFmt w:val="decimal"/>
-      <w:lvlText w:val="%2."/>
-      <w:lvlJc w:val="left"/>
-      <w:pPr>
-        <w:ind w:left="1440" w:hanging="360"/>
-      </w:pPr>
-    </w:lvl>
-    <w:lvl w:ilvl="2">
-      <w:start w:val="1"/>
-      <w:numFmt w:val="decimal"/>
-      <w:lvlText w:val="%3."/>
-      <w:lvlJc w:val="left"/>
-      <w:pPr>
-        <w:ind w:left="2160" w:hanging="360"/>
-      </w:pPr>
-    </w:lvl>
-    <w:lvl w:ilvl="3">
-      <w:start w:val="1"/>
-      <w:numFmt w:val="decimal"/>
-      <w:lvlText w:val="%4."/>
-      <w:lvlJc w:val="left"/>
-      <w:pPr>
-        <w:ind w:left="2880" w:hanging="360"/>
-      </w:pPr>
-    </w:lvl>
-    <w:lvl w:ilvl="4">
-      <w:start w:val="1"/>
-      <w:numFmt w:val="decimal"/>
-      <w:lvlText w:val="%5."/>
-      <w:lvlJc w:val="left"/>
-      <w:pPr>
-        <w:ind w:left="3600" w:hanging="360"/>
-      </w:pPr>
-    </w:lvl>
-    <w:lvl w:ilvl="5">
-      <w:start w:val="1"/>
-      <w:numFmt w:val="decimal"/>
-      <w:lvlText w:val="%6."/>
-      <w:lvlJc w:val="left"/>
-      <w:pPr>
-        <w:ind w:left="4320" w:hanging="360"/>
-      </w:pPr>
-    </w:lvl>
-    <w:lvl w:ilvl="6">
-      <w:start w:val="1"/>
-      <w:numFmt w:val="decimal"/>
-      <w:lvlText w:val="%7."/>
-      <w:lvlJc w:val="left"/>
-      <w:pPr>
-        <w:ind w:left="5040" w:hanging="360"/>
-      </w:pPr>
-    </w:lvl>
-    <w:lvl w:ilvl="7">
-      <w:start w:val="1"/>
-      <w:numFmt w:val="decimal"/>
-      <w:lvlText w:val="%8."/>
-      <w:lvlJc w:val="left"/>
-      <w:pPr>
-        <w:ind w:left="5760" w:hanging="360"/>
-      </w:pPr>
-    </w:lvl>
-    <w:lvl w:ilvl="8">
-      <w:start w:val="1"/>
-      <w:numFmt w:val="decimal"/>
-      <w:lvlText w:val="%9."/>
-      <w:lvlJc w:val="left"/>
-      <w:pPr>
-        <w:ind w:left="6480" w:hanging="360"/>
-      </w:pPr>
-    </w:lvl>
-  </w:abstractNum>
   <w:num w:numId="1000">
     <w:abstractNumId w:val="990"/>
   </w:num>
   <w:num w:numId="1001">
-    <w:abstractNumId w:val="991"/>
-  </w:num>
-  <w:num w:numId="1002">
     <w:abstractNumId w:val="99411"/>
     <w:lvlOverride w:ilvl="0">
       <w:startOverride w:val="1"/>
@@ -21995,6 +22293,9 @@
       <w:startOverride w:val="1"/>
     </w:lvlOverride>
   </w:num>
+  <w:num w:numId="1002">
+    <w:abstractNumId w:val="991"/>
+  </w:num>
   <w:num w:numId="1003">
     <w:abstractNumId w:val="991"/>
   </w:num>
@@ -22023,9 +22324,6 @@
     <w:abstractNumId w:val="991"/>
   </w:num>
   <w:num w:numId="1012">
-    <w:abstractNumId w:val="991"/>
-  </w:num>
-  <w:num w:numId="1013">
     <w:abstractNumId w:val="99411"/>
     <w:lvlOverride w:ilvl="0">
       <w:startOverride w:val="1"/>
@@ -22055,6 +22353,9 @@
       <w:startOverride w:val="1"/>
     </w:lvlOverride>
   </w:num>
+  <w:num w:numId="1013">
+    <w:abstractNumId w:val="991"/>
+  </w:num>
   <w:num w:numId="1014">
     <w:abstractNumId w:val="991"/>
   </w:num>
@@ -22062,9 +22363,6 @@
     <w:abstractNumId w:val="991"/>
   </w:num>
   <w:num w:numId="1016">
-    <w:abstractNumId w:val="991"/>
-  </w:num>
-  <w:num w:numId="1017">
     <w:abstractNumId w:val="991"/>
   </w:num>
 </w:numbering>

--- a/06-学生侧材料/讲义/6-有机化学/周环反应.docx
+++ b/06-学生侧材料/讲义/6-有机化学/周环反应.docx
@@ -13268,7 +13268,7 @@
     </w:p>
     <w:p>
       <w:pPr>
-        <w:pStyle w:val="FirstParagraph"/>
+        <w:pStyle w:val="BlockText"/>
       </w:pPr>
       <w:r>
         <w:rPr>
@@ -13282,7 +13282,13 @@
         <w:rPr>
           <w:rFonts w:hint="eastAsia" w:ascii="Times New Roman" w:hAnsi="Times New Roman" w:eastAsia="Times New Roman" w:cs="Times New Roman"/>
         </w:rPr>
-        <w:t xml:space="preserve">：🌱</w:t>
+        <w:t>：</w:t>
+      </w:r>
+      <w:r>
+        <w:rPr>
+          <w:rFonts w:hint="eastAsia" w:ascii="Times New Roman" w:hAnsi="Times New Roman" w:eastAsia="FangSong" w:cs="Times New Roman"/>
+        </w:rPr>
+        <w:t>基础巩固重点覆盖讲义</w:t>
       </w:r>
       <w:r>
         <w:rPr>
@@ -13292,9 +13298,27 @@
       </w:r>
       <w:r>
         <w:rPr>
-          <w:rFonts w:hint="eastAsia" w:ascii="Times New Roman" w:hAnsi="Times New Roman" w:eastAsia="FangSong" w:cs="Times New Roman"/>
-        </w:rPr>
-        <w:t xml:space="preserve">基础巩固重点覆盖讲义</w:t>
+          <w:rFonts w:hint="eastAsia" w:ascii="Times New Roman" w:hAnsi="Times New Roman" w:eastAsia="Times New Roman" w:cs="Times New Roman"/>
+        </w:rPr>
+        <w:t>§</w:t>
+      </w:r>
+      <w:r>
+        <w:rPr>
+          <w:rFonts w:hint="eastAsia" w:ascii="Times New Roman" w:hAnsi="Times New Roman" w:eastAsia="FangSong" w:cs="Times New Roman"/>
+        </w:rPr>
+        <w:t>一</w:t>
+      </w:r>
+      <w:r>
+        <w:rPr>
+          <w:rFonts w:hint="eastAsia" w:ascii="Times New Roman" w:hAnsi="Times New Roman" w:eastAsia="Times New Roman" w:cs="Times New Roman"/>
+        </w:rPr>
+        <w:t>-§</w:t>
+      </w:r>
+      <w:r>
+        <w:rPr>
+          <w:rFonts w:hint="eastAsia" w:ascii="Times New Roman" w:hAnsi="Times New Roman" w:eastAsia="FangSong" w:cs="Times New Roman"/>
+        </w:rPr>
+        <w:t>六</w:t>
       </w:r>
       <w:r>
         <w:rPr>
@@ -13304,36 +13328,6 @@
       </w:r>
       <w:r>
         <w:rPr>
-          <w:rFonts w:hint="eastAsia" w:ascii="Times New Roman" w:hAnsi="Times New Roman" w:eastAsia="Times New Roman" w:cs="Times New Roman"/>
-        </w:rPr>
-        <w:t>§</w:t>
-      </w:r>
-      <w:r>
-        <w:rPr>
-          <w:rFonts w:hint="eastAsia" w:ascii="Times New Roman" w:hAnsi="Times New Roman" w:eastAsia="FangSong" w:cs="Times New Roman"/>
-        </w:rPr>
-        <w:t>一</w:t>
-      </w:r>
-      <w:r>
-        <w:rPr>
-          <w:rFonts w:hint="eastAsia" w:ascii="Times New Roman" w:hAnsi="Times New Roman" w:eastAsia="Times New Roman" w:cs="Times New Roman"/>
-        </w:rPr>
-        <w:t>-§</w:t>
-      </w:r>
-      <w:r>
-        <w:rPr>
-          <w:rFonts w:hint="eastAsia" w:ascii="Times New Roman" w:hAnsi="Times New Roman" w:eastAsia="FangSong" w:cs="Times New Roman"/>
-        </w:rPr>
-        <w:t>六</w:t>
-      </w:r>
-      <w:r>
-        <w:rPr>
-          <w:rFonts w:ascii="Times New Roman" w:hAnsi="Times New Roman" w:eastAsia="Times New Roman" w:cs="Times New Roman"/>
-        </w:rPr>
-        <w:t xml:space="preserve"> </w:t>
-      </w:r>
-      <w:r>
-        <w:rPr>
           <w:rFonts w:hint="eastAsia" w:ascii="Times New Roman" w:hAnsi="Times New Roman" w:eastAsia="FangSong" w:cs="Times New Roman"/>
         </w:rPr>
         <w:t>的核心概念</w:t>
@@ -13354,13 +13348,7 @@
         <w:rPr>
           <w:rFonts w:hint="eastAsia" w:ascii="Times New Roman" w:hAnsi="Times New Roman" w:eastAsia="Times New Roman" w:cs="Times New Roman"/>
         </w:rPr>
-        <w:t>；🏆</w:t>
-      </w:r>
-      <w:r>
-        <w:rPr>
-          <w:rFonts w:ascii="Times New Roman" w:hAnsi="Times New Roman" w:eastAsia="Times New Roman" w:cs="Times New Roman"/>
-        </w:rPr>
-        <w:t xml:space="preserve"> </w:t>
+        <w:t>；</w:t>
       </w:r>
       <w:r>
         <w:rPr>

--- a/06-学生侧材料/讲义/6-有机化学/周环反应.docx
+++ b/06-学生侧材料/讲义/6-有机化学/周环反应.docx
@@ -12496,7 +12496,7 @@
               <w:rPr>
                 <w:rFonts w:ascii="Times New Roman" w:hAnsi="Times New Roman" w:eastAsia="Times New Roman" w:cs="Times New Roman"/>
               </w:rPr>
-              <w:t xml:space="preserve">❌ </w:t>
+              <w:t xml:space="preserve">✗ </w:t>
             </w:r>
             <w:r>
               <w:rPr>

--- a/06-学生侧材料/讲义/6-有机化学/周环反应.docx
+++ b/06-学生侧材料/讲义/6-有机化学/周环反应.docx
@@ -4903,37 +4903,49 @@
               <w:rPr>
                 <w:rFonts w:hint="eastAsia" w:ascii="Times New Roman" w:hAnsi="Times New Roman" w:eastAsia="FangSong" w:cs="Times New Roman"/>
               </w:rPr>
-              <w:t xml:space="preserve">两个乙烯的</w:t>
+              <w:t>同面</w:t>
+            </w:r>
+            <w:r>
+              <w:rPr>
+                <w:rFonts w:hint="eastAsia" w:ascii="Times New Roman" w:hAnsi="Times New Roman" w:eastAsia="Times New Roman" w:cs="Times New Roman"/>
+              </w:rPr>
+              <w:t>-</w:t>
+            </w:r>
+            <w:r>
+              <w:rPr>
+                <w:rFonts w:hint="eastAsia" w:ascii="Times New Roman" w:hAnsi="Times New Roman" w:eastAsia="FangSong" w:cs="Times New Roman"/>
+              </w:rPr>
+              <w:t>同面重叠时一端成键</w:t>
+            </w:r>
+            <w:r>
+              <w:rPr>
+                <w:rFonts w:hint="eastAsia" w:ascii="Times New Roman" w:hAnsi="Times New Roman" w:eastAsia="Times New Roman" w:cs="Times New Roman"/>
+              </w:rPr>
+              <w:t>、</w:t>
+            </w:r>
+            <w:r>
+              <w:rPr>
+                <w:rFonts w:hint="eastAsia" w:ascii="Times New Roman" w:hAnsi="Times New Roman" w:eastAsia="FangSong" w:cs="Times New Roman"/>
+              </w:rPr>
+              <w:t>一端反键</w:t>
+            </w:r>
+            <w:r>
+              <w:rPr>
+                <w:rFonts w:hint="eastAsia" w:ascii="Times New Roman" w:hAnsi="Times New Roman" w:eastAsia="Times New Roman" w:cs="Times New Roman"/>
+              </w:rPr>
+              <w:t>（HOMO-LUMO</w:t>
             </w:r>
             <w:r>
               <w:rPr>
                 <w:rFonts w:ascii="Times New Roman" w:hAnsi="Times New Roman" w:eastAsia="Times New Roman" w:cs="Times New Roman"/>
               </w:rPr>
-              <w:t xml:space="preserve"> HOMO-LUMO </w:t>
+              <w:t xml:space="preserve"> </w:t>
             </w:r>
             <w:r>
               <w:rPr>
                 <w:rFonts w:hint="eastAsia" w:ascii="Times New Roman" w:hAnsi="Times New Roman" w:eastAsia="FangSong" w:cs="Times New Roman"/>
               </w:rPr>
               <w:t>对称性不匹配</w:t>
-            </w:r>
-            <w:r>
-              <w:rPr>
-                <w:rFonts w:hint="eastAsia" w:ascii="Times New Roman" w:hAnsi="Times New Roman" w:eastAsia="Times New Roman" w:cs="Times New Roman"/>
-              </w:rPr>
-              <w:t>（4e</w:t>
-            </w:r>
-            <w:r>
-              <w:rPr>
-                <w:rFonts w:ascii="Times New Roman" w:hAnsi="Times New Roman" w:eastAsia="Times New Roman" w:cs="Times New Roman"/>
-              </w:rPr>
-              <w:t xml:space="preserve"> </w:t>
-            </w:r>
-            <w:r>
-              <w:rPr>
-                <w:rFonts w:hint="eastAsia" w:ascii="Times New Roman" w:hAnsi="Times New Roman" w:eastAsia="FangSong" w:cs="Times New Roman"/>
-              </w:rPr>
-              <w:t>反芳香过渡态</w:t>
             </w:r>
             <w:r>
               <w:rPr>
@@ -6043,7 +6055,69 @@
         <w:rPr>
           <w:rFonts w:hint="eastAsia" w:ascii="Times New Roman" w:hAnsi="Times New Roman" w:eastAsia="FangSong" w:cs="Times New Roman"/>
         </w:rPr>
-        <w:t xml:space="preserve">反式产物</w:t>
+        <w:t xml:space="preserve">以</w:t>
+      </w:r>
+      <w:r>
+        <w:rPr>
+          <w:rFonts w:ascii="Times New Roman" w:hAnsi="Times New Roman" w:eastAsia="Times New Roman" w:cs="Times New Roman"/>
+        </w:rPr>
+        <w:t xml:space="preserve"> </w:t>
+      </w:r>
+      <w:r>
+        <w:rPr>
+          <w:rFonts w:hint="eastAsia" w:ascii="Times New Roman" w:hAnsi="Times New Roman" w:eastAsia="Times New Roman" w:cs="Times New Roman"/>
+        </w:rPr>
+        <w:t>(2E,4E)-2,4-</w:t>
+      </w:r>
+      <w:r>
+        <w:rPr>
+          <w:rFonts w:hint="eastAsia" w:ascii="Times New Roman" w:hAnsi="Times New Roman" w:eastAsia="FangSong" w:cs="Times New Roman"/>
+        </w:rPr>
+        <w:t>己二烯为例得</w:t>
+      </w:r>
+      <w:r>
+        <w:rPr>
+          <w:rFonts w:hint="eastAsia" w:ascii="Times New Roman" w:hAnsi="Times New Roman" w:eastAsia="FangSong" w:cs="Times New Roman"/>
+          <w:b/>
+          <w:bCs/>
+        </w:rPr>
+        <w:t xml:space="preserve">反式</w:t>
+      </w:r>
+      <w:r>
+        <w:rPr>
+          <w:rFonts w:hint="eastAsia" w:ascii="Times New Roman" w:hAnsi="Times New Roman" w:eastAsia="FangSong" w:cs="Times New Roman"/>
+        </w:rPr>
+        <w:t>产物</w:t>
+      </w:r>
+      <w:r>
+        <w:rPr>
+          <w:rFonts w:hint="eastAsia" w:ascii="Times New Roman" w:hAnsi="Times New Roman" w:eastAsia="Times New Roman" w:cs="Times New Roman"/>
+        </w:rPr>
+        <w:t>；E,Z</w:t>
+      </w:r>
+      <w:r>
+        <w:rPr>
+          <w:rFonts w:ascii="Times New Roman" w:hAnsi="Times New Roman" w:eastAsia="Times New Roman" w:cs="Times New Roman"/>
+        </w:rPr>
+        <w:t xml:space="preserve"> </w:t>
+      </w:r>
+      <w:r>
+        <w:rPr>
+          <w:rFonts w:hint="eastAsia" w:ascii="Times New Roman" w:hAnsi="Times New Roman" w:eastAsia="FangSong" w:cs="Times New Roman"/>
+        </w:rPr>
+        <w:t>底物则得顺式</w:t>
+      </w:r>
+      <w:r>
+        <w:rPr>
+          <w:rFonts w:hint="eastAsia" w:ascii="Times New Roman" w:hAnsi="Times New Roman" w:eastAsia="Times New Roman" w:cs="Times New Roman"/>
+        </w:rPr>
+        <w:t>，</w:t>
+      </w:r>
+      <w:r>
+        <w:rPr>
+          <w:rFonts w:hint="eastAsia" w:ascii="Times New Roman" w:hAnsi="Times New Roman" w:eastAsia="FangSong" w:cs="Times New Roman"/>
+        </w:rPr>
+        <w:t>须画末端取代基旋转方向判定</w:t>
       </w:r>
     </w:p>
     <w:p>
@@ -6208,7 +6282,51 @@
         <w:rPr>
           <w:rFonts w:hint="eastAsia" w:ascii="Times New Roman" w:hAnsi="Times New Roman" w:eastAsia="FangSong" w:cs="Times New Roman"/>
         </w:rPr>
-        <w:t xml:space="preserve">顺式产物</w:t>
+        <w:t xml:space="preserve">以</w:t>
+      </w:r>
+      <w:r>
+        <w:rPr>
+          <w:rFonts w:ascii="Times New Roman" w:hAnsi="Times New Roman" w:eastAsia="Times New Roman" w:cs="Times New Roman"/>
+        </w:rPr>
+        <w:t xml:space="preserve"> </w:t>
+      </w:r>
+      <w:r>
+        <w:rPr>
+          <w:rFonts w:hint="eastAsia" w:ascii="Times New Roman" w:hAnsi="Times New Roman" w:eastAsia="Times New Roman" w:cs="Times New Roman"/>
+        </w:rPr>
+        <w:t>(2E,4Z,6E)-2,4,6-</w:t>
+      </w:r>
+      <w:r>
+        <w:rPr>
+          <w:rFonts w:hint="eastAsia" w:ascii="Times New Roman" w:hAnsi="Times New Roman" w:eastAsia="FangSong" w:cs="Times New Roman"/>
+        </w:rPr>
+        <w:t>辛三烯为例得</w:t>
+      </w:r>
+      <w:r>
+        <w:rPr>
+          <w:rFonts w:hint="eastAsia" w:ascii="Times New Roman" w:hAnsi="Times New Roman" w:eastAsia="FangSong" w:cs="Times New Roman"/>
+          <w:b/>
+          <w:bCs/>
+        </w:rPr>
+        <w:t xml:space="preserve">顺式</w:t>
+      </w:r>
+      <w:r>
+        <w:rPr>
+          <w:rFonts w:hint="eastAsia" w:ascii="Times New Roman" w:hAnsi="Times New Roman" w:eastAsia="FangSong" w:cs="Times New Roman"/>
+        </w:rPr>
+        <w:t>产物</w:t>
+      </w:r>
+      <w:r>
+        <w:rPr>
+          <w:rFonts w:hint="eastAsia" w:ascii="Times New Roman" w:hAnsi="Times New Roman" w:eastAsia="Times New Roman" w:cs="Times New Roman"/>
+        </w:rPr>
+        <w:t>；</w:t>
+      </w:r>
+      <w:r>
+        <w:rPr>
+          <w:rFonts w:hint="eastAsia" w:ascii="Times New Roman" w:hAnsi="Times New Roman" w:eastAsia="FangSong" w:cs="Times New Roman"/>
+        </w:rPr>
+        <w:t>同样须画取代基旋转方向判定</w:t>
       </w:r>
     </w:p>
     <w:p>
@@ -6291,14 +6409,15 @@
     <w:tbl>
       <w:tblPr>
         <w:tblStyle w:val="Table"/>
-        <w:tblW w:type="auto" w:w="0"/>
+        <w:tblW w:type="pct" w:w="5000"/>
+        <w:tblLayout w:type="fixed"/>
         <w:tblLook w:firstRow="1" w:lastRow="0" w:firstColumn="0" w:lastColumn="0" w:noHBand="0" w:noVBand="0" w:val="0020"/>
       </w:tblPr>
       <w:tblGrid>
-        <w:gridCol w:w="1980"/>
-        <w:gridCol w:w="1980"/>
-        <w:gridCol w:w="1980"/>
-        <w:gridCol w:w="1980"/>
+        <w:gridCol w:w="1667"/>
+        <w:gridCol w:w="2084"/>
+        <w:gridCol w:w="2084"/>
+        <w:gridCol w:w="2084"/>
       </w:tblGrid>
       <w:tr>
         <w:trPr>
@@ -6388,13 +6507,13 @@
               <w:rPr>
                 <w:rFonts w:hint="eastAsia" w:ascii="Times New Roman" w:hAnsi="Times New Roman" w:eastAsia="Times New Roman" w:cs="Times New Roman"/>
               </w:rPr>
-              <w:t>1,3-</w:t>
-            </w:r>
-            <w:r>
-              <w:rPr>
-                <w:rFonts w:hint="eastAsia" w:ascii="Times New Roman" w:hAnsi="Times New Roman" w:eastAsia="FangSong" w:cs="Times New Roman"/>
-              </w:rPr>
-              <w:t>丁二烯</w:t>
+              <w:t>(2E,4E)-2,4-</w:t>
+            </w:r>
+            <w:r>
+              <w:rPr>
+                <w:rFonts w:hint="eastAsia" w:ascii="Times New Roman" w:hAnsi="Times New Roman" w:eastAsia="FangSong" w:cs="Times New Roman"/>
+              </w:rPr>
+              <w:t>己二烯</w:t>
             </w:r>
           </w:p>
         </w:tc>
@@ -6439,7 +6558,19 @@
               <w:rPr>
                 <w:rFonts w:hint="eastAsia" w:ascii="Times New Roman" w:hAnsi="Times New Roman" w:eastAsia="FangSong" w:cs="Times New Roman"/>
               </w:rPr>
-              <w:t xml:space="preserve">反式环丁烯</w:t>
+              <w:t>反式</w:t>
+            </w:r>
+            <w:r>
+              <w:rPr>
+                <w:rFonts w:hint="eastAsia" w:ascii="Times New Roman" w:hAnsi="Times New Roman" w:eastAsia="Times New Roman" w:cs="Times New Roman"/>
+              </w:rPr>
+              <w:t>-3,4-</w:t>
+            </w:r>
+            <w:r>
+              <w:rPr>
+                <w:rFonts w:hint="eastAsia" w:ascii="Times New Roman" w:hAnsi="Times New Roman" w:eastAsia="FangSong" w:cs="Times New Roman"/>
+              </w:rPr>
+              <w:t>二甲基环丁烯</w:t>
             </w:r>
           </w:p>
         </w:tc>
@@ -6456,13 +6587,13 @@
               <w:rPr>
                 <w:rFonts w:hint="eastAsia" w:ascii="Times New Roman" w:hAnsi="Times New Roman" w:eastAsia="Times New Roman" w:cs="Times New Roman"/>
               </w:rPr>
-              <w:t>1,3,5-</w:t>
-            </w:r>
-            <w:r>
-              <w:rPr>
-                <w:rFonts w:hint="eastAsia" w:ascii="Times New Roman" w:hAnsi="Times New Roman" w:eastAsia="FangSong" w:cs="Times New Roman"/>
-              </w:rPr>
-              <w:t>己三烯</w:t>
+              <w:t>(2E,4Z,6E)-2,4,6-</w:t>
+            </w:r>
+            <w:r>
+              <w:rPr>
+                <w:rFonts w:hint="eastAsia" w:ascii="Times New Roman" w:hAnsi="Times New Roman" w:eastAsia="FangSong" w:cs="Times New Roman"/>
+              </w:rPr>
+              <w:t>辛三烯</w:t>
             </w:r>
           </w:p>
         </w:tc>
@@ -6507,7 +6638,31 @@
               <w:rPr>
                 <w:rFonts w:hint="eastAsia" w:ascii="Times New Roman" w:hAnsi="Times New Roman" w:eastAsia="FangSong" w:cs="Times New Roman"/>
               </w:rPr>
-              <w:t xml:space="preserve">顺式环己二烯</w:t>
+              <w:t>顺式</w:t>
+            </w:r>
+            <w:r>
+              <w:rPr>
+                <w:rFonts w:hint="eastAsia" w:ascii="Times New Roman" w:hAnsi="Times New Roman" w:eastAsia="Times New Roman" w:cs="Times New Roman"/>
+              </w:rPr>
+              <w:t>-5,6-</w:t>
+            </w:r>
+            <w:r>
+              <w:rPr>
+                <w:rFonts w:hint="eastAsia" w:ascii="Times New Roman" w:hAnsi="Times New Roman" w:eastAsia="FangSong" w:cs="Times New Roman"/>
+              </w:rPr>
+              <w:t>二甲基</w:t>
+            </w:r>
+            <w:r>
+              <w:rPr>
+                <w:rFonts w:hint="eastAsia" w:ascii="Times New Roman" w:hAnsi="Times New Roman" w:eastAsia="Times New Roman" w:cs="Times New Roman"/>
+              </w:rPr>
+              <w:t>-1,3-</w:t>
+            </w:r>
+            <w:r>
+              <w:rPr>
+                <w:rFonts w:hint="eastAsia" w:ascii="Times New Roman" w:hAnsi="Times New Roman" w:eastAsia="FangSong" w:cs="Times New Roman"/>
+              </w:rPr>
+              <w:t>环己二烯</w:t>
             </w:r>
           </w:p>
         </w:tc>
@@ -7390,51 +7545,75 @@
       </w:pPr>
       <w:r>
         <w:rPr>
-          <w:rFonts w:hint="eastAsia" w:ascii="Times New Roman" w:hAnsi="Times New Roman" w:eastAsia="Times New Roman" w:cs="Times New Roman"/>
-        </w:rPr>
-        <w:t>1,5-</w:t>
-      </w:r>
-      <w:r>
-        <w:rPr>
-          <w:rFonts w:hint="eastAsia" w:ascii="Times New Roman" w:hAnsi="Times New Roman" w:eastAsia="FangSong" w:cs="Times New Roman"/>
-        </w:rPr>
-        <w:t>二烯在加热下经</w:t>
-      </w:r>
-      <w:r>
-        <w:rPr>
-          <w:rFonts w:ascii="Times New Roman" w:hAnsi="Times New Roman" w:eastAsia="Times New Roman" w:cs="Times New Roman"/>
-        </w:rPr>
-        <w:t xml:space="preserve"> [3,3]-σ </w:t>
-      </w:r>
-      <w:r>
-        <w:rPr>
-          <w:rFonts w:hint="eastAsia" w:ascii="Times New Roman" w:hAnsi="Times New Roman" w:eastAsia="FangSong" w:cs="Times New Roman"/>
-        </w:rPr>
-        <w:t>迁移异构化</w:t>
-      </w:r>
-      <w:r>
-        <w:rPr>
-          <w:rFonts w:hint="eastAsia" w:ascii="Times New Roman" w:hAnsi="Times New Roman" w:eastAsia="Times New Roman" w:cs="Times New Roman"/>
-        </w:rPr>
-        <w:t>：</w:t>
-      </w:r>
-      <w:r>
-        <w:rPr>
-          <w:rFonts w:hint="eastAsia" w:ascii="Times New Roman" w:hAnsi="Times New Roman" w:eastAsia="FangSong" w:cs="Times New Roman"/>
-        </w:rPr>
-        <w:t>原</w:t>
-      </w:r>
-      <w:r>
-        <w:rPr>
-          <w:rFonts w:ascii="Times New Roman" w:hAnsi="Times New Roman" w:eastAsia="Times New Roman" w:cs="Times New Roman"/>
-        </w:rPr>
-        <w:t xml:space="preserve"> C1=C2 </w:t>
-      </w:r>
-      <w:r>
-        <w:rPr>
-          <w:rFonts w:hint="eastAsia" w:ascii="Times New Roman" w:hAnsi="Times New Roman" w:eastAsia="FangSong" w:cs="Times New Roman"/>
-        </w:rPr>
-        <w:t xml:space="preserve">的</w:t>
+          <w:rFonts w:hint="eastAsia" w:ascii="Times New Roman" w:hAnsi="Times New Roman" w:eastAsia="FangSong" w:cs="Times New Roman"/>
+        </w:rPr>
+        <w:t xml:space="preserve">典型底物为</w:t>
+      </w:r>
+      <w:r>
+        <w:rPr>
+          <w:rFonts w:ascii="Times New Roman" w:hAnsi="Times New Roman" w:eastAsia="Times New Roman" w:cs="Times New Roman"/>
+        </w:rPr>
+        <w:t xml:space="preserve"> </w:t>
+      </w:r>
+      <w:r>
+        <w:rPr>
+          <w:rFonts w:hint="eastAsia" w:ascii="Times New Roman" w:hAnsi="Times New Roman" w:eastAsia="Times New Roman" w:cs="Times New Roman"/>
+        </w:rPr>
+        <w:t>1,3-</w:t>
+      </w:r>
+      <w:r>
+        <w:rPr>
+          <w:rFonts w:hint="eastAsia" w:ascii="Times New Roman" w:hAnsi="Times New Roman" w:eastAsia="FangSong" w:cs="Times New Roman"/>
+        </w:rPr>
+        <w:t>戊二烯型</w:t>
+      </w:r>
+      <w:r>
+        <w:rPr>
+          <w:rFonts w:hint="eastAsia" w:ascii="Times New Roman" w:hAnsi="Times New Roman" w:eastAsia="Times New Roman" w:cs="Times New Roman"/>
+        </w:rPr>
+        <w:t>：C5</w:t>
+      </w:r>
+      <w:r>
+        <w:rPr>
+          <w:rFonts w:ascii="Times New Roman" w:hAnsi="Times New Roman" w:eastAsia="Times New Roman" w:cs="Times New Roman"/>
+        </w:rPr>
+        <w:t xml:space="preserve"> </w:t>
+      </w:r>
+      <w:r>
+        <w:rPr>
+          <w:rFonts w:hint="eastAsia" w:ascii="Times New Roman" w:hAnsi="Times New Roman" w:eastAsia="FangSong" w:cs="Times New Roman"/>
+        </w:rPr>
+        <w:t xml:space="preserve">上的</w:t>
+      </w:r>
+      <w:r>
+        <w:rPr>
+          <w:rFonts w:ascii="Times New Roman" w:hAnsi="Times New Roman" w:eastAsia="Times New Roman" w:cs="Times New Roman"/>
+        </w:rPr>
+        <w:t xml:space="preserve"> H </w:t>
+      </w:r>
+      <w:r>
+        <w:rPr>
+          <w:rFonts w:hint="eastAsia" w:ascii="Times New Roman" w:hAnsi="Times New Roman" w:eastAsia="FangSong" w:cs="Times New Roman"/>
+        </w:rPr>
+        <w:t xml:space="preserve">经六元环过渡态迁移至</w:t>
+      </w:r>
+      <w:r>
+        <w:rPr>
+          <w:rFonts w:ascii="Times New Roman" w:hAnsi="Times New Roman" w:eastAsia="Times New Roman" w:cs="Times New Roman"/>
+        </w:rPr>
+        <w:t xml:space="preserve"> </w:t>
+      </w:r>
+      <w:r>
+        <w:rPr>
+          <w:rFonts w:hint="eastAsia" w:ascii="Times New Roman" w:hAnsi="Times New Roman" w:eastAsia="Times New Roman" w:cs="Times New Roman"/>
+        </w:rPr>
+        <w:t>C1，</w:t>
+      </w:r>
+      <w:r>
+        <w:rPr>
+          <w:rFonts w:hint="eastAsia" w:ascii="Times New Roman" w:hAnsi="Times New Roman" w:eastAsia="FangSong" w:cs="Times New Roman"/>
+        </w:rPr>
+        <w:t>同时两个</w:t>
       </w:r>
       <w:r>
         <w:rPr>
@@ -7446,61 +7625,49 @@
         <w:rPr>
           <w:rFonts w:hint="eastAsia" w:ascii="Times New Roman" w:hAnsi="Times New Roman" w:eastAsia="FangSong" w:cs="Times New Roman"/>
         </w:rPr>
-        <w:t xml:space="preserve">键与</w:t>
-      </w:r>
-      <w:r>
-        <w:rPr>
-          <w:rFonts w:ascii="Times New Roman" w:hAnsi="Times New Roman" w:eastAsia="Times New Roman" w:cs="Times New Roman"/>
-        </w:rPr>
-        <w:t xml:space="preserve"> C5 </w:t>
-      </w:r>
-      <w:r>
-        <w:rPr>
-          <w:rFonts w:hint="eastAsia" w:ascii="Times New Roman" w:hAnsi="Times New Roman" w:eastAsia="FangSong" w:cs="Times New Roman"/>
-        </w:rPr>
-        <w:t xml:space="preserve">上的</w:t>
-      </w:r>
-      <w:r>
-        <w:rPr>
-          <w:rFonts w:ascii="Times New Roman" w:hAnsi="Times New Roman" w:eastAsia="Times New Roman" w:cs="Times New Roman"/>
-        </w:rPr>
-        <w:t xml:space="preserve"> H </w:t>
-      </w:r>
-      <w:r>
-        <w:rPr>
-          <w:rFonts w:hint="eastAsia" w:ascii="Times New Roman" w:hAnsi="Times New Roman" w:eastAsia="FangSong" w:cs="Times New Roman"/>
-        </w:rPr>
-        <w:t>同步迁移</w:t>
-      </w:r>
-      <w:r>
-        <w:rPr>
-          <w:rFonts w:hint="eastAsia" w:ascii="Times New Roman" w:hAnsi="Times New Roman" w:eastAsia="Times New Roman" w:cs="Times New Roman"/>
-        </w:rPr>
-        <w:t>，</w:t>
-      </w:r>
-      <w:r>
-        <w:rPr>
-          <w:rFonts w:hint="eastAsia" w:ascii="Times New Roman" w:hAnsi="Times New Roman" w:eastAsia="FangSong" w:cs="Times New Roman"/>
-        </w:rPr>
-        <w:t>六元环椅式过渡态中两端新形成</w:t>
-      </w:r>
-      <w:r>
-        <w:rPr>
-          <w:rFonts w:ascii="Times New Roman" w:hAnsi="Times New Roman" w:eastAsia="Times New Roman" w:cs="Times New Roman"/>
-        </w:rPr>
-        <w:t xml:space="preserve"> σ </w:t>
-      </w:r>
-      <w:r>
-        <w:rPr>
-          <w:rFonts w:hint="eastAsia" w:ascii="Times New Roman" w:hAnsi="Times New Roman" w:eastAsia="FangSong" w:cs="Times New Roman"/>
-        </w:rPr>
-        <w:t>键</w:t>
-      </w:r>
-      <w:r>
-        <w:rPr>
-          <w:rFonts w:hint="eastAsia" w:ascii="Times New Roman" w:hAnsi="Times New Roman" w:eastAsia="Times New Roman" w:cs="Times New Roman"/>
-        </w:rPr>
-        <w:t>，H</w:t>
+        <w:t>键同步位移</w:t>
+      </w:r>
+      <w:r>
+        <w:rPr>
+          <w:rFonts w:hint="eastAsia" w:ascii="Times New Roman" w:hAnsi="Times New Roman" w:eastAsia="Times New Roman" w:cs="Times New Roman"/>
+        </w:rPr>
+        <w:t>（C1=C2</w:t>
+      </w:r>
+      <w:r>
+        <w:rPr>
+          <w:rFonts w:ascii="Times New Roman" w:hAnsi="Times New Roman" w:eastAsia="Times New Roman" w:cs="Times New Roman"/>
+        </w:rPr>
+        <w:t xml:space="preserve"> </w:t>
+      </w:r>
+      <w:r>
+        <w:rPr>
+          <w:rFonts w:hint="eastAsia" w:ascii="Times New Roman" w:hAnsi="Times New Roman" w:eastAsia="FangSong" w:cs="Times New Roman"/>
+        </w:rPr>
+        <w:t xml:space="preserve">与</w:t>
+      </w:r>
+      <w:r>
+        <w:rPr>
+          <w:rFonts w:ascii="Times New Roman" w:hAnsi="Times New Roman" w:eastAsia="Times New Roman" w:cs="Times New Roman"/>
+        </w:rPr>
+        <w:t xml:space="preserve"> C3=C4 → C2=C3 </w:t>
+      </w:r>
+      <w:r>
+        <w:rPr>
+          <w:rFonts w:hint="eastAsia" w:ascii="Times New Roman" w:hAnsi="Times New Roman" w:eastAsia="FangSong" w:cs="Times New Roman"/>
+        </w:rPr>
+        <w:t xml:space="preserve">与</w:t>
+      </w:r>
+      <w:r>
+        <w:rPr>
+          <w:rFonts w:ascii="Times New Roman" w:hAnsi="Times New Roman" w:eastAsia="Times New Roman" w:cs="Times New Roman"/>
+        </w:rPr>
+        <w:t xml:space="preserve"> </w:t>
+      </w:r>
+      <w:r>
+        <w:rPr>
+          <w:rFonts w:hint="eastAsia" w:ascii="Times New Roman" w:hAnsi="Times New Roman" w:eastAsia="Times New Roman" w:cs="Times New Roman"/>
+        </w:rPr>
+        <w:t xml:space="preserve">C4=C5），H</w:t>
       </w:r>
       <w:r>
         <w:rPr>
@@ -8566,7 +8733,8 @@
     <w:tbl>
       <w:tblPr>
         <w:tblStyle w:val="Table"/>
-        <w:tblW w:type="auto" w:w="0"/>
+        <w:tblW w:type="pct" w:w="5000"/>
+        <w:tblLayout w:type="fixed"/>
         <w:tblLook w:firstRow="1" w:lastRow="0" w:firstColumn="0" w:lastColumn="0" w:noHBand="0" w:noVBand="0" w:val="0020"/>
       </w:tblPr>
       <w:tblGrid>
@@ -8722,7 +8890,25 @@
               <w:rPr>
                 <w:rFonts w:hint="eastAsia" w:ascii="Times New Roman" w:hAnsi="Times New Roman" w:eastAsia="Times New Roman" w:cs="Times New Roman"/>
               </w:rPr>
-              <w:t>（n=5,9…）</w:t>
+              <w:t>（</w:t>
+            </w:r>
+            <w:r>
+              <w:rPr>
+                <w:rFonts w:hint="eastAsia" w:ascii="Times New Roman" w:hAnsi="Times New Roman" w:eastAsia="FangSong" w:cs="Times New Roman"/>
+              </w:rPr>
+              <w:t>迁移数</w:t>
+            </w:r>
+            <w:r>
+              <w:rPr>
+                <w:rFonts w:ascii="Times New Roman" w:hAnsi="Times New Roman" w:eastAsia="Times New Roman" w:cs="Times New Roman"/>
+              </w:rPr>
+              <w:t xml:space="preserve"> 5, 9, </w:t>
+            </w:r>
+            <w:r>
+              <w:rPr>
+                <w:rFonts w:hint="eastAsia" w:ascii="Times New Roman" w:hAnsi="Times New Roman" w:eastAsia="Times New Roman" w:cs="Times New Roman"/>
+              </w:rPr>
+              <w:t xml:space="preserve">13…）</w:t>
             </w:r>
           </w:p>
         </w:tc>
@@ -8737,7 +8923,31 @@
               <w:rPr>
                 <w:rFonts w:hint="eastAsia" w:ascii="Times New Roman" w:hAnsi="Times New Roman" w:eastAsia="FangSong" w:cs="Times New Roman"/>
               </w:rPr>
-              <w:t xml:space="preserve">光允许</w:t>
+              <w:t>光允许</w:t>
+            </w:r>
+            <w:r>
+              <w:rPr>
+                <w:rFonts w:hint="eastAsia" w:ascii="Times New Roman" w:hAnsi="Times New Roman" w:eastAsia="Times New Roman" w:cs="Times New Roman"/>
+              </w:rPr>
+              <w:t>（</w:t>
+            </w:r>
+            <w:r>
+              <w:rPr>
+                <w:rFonts w:hint="eastAsia" w:ascii="Times New Roman" w:hAnsi="Times New Roman" w:eastAsia="FangSong" w:cs="Times New Roman"/>
+              </w:rPr>
+              <w:t>迁移数</w:t>
+            </w:r>
+            <w:r>
+              <w:rPr>
+                <w:rFonts w:ascii="Times New Roman" w:hAnsi="Times New Roman" w:eastAsia="Times New Roman" w:cs="Times New Roman"/>
+              </w:rPr>
+              <w:t xml:space="preserve"> 3, 7, </w:t>
+            </w:r>
+            <w:r>
+              <w:rPr>
+                <w:rFonts w:hint="eastAsia" w:ascii="Times New Roman" w:hAnsi="Times New Roman" w:eastAsia="Times New Roman" w:cs="Times New Roman"/>
+              </w:rPr>
+              <w:t xml:space="preserve">11…）</w:t>
             </w:r>
           </w:p>
         </w:tc>
@@ -12305,14 +12515,15 @@
     <w:tbl>
       <w:tblPr>
         <w:tblStyle w:val="Table"/>
-        <w:tblW w:type="auto" w:w="0"/>
+        <w:tblW w:type="pct" w:w="5000"/>
+        <w:tblLayout w:type="fixed"/>
         <w:tblLook w:firstRow="1" w:lastRow="0" w:firstColumn="0" w:lastColumn="0" w:noHBand="0" w:noVBand="0" w:val="0020"/>
       </w:tblPr>
       <w:tblGrid>
-        <w:gridCol w:w="1980"/>
-        <w:gridCol w:w="1980"/>
-        <w:gridCol w:w="1980"/>
-        <w:gridCol w:w="1980"/>
+        <w:gridCol w:w="1863"/>
+        <w:gridCol w:w="1863"/>
+        <w:gridCol w:w="2329"/>
+        <w:gridCol w:w="1863"/>
       </w:tblGrid>
       <w:tr>
         <w:trPr>
@@ -12873,9 +13084,15 @@
             </w:pPr>
             <w:r>
               <w:rPr>
-                <w:rFonts w:hint="eastAsia" w:ascii="Times New Roman" w:hAnsi="Times New Roman" w:eastAsia="FangSong" w:cs="Times New Roman"/>
-              </w:rPr>
-              <w:t xml:space="preserve">允许</w:t>
+                <w:rFonts w:ascii="Times New Roman" w:hAnsi="Times New Roman" w:eastAsia="Times New Roman" w:cs="Times New Roman"/>
+              </w:rPr>
+              <w:t xml:space="preserve">✗ </w:t>
+            </w:r>
+            <w:r>
+              <w:rPr>
+                <w:rFonts w:hint="eastAsia" w:ascii="Times New Roman" w:hAnsi="Times New Roman" w:eastAsia="FangSong" w:cs="Times New Roman"/>
+              </w:rPr>
+              <w:t xml:space="preserve">禁阻</w:t>
             </w:r>
           </w:p>
         </w:tc>
@@ -12890,7 +13107,43 @@
               <w:rPr>
                 <w:rFonts w:hint="eastAsia" w:ascii="Times New Roman" w:hAnsi="Times New Roman" w:eastAsia="FangSong" w:cs="Times New Roman"/>
               </w:rPr>
-              <w:t xml:space="preserve">六电子过程</w:t>
+              <w:t>六电子同面过程</w:t>
+            </w:r>
+            <w:r>
+              <w:rPr>
+                <w:rFonts w:hint="eastAsia" w:ascii="Times New Roman" w:hAnsi="Times New Roman" w:eastAsia="Times New Roman" w:cs="Times New Roman"/>
+              </w:rPr>
+              <w:t>：</w:t>
+            </w:r>
+            <w:r>
+              <w:rPr>
+                <w:rFonts w:hint="eastAsia" w:ascii="Times New Roman" w:hAnsi="Times New Roman" w:eastAsia="FangSong" w:cs="Times New Roman"/>
+              </w:rPr>
+              <w:t>热允许</w:t>
+            </w:r>
+            <w:r>
+              <w:rPr>
+                <w:rFonts w:hint="eastAsia" w:ascii="Times New Roman" w:hAnsi="Times New Roman" w:eastAsia="Times New Roman" w:cs="Times New Roman"/>
+              </w:rPr>
+              <w:t>；</w:t>
+            </w:r>
+            <w:r>
+              <w:rPr>
+                <w:rFonts w:hint="eastAsia" w:ascii="Times New Roman" w:hAnsi="Times New Roman" w:eastAsia="FangSong" w:cs="Times New Roman"/>
+              </w:rPr>
+              <w:t>光化学下</w:t>
+            </w:r>
+            <w:r>
+              <w:rPr>
+                <w:rFonts w:ascii="Times New Roman" w:hAnsi="Times New Roman" w:eastAsia="Times New Roman" w:cs="Times New Roman"/>
+              </w:rPr>
+              <w:t xml:space="preserve"> 4n+2 </w:t>
+            </w:r>
+            <w:r>
+              <w:rPr>
+                <w:rFonts w:hint="eastAsia" w:ascii="Times New Roman" w:hAnsi="Times New Roman" w:eastAsia="FangSong" w:cs="Times New Roman"/>
+              </w:rPr>
+              <w:t xml:space="preserve">同面过程对称性不匹配</w:t>
             </w:r>
           </w:p>
         </w:tc>
@@ -15124,7 +15377,7 @@
         <w:rPr>
           <w:rFonts w:hint="eastAsia" w:ascii="Times New Roman" w:hAnsi="Times New Roman" w:eastAsia="FangSong" w:cs="Times New Roman"/>
         </w:rPr>
-        <w:t>关环方式是旋光还是对旋</w:t>
+        <w:t>关环方式是顺旋还是对旋</w:t>
       </w:r>
       <w:r>
         <w:rPr>
@@ -17173,7 +17426,143 @@
         <w:rPr>
           <w:rFonts w:hint="eastAsia" w:ascii="Times New Roman" w:hAnsi="Times New Roman" w:eastAsia="FangSong" w:cs="Times New Roman"/>
         </w:rPr>
-        <w:t>但需注意三烯的构象可能影响反应</w:t>
+        <w:t>二烯单元为环内双键</w:t>
+      </w:r>
+      <w:r>
+        <w:rPr>
+          <w:rFonts w:hint="eastAsia" w:ascii="Times New Roman" w:hAnsi="Times New Roman" w:eastAsia="Times New Roman" w:cs="Times New Roman"/>
+        </w:rPr>
+        <w:t>，</w:t>
+      </w:r>
+      <w:r>
+        <w:rPr>
+          <w:rFonts w:hint="eastAsia" w:ascii="Times New Roman" w:hAnsi="Times New Roman" w:eastAsia="FangSong" w:cs="Times New Roman"/>
+        </w:rPr>
+        <w:t>固定在</w:t>
+      </w:r>
+      <w:r>
+        <w:rPr>
+          <w:rFonts w:ascii="Times New Roman" w:hAnsi="Times New Roman" w:eastAsia="Times New Roman" w:cs="Times New Roman"/>
+        </w:rPr>
+        <w:t xml:space="preserve"> </w:t>
+      </w:r>
+      <w:r>
+        <w:rPr>
+          <w:rFonts w:hint="eastAsia" w:ascii="Times New Roman" w:hAnsi="Times New Roman" w:eastAsia="Times New Roman" w:cs="Times New Roman"/>
+        </w:rPr>
+        <w:t>s-cis；</w:t>
+      </w:r>
+      <w:r>
+        <w:rPr>
+          <w:rFonts w:hint="eastAsia" w:ascii="Times New Roman" w:hAnsi="Times New Roman" w:eastAsia="FangSong" w:cs="Times New Roman"/>
+        </w:rPr>
+        <w:t>但七元环不能共平面且与</w:t>
+      </w:r>
+      <w:r>
+        <w:rPr>
+          <w:rFonts w:ascii="Times New Roman" w:hAnsi="Times New Roman" w:eastAsia="Times New Roman" w:cs="Times New Roman"/>
+        </w:rPr>
+        <w:t xml:space="preserve"> norcaradiene </w:t>
+      </w:r>
+      <w:r>
+        <w:rPr>
+          <w:rFonts w:hint="eastAsia" w:ascii="Times New Roman" w:hAnsi="Times New Roman" w:eastAsia="FangSong" w:cs="Times New Roman"/>
+        </w:rPr>
+        <w:t>平衡</w:t>
+      </w:r>
+      <w:r>
+        <w:rPr>
+          <w:rFonts w:hint="eastAsia" w:ascii="Times New Roman" w:hAnsi="Times New Roman" w:eastAsia="Times New Roman" w:cs="Times New Roman"/>
+        </w:rPr>
+        <w:t>，</w:t>
+      </w:r>
+      <w:r>
+        <w:rPr>
+          <w:rFonts w:hint="eastAsia" w:ascii="Times New Roman" w:hAnsi="Times New Roman" w:eastAsia="FangSong" w:cs="Times New Roman"/>
+        </w:rPr>
+        <w:t>实际反应性偏低</w:t>
+      </w:r>
+      <w:r>
+        <w:rPr>
+          <w:rFonts w:hint="eastAsia" w:ascii="Times New Roman" w:hAnsi="Times New Roman" w:eastAsia="Times New Roman" w:cs="Times New Roman"/>
+        </w:rPr>
+        <w:t>。</w:t>
+      </w:r>
+      <w:r>
+        <w:rPr>
+          <w:rFonts w:hint="eastAsia" w:ascii="Times New Roman" w:hAnsi="Times New Roman" w:eastAsia="FangSong" w:cs="Times New Roman"/>
+        </w:rPr>
+        <w:t>注意此处是作为</w:t>
+      </w:r>
+      <w:r>
+        <w:rPr>
+          <w:rFonts w:hint="eastAsia" w:ascii="Times New Roman" w:hAnsi="Times New Roman" w:eastAsia="FangSong" w:cs="Times New Roman"/>
+          <w:b/>
+          <w:bCs/>
+        </w:rPr>
+        <w:t xml:space="preserve">二烯</w:t>
+      </w:r>
+      <w:r>
+        <w:rPr>
+          <w:rFonts w:hint="eastAsia" w:ascii="Times New Roman" w:hAnsi="Times New Roman" w:eastAsia="FangSong" w:cs="Times New Roman"/>
+        </w:rPr>
+        <w:t xml:space="preserve">参与</w:t>
+      </w:r>
+      <w:r>
+        <w:rPr>
+          <w:rFonts w:ascii="Times New Roman" w:hAnsi="Times New Roman" w:eastAsia="Times New Roman" w:cs="Times New Roman"/>
+        </w:rPr>
+        <w:t xml:space="preserve"> </w:t>
+      </w:r>
+      <w:r>
+        <w:rPr>
+          <w:rFonts w:hint="eastAsia" w:ascii="Times New Roman" w:hAnsi="Times New Roman" w:eastAsia="Times New Roman" w:cs="Times New Roman"/>
+        </w:rPr>
+        <w:t>D-A，</w:t>
+      </w:r>
+      <w:r>
+        <w:rPr>
+          <w:rFonts w:hint="eastAsia" w:ascii="Times New Roman" w:hAnsi="Times New Roman" w:eastAsia="FangSong" w:cs="Times New Roman"/>
+        </w:rPr>
+        <w:t>与第</w:t>
+      </w:r>
+      <w:r>
+        <w:rPr>
+          <w:rFonts w:ascii="Times New Roman" w:hAnsi="Times New Roman" w:eastAsia="Times New Roman" w:cs="Times New Roman"/>
+        </w:rPr>
+        <w:t xml:space="preserve"> 14 </w:t>
+      </w:r>
+      <w:r>
+        <w:rPr>
+          <w:rFonts w:hint="eastAsia" w:ascii="Times New Roman" w:hAnsi="Times New Roman" w:eastAsia="FangSong" w:cs="Times New Roman"/>
+        </w:rPr>
+        <w:t xml:space="preserve">题的</w:t>
+      </w:r>
+      <w:r>
+        <w:rPr>
+          <w:rFonts w:hint="eastAsia" w:ascii="Times New Roman" w:hAnsi="Times New Roman" w:eastAsia="FangSong" w:cs="Times New Roman"/>
+          <w:b/>
+          <w:bCs/>
+        </w:rPr>
+        <w:t xml:space="preserve">电环化关环</w:t>
+      </w:r>
+      <w:r>
+        <w:rPr>
+          <w:rFonts w:hint="eastAsia" w:ascii="Times New Roman" w:hAnsi="Times New Roman" w:eastAsia="FangSong" w:cs="Times New Roman"/>
+        </w:rPr>
+        <w:t>是两个不同反应</w:t>
+      </w:r>
+      <w:r>
+        <w:rPr>
+          <w:rFonts w:hint="eastAsia" w:ascii="Times New Roman" w:hAnsi="Times New Roman" w:eastAsia="Times New Roman" w:cs="Times New Roman"/>
+        </w:rPr>
+        <w:t>，</w:t>
+      </w:r>
+      <w:r>
+        <w:rPr>
+          <w:rFonts w:hint="eastAsia" w:ascii="Times New Roman" w:hAnsi="Times New Roman" w:eastAsia="FangSong" w:cs="Times New Roman"/>
+        </w:rPr>
+        <w:t>结论不冲突</w:t>
       </w:r>
       <w:r>
         <w:rPr>
@@ -21189,7 +21578,39 @@
         <w:rPr>
           <w:rFonts w:hint="eastAsia" w:ascii="Times New Roman" w:hAnsi="Times New Roman" w:eastAsia="FangSong" w:cs="Times New Roman"/>
         </w:rPr>
-        <w:t xml:space="preserve">光照开环</w:t>
+        <w:t>光照开环</w:t>
+      </w:r>
+      <w:r>
+        <w:rPr>
+          <w:rFonts w:hint="eastAsia" w:ascii="Times New Roman" w:hAnsi="Times New Roman" w:eastAsia="Times New Roman" w:cs="Times New Roman"/>
+        </w:rPr>
+        <w:t>：6π</w:t>
+      </w:r>
+      <w:r>
+        <w:rPr>
+          <w:rFonts w:ascii="Times New Roman" w:hAnsi="Times New Roman" w:eastAsia="Times New Roman" w:cs="Times New Roman"/>
+        </w:rPr>
+        <w:t xml:space="preserve"> = 4n+2 </w:t>
+      </w:r>
+      <w:r>
+        <w:rPr>
+          <w:rFonts w:hint="eastAsia" w:ascii="Times New Roman" w:hAnsi="Times New Roman" w:eastAsia="FangSong" w:cs="Times New Roman"/>
+        </w:rPr>
+        <w:t xml:space="preserve">的光化学过程为</w:t>
+      </w:r>
+      <w:r>
+        <w:rPr>
+          <w:rFonts w:hint="eastAsia" w:ascii="Times New Roman" w:hAnsi="Times New Roman" w:eastAsia="FangSong" w:cs="Times New Roman"/>
+          <w:b/>
+          <w:bCs/>
+        </w:rPr>
+        <w:t xml:space="preserve">顺旋</w:t>
+      </w:r>
+      <w:r>
+        <w:rPr>
+          <w:rFonts w:hint="eastAsia" w:ascii="Times New Roman" w:hAnsi="Times New Roman" w:eastAsia="FangSong" w:cs="Times New Roman"/>
+        </w:rPr>
+        <w:t xml:space="preserve">开环</w:t>
       </w:r>
       <w:r>
         <w:rPr>
@@ -21201,33 +21622,7 @@
         <w:rPr>
           <w:rFonts w:hint="eastAsia" w:ascii="Times New Roman" w:hAnsi="Times New Roman" w:eastAsia="FangSong" w:cs="Times New Roman"/>
         </w:rPr>
-        <w:t xml:space="preserve">环庚三烯开环为</w:t>
-      </w:r>
-      <w:r>
-        <w:rPr>
-          <w:rFonts w:hint="eastAsia" w:ascii="Times New Roman" w:hAnsi="Times New Roman" w:eastAsia="FangSong" w:cs="Times New Roman"/>
-          <w:b/>
-          <w:bCs/>
-        </w:rPr>
-        <w:t xml:space="preserve">庚三烯</w:t>
-      </w:r>
-      <w:r>
-        <w:rPr>
-          <w:rFonts w:hint="eastAsia" w:ascii="Times New Roman" w:hAnsi="Times New Roman" w:eastAsia="Times New Roman" w:cs="Times New Roman"/>
-        </w:rPr>
-        <w:t>（</w:t>
-      </w:r>
-      <w:r>
-        <w:rPr>
-          <w:rFonts w:hint="eastAsia" w:ascii="Times New Roman" w:hAnsi="Times New Roman" w:eastAsia="FangSong" w:cs="Times New Roman"/>
-        </w:rPr>
-        <w:t>开链三烯</w:t>
-      </w:r>
-      <w:r>
-        <w:rPr>
-          <w:rFonts w:hint="eastAsia" w:ascii="Times New Roman" w:hAnsi="Times New Roman" w:eastAsia="Times New Roman" w:cs="Times New Roman"/>
-        </w:rPr>
-        <w:t>）→</w:t>
+        <w:t xml:space="preserve">得开链</w:t>
       </w:r>
       <w:r>
         <w:rPr>
@@ -21237,6 +21632,24 @@
       </w:r>
       <w:r>
         <w:rPr>
+          <w:rFonts w:hint="eastAsia" w:ascii="Times New Roman" w:hAnsi="Times New Roman" w:eastAsia="Times New Roman" w:cs="Times New Roman"/>
+        </w:rPr>
+        <w:t>1,3,5-</w:t>
+      </w:r>
+      <w:r>
+        <w:rPr>
+          <w:rFonts w:hint="eastAsia" w:ascii="Times New Roman" w:hAnsi="Times New Roman" w:eastAsia="FangSong" w:cs="Times New Roman"/>
+        </w:rPr>
+        <w:t>庚三烯</w:t>
+      </w:r>
+      <w:r>
+        <w:rPr>
+          <w:rFonts w:hint="eastAsia" w:ascii="Times New Roman" w:hAnsi="Times New Roman" w:eastAsia="Times New Roman" w:cs="Times New Roman"/>
+        </w:rPr>
+        <w:t>；</w:t>
+      </w:r>
+      <w:r>
+        <w:rPr>
           <w:rFonts w:hint="eastAsia" w:ascii="Times New Roman" w:hAnsi="Times New Roman" w:eastAsia="FangSong" w:cs="Times New Roman"/>
         </w:rPr>
         <w:t>再加热关环</w:t>
@@ -21251,31 +21664,39 @@
         <w:rPr>
           <w:rFonts w:hint="eastAsia" w:ascii="Times New Roman" w:hAnsi="Times New Roman" w:eastAsia="FangSong" w:cs="Times New Roman"/>
         </w:rPr>
-        <w:t>庚三烯有</w:t>
-      </w:r>
-      <w:r>
-        <w:rPr>
-          <w:rFonts w:ascii="Times New Roman" w:hAnsi="Times New Roman" w:eastAsia="Times New Roman" w:cs="Times New Roman"/>
-        </w:rPr>
-        <w:t xml:space="preserve"> 6π = </w:t>
-      </w:r>
-      <w:r>
-        <w:rPr>
-          <w:rFonts w:hint="eastAsia" w:ascii="Times New Roman" w:hAnsi="Times New Roman" w:eastAsia="Times New Roman" w:cs="Times New Roman"/>
-        </w:rPr>
-        <w:t>4n+2，</w:t>
-      </w:r>
-      <w:r>
-        <w:rPr>
-          <w:rFonts w:hint="eastAsia" w:ascii="Times New Roman" w:hAnsi="Times New Roman" w:eastAsia="FangSong" w:cs="Times New Roman"/>
-        </w:rPr>
-        <w:t>热对旋关环</w:t>
-      </w:r>
-      <w:r>
-        <w:rPr>
-          <w:rFonts w:ascii="Times New Roman" w:hAnsi="Times New Roman" w:eastAsia="Times New Roman" w:cs="Times New Roman"/>
-        </w:rPr>
-        <w:t xml:space="preserve"> → </w:t>
+        <w:t>热化学</w:t>
+      </w:r>
+      <w:r>
+        <w:rPr>
+          <w:rFonts w:ascii="Times New Roman" w:hAnsi="Times New Roman" w:eastAsia="Times New Roman" w:cs="Times New Roman"/>
+        </w:rPr>
+        <w:t xml:space="preserve"> 4n+2 </w:t>
+      </w:r>
+      <w:r>
+        <w:rPr>
+          <w:rFonts w:hint="eastAsia" w:ascii="Times New Roman" w:hAnsi="Times New Roman" w:eastAsia="FangSong" w:cs="Times New Roman"/>
+        </w:rPr>
+        <w:t xml:space="preserve">为</w:t>
+      </w:r>
+      <w:r>
+        <w:rPr>
+          <w:rFonts w:hint="eastAsia" w:ascii="Times New Roman" w:hAnsi="Times New Roman" w:eastAsia="FangSong" w:cs="Times New Roman"/>
+          <w:b/>
+          <w:bCs/>
+        </w:rPr>
+        <w:t xml:space="preserve">对旋</w:t>
+      </w:r>
+      <w:r>
+        <w:rPr>
+          <w:rFonts w:ascii="Times New Roman" w:hAnsi="Times New Roman" w:eastAsia="Times New Roman" w:cs="Times New Roman"/>
+        </w:rPr>
+        <w:t xml:space="preserve"> </w:t>
+      </w:r>
+      <w:r>
+        <w:rPr>
+          <w:rFonts w:ascii="Times New Roman" w:hAnsi="Times New Roman" w:eastAsia="Times New Roman" w:cs="Times New Roman"/>
+        </w:rPr>
+        <w:t xml:space="preserve">→ </w:t>
       </w:r>
       <w:r>
         <w:rPr>
@@ -21293,131 +21714,79 @@
         <w:rPr>
           <w:rFonts w:hint="eastAsia" w:ascii="Times New Roman" w:hAnsi="Times New Roman" w:eastAsia="FangSong" w:cs="Times New Roman"/>
         </w:rPr>
-        <w:t>最终产物取决于具体结构</w:t>
+        <w:t>两步旋转方式相反</w:t>
+      </w:r>
+      <w:r>
+        <w:rPr>
+          <w:rFonts w:hint="eastAsia" w:ascii="Times New Roman" w:hAnsi="Times New Roman" w:eastAsia="Times New Roman" w:cs="Times New Roman"/>
+        </w:rPr>
+        <w:t>，</w:t>
+      </w:r>
+      <w:r>
+        <w:rPr>
+          <w:rFonts w:hint="eastAsia" w:ascii="Times New Roman" w:hAnsi="Times New Roman" w:eastAsia="FangSong" w:cs="Times New Roman"/>
+        </w:rPr>
+        <w:t>是</w:t>
+      </w:r>
+      <w:r>
+        <w:rPr>
+          <w:rFonts w:ascii="Times New Roman" w:hAnsi="Times New Roman" w:eastAsia="Times New Roman" w:cs="Times New Roman"/>
+        </w:rPr>
+        <w:t xml:space="preserve"> WH </w:t>
+      </w:r>
+      <w:r>
+        <w:rPr>
+          <w:rFonts w:hint="eastAsia" w:ascii="Times New Roman" w:hAnsi="Times New Roman" w:eastAsia="FangSong" w:cs="Times New Roman"/>
+        </w:rPr>
+        <w:t xml:space="preserve">规则</w:t>
+      </w:r>
+      <w:r>
+        <w:rPr>
+          <w:rFonts w:hint="eastAsia" w:ascii="Times New Roman" w:hAnsi="Times New Roman" w:eastAsia="FangSong" w:cs="Times New Roman"/>
+          <w:b/>
+          <w:bCs/>
+        </w:rPr>
+        <w:t>热</w:t>
+      </w:r>
+      <w:r>
+        <w:rPr>
+          <w:rFonts w:hint="eastAsia" w:ascii="Times New Roman" w:hAnsi="Times New Roman" w:eastAsia="Times New Roman" w:cs="Times New Roman"/>
+          <w:b/>
+          <w:bCs/>
+        </w:rPr>
+        <w:t>/</w:t>
+      </w:r>
+      <w:r>
+        <w:rPr>
+          <w:rFonts w:hint="eastAsia" w:ascii="Times New Roman" w:hAnsi="Times New Roman" w:eastAsia="FangSong" w:cs="Times New Roman"/>
+          <w:b/>
+          <w:bCs/>
+        </w:rPr>
+        <w:t>光交替应用</w:t>
+      </w:r>
+      <w:r>
+        <w:rPr>
+          <w:rFonts w:hint="eastAsia" w:ascii="Times New Roman" w:hAnsi="Times New Roman" w:eastAsia="FangSong" w:cs="Times New Roman"/>
+        </w:rPr>
+        <w:t>的典型考点</w:t>
+      </w:r>
+      <w:r>
+        <w:rPr>
+          <w:rFonts w:hint="eastAsia" w:ascii="Times New Roman" w:hAnsi="Times New Roman" w:eastAsia="Times New Roman" w:cs="Times New Roman"/>
+        </w:rPr>
+        <w:t>；</w:t>
+      </w:r>
+      <w:r>
+        <w:rPr>
+          <w:rFonts w:hint="eastAsia" w:ascii="Times New Roman" w:hAnsi="Times New Roman" w:eastAsia="FangSong" w:cs="Times New Roman"/>
+        </w:rPr>
+        <w:t>最终构型取决于开环所得庚三烯的双键几何</w:t>
       </w:r>
       <w:r>
         <w:rPr>
           <w:rFonts w:hint="eastAsia" w:ascii="Times New Roman" w:hAnsi="Times New Roman" w:eastAsia="Times New Roman" w:cs="Times New Roman"/>
         </w:rPr>
         <w:t>。</w:t>
-      </w:r>
-      <w:r>
-        <w:rPr>
-          <w:rFonts w:hint="eastAsia" w:ascii="Times New Roman" w:hAnsi="Times New Roman" w:eastAsia="FangSong" w:cs="Times New Roman"/>
-        </w:rPr>
-        <w:t>如果光照使环庚三烯开环为</w:t>
-      </w:r>
-      <w:r>
-        <w:rPr>
-          <w:rFonts w:ascii="Times New Roman" w:hAnsi="Times New Roman" w:eastAsia="Times New Roman" w:cs="Times New Roman"/>
-        </w:rPr>
-        <w:t xml:space="preserve"> </w:t>
-      </w:r>
-      <w:r>
-        <w:rPr>
-          <w:rFonts w:hint="eastAsia" w:ascii="Times New Roman" w:hAnsi="Times New Roman" w:eastAsia="Times New Roman" w:cs="Times New Roman"/>
-        </w:rPr>
-        <w:t>(Z,E,E)-1,3,5-</w:t>
-      </w:r>
-      <w:r>
-        <w:rPr>
-          <w:rFonts w:hint="eastAsia" w:ascii="Times New Roman" w:hAnsi="Times New Roman" w:eastAsia="FangSong" w:cs="Times New Roman"/>
-        </w:rPr>
-        <w:t>庚三烯</w:t>
-      </w:r>
-      <w:r>
-        <w:rPr>
-          <w:rFonts w:hint="eastAsia" w:ascii="Times New Roman" w:hAnsi="Times New Roman" w:eastAsia="Times New Roman" w:cs="Times New Roman"/>
-        </w:rPr>
-        <w:t>，</w:t>
-      </w:r>
-      <w:r>
-        <w:rPr>
-          <w:rFonts w:hint="eastAsia" w:ascii="Times New Roman" w:hAnsi="Times New Roman" w:eastAsia="FangSong" w:cs="Times New Roman"/>
-        </w:rPr>
-        <w:t>再加热对旋关环</w:t>
-      </w:r>
-      <w:r>
-        <w:rPr>
-          <w:rFonts w:ascii="Times New Roman" w:hAnsi="Times New Roman" w:eastAsia="Times New Roman" w:cs="Times New Roman"/>
-        </w:rPr>
-        <w:t xml:space="preserve"> → </w:t>
-      </w:r>
-      <w:r>
-        <w:rPr>
-          <w:rFonts w:hint="eastAsia" w:ascii="Times New Roman" w:hAnsi="Times New Roman" w:eastAsia="FangSong" w:cs="Times New Roman"/>
-        </w:rPr>
-        <w:t>可能得到不同的环化产物</w:t>
-      </w:r>
-      <w:r>
-        <w:rPr>
-          <w:rFonts w:hint="eastAsia" w:ascii="Times New Roman" w:hAnsi="Times New Roman" w:eastAsia="Times New Roman" w:cs="Times New Roman"/>
-        </w:rPr>
-        <w:t>。</w:t>
-      </w:r>
-      <w:r>
-        <w:rPr>
-          <w:rFonts w:hint="eastAsia" w:ascii="Times New Roman" w:hAnsi="Times New Roman" w:eastAsia="FangSong" w:cs="Times New Roman"/>
-        </w:rPr>
-        <w:t>此题关键</w:t>
-      </w:r>
-      <w:r>
-        <w:rPr>
-          <w:rFonts w:hint="eastAsia" w:ascii="Times New Roman" w:hAnsi="Times New Roman" w:eastAsia="Times New Roman" w:cs="Times New Roman"/>
-        </w:rPr>
-        <w:t>：</w:t>
-      </w:r>
-      <w:r>
-        <w:rPr>
-          <w:rFonts w:hint="eastAsia" w:ascii="Times New Roman" w:hAnsi="Times New Roman" w:eastAsia="FangSong" w:cs="Times New Roman"/>
-        </w:rPr>
-        <w:t>光开环</w:t>
-      </w:r>
-      <w:r>
-        <w:rPr>
-          <w:rFonts w:ascii="Times New Roman" w:hAnsi="Times New Roman" w:eastAsia="Times New Roman" w:cs="Times New Roman"/>
-        </w:rPr>
-        <w:t xml:space="preserve"> + </w:t>
-      </w:r>
-      <w:r>
-        <w:rPr>
-          <w:rFonts w:hint="eastAsia" w:ascii="Times New Roman" w:hAnsi="Times New Roman" w:eastAsia="FangSong" w:cs="Times New Roman"/>
-        </w:rPr>
-        <w:t xml:space="preserve">热关环</w:t>
-      </w:r>
-      <w:r>
-        <w:rPr>
-          <w:rFonts w:ascii="Times New Roman" w:hAnsi="Times New Roman" w:eastAsia="Times New Roman" w:cs="Times New Roman"/>
-        </w:rPr>
-        <w:t xml:space="preserve"> =</w:t>
-      </w:r>
-      <w:r>
-        <w:rPr>
-          <w:rFonts w:ascii="Times New Roman" w:hAnsi="Times New Roman" w:eastAsia="Times New Roman" w:cs="Times New Roman"/>
-        </w:rPr>
-        <w:t xml:space="preserve"> </w:t>
-      </w:r>
-      <w:r>
-        <w:rPr>
-          <w:rFonts w:ascii="Times New Roman" w:hAnsi="Times New Roman" w:eastAsia="Times New Roman" w:cs="Times New Roman"/>
-          <w:b/>
-          <w:bCs/>
-        </w:rPr>
-        <w:t xml:space="preserve">Woodward-Hoffmann </w:t>
-      </w:r>
-      <w:r>
-        <w:rPr>
-          <w:rFonts w:hint="eastAsia" w:ascii="Times New Roman" w:hAnsi="Times New Roman" w:eastAsia="FangSong" w:cs="Times New Roman"/>
-          <w:b/>
-          <w:bCs/>
-        </w:rPr>
-        <w:t xml:space="preserve">规则的交替应用</w:t>
-      </w:r>
-      <w:r>
-        <w:rPr>
-          <w:rFonts w:ascii="Times New Roman" w:hAnsi="Times New Roman" w:eastAsia="Times New Roman" w:cs="Times New Roman"/>
-        </w:rPr>
-        <w:t xml:space="preserve">。</w:t>
       </w:r>
     </w:p>
     <w:p>

--- a/06-学生侧材料/讲义/6-有机化学/周环反应.docx
+++ b/06-学生侧材料/讲义/6-有机化学/周环反应.docx
@@ -1260,7 +1260,7 @@
           <w:iCs/>
           <w:sz w:val="21"/>
         </w:rPr>
-        <w:t xml:space="preserve"> 4π </w:t>
+        <w:t xml:space="preserve"> 1π </w:t>
       </w:r>
       <w:r>
         <w:rPr>

--- a/06-学生侧材料/讲义/6-有机化学/周环反应.docx
+++ b/06-学生侧材料/讲义/6-有机化学/周环反应.docx
@@ -1260,7 +1260,7 @@
           <w:iCs/>
           <w:sz w:val="21"/>
         </w:rPr>
-        <w:t xml:space="preserve"> 1π </w:t>
+        <w:t xml:space="preserve"> 4π </w:t>
       </w:r>
       <w:r>
         <w:rPr>

--- a/06-学生侧材料/讲义/6-有机化学/周环反应.docx
+++ b/06-学生侧材料/讲义/6-有机化学/周环反应.docx
@@ -18,222 +18,6 @@
     </w:p>
     <w:p>
       <w:pPr>
-        <w:pStyle w:val="BlockText"/>
-      </w:pPr>
-      <w:r>
-        <w:rPr>
-          <w:rFonts w:hint="eastAsia" w:ascii="Times New Roman" w:hAnsi="Times New Roman" w:eastAsia="FangSong" w:cs="Times New Roman"/>
-          <w:b/>
-          <w:bCs/>
-        </w:rPr>
-        <w:t xml:space="preserve">源素材</w:t>
-      </w:r>
-      <w:r>
-        <w:rPr>
-          <w:rFonts w:hint="eastAsia" w:ascii="Times New Roman" w:hAnsi="Times New Roman" w:eastAsia="Times New Roman" w:cs="Times New Roman"/>
-        </w:rPr>
-        <w:t xml:space="preserve">：ABOC</w:t>
-      </w:r>
-      <w:r>
-        <w:rPr>
-          <w:rFonts w:ascii="Times New Roman" w:hAnsi="Times New Roman" w:eastAsia="Times New Roman" w:cs="Times New Roman"/>
-        </w:rPr>
-        <w:t xml:space="preserve"> </w:t>
-      </w:r>
-      <w:r>
-        <w:rPr>
-          <w:rFonts w:hint="eastAsia" w:ascii="Times New Roman" w:hAnsi="Times New Roman" w:eastAsia="Times New Roman" w:cs="Times New Roman"/>
-        </w:rPr>
-        <w:t>Ch7（</w:t>
-      </w:r>
-      <w:r>
-        <w:rPr>
-          <w:rFonts w:hint="eastAsia" w:ascii="Times New Roman" w:hAnsi="Times New Roman" w:eastAsia="FangSong" w:cs="Times New Roman"/>
-        </w:rPr>
-        <w:t>周环反应</w:t>
-      </w:r>
-      <w:r>
-        <w:rPr>
-          <w:rFonts w:hint="eastAsia" w:ascii="Times New Roman" w:hAnsi="Times New Roman" w:eastAsia="Times New Roman" w:cs="Times New Roman"/>
-        </w:rPr>
-        <w:t>）+</w:t>
-      </w:r>
-      <w:r>
-        <w:rPr>
-          <w:rFonts w:ascii="Times New Roman" w:hAnsi="Times New Roman" w:eastAsia="Times New Roman" w:cs="Times New Roman"/>
-        </w:rPr>
-        <w:t xml:space="preserve"> Clayden </w:t>
-      </w:r>
-      <w:r>
-        <w:rPr>
-          <w:rFonts w:hint="eastAsia" w:ascii="Times New Roman" w:hAnsi="Times New Roman" w:eastAsia="Times New Roman" w:cs="Times New Roman"/>
-        </w:rPr>
-        <w:t>Ch34（</w:t>
-      </w:r>
-      <w:r>
-        <w:rPr>
-          <w:rFonts w:hint="eastAsia" w:ascii="Times New Roman" w:hAnsi="Times New Roman" w:eastAsia="FangSong" w:cs="Times New Roman"/>
-        </w:rPr>
-        <w:t>环加成</w:t>
-      </w:r>
-      <w:r>
-        <w:rPr>
-          <w:rFonts w:hint="eastAsia" w:ascii="Times New Roman" w:hAnsi="Times New Roman" w:eastAsia="Times New Roman" w:cs="Times New Roman"/>
-        </w:rPr>
-        <w:t>）+</w:t>
-      </w:r>
-      <w:r>
-        <w:rPr>
-          <w:rFonts w:ascii="Times New Roman" w:hAnsi="Times New Roman" w:eastAsia="Times New Roman" w:cs="Times New Roman"/>
-        </w:rPr>
-        <w:t xml:space="preserve"> Clayden </w:t>
-      </w:r>
-      <w:r>
-        <w:rPr>
-          <w:rFonts w:hint="eastAsia" w:ascii="Times New Roman" w:hAnsi="Times New Roman" w:eastAsia="Times New Roman" w:cs="Times New Roman"/>
-        </w:rPr>
-        <w:t>Ch35（σ</w:t>
-      </w:r>
-      <w:r>
-        <w:rPr>
-          <w:rFonts w:hint="eastAsia" w:ascii="Times New Roman" w:hAnsi="Times New Roman" w:eastAsia="FangSong" w:cs="Times New Roman"/>
-        </w:rPr>
-        <w:t>重排与电环化</w:t>
-      </w:r>
-      <w:r>
-        <w:rPr>
-          <w:rFonts w:hint="eastAsia" w:ascii="Times New Roman" w:hAnsi="Times New Roman" w:eastAsia="Times New Roman" w:cs="Times New Roman"/>
-        </w:rPr>
-        <w:t>）</w:t>
-      </w:r>
-    </w:p>
-    <w:p>
-      <w:pPr>
-        <w:pStyle w:val="BlockText"/>
-      </w:pPr>
-      <w:r>
-        <w:rPr>
-          <w:rFonts w:hint="eastAsia" w:ascii="Times New Roman" w:hAnsi="Times New Roman" w:eastAsia="FangSong" w:cs="Times New Roman"/>
-        </w:rPr>
-        <w:t>周环反应是有机化学中</w:t>
-      </w:r>
-      <w:r>
-        <w:rPr>
-          <w:rFonts w:hint="eastAsia" w:ascii="Times New Roman" w:hAnsi="Times New Roman" w:eastAsia="Times New Roman" w:cs="Times New Roman"/>
-        </w:rPr>
-        <w:t>”</w:t>
-      </w:r>
-      <w:r>
-        <w:rPr>
-          <w:rFonts w:hint="eastAsia" w:ascii="Times New Roman" w:hAnsi="Times New Roman" w:eastAsia="FangSong" w:cs="Times New Roman"/>
-        </w:rPr>
-        <w:t>最美</w:t>
-      </w:r>
-      <w:r>
-        <w:rPr>
-          <w:rFonts w:hint="eastAsia" w:ascii="Times New Roman" w:hAnsi="Times New Roman" w:eastAsia="Times New Roman" w:cs="Times New Roman"/>
-        </w:rPr>
-        <w:t>”</w:t>
-      </w:r>
-      <w:r>
-        <w:rPr>
-          <w:rFonts w:hint="eastAsia" w:ascii="Times New Roman" w:hAnsi="Times New Roman" w:eastAsia="FangSong" w:cs="Times New Roman"/>
-        </w:rPr>
-        <w:t>的反应类型</w:t>
-      </w:r>
-      <w:r>
-        <w:rPr>
-          <w:rFonts w:hint="eastAsia" w:ascii="Times New Roman" w:hAnsi="Times New Roman" w:eastAsia="Times New Roman" w:cs="Times New Roman"/>
-        </w:rPr>
-        <w:t>——</w:t>
-      </w:r>
-      <w:r>
-        <w:rPr>
-          <w:rFonts w:hint="eastAsia" w:ascii="Times New Roman" w:hAnsi="Times New Roman" w:eastAsia="FangSong" w:cs="Times New Roman"/>
-        </w:rPr>
-        <w:t>没有中间体</w:t>
-      </w:r>
-      <w:r>
-        <w:rPr>
-          <w:rFonts w:hint="eastAsia" w:ascii="Times New Roman" w:hAnsi="Times New Roman" w:eastAsia="Times New Roman" w:cs="Times New Roman"/>
-        </w:rPr>
-        <w:t>、</w:t>
-      </w:r>
-      <w:r>
-        <w:rPr>
-          <w:rFonts w:hint="eastAsia" w:ascii="Times New Roman" w:hAnsi="Times New Roman" w:eastAsia="FangSong" w:cs="Times New Roman"/>
-        </w:rPr>
-        <w:t>没有正负电荷</w:t>
-      </w:r>
-      <w:r>
-        <w:rPr>
-          <w:rFonts w:hint="eastAsia" w:ascii="Times New Roman" w:hAnsi="Times New Roman" w:eastAsia="Times New Roman" w:cs="Times New Roman"/>
-        </w:rPr>
-        <w:t>、</w:t>
-      </w:r>
-      <w:r>
-        <w:rPr>
-          <w:rFonts w:hint="eastAsia" w:ascii="Times New Roman" w:hAnsi="Times New Roman" w:eastAsia="FangSong" w:cs="Times New Roman"/>
-        </w:rPr>
-        <w:t>电子绕环协同移动</w:t>
-      </w:r>
-      <w:r>
-        <w:rPr>
-          <w:rFonts w:hint="eastAsia" w:ascii="Times New Roman" w:hAnsi="Times New Roman" w:eastAsia="Times New Roman" w:cs="Times New Roman"/>
-        </w:rPr>
-        <w:t>。</w:t>
-      </w:r>
-      <w:r>
-        <w:rPr>
-          <w:rFonts w:hint="eastAsia" w:ascii="Times New Roman" w:hAnsi="Times New Roman" w:eastAsia="FangSong" w:cs="Times New Roman"/>
-        </w:rPr>
-        <w:t>理解周环反应的核心不是背产物</w:t>
-      </w:r>
-      <w:r>
-        <w:rPr>
-          <w:rFonts w:hint="eastAsia" w:ascii="Times New Roman" w:hAnsi="Times New Roman" w:eastAsia="Times New Roman" w:cs="Times New Roman"/>
-        </w:rPr>
-        <w:t>，</w:t>
-      </w:r>
-      <w:r>
-        <w:rPr>
-          <w:rFonts w:hint="eastAsia" w:ascii="Times New Roman" w:hAnsi="Times New Roman" w:eastAsia="FangSong" w:cs="Times New Roman"/>
-        </w:rPr>
-        <w:t>而是</w:t>
-      </w:r>
-      <w:r>
-        <w:rPr>
-          <w:rFonts w:hint="eastAsia" w:ascii="Times New Roman" w:hAnsi="Times New Roman" w:eastAsia="FangSong" w:cs="Times New Roman"/>
-          <w:b/>
-          <w:bCs/>
-        </w:rPr>
-        <w:t>绘制前线轨道</w:t>
-      </w:r>
-      <w:r>
-        <w:rPr>
-          <w:rFonts w:hint="eastAsia" w:ascii="Times New Roman" w:hAnsi="Times New Roman" w:eastAsia="Times New Roman" w:cs="Times New Roman"/>
-          <w:b/>
-          <w:bCs/>
-        </w:rPr>
-        <w:t>、</w:t>
-      </w:r>
-      <w:r>
-        <w:rPr>
-          <w:rFonts w:hint="eastAsia" w:ascii="Times New Roman" w:hAnsi="Times New Roman" w:eastAsia="FangSong" w:cs="Times New Roman"/>
-          <w:b/>
-          <w:bCs/>
-        </w:rPr>
-        <w:t>判断对称性匹配</w:t>
-      </w:r>
-      <w:r>
-        <w:rPr>
-          <w:rFonts w:ascii="Times New Roman" w:hAnsi="Times New Roman" w:eastAsia="Times New Roman" w:cs="Times New Roman"/>
-        </w:rPr>
-        <w:t xml:space="preserve">。</w:t>
-      </w:r>
-    </w:p>
-    <w:p>
-      <w:pPr>
         <w:spacing w:before="160" w:after="80"/>
       </w:pPr>
       <w:r>
@@ -259,6 +43,7 @@
       <w:pPr>
         <w:pStyle w:val="BlockText"/>
         <w:spacing w:after="80"/>
+        <w:ind w:firstLine="420"/>
       </w:pPr>
       <w:r>
         <w:rPr>
@@ -291,6 +76,15 @@
         <w:tblW w:type="pct" w:w="5000"/>
         <w:tblLayout w:type="fixed"/>
         <w:tblLook w:firstRow="1" w:lastRow="0" w:firstColumn="0" w:lastColumn="0" w:noHBand="0" w:noVBand="0" w:val="0020"/>
+        <w:jc w:val="center"/>
+        <w:tblBorders>
+          <w:top w:val="single" w:sz="12" w:space="0" w:color="333333"/>
+          <w:bottom w:val="single" w:sz="12" w:space="0" w:color="333333"/>
+          <w:left w:val="none"/>
+          <w:right w:val="none"/>
+          <w:insideH w:val="none"/>
+          <w:insideV w:val="none"/>
+        </w:tblBorders>
       </w:tblPr>
       <w:tblGrid>
         <w:gridCol w:w="3960"/>
@@ -301,7 +95,11 @@
           <w:tblHeader w:val="on"/>
         </w:trPr>
         <w:tc>
-          <w:tcPr/>
+          <w:tcPr>
+            <w:tcBorders>
+              <w:bottom w:val="single" w:sz="6" w:space="0" w:color="333333"/>
+            </w:tcBorders>
+          </w:tcPr>
           <w:p>
             <w:pPr>
               <w:pStyle w:val="Compact"/>
@@ -317,7 +115,11 @@
           </w:p>
         </w:tc>
         <w:tc>
-          <w:tcPr/>
+          <w:tcPr>
+            <w:tcBorders>
+              <w:bottom w:val="single" w:sz="6" w:space="0" w:color="333333"/>
+            </w:tcBorders>
+          </w:tcPr>
           <w:p>
             <w:pPr>
               <w:pStyle w:val="Compact"/>
@@ -879,6 +681,7 @@
       <w:pPr>
         <w:pStyle w:val="FirstParagraph"/>
         <w:spacing w:after="80"/>
+        <w:ind w:firstLine="420"/>
       </w:pPr>
       <w:r>
         <w:rPr>
@@ -938,6 +741,15 @@
         <w:tblStyle w:val="Table"/>
         <w:tblW w:type="auto" w:w="0"/>
         <w:tblLook w:firstRow="1" w:lastRow="0" w:firstColumn="0" w:lastColumn="0" w:noHBand="0" w:noVBand="0" w:val="0020"/>
+        <w:jc w:val="center"/>
+        <w:tblBorders>
+          <w:top w:val="single" w:sz="12" w:space="0" w:color="333333"/>
+          <w:bottom w:val="single" w:sz="12" w:space="0" w:color="333333"/>
+          <w:left w:val="none"/>
+          <w:right w:val="none"/>
+          <w:insideH w:val="none"/>
+          <w:insideV w:val="none"/>
+        </w:tblBorders>
       </w:tblPr>
       <w:tblGrid>
         <w:gridCol w:w="3960"/>
@@ -948,7 +760,11 @@
           <w:tblHeader w:val="on"/>
         </w:trPr>
         <w:tc>
-          <w:tcPr/>
+          <w:tcPr>
+            <w:tcBorders>
+              <w:bottom w:val="single" w:sz="6" w:space="0" w:color="333333"/>
+            </w:tcBorders>
+          </w:tcPr>
           <w:p>
             <w:pPr>
               <w:pStyle w:val="Compact"/>
@@ -964,7 +780,11 @@
           </w:p>
         </w:tc>
         <w:tc>
-          <w:tcPr/>
+          <w:tcPr>
+            <w:tcBorders>
+              <w:bottom w:val="single" w:sz="6" w:space="0" w:color="333333"/>
+            </w:tcBorders>
+          </w:tcPr>
           <w:p>
             <w:pPr>
               <w:pStyle w:val="Compact"/>
@@ -1194,7 +1014,7 @@
         </w:rPr>
         <w:drawing>
           <wp:inline>
-            <wp:extent cx="3600000" cy="2268000"/>
+            <wp:extent cx="2667000" cy="1680210"/>
             <wp:effectExtent b="0" l="0" r="0" t="0"/>
             <wp:docPr descr="Woodward-Hoffmann 相关图——4π 电子体系的光化学电环化反应" title="" id="12" name="Picture"/>
             <a:graphic>
@@ -1215,7 +1035,7 @@
                   <pic:spPr bwMode="auto">
                     <a:xfrm>
                       <a:off x="0" y="0"/>
-                      <a:ext cx="3600000" cy="2268000"/>
+                      <a:ext cx="2667000" cy="1680210"/>
                     </a:xfrm>
                     <a:prstGeom prst="rect">
                       <a:avLst/>
@@ -1439,6 +1259,15 @@
         <w:tblW w:type="pct" w:w="5000"/>
         <w:tblLayout w:type="fixed"/>
         <w:tblLook w:firstRow="1" w:lastRow="0" w:firstColumn="0" w:lastColumn="0" w:noHBand="0" w:noVBand="0" w:val="0020"/>
+        <w:jc w:val="center"/>
+        <w:tblBorders>
+          <w:top w:val="single" w:sz="12" w:space="0" w:color="333333"/>
+          <w:bottom w:val="single" w:sz="12" w:space="0" w:color="333333"/>
+          <w:left w:val="none"/>
+          <w:right w:val="none"/>
+          <w:insideH w:val="none"/>
+          <w:insideV w:val="none"/>
+        </w:tblBorders>
       </w:tblPr>
       <w:tblGrid>
         <w:gridCol w:w="2329"/>
@@ -1451,7 +1280,11 @@
           <w:tblHeader w:val="on"/>
         </w:trPr>
         <w:tc>
-          <w:tcPr/>
+          <w:tcPr>
+            <w:tcBorders>
+              <w:bottom w:val="single" w:sz="6" w:space="0" w:color="333333"/>
+            </w:tcBorders>
+          </w:tcPr>
           <w:p>
             <w:pPr>
               <w:pStyle w:val="Compact"/>
@@ -1467,7 +1300,11 @@
           </w:p>
         </w:tc>
         <w:tc>
-          <w:tcPr/>
+          <w:tcPr>
+            <w:tcBorders>
+              <w:bottom w:val="single" w:sz="6" w:space="0" w:color="333333"/>
+            </w:tcBorders>
+          </w:tcPr>
           <w:p>
             <w:pPr>
               <w:pStyle w:val="Compact"/>
@@ -1490,7 +1327,11 @@
           </w:p>
         </w:tc>
         <w:tc>
-          <w:tcPr/>
+          <w:tcPr>
+            <w:tcBorders>
+              <w:bottom w:val="single" w:sz="6" w:space="0" w:color="333333"/>
+            </w:tcBorders>
+          </w:tcPr>
           <w:p>
             <w:pPr>
               <w:pStyle w:val="Compact"/>
@@ -1506,7 +1347,11 @@
           </w:p>
         </w:tc>
         <w:tc>
-          <w:tcPr/>
+          <w:tcPr>
+            <w:tcBorders>
+              <w:bottom w:val="single" w:sz="6" w:space="0" w:color="333333"/>
+            </w:tcBorders>
+          </w:tcPr>
           <w:p>
             <w:pPr>
               <w:pStyle w:val="Compact"/>
@@ -1842,6 +1687,7 @@
     <w:p>
       <w:pPr>
         <w:pStyle w:val="FirstParagraph"/>
+        <w:ind w:firstLine="420"/>
       </w:pPr>
       <w:r>
         <w:rPr>
@@ -1931,6 +1777,7 @@
     <w:p>
       <w:pPr>
         <w:pStyle w:val="BodyText"/>
+        <w:ind w:firstLine="420"/>
       </w:pPr>
       <w:r>
         <w:rPr>
@@ -2074,6 +1921,7 @@
           <w:ilvl w:val="0"/>
           <w:numId w:val="1001"/>
         </w:numPr>
+        <w:ind w:firstLine="420"/>
       </w:pPr>
       <w:r>
         <w:rPr>
@@ -2101,6 +1949,7 @@
           <w:ilvl w:val="0"/>
           <w:numId w:val="1001"/>
         </w:numPr>
+        <w:ind w:firstLine="420"/>
       </w:pPr>
       <w:r>
         <w:rPr>
@@ -2116,6 +1965,7 @@
           <w:ilvl w:val="0"/>
           <w:numId w:val="1001"/>
         </w:numPr>
+        <w:ind w:firstLine="420"/>
       </w:pPr>
       <w:r>
         <w:rPr>
@@ -2143,6 +1993,7 @@
           <w:ilvl w:val="0"/>
           <w:numId w:val="1001"/>
         </w:numPr>
+        <w:ind w:firstLine="420"/>
       </w:pPr>
       <w:r>
         <w:rPr>
@@ -2240,6 +2091,7 @@
     <w:p>
       <w:pPr>
         <w:pStyle w:val="FirstParagraph"/>
+        <w:ind w:firstLine="420"/>
       </w:pPr>
       <w:r>
         <w:rPr>
@@ -2528,6 +2380,7 @@
     <w:p>
       <w:pPr>
         <w:pStyle w:val="BlockText"/>
+        <w:ind w:firstLine="420"/>
       </w:pPr>
       <w:r>
         <w:rPr>
@@ -2746,6 +2599,7 @@
           <w:ilvl w:val="0"/>
           <w:numId w:val="1002"/>
         </w:numPr>
+        <w:ind w:firstLine="420"/>
       </w:pPr>
       <w:r>
         <w:rPr>
@@ -2801,6 +2655,7 @@
           <w:ilvl w:val="0"/>
           <w:numId w:val="1002"/>
         </w:numPr>
+        <w:ind w:firstLine="420"/>
       </w:pPr>
       <w:r>
         <w:rPr>
@@ -2860,6 +2715,7 @@
           <w:ilvl w:val="0"/>
           <w:numId w:val="1002"/>
         </w:numPr>
+        <w:ind w:firstLine="420"/>
       </w:pPr>
       <w:r>
         <w:rPr>
@@ -2946,6 +2802,7 @@
       <w:pPr>
         <w:pStyle w:val="FirstParagraph"/>
         <w:spacing w:after="80"/>
+        <w:ind w:firstLine="420"/>
       </w:pPr>
       <w:r>
         <w:rPr>
@@ -2977,6 +2834,15 @@
         <w:tblStyle w:val="Table"/>
         <w:tblW w:type="auto" w:w="0"/>
         <w:tblLook w:firstRow="1" w:lastRow="0" w:firstColumn="0" w:lastColumn="0" w:noHBand="0" w:noVBand="0" w:val="0020"/>
+        <w:jc w:val="center"/>
+        <w:tblBorders>
+          <w:top w:val="single" w:sz="12" w:space="0" w:color="333333"/>
+          <w:bottom w:val="single" w:sz="12" w:space="0" w:color="333333"/>
+          <w:left w:val="none"/>
+          <w:right w:val="none"/>
+          <w:insideH w:val="none"/>
+          <w:insideV w:val="none"/>
+        </w:tblBorders>
       </w:tblPr>
       <w:tblGrid>
         <w:gridCol w:w="3960"/>
@@ -2987,7 +2853,11 @@
           <w:tblHeader w:val="on"/>
         </w:trPr>
         <w:tc>
-          <w:tcPr/>
+          <w:tcPr>
+            <w:tcBorders>
+              <w:bottom w:val="single" w:sz="6" w:space="0" w:color="333333"/>
+            </w:tcBorders>
+          </w:tcPr>
           <w:p>
             <w:pPr>
               <w:pStyle w:val="Compact"/>
@@ -3003,7 +2873,11 @@
           </w:p>
         </w:tc>
         <w:tc>
-          <w:tcPr/>
+          <w:tcPr>
+            <w:tcBorders>
+              <w:bottom w:val="single" w:sz="6" w:space="0" w:color="333333"/>
+            </w:tcBorders>
+          </w:tcPr>
           <w:p>
             <w:pPr>
               <w:pStyle w:val="Compact"/>
@@ -3107,6 +2981,7 @@
     <w:p>
       <w:pPr>
         <w:pStyle w:val="FirstParagraph"/>
+        <w:ind w:firstLine="420"/>
       </w:pPr>
       <w:r>
         <w:rPr>
@@ -3182,7 +3057,7 @@
         </w:rPr>
         <w:drawing>
           <wp:inline>
-            <wp:extent cx="3600000" cy="799461"/>
+            <wp:extent cx="2667000" cy="592267"/>
             <wp:effectExtent b="0" l="0" r="0" t="0"/>
             <wp:docPr descr="Diels-Alder 反应的内型（endo）与外型（exo）产物" title="" id="23" name="Picture"/>
             <a:graphic>
@@ -3203,7 +3078,7 @@
                   <pic:spPr bwMode="auto">
                     <a:xfrm>
                       <a:off x="0" y="0"/>
-                      <a:ext cx="3600000" cy="799461"/>
+                      <a:ext cx="2667000" cy="592267"/>
                     </a:xfrm>
                     <a:prstGeom prst="rect">
                       <a:avLst/>
@@ -3476,6 +3351,7 @@
       <w:pPr>
         <w:pStyle w:val="BodyText"/>
         <w:spacing w:after="80"/>
+        <w:ind w:firstLine="420"/>
       </w:pPr>
       <w:r>
         <w:rPr>
@@ -3583,6 +3459,15 @@
         <w:tblStyle w:val="Table"/>
         <w:tblW w:type="auto" w:w="0"/>
         <w:tblLook w:firstRow="1" w:lastRow="0" w:firstColumn="0" w:lastColumn="0" w:noHBand="0" w:noVBand="0" w:val="0020"/>
+        <w:jc w:val="center"/>
+        <w:tblBorders>
+          <w:top w:val="single" w:sz="12" w:space="0" w:color="333333"/>
+          <w:bottom w:val="single" w:sz="12" w:space="0" w:color="333333"/>
+          <w:left w:val="none"/>
+          <w:right w:val="none"/>
+          <w:insideH w:val="none"/>
+          <w:insideV w:val="none"/>
+        </w:tblBorders>
       </w:tblPr>
       <w:tblGrid>
         <w:gridCol w:w="2640"/>
@@ -3594,7 +3479,11 @@
           <w:tblHeader w:val="on"/>
         </w:trPr>
         <w:tc>
-          <w:tcPr/>
+          <w:tcPr>
+            <w:tcBorders>
+              <w:bottom w:val="single" w:sz="6" w:space="0" w:color="333333"/>
+            </w:tcBorders>
+          </w:tcPr>
           <w:p>
             <w:pPr>
               <w:pStyle w:val="Compact"/>
@@ -3610,7 +3499,11 @@
           </w:p>
         </w:tc>
         <w:tc>
-          <w:tcPr/>
+          <w:tcPr>
+            <w:tcBorders>
+              <w:bottom w:val="single" w:sz="6" w:space="0" w:color="333333"/>
+            </w:tcBorders>
+          </w:tcPr>
           <w:p>
             <w:pPr>
               <w:pStyle w:val="Compact"/>
@@ -3626,7 +3519,11 @@
           </w:p>
         </w:tc>
         <w:tc>
-          <w:tcPr/>
+          <w:tcPr>
+            <w:tcBorders>
+              <w:bottom w:val="single" w:sz="6" w:space="0" w:color="333333"/>
+            </w:tcBorders>
+          </w:tcPr>
           <w:p>
             <w:pPr>
               <w:pStyle w:val="Compact"/>
@@ -3761,8 +3658,9 @@
     </w:tbl>
     <w:p>
       <w:pPr>
-        <w:pStyle w:val="MistakeBlock"/>
+        <w:pStyle w:val="BodyText"/>
         <w:spacing w:before="120"/>
+        <w:ind w:firstLine="420"/>
       </w:pPr>
       <w:r>
         <w:rPr>
@@ -3780,7 +3678,7 @@
         <w:rPr>
           <w:rFonts w:ascii="Times New Roman" w:hAnsi="Times New Roman" w:eastAsia="Times New Roman" w:cs="Times New Roman"/>
         </w:rPr>
-        <w:t xml:space="preserve">endo </w:t>
+        <w:t xml:space="preserve">&gt; endo </w:t>
       </w:r>
       <w:r>
         <w:rPr>
@@ -3890,6 +3788,15 @@
         <w:tblStyle w:val="Table"/>
         <w:tblW w:type="auto" w:w="0"/>
         <w:tblLook w:firstRow="1" w:lastRow="0" w:firstColumn="0" w:lastColumn="0" w:noHBand="0" w:noVBand="0" w:val="0020"/>
+        <w:jc w:val="center"/>
+        <w:tblBorders>
+          <w:top w:val="single" w:sz="12" w:space="0" w:color="333333"/>
+          <w:bottom w:val="single" w:sz="12" w:space="0" w:color="333333"/>
+          <w:left w:val="none"/>
+          <w:right w:val="none"/>
+          <w:insideH w:val="none"/>
+          <w:insideV w:val="none"/>
+        </w:tblBorders>
       </w:tblPr>
       <w:tblGrid>
         <w:gridCol w:w="3960"/>
@@ -3900,7 +3807,11 @@
           <w:tblHeader w:val="on"/>
         </w:trPr>
         <w:tc>
-          <w:tcPr/>
+          <w:tcPr>
+            <w:tcBorders>
+              <w:bottom w:val="single" w:sz="6" w:space="0" w:color="333333"/>
+            </w:tcBorders>
+          </w:tcPr>
           <w:p>
             <w:pPr>
               <w:pStyle w:val="Compact"/>
@@ -3916,7 +3827,11 @@
           </w:p>
         </w:tc>
         <w:tc>
-          <w:tcPr/>
+          <w:tcPr>
+            <w:tcBorders>
+              <w:bottom w:val="single" w:sz="6" w:space="0" w:color="333333"/>
+            </w:tcBorders>
+          </w:tcPr>
           <w:p>
             <w:pPr>
               <w:pStyle w:val="Compact"/>
@@ -4121,6 +4036,7 @@
       <w:pPr>
         <w:pStyle w:val="BodyText"/>
         <w:spacing w:before="120"/>
+        <w:ind w:firstLine="420"/>
       </w:pPr>
       <w:r>
         <w:rPr>
@@ -4198,6 +4114,7 @@
     <w:p>
       <w:pPr>
         <w:pStyle w:val="FirstParagraph"/>
+        <w:ind w:firstLine="420"/>
       </w:pPr>
       <w:r>
         <w:rPr>
@@ -4319,6 +4236,7 @@
     <w:p>
       <w:pPr>
         <w:pStyle w:val="FirstParagraph"/>
+        <w:ind w:firstLine="420"/>
       </w:pPr>
       <w:r>
         <w:rPr>
@@ -4396,6 +4314,15 @@
         <w:tblStyle w:val="Table"/>
         <w:tblW w:type="auto" w:w="0"/>
         <w:tblLook w:firstRow="1" w:lastRow="0" w:firstColumn="0" w:lastColumn="0" w:noHBand="0" w:noVBand="0" w:val="0020"/>
+        <w:jc w:val="center"/>
+        <w:tblBorders>
+          <w:top w:val="single" w:sz="12" w:space="0" w:color="333333"/>
+          <w:bottom w:val="single" w:sz="12" w:space="0" w:color="333333"/>
+          <w:left w:val="none"/>
+          <w:right w:val="none"/>
+          <w:insideH w:val="none"/>
+          <w:insideV w:val="none"/>
+        </w:tblBorders>
       </w:tblPr>
       <w:tblGrid>
         <w:gridCol w:w="2640"/>
@@ -4407,7 +4334,11 @@
           <w:tblHeader w:val="on"/>
         </w:trPr>
         <w:tc>
-          <w:tcPr/>
+          <w:tcPr>
+            <w:tcBorders>
+              <w:bottom w:val="single" w:sz="6" w:space="0" w:color="333333"/>
+            </w:tcBorders>
+          </w:tcPr>
           <w:p>
             <w:pPr>
               <w:pStyle w:val="Compact"/>
@@ -4423,7 +4354,11 @@
           </w:p>
         </w:tc>
         <w:tc>
-          <w:tcPr/>
+          <w:tcPr>
+            <w:tcBorders>
+              <w:bottom w:val="single" w:sz="6" w:space="0" w:color="333333"/>
+            </w:tcBorders>
+          </w:tcPr>
           <w:p>
             <w:pPr>
               <w:pStyle w:val="Compact"/>
@@ -4439,7 +4374,11 @@
           </w:p>
         </w:tc>
         <w:tc>
-          <w:tcPr/>
+          <w:tcPr>
+            <w:tcBorders>
+              <w:bottom w:val="single" w:sz="6" w:space="0" w:color="333333"/>
+            </w:tcBorders>
+          </w:tcPr>
           <w:p>
             <w:pPr>
               <w:pStyle w:val="Compact"/>
@@ -4798,6 +4737,15 @@
         <w:tblW w:type="pct" w:w="5000"/>
         <w:tblLayout w:type="fixed"/>
         <w:tblLook w:firstRow="1" w:lastRow="0" w:firstColumn="0" w:lastColumn="0" w:noHBand="0" w:noVBand="0" w:val="0020"/>
+        <w:jc w:val="center"/>
+        <w:tblBorders>
+          <w:top w:val="single" w:sz="12" w:space="0" w:color="333333"/>
+          <w:bottom w:val="single" w:sz="12" w:space="0" w:color="333333"/>
+          <w:left w:val="none"/>
+          <w:right w:val="none"/>
+          <w:insideH w:val="none"/>
+          <w:insideV w:val="none"/>
+        </w:tblBorders>
       </w:tblPr>
       <w:tblGrid>
         <w:gridCol w:w="2436"/>
@@ -4809,7 +4757,11 @@
           <w:tblHeader w:val="on"/>
         </w:trPr>
         <w:tc>
-          <w:tcPr/>
+          <w:tcPr>
+            <w:tcBorders>
+              <w:bottom w:val="single" w:sz="6" w:space="0" w:color="333333"/>
+            </w:tcBorders>
+          </w:tcPr>
           <w:p>
             <w:pPr>
               <w:pStyle w:val="Compact"/>
@@ -4825,7 +4777,11 @@
           </w:p>
         </w:tc>
         <w:tc>
-          <w:tcPr/>
+          <w:tcPr>
+            <w:tcBorders>
+              <w:bottom w:val="single" w:sz="6" w:space="0" w:color="333333"/>
+            </w:tcBorders>
+          </w:tcPr>
           <w:p>
             <w:pPr>
               <w:pStyle w:val="Compact"/>
@@ -4841,7 +4797,11 @@
           </w:p>
         </w:tc>
         <w:tc>
-          <w:tcPr/>
+          <w:tcPr>
+            <w:tcBorders>
+              <w:bottom w:val="single" w:sz="6" w:space="0" w:color="333333"/>
+            </w:tcBorders>
+          </w:tcPr>
           <w:p>
             <w:pPr>
               <w:pStyle w:val="Compact"/>
@@ -5079,6 +5039,7 @@
     <w:p>
       <w:pPr>
         <w:pStyle w:val="FirstParagraph"/>
+        <w:ind w:firstLine="420"/>
       </w:pPr>
       <w:r>
         <w:rPr>
@@ -5231,6 +5192,7 @@
     <w:p>
       <w:pPr>
         <w:pStyle w:val="BodyText"/>
+        <w:ind w:firstLine="420"/>
       </w:pPr>
       <w:r>
         <w:rPr>
@@ -5458,6 +5420,7 @@
           <w:ilvl w:val="0"/>
           <w:numId w:val="1003"/>
         </w:numPr>
+        <w:ind w:firstLine="420"/>
       </w:pPr>
       <w:r>
         <w:rPr>
@@ -5497,6 +5460,7 @@
           <w:ilvl w:val="0"/>
           <w:numId w:val="1003"/>
         </w:numPr>
+        <w:ind w:firstLine="420"/>
       </w:pPr>
       <w:r>
         <w:rPr>
@@ -5564,6 +5528,7 @@
     <w:p>
       <w:pPr>
         <w:pStyle w:val="FirstParagraph"/>
+        <w:ind w:firstLine="420"/>
       </w:pPr>
       <w:r>
         <w:rPr>
@@ -5663,6 +5628,15 @@
         <w:tblStyle w:val="Table"/>
         <w:tblW w:type="auto" w:w="0"/>
         <w:tblLook w:firstRow="1" w:lastRow="0" w:firstColumn="0" w:lastColumn="0" w:noHBand="0" w:noVBand="0" w:val="0020"/>
+        <w:jc w:val="center"/>
+        <w:tblBorders>
+          <w:top w:val="single" w:sz="12" w:space="0" w:color="333333"/>
+          <w:bottom w:val="single" w:sz="12" w:space="0" w:color="333333"/>
+          <w:left w:val="none"/>
+          <w:right w:val="none"/>
+          <w:insideH w:val="none"/>
+          <w:insideV w:val="none"/>
+        </w:tblBorders>
       </w:tblPr>
       <w:tblGrid>
         <w:gridCol w:w="2640"/>
@@ -5674,7 +5648,11 @@
           <w:tblHeader w:val="on"/>
         </w:trPr>
         <w:tc>
-          <w:tcPr/>
+          <w:tcPr>
+            <w:tcBorders>
+              <w:bottom w:val="single" w:sz="6" w:space="0" w:color="333333"/>
+            </w:tcBorders>
+          </w:tcPr>
           <w:p>
             <w:pPr>
               <w:pStyle w:val="Compact"/>
@@ -5697,7 +5675,11 @@
           </w:p>
         </w:tc>
         <w:tc>
-          <w:tcPr/>
+          <w:tcPr>
+            <w:tcBorders>
+              <w:bottom w:val="single" w:sz="6" w:space="0" w:color="333333"/>
+            </w:tcBorders>
+          </w:tcPr>
           <w:p>
             <w:pPr>
               <w:pStyle w:val="Compact"/>
@@ -5713,7 +5695,11 @@
           </w:p>
         </w:tc>
         <w:tc>
-          <w:tcPr/>
+          <w:tcPr>
+            <w:tcBorders>
+              <w:bottom w:val="single" w:sz="6" w:space="0" w:color="333333"/>
+            </w:tcBorders>
+          </w:tcPr>
           <w:p>
             <w:pPr>
               <w:pStyle w:val="Compact"/>
@@ -5864,6 +5850,7 @@
       <w:pPr>
         <w:pStyle w:val="BodyText"/>
         <w:spacing w:before="120"/>
+        <w:ind w:firstLine="420"/>
       </w:pPr>
       <w:r>
         <w:rPr>
@@ -5957,6 +5944,7 @@
           <w:ilvl w:val="0"/>
           <w:numId w:val="1004"/>
         </w:numPr>
+        <w:ind w:firstLine="420"/>
       </w:pPr>
       <w:r>
         <w:rPr>
@@ -6008,6 +5996,7 @@
           <w:ilvl w:val="1"/>
           <w:numId w:val="1005"/>
         </w:numPr>
+        <w:ind w:firstLine="420"/>
       </w:pPr>
       <w:r>
         <w:rPr>
@@ -6127,6 +6116,7 @@
           <w:ilvl w:val="1"/>
           <w:numId w:val="1005"/>
         </w:numPr>
+        <w:ind w:firstLine="420"/>
       </w:pPr>
       <w:r>
         <w:rPr>
@@ -6184,6 +6174,7 @@
           <w:ilvl w:val="0"/>
           <w:numId w:val="1004"/>
         </w:numPr>
+        <w:ind w:firstLine="420"/>
       </w:pPr>
       <w:r>
         <w:rPr>
@@ -6235,6 +6226,7 @@
           <w:ilvl w:val="1"/>
           <w:numId w:val="1006"/>
         </w:numPr>
+        <w:ind w:firstLine="420"/>
       </w:pPr>
       <w:r>
         <w:rPr>
@@ -6336,6 +6328,7 @@
           <w:ilvl w:val="1"/>
           <w:numId w:val="1006"/>
         </w:numPr>
+        <w:ind w:firstLine="420"/>
       </w:pPr>
       <w:r>
         <w:rPr>
@@ -6412,6 +6405,15 @@
         <w:tblW w:type="pct" w:w="5000"/>
         <w:tblLayout w:type="fixed"/>
         <w:tblLook w:firstRow="1" w:lastRow="0" w:firstColumn="0" w:lastColumn="0" w:noHBand="0" w:noVBand="0" w:val="0020"/>
+        <w:jc w:val="center"/>
+        <w:tblBorders>
+          <w:top w:val="single" w:sz="12" w:space="0" w:color="333333"/>
+          <w:bottom w:val="single" w:sz="12" w:space="0" w:color="333333"/>
+          <w:left w:val="none"/>
+          <w:right w:val="none"/>
+          <w:insideH w:val="none"/>
+          <w:insideV w:val="none"/>
+        </w:tblBorders>
       </w:tblPr>
       <w:tblGrid>
         <w:gridCol w:w="1667"/>
@@ -6424,7 +6426,11 @@
           <w:tblHeader w:val="on"/>
         </w:trPr>
         <w:tc>
-          <w:tcPr/>
+          <w:tcPr>
+            <w:tcBorders>
+              <w:bottom w:val="single" w:sz="6" w:space="0" w:color="333333"/>
+            </w:tcBorders>
+          </w:tcPr>
           <w:p>
             <w:pPr>
               <w:pStyle w:val="Compact"/>
@@ -6440,7 +6446,11 @@
           </w:p>
         </w:tc>
         <w:tc>
-          <w:tcPr/>
+          <w:tcPr>
+            <w:tcBorders>
+              <w:bottom w:val="single" w:sz="6" w:space="0" w:color="333333"/>
+            </w:tcBorders>
+          </w:tcPr>
           <w:p>
             <w:pPr>
               <w:pStyle w:val="Compact"/>
@@ -6463,7 +6473,11 @@
           </w:p>
         </w:tc>
         <w:tc>
-          <w:tcPr/>
+          <w:tcPr>
+            <w:tcBorders>
+              <w:bottom w:val="single" w:sz="6" w:space="0" w:color="333333"/>
+            </w:tcBorders>
+          </w:tcPr>
           <w:p>
             <w:pPr>
               <w:pStyle w:val="Compact"/>
@@ -6479,7 +6493,11 @@
           </w:p>
         </w:tc>
         <w:tc>
-          <w:tcPr/>
+          <w:tcPr>
+            <w:tcBorders>
+              <w:bottom w:val="single" w:sz="6" w:space="0" w:color="333333"/>
+            </w:tcBorders>
+          </w:tcPr>
           <w:p>
             <w:pPr>
               <w:pStyle w:val="Compact"/>
@@ -6783,6 +6801,7 @@
           <w:ilvl w:val="0"/>
           <w:numId w:val="1007"/>
         </w:numPr>
+        <w:ind w:firstLine="420"/>
       </w:pPr>
       <w:r>
         <w:rPr>
@@ -6858,6 +6877,7 @@
           <w:ilvl w:val="0"/>
           <w:numId w:val="1007"/>
         </w:numPr>
+        <w:ind w:firstLine="420"/>
       </w:pPr>
       <w:r>
         <w:rPr>
@@ -6887,6 +6907,7 @@
           <w:ilvl w:val="0"/>
           <w:numId w:val="1007"/>
         </w:numPr>
+        <w:ind w:firstLine="420"/>
       </w:pPr>
       <w:r>
         <w:rPr>
@@ -6986,6 +7007,7 @@
     <w:p>
       <w:pPr>
         <w:pStyle w:val="FirstParagraph"/>
+        <w:ind w:firstLine="420"/>
       </w:pPr>
       <w:r>
         <w:rPr>
@@ -7079,6 +7101,15 @@
         <w:tblStyle w:val="Table"/>
         <w:tblW w:type="auto" w:w="0"/>
         <w:tblLook w:firstRow="1" w:lastRow="0" w:firstColumn="0" w:lastColumn="0" w:noHBand="0" w:noVBand="0" w:val="0020"/>
+        <w:jc w:val="center"/>
+        <w:tblBorders>
+          <w:top w:val="single" w:sz="12" w:space="0" w:color="333333"/>
+          <w:bottom w:val="single" w:sz="12" w:space="0" w:color="333333"/>
+          <w:left w:val="none"/>
+          <w:right w:val="none"/>
+          <w:insideH w:val="none"/>
+          <w:insideV w:val="none"/>
+        </w:tblBorders>
       </w:tblPr>
       <w:tblGrid>
         <w:gridCol w:w="2640"/>
@@ -7090,7 +7121,11 @@
           <w:tblHeader w:val="on"/>
         </w:trPr>
         <w:tc>
-          <w:tcPr/>
+          <w:tcPr>
+            <w:tcBorders>
+              <w:bottom w:val="single" w:sz="6" w:space="0" w:color="333333"/>
+            </w:tcBorders>
+          </w:tcPr>
           <w:p>
             <w:pPr>
               <w:pStyle w:val="Compact"/>
@@ -7106,7 +7141,11 @@
           </w:p>
         </w:tc>
         <w:tc>
-          <w:tcPr/>
+          <w:tcPr>
+            <w:tcBorders>
+              <w:bottom w:val="single" w:sz="6" w:space="0" w:color="333333"/>
+            </w:tcBorders>
+          </w:tcPr>
           <w:p>
             <w:pPr>
               <w:pStyle w:val="Compact"/>
@@ -7122,7 +7161,11 @@
           </w:p>
         </w:tc>
         <w:tc>
-          <w:tcPr/>
+          <w:tcPr>
+            <w:tcBorders>
+              <w:bottom w:val="single" w:sz="6" w:space="0" w:color="333333"/>
+            </w:tcBorders>
+          </w:tcPr>
           <w:p>
             <w:pPr>
               <w:pStyle w:val="Compact"/>
@@ -7439,6 +7482,7 @@
           <w:ilvl w:val="0"/>
           <w:numId w:val="1008"/>
         </w:numPr>
+        <w:ind w:firstLine="420"/>
       </w:pPr>
       <w:r>
         <w:rPr>
@@ -7474,6 +7518,7 @@
           <w:ilvl w:val="0"/>
           <w:numId w:val="1008"/>
         </w:numPr>
+        <w:ind w:firstLine="420"/>
       </w:pPr>
       <w:r>
         <w:rPr>
@@ -7519,6 +7564,7 @@
           <w:ilvl w:val="0"/>
           <w:numId w:val="1008"/>
         </w:numPr>
+        <w:ind w:firstLine="420"/>
       </w:pPr>
       <w:r>
         <w:rPr>
@@ -7542,6 +7588,7 @@
     <w:p>
       <w:pPr>
         <w:pStyle w:val="FirstParagraph"/>
+        <w:ind w:firstLine="420"/>
       </w:pPr>
       <w:r>
         <w:rPr>
@@ -7753,6 +7800,7 @@
     <w:p>
       <w:pPr>
         <w:pStyle w:val="FirstParagraph"/>
+        <w:ind w:firstLine="420"/>
       </w:pPr>
       <w:r>
         <w:rPr>
@@ -7911,6 +7959,7 @@
           <w:ilvl w:val="0"/>
           <w:numId w:val="1009"/>
         </w:numPr>
+        <w:ind w:firstLine="420"/>
       </w:pPr>
       <w:r>
         <w:rPr>
@@ -7956,6 +8005,7 @@
           <w:ilvl w:val="0"/>
           <w:numId w:val="1009"/>
         </w:numPr>
+        <w:ind w:firstLine="420"/>
       </w:pPr>
       <w:r>
         <w:rPr>
@@ -7983,6 +8033,7 @@
           <w:ilvl w:val="0"/>
           <w:numId w:val="1009"/>
         </w:numPr>
+        <w:ind w:firstLine="420"/>
       </w:pPr>
       <w:r>
         <w:rPr>
@@ -8008,6 +8059,7 @@
     <w:p>
       <w:pPr>
         <w:pStyle w:val="FirstParagraph"/>
+        <w:ind w:firstLine="420"/>
       </w:pPr>
       <w:r>
         <w:rPr>
@@ -8083,6 +8135,7 @@
     <w:p>
       <w:pPr>
         <w:pStyle w:val="FirstParagraph"/>
+        <w:ind w:firstLine="420"/>
       </w:pPr>
       <w:r>
         <w:rPr>
@@ -8503,6 +8556,7 @@
     <w:p>
       <w:pPr>
         <w:pStyle w:val="FirstParagraph"/>
+        <w:ind w:firstLine="420"/>
       </w:pPr>
       <w:r>
         <w:rPr>
@@ -8608,6 +8662,7 @@
     <w:p>
       <w:pPr>
         <w:pStyle w:val="BodyText"/>
+        <w:ind w:firstLine="420"/>
       </w:pPr>
       <w:r>
         <w:rPr>
@@ -8736,6 +8791,15 @@
         <w:tblW w:type="pct" w:w="5000"/>
         <w:tblLayout w:type="fixed"/>
         <w:tblLook w:firstRow="1" w:lastRow="0" w:firstColumn="0" w:lastColumn="0" w:noHBand="0" w:noVBand="0" w:val="0020"/>
+        <w:jc w:val="center"/>
+        <w:tblBorders>
+          <w:top w:val="single" w:sz="12" w:space="0" w:color="333333"/>
+          <w:bottom w:val="single" w:sz="12" w:space="0" w:color="333333"/>
+          <w:left w:val="none"/>
+          <w:right w:val="none"/>
+          <w:insideH w:val="none"/>
+          <w:insideV w:val="none"/>
+        </w:tblBorders>
       </w:tblPr>
       <w:tblGrid>
         <w:gridCol w:w="1980"/>
@@ -8748,7 +8812,11 @@
           <w:tblHeader w:val="on"/>
         </w:trPr>
         <w:tc>
-          <w:tcPr/>
+          <w:tcPr>
+            <w:tcBorders>
+              <w:bottom w:val="single" w:sz="6" w:space="0" w:color="333333"/>
+            </w:tcBorders>
+          </w:tcPr>
           <w:p>
             <w:pPr>
               <w:pStyle w:val="Compact"/>
@@ -8764,7 +8832,11 @@
           </w:p>
         </w:tc>
         <w:tc>
-          <w:tcPr/>
+          <w:tcPr>
+            <w:tcBorders>
+              <w:bottom w:val="single" w:sz="6" w:space="0" w:color="333333"/>
+            </w:tcBorders>
+          </w:tcPr>
           <w:p>
             <w:pPr>
               <w:pStyle w:val="Compact"/>
@@ -8794,7 +8866,11 @@
           </w:p>
         </w:tc>
         <w:tc>
-          <w:tcPr/>
+          <w:tcPr>
+            <w:tcBorders>
+              <w:bottom w:val="single" w:sz="6" w:space="0" w:color="333333"/>
+            </w:tcBorders>
+          </w:tcPr>
           <w:p>
             <w:pPr>
               <w:pStyle w:val="Compact"/>
@@ -8817,7 +8893,11 @@
           </w:p>
         </w:tc>
         <w:tc>
-          <w:tcPr/>
+          <w:tcPr>
+            <w:tcBorders>
+              <w:bottom w:val="single" w:sz="6" w:space="0" w:color="333333"/>
+            </w:tcBorders>
+          </w:tcPr>
           <w:p>
             <w:pPr>
               <w:pStyle w:val="Compact"/>
@@ -9179,6 +9259,7 @@
       <w:pPr>
         <w:pStyle w:val="BlockText"/>
         <w:spacing w:before="120"/>
+        <w:ind w:firstLine="420"/>
       </w:pPr>
       <w:r>
         <w:rPr>
@@ -9320,6 +9401,7 @@
     <w:p>
       <w:pPr>
         <w:pStyle w:val="FirstParagraph"/>
+        <w:ind w:firstLine="420"/>
       </w:pPr>
       <w:r>
         <w:rPr>
@@ -9604,6 +9686,7 @@
           <w:ilvl w:val="0"/>
           <w:numId w:val="1010"/>
         </w:numPr>
+        <w:ind w:firstLine="420"/>
       </w:pPr>
       <w:r>
         <w:rPr>
@@ -9685,6 +9768,7 @@
           <w:ilvl w:val="0"/>
           <w:numId w:val="1010"/>
         </w:numPr>
+        <w:ind w:firstLine="420"/>
       </w:pPr>
       <w:r>
         <w:rPr>
@@ -9712,6 +9796,7 @@
           <w:ilvl w:val="0"/>
           <w:numId w:val="1010"/>
         </w:numPr>
+        <w:ind w:firstLine="420"/>
       </w:pPr>
       <w:r>
         <w:rPr>
@@ -9783,6 +9868,7 @@
     <w:p>
       <w:pPr>
         <w:pStyle w:val="FirstParagraph"/>
+        <w:ind w:firstLine="420"/>
       </w:pPr>
       <w:r>
         <w:rPr>
@@ -10003,6 +10089,7 @@
           <w:ilvl w:val="0"/>
           <w:numId w:val="1011"/>
         </w:numPr>
+        <w:ind w:firstLine="420"/>
       </w:pPr>
       <w:r>
         <w:rPr>
@@ -10143,6 +10230,7 @@
           <w:ilvl w:val="0"/>
           <w:numId w:val="1011"/>
         </w:numPr>
+        <w:ind w:firstLine="420"/>
       </w:pPr>
       <w:r>
         <w:rPr>
@@ -10252,6 +10340,7 @@
           <w:ilvl w:val="0"/>
           <w:numId w:val="1011"/>
         </w:numPr>
+        <w:ind w:firstLine="420"/>
       </w:pPr>
       <w:r>
         <w:rPr>
@@ -10386,6 +10475,15 @@
         <w:tblW w:type="pct" w:w="5000"/>
         <w:tblLayout w:type="fixed"/>
         <w:tblLook w:firstRow="1" w:lastRow="0" w:firstColumn="0" w:lastColumn="0" w:noHBand="0" w:noVBand="0" w:val="0020"/>
+        <w:jc w:val="center"/>
+        <w:tblBorders>
+          <w:top w:val="single" w:sz="12" w:space="0" w:color="333333"/>
+          <w:bottom w:val="single" w:sz="12" w:space="0" w:color="333333"/>
+          <w:left w:val="none"/>
+          <w:right w:val="none"/>
+          <w:insideH w:val="none"/>
+          <w:insideV w:val="none"/>
+        </w:tblBorders>
       </w:tblPr>
       <w:tblGrid>
         <w:gridCol w:w="2880"/>
@@ -10397,7 +10495,11 @@
           <w:tblHeader w:val="on"/>
         </w:trPr>
         <w:tc>
-          <w:tcPr/>
+          <w:tcPr>
+            <w:tcBorders>
+              <w:bottom w:val="single" w:sz="6" w:space="0" w:color="333333"/>
+            </w:tcBorders>
+          </w:tcPr>
           <w:p>
             <w:pPr>
               <w:pStyle w:val="Compact"/>
@@ -10413,7 +10515,11 @@
           </w:p>
         </w:tc>
         <w:tc>
-          <w:tcPr/>
+          <w:tcPr>
+            <w:tcBorders>
+              <w:bottom w:val="single" w:sz="6" w:space="0" w:color="333333"/>
+            </w:tcBorders>
+          </w:tcPr>
           <w:p>
             <w:pPr>
               <w:pStyle w:val="Compact"/>
@@ -10429,7 +10535,11 @@
           </w:p>
         </w:tc>
         <w:tc>
-          <w:tcPr/>
+          <w:tcPr>
+            <w:tcBorders>
+              <w:bottom w:val="single" w:sz="6" w:space="0" w:color="333333"/>
+            </w:tcBorders>
+          </w:tcPr>
           <w:p>
             <w:pPr>
               <w:pStyle w:val="Compact"/>
@@ -10970,6 +11080,15 @@
         <w:tblStyle w:val="Table"/>
         <w:tblW w:type="auto" w:w="0"/>
         <w:tblLook w:firstRow="1" w:lastRow="0" w:firstColumn="0" w:lastColumn="0" w:noHBand="0" w:noVBand="0" w:val="0020"/>
+        <w:jc w:val="center"/>
+        <w:tblBorders>
+          <w:top w:val="single" w:sz="12" w:space="0" w:color="333333"/>
+          <w:bottom w:val="single" w:sz="12" w:space="0" w:color="333333"/>
+          <w:left w:val="none"/>
+          <w:right w:val="none"/>
+          <w:insideH w:val="none"/>
+          <w:insideV w:val="none"/>
+        </w:tblBorders>
       </w:tblPr>
       <w:tblGrid>
         <w:gridCol w:w="3960"/>
@@ -10980,7 +11099,11 @@
           <w:tblHeader w:val="on"/>
         </w:trPr>
         <w:tc>
-          <w:tcPr/>
+          <w:tcPr>
+            <w:tcBorders>
+              <w:bottom w:val="single" w:sz="6" w:space="0" w:color="333333"/>
+            </w:tcBorders>
+          </w:tcPr>
           <w:p>
             <w:pPr>
               <w:pStyle w:val="Compact"/>
@@ -10996,7 +11119,11 @@
           </w:p>
         </w:tc>
         <w:tc>
-          <w:tcPr/>
+          <w:tcPr>
+            <w:tcBorders>
+              <w:bottom w:val="single" w:sz="6" w:space="0" w:color="333333"/>
+            </w:tcBorders>
+          </w:tcPr>
           <w:p>
             <w:pPr>
               <w:pStyle w:val="Compact"/>
@@ -11469,6 +11596,15 @@
         <w:tblW w:type="pct" w:w="5000"/>
         <w:tblLayout w:type="fixed"/>
         <w:tblLook w:firstRow="1" w:lastRow="0" w:firstColumn="0" w:lastColumn="0" w:noHBand="0" w:noVBand="0" w:val="0020"/>
+        <w:jc w:val="center"/>
+        <w:tblBorders>
+          <w:top w:val="single" w:sz="12" w:space="0" w:color="333333"/>
+          <w:bottom w:val="single" w:sz="12" w:space="0" w:color="333333"/>
+          <w:left w:val="none"/>
+          <w:right w:val="none"/>
+          <w:insideH w:val="none"/>
+          <w:insideV w:val="none"/>
+        </w:tblBorders>
       </w:tblPr>
       <w:tblGrid>
         <w:gridCol w:w="4525"/>
@@ -11479,7 +11615,11 @@
           <w:tblHeader w:val="on"/>
         </w:trPr>
         <w:tc>
-          <w:tcPr/>
+          <w:tcPr>
+            <w:tcBorders>
+              <w:bottom w:val="single" w:sz="6" w:space="0" w:color="333333"/>
+            </w:tcBorders>
+          </w:tcPr>
           <w:p>
             <w:pPr>
               <w:pStyle w:val="Compact"/>
@@ -11495,7 +11635,11 @@
           </w:p>
         </w:tc>
         <w:tc>
-          <w:tcPr/>
+          <w:tcPr>
+            <w:tcBorders>
+              <w:bottom w:val="single" w:sz="6" w:space="0" w:color="333333"/>
+            </w:tcBorders>
+          </w:tcPr>
           <w:p>
             <w:pPr>
               <w:pStyle w:val="Compact"/>
@@ -11942,6 +12086,7 @@
     <w:p>
       <w:pPr>
         <w:pStyle w:val="FirstParagraph"/>
+        <w:ind w:firstLine="420"/>
       </w:pPr>
       <w:r>
         <w:rPr>
@@ -11975,6 +12120,7 @@
           <w:ilvl w:val="0"/>
           <w:numId w:val="1012"/>
         </w:numPr>
+        <w:ind w:firstLine="420"/>
       </w:pPr>
       <w:r>
         <w:rPr>
@@ -11996,6 +12142,7 @@
           <w:ilvl w:val="1"/>
           <w:numId w:val="1013"/>
         </w:numPr>
+        <w:ind w:firstLine="420"/>
       </w:pPr>
       <w:r>
         <w:rPr>
@@ -12059,6 +12206,7 @@
           <w:ilvl w:val="1"/>
           <w:numId w:val="1013"/>
         </w:numPr>
+        <w:ind w:firstLine="420"/>
       </w:pPr>
       <w:r>
         <w:rPr>
@@ -12110,6 +12258,7 @@
           <w:ilvl w:val="2"/>
           <w:numId w:val="1014"/>
         </w:numPr>
+        <w:ind w:firstLine="420"/>
       </w:pPr>
       <w:r>
         <w:rPr>
@@ -12155,6 +12304,7 @@
           <w:ilvl w:val="2"/>
           <w:numId w:val="1014"/>
         </w:numPr>
+        <w:ind w:firstLine="420"/>
       </w:pPr>
       <w:r>
         <w:rPr>
@@ -12194,6 +12344,7 @@
           <w:ilvl w:val="0"/>
           <w:numId w:val="1012"/>
         </w:numPr>
+        <w:ind w:firstLine="420"/>
       </w:pPr>
       <w:r>
         <w:rPr>
@@ -12215,6 +12366,7 @@
           <w:ilvl w:val="1"/>
           <w:numId w:val="1015"/>
         </w:numPr>
+        <w:ind w:firstLine="420"/>
       </w:pPr>
       <w:r>
         <w:rPr>
@@ -12290,6 +12442,7 @@
           <w:ilvl w:val="1"/>
           <w:numId w:val="1015"/>
         </w:numPr>
+        <w:ind w:firstLine="420"/>
       </w:pPr>
       <w:r>
         <w:rPr>
@@ -12347,6 +12500,7 @@
           <w:ilvl w:val="0"/>
           <w:numId w:val="1012"/>
         </w:numPr>
+        <w:ind w:firstLine="420"/>
       </w:pPr>
       <w:r>
         <w:rPr>
@@ -12386,6 +12540,7 @@
           <w:ilvl w:val="1"/>
           <w:numId w:val="1016"/>
         </w:numPr>
+        <w:ind w:firstLine="420"/>
       </w:pPr>
       <w:r>
         <w:rPr>
@@ -12419,6 +12574,7 @@
           <w:ilvl w:val="1"/>
           <w:numId w:val="1016"/>
         </w:numPr>
+        <w:ind w:firstLine="420"/>
       </w:pPr>
       <w:r>
         <w:rPr>
@@ -12518,6 +12674,15 @@
         <w:tblW w:type="pct" w:w="5000"/>
         <w:tblLayout w:type="fixed"/>
         <w:tblLook w:firstRow="1" w:lastRow="0" w:firstColumn="0" w:lastColumn="0" w:noHBand="0" w:noVBand="0" w:val="0020"/>
+        <w:jc w:val="center"/>
+        <w:tblBorders>
+          <w:top w:val="single" w:sz="12" w:space="0" w:color="333333"/>
+          <w:bottom w:val="single" w:sz="12" w:space="0" w:color="333333"/>
+          <w:left w:val="none"/>
+          <w:right w:val="none"/>
+          <w:insideH w:val="none"/>
+          <w:insideV w:val="none"/>
+        </w:tblBorders>
       </w:tblPr>
       <w:tblGrid>
         <w:gridCol w:w="1863"/>
@@ -12530,7 +12695,11 @@
           <w:tblHeader w:val="on"/>
         </w:trPr>
         <w:tc>
-          <w:tcPr/>
+          <w:tcPr>
+            <w:tcBorders>
+              <w:bottom w:val="single" w:sz="6" w:space="0" w:color="333333"/>
+            </w:tcBorders>
+          </w:tcPr>
           <w:p>
             <w:pPr>
               <w:pStyle w:val="Compact"/>
@@ -12546,7 +12715,11 @@
           </w:p>
         </w:tc>
         <w:tc>
-          <w:tcPr/>
+          <w:tcPr>
+            <w:tcBorders>
+              <w:bottom w:val="single" w:sz="6" w:space="0" w:color="333333"/>
+            </w:tcBorders>
+          </w:tcPr>
           <w:p>
             <w:pPr>
               <w:pStyle w:val="Compact"/>
@@ -12562,7 +12735,11 @@
           </w:p>
         </w:tc>
         <w:tc>
-          <w:tcPr/>
+          <w:tcPr>
+            <w:tcBorders>
+              <w:bottom w:val="single" w:sz="6" w:space="0" w:color="333333"/>
+            </w:tcBorders>
+          </w:tcPr>
           <w:p>
             <w:pPr>
               <w:pStyle w:val="Compact"/>
@@ -12578,7 +12755,11 @@
           </w:p>
         </w:tc>
         <w:tc>
-          <w:tcPr/>
+          <w:tcPr>
+            <w:tcBorders>
+              <w:bottom w:val="single" w:sz="6" w:space="0" w:color="333333"/>
+            </w:tcBorders>
+          </w:tcPr>
           <w:p>
             <w:pPr>
               <w:pStyle w:val="Compact"/>
@@ -13174,6 +13355,15 @@
         <w:tblStyle w:val="Table"/>
         <w:tblW w:type="auto" w:w="0"/>
         <w:tblLook w:firstRow="1" w:lastRow="0" w:firstColumn="0" w:lastColumn="0" w:noHBand="0" w:noVBand="0" w:val="0020"/>
+        <w:jc w:val="center"/>
+        <w:tblBorders>
+          <w:top w:val="single" w:sz="12" w:space="0" w:color="333333"/>
+          <w:bottom w:val="single" w:sz="12" w:space="0" w:color="333333"/>
+          <w:left w:val="none"/>
+          <w:right w:val="none"/>
+          <w:insideH w:val="none"/>
+          <w:insideV w:val="none"/>
+        </w:tblBorders>
       </w:tblPr>
       <w:tblGrid>
         <w:gridCol w:w="2640"/>
@@ -13185,7 +13375,11 @@
           <w:tblHeader w:val="on"/>
         </w:trPr>
         <w:tc>
-          <w:tcPr/>
+          <w:tcPr>
+            <w:tcBorders>
+              <w:bottom w:val="single" w:sz="6" w:space="0" w:color="333333"/>
+            </w:tcBorders>
+          </w:tcPr>
           <w:p>
             <w:pPr>
               <w:pStyle w:val="Compact"/>
@@ -13201,7 +13395,11 @@
           </w:p>
         </w:tc>
         <w:tc>
-          <w:tcPr/>
+          <w:tcPr>
+            <w:tcBorders>
+              <w:bottom w:val="single" w:sz="6" w:space="0" w:color="333333"/>
+            </w:tcBorders>
+          </w:tcPr>
           <w:p>
             <w:pPr>
               <w:pStyle w:val="Compact"/>
@@ -13224,7 +13422,11 @@
           </w:p>
         </w:tc>
         <w:tc>
-          <w:tcPr/>
+          <w:tcPr>
+            <w:tcBorders>
+              <w:bottom w:val="single" w:sz="6" w:space="0" w:color="333333"/>
+            </w:tcBorders>
+          </w:tcPr>
           <w:p>
             <w:pPr>
               <w:pStyle w:val="Compact"/>
@@ -13522,6 +13724,7 @@
     <w:p>
       <w:pPr>
         <w:pStyle w:val="BlockText"/>
+        <w:ind w:firstLine="420"/>
       </w:pPr>
       <w:r>
         <w:rPr>
@@ -13674,6 +13877,7 @@
     <w:p>
       <w:pPr>
         <w:pStyle w:val="FirstParagraph"/>
+        <w:ind w:firstLine="420"/>
       </w:pPr>
       <w:r>
         <w:rPr>
@@ -13695,6 +13899,7 @@
     <w:p>
       <w:pPr>
         <w:pStyle w:val="BodyText"/>
+        <w:ind w:firstLine="420"/>
       </w:pPr>
       <w:r>
         <w:rPr>
@@ -13738,6 +13943,7 @@
     <w:p>
       <w:pPr>
         <w:pStyle w:val="BodyText"/>
+        <w:ind w:firstLine="420"/>
       </w:pPr>
       <w:r>
         <w:rPr>
@@ -13781,6 +13987,7 @@
     <w:p>
       <w:pPr>
         <w:pStyle w:val="BodyText"/>
+        <w:ind w:firstLine="420"/>
       </w:pPr>
       <w:r>
         <w:rPr>
@@ -13802,6 +14009,7 @@
     <w:p>
       <w:pPr>
         <w:pStyle w:val="BodyText"/>
+        <w:ind w:firstLine="420"/>
       </w:pPr>
       <w:r>
         <w:rPr>
@@ -13977,6 +14185,7 @@
     <w:p>
       <w:pPr>
         <w:pStyle w:val="BodyText"/>
+        <w:ind w:firstLine="420"/>
       </w:pPr>
       <w:r>
         <w:rPr>
@@ -14086,6 +14295,7 @@
     <w:p>
       <w:pPr>
         <w:pStyle w:val="BodyText"/>
+        <w:ind w:firstLine="420"/>
       </w:pPr>
       <w:r>
         <w:rPr>
@@ -14107,6 +14317,7 @@
     <w:p>
       <w:pPr>
         <w:pStyle w:val="BodyText"/>
+        <w:ind w:firstLine="420"/>
       </w:pPr>
       <w:r>
         <w:rPr>
@@ -14330,6 +14541,7 @@
     <w:p>
       <w:pPr>
         <w:pStyle w:val="BodyText"/>
+        <w:ind w:firstLine="420"/>
       </w:pPr>
       <w:r>
         <w:rPr>
@@ -14343,6 +14555,7 @@
     <w:p>
       <w:pPr>
         <w:pStyle w:val="BodyText"/>
+        <w:ind w:firstLine="420"/>
       </w:pPr>
       <w:r>
         <w:rPr>
@@ -14560,6 +14773,7 @@
     <w:p>
       <w:pPr>
         <w:pStyle w:val="BodyText"/>
+        <w:ind w:firstLine="420"/>
       </w:pPr>
       <w:r>
         <w:rPr>
@@ -14581,6 +14795,7 @@
     <w:p>
       <w:pPr>
         <w:pStyle w:val="BodyText"/>
+        <w:ind w:firstLine="420"/>
       </w:pPr>
       <w:r>
         <w:rPr>
@@ -14758,6 +14973,7 @@
     <w:p>
       <w:pPr>
         <w:pStyle w:val="FirstParagraph"/>
+        <w:ind w:firstLine="420"/>
       </w:pPr>
       <w:r>
         <w:rPr>
@@ -14779,6 +14995,7 @@
     <w:p>
       <w:pPr>
         <w:pStyle w:val="BodyText"/>
+        <w:ind w:firstLine="420"/>
       </w:pPr>
       <w:r>
         <w:rPr>
@@ -15020,6 +15237,7 @@
     <w:p>
       <w:pPr>
         <w:pStyle w:val="BodyText"/>
+        <w:ind w:firstLine="420"/>
       </w:pPr>
       <w:r>
         <w:rPr>
@@ -15041,6 +15259,7 @@
     <w:p>
       <w:pPr>
         <w:pStyle w:val="BodyText"/>
+        <w:ind w:firstLine="420"/>
       </w:pPr>
       <w:r>
         <w:rPr>
@@ -15150,6 +15369,7 @@
     <w:p>
       <w:pPr>
         <w:pStyle w:val="BodyText"/>
+        <w:ind w:firstLine="420"/>
       </w:pPr>
       <w:r>
         <w:rPr>
@@ -15253,6 +15473,7 @@
     <w:p>
       <w:pPr>
         <w:pStyle w:val="BodyText"/>
+        <w:ind w:firstLine="420"/>
       </w:pPr>
       <w:r>
         <w:rPr>
@@ -15274,6 +15495,7 @@
     <w:p>
       <w:pPr>
         <w:pStyle w:val="BodyText"/>
+        <w:ind w:firstLine="420"/>
       </w:pPr>
       <w:r>
         <w:rPr>
@@ -15413,6 +15635,7 @@
     <w:p>
       <w:pPr>
         <w:pStyle w:val="BodyText"/>
+        <w:ind w:firstLine="420"/>
       </w:pPr>
       <w:r>
         <w:rPr>
@@ -15434,6 +15657,7 @@
     <w:p>
       <w:pPr>
         <w:pStyle w:val="BodyText"/>
+        <w:ind w:firstLine="420"/>
       </w:pPr>
       <w:r>
         <w:rPr>
@@ -15539,6 +15763,7 @@
     <w:p>
       <w:pPr>
         <w:pStyle w:val="FirstParagraph"/>
+        <w:ind w:firstLine="420"/>
       </w:pPr>
       <w:r>
         <w:rPr>
@@ -15981,6 +16206,7 @@
     <w:p>
       <w:pPr>
         <w:pStyle w:val="FirstParagraph"/>
+        <w:ind w:firstLine="420"/>
       </w:pPr>
       <w:r>
         <w:rPr>
@@ -16268,6 +16494,7 @@
     <w:p>
       <w:pPr>
         <w:pStyle w:val="FirstParagraph"/>
+        <w:ind w:firstLine="420"/>
       </w:pPr>
       <w:r>
         <w:rPr>
@@ -16809,6 +17036,7 @@
     <w:p>
       <w:pPr>
         <w:pStyle w:val="FirstParagraph"/>
+        <w:ind w:firstLine="420"/>
       </w:pPr>
       <w:r>
         <w:rPr>
@@ -16990,6 +17218,7 @@
     <w:p>
       <w:pPr>
         <w:pStyle w:val="BodyText"/>
+        <w:ind w:firstLine="420"/>
       </w:pPr>
       <w:r>
         <w:rPr>
@@ -17133,6 +17362,7 @@
     <w:p>
       <w:pPr>
         <w:pStyle w:val="BodyText"/>
+        <w:ind w:firstLine="420"/>
       </w:pPr>
       <w:r>
         <w:rPr>
@@ -17574,6 +17804,7 @@
     <w:p>
       <w:pPr>
         <w:pStyle w:val="BodyText"/>
+        <w:ind w:firstLine="420"/>
       </w:pPr>
       <w:r>
         <w:rPr>
@@ -17789,6 +18020,7 @@
     <w:p>
       <w:pPr>
         <w:pStyle w:val="BodyText"/>
+        <w:ind w:firstLine="420"/>
       </w:pPr>
       <w:r>
         <w:rPr>
@@ -18150,6 +18382,7 @@
     <w:p>
       <w:pPr>
         <w:pStyle w:val="BodyText"/>
+        <w:ind w:firstLine="420"/>
       </w:pPr>
       <w:r>
         <w:rPr>
@@ -18493,6 +18726,7 @@
     <w:p>
       <w:pPr>
         <w:pStyle w:val="BodyText"/>
+        <w:ind w:firstLine="420"/>
       </w:pPr>
       <w:r>
         <w:rPr>
@@ -18724,6 +18958,7 @@
     <w:p>
       <w:pPr>
         <w:pStyle w:val="FirstParagraph"/>
+        <w:ind w:firstLine="420"/>
       </w:pPr>
       <w:r>
         <w:rPr>
@@ -19223,6 +19458,7 @@
     <w:p>
       <w:pPr>
         <w:pStyle w:val="BodyText"/>
+        <w:ind w:firstLine="420"/>
       </w:pPr>
       <w:r>
         <w:rPr>
@@ -19742,6 +19978,7 @@
     <w:p>
       <w:pPr>
         <w:pStyle w:val="BodyText"/>
+        <w:ind w:firstLine="420"/>
       </w:pPr>
       <w:r>
         <w:rPr>
@@ -20170,6 +20407,7 @@
     <w:p>
       <w:pPr>
         <w:pStyle w:val="BodyText"/>
+        <w:ind w:firstLine="420"/>
       </w:pPr>
       <w:r>
         <w:rPr>
@@ -20357,6 +20595,7 @@
     <w:p>
       <w:pPr>
         <w:pStyle w:val="BodyText"/>
+        <w:ind w:firstLine="420"/>
       </w:pPr>
       <w:r>
         <w:rPr>
@@ -20762,6 +21001,7 @@
     <w:p>
       <w:pPr>
         <w:pStyle w:val="FirstParagraph"/>
+        <w:ind w:firstLine="420"/>
       </w:pPr>
       <w:r>
         <w:rPr>
@@ -21137,6 +21377,7 @@
     <w:p>
       <w:pPr>
         <w:pStyle w:val="BodyText"/>
+        <w:ind w:firstLine="420"/>
       </w:pPr>
       <w:r>
         <w:rPr>
@@ -21792,6 +22033,7 @@
     <w:p>
       <w:pPr>
         <w:pStyle w:val="BodyText"/>
+        <w:ind w:firstLine="420"/>
       </w:pPr>
       <w:r>
         <w:rPr>
@@ -23449,14 +23691,6 @@
       <ns0:color ns0:themeColor="accent1" ns0:themeShade="BF" ns0:val="365F91"/>
     </ns0:rPr>
   </ns0:style>
-  <w:style w:type="paragraph" w:customStyle="1" w:styleId="MistakeBlock">
-    <w:name w:val="Mistake Block"/>
-    <w:basedOn w:val="BodyText"/>
-    <w:qFormat/>
-    <ns0:rPr>
-      <w:rFonts ns0:ascii="Times New Roman" ns0:hAnsi="Times New Roman" ns0:eastAsia="FangSong" ns0:cs="Times New Roman"/>
-    </ns0:rPr>
-  </w:style>
   <w:style w:type="paragraph" w:customStyle="1" w:styleId="SourceCode">
     <w:name w:val="Source Code"/>
     <w:basedOn w:val="Normal"/>
